--- a/Climate effects on seasonal community transitions9-30.docx
+++ b/Climate effects on seasonal community transitions9-30.docx
@@ -114,7 +114,7 @@
         <w:rPr>
           <w:rFonts w:ascii="Times New Roman" w:hAnsi="Times New Roman" w:cs="Times New Roman"/>
         </w:rPr>
-        <w:t>M</w:t>
+        <w:t>While m</w:t>
       </w:r>
       <w:r>
         <w:rPr>
@@ -156,223 +156,229 @@
         <w:rPr>
           <w:rFonts w:ascii="Times New Roman" w:hAnsi="Times New Roman" w:cs="Times New Roman"/>
         </w:rPr>
+        <w:t xml:space="preserve">, we </w:t>
+      </w:r>
+      <w:r>
+        <w:rPr>
+          <w:rFonts w:ascii="Times New Roman" w:hAnsi="Times New Roman" w:cs="Times New Roman"/>
+        </w:rPr>
+        <w:t xml:space="preserve">still </w:t>
+      </w:r>
+      <w:r>
+        <w:rPr>
+          <w:rFonts w:ascii="Times New Roman" w:hAnsi="Times New Roman" w:cs="Times New Roman"/>
+        </w:rPr>
+        <w:t xml:space="preserve">know </w:t>
+      </w:r>
+      <w:r>
+        <w:rPr>
+          <w:rFonts w:ascii="Times New Roman" w:hAnsi="Times New Roman" w:cs="Times New Roman"/>
+        </w:rPr>
+        <w:t>relatively little about how climate variability influences</w:t>
+      </w:r>
+      <w:r>
+        <w:rPr>
+          <w:rFonts w:ascii="Times New Roman" w:hAnsi="Times New Roman" w:cs="Times New Roman"/>
+        </w:rPr>
+        <w:t xml:space="preserve"> </w:t>
+      </w:r>
+      <w:r>
+        <w:rPr>
+          <w:rFonts w:ascii="Times New Roman" w:hAnsi="Times New Roman" w:cs="Times New Roman"/>
+        </w:rPr>
+        <w:t xml:space="preserve">the temporal </w:t>
+      </w:r>
+      <w:r>
+        <w:rPr>
+          <w:rFonts w:ascii="Times New Roman" w:hAnsi="Times New Roman" w:cs="Times New Roman"/>
+        </w:rPr>
+        <w:t xml:space="preserve">structure </w:t>
+      </w:r>
+      <w:r>
+        <w:rPr>
+          <w:rFonts w:ascii="Times New Roman" w:hAnsi="Times New Roman" w:cs="Times New Roman"/>
+        </w:rPr>
+        <w:t xml:space="preserve">of </w:t>
+      </w:r>
+      <w:r>
+        <w:rPr>
+          <w:rFonts w:ascii="Times New Roman" w:hAnsi="Times New Roman" w:cs="Times New Roman"/>
+        </w:rPr>
+        <w:t xml:space="preserve">ecological </w:t>
+      </w:r>
+      <w:r>
+        <w:rPr>
+          <w:rFonts w:ascii="Times New Roman" w:hAnsi="Times New Roman" w:cs="Times New Roman"/>
+        </w:rPr>
+        <w:t xml:space="preserve">communities. </w:t>
+      </w:r>
+      <w:r>
+        <w:rPr>
+          <w:rFonts w:ascii="Times New Roman" w:hAnsi="Times New Roman" w:cs="Times New Roman"/>
+        </w:rPr>
+        <w:t xml:space="preserve">Ecological </w:t>
+      </w:r>
+      <w:r>
+        <w:rPr>
+          <w:rFonts w:ascii="Times New Roman" w:hAnsi="Times New Roman" w:cs="Times New Roman"/>
+        </w:rPr>
+        <w:t xml:space="preserve">communities are </w:t>
+      </w:r>
+      <w:r>
+        <w:rPr>
+          <w:rFonts w:ascii="Times New Roman" w:hAnsi="Times New Roman" w:cs="Times New Roman"/>
+        </w:rPr>
+        <w:t>not static</w:t>
+      </w:r>
+      <w:r>
+        <w:rPr>
+          <w:rFonts w:ascii="Times New Roman" w:hAnsi="Times New Roman" w:cs="Times New Roman"/>
+        </w:rPr>
+        <w:t xml:space="preserve"> but highly dynamic, constantly changing</w:t>
+      </w:r>
+      <w:r>
+        <w:rPr>
+          <w:rFonts w:ascii="Times New Roman" w:hAnsi="Times New Roman" w:cs="Times New Roman"/>
+        </w:rPr>
+        <w:t xml:space="preserve"> as species </w:t>
+      </w:r>
+      <w:r>
+        <w:rPr>
+          <w:rFonts w:ascii="Times New Roman" w:hAnsi="Times New Roman" w:cs="Times New Roman"/>
+        </w:rPr>
+        <w:t xml:space="preserve">emerge, </w:t>
+      </w:r>
+      <w:r>
+        <w:rPr>
+          <w:rFonts w:ascii="Times New Roman" w:hAnsi="Times New Roman" w:cs="Times New Roman"/>
+        </w:rPr>
+        <w:t xml:space="preserve">become active, </w:t>
+      </w:r>
+      <w:r>
+        <w:rPr>
+          <w:rFonts w:ascii="Times New Roman" w:hAnsi="Times New Roman" w:cs="Times New Roman"/>
+        </w:rPr>
+        <w:t>migrate, reproduce, or become dormant</w:t>
+      </w:r>
+      <w:r>
+        <w:rPr>
+          <w:rFonts w:ascii="Times New Roman" w:hAnsi="Times New Roman" w:cs="Times New Roman"/>
+        </w:rPr>
+        <w:t xml:space="preserve"> at different times of the year</w:t>
+      </w:r>
+      <w:r>
+        <w:rPr>
+          <w:rFonts w:ascii="Times New Roman" w:hAnsi="Times New Roman" w:cs="Times New Roman"/>
+        </w:rPr>
+        <w:t xml:space="preserve">. </w:t>
+      </w:r>
+      <w:r>
+        <w:rPr>
+          <w:rFonts w:ascii="Times New Roman" w:hAnsi="Times New Roman" w:cs="Times New Roman"/>
+        </w:rPr>
+        <w:t>The</w:t>
+      </w:r>
+      <w:r>
+        <w:rPr>
+          <w:rFonts w:ascii="Times New Roman" w:hAnsi="Times New Roman" w:cs="Times New Roman"/>
+        </w:rPr>
+        <w:t>se</w:t>
+      </w:r>
+      <w:r>
+        <w:rPr>
+          <w:rFonts w:ascii="Times New Roman" w:hAnsi="Times New Roman" w:cs="Times New Roman"/>
+        </w:rPr>
+        <w:t xml:space="preserve"> </w:t>
+      </w:r>
+      <w:r>
+        <w:rPr>
+          <w:rFonts w:ascii="Times New Roman" w:hAnsi="Times New Roman" w:cs="Times New Roman"/>
+        </w:rPr>
+        <w:t xml:space="preserve">intra-annual changes </w:t>
+      </w:r>
+      <w:r>
+        <w:rPr>
+          <w:rFonts w:ascii="Times New Roman" w:hAnsi="Times New Roman" w:cs="Times New Roman"/>
+        </w:rPr>
+        <w:t xml:space="preserve">in community structure </w:t>
+      </w:r>
+      <w:r>
+        <w:rPr>
+          <w:rFonts w:ascii="Times New Roman" w:hAnsi="Times New Roman" w:cs="Times New Roman"/>
+        </w:rPr>
+        <w:t xml:space="preserve">are </w:t>
+      </w:r>
+      <w:r>
+        <w:rPr>
+          <w:rFonts w:ascii="Times New Roman" w:hAnsi="Times New Roman" w:cs="Times New Roman"/>
+        </w:rPr>
+        <w:t xml:space="preserve">significant </w:t>
+      </w:r>
+      <w:r>
+        <w:rPr>
+          <w:rFonts w:ascii="Times New Roman" w:hAnsi="Times New Roman" w:cs="Times New Roman"/>
+        </w:rPr>
+        <w:t xml:space="preserve">because their sequence and timing define </w:t>
+      </w:r>
+      <w:r>
+        <w:rPr>
+          <w:rFonts w:ascii="Times New Roman" w:hAnsi="Times New Roman" w:cs="Times New Roman"/>
+        </w:rPr>
+        <w:t>species interactions</w:t>
+      </w:r>
+      <w:r>
+        <w:rPr>
+          <w:rFonts w:ascii="Times New Roman" w:hAnsi="Times New Roman" w:cs="Times New Roman"/>
+        </w:rPr>
+        <w:t>,</w:t>
+      </w:r>
+      <w:r>
+        <w:rPr>
+          <w:rFonts w:ascii="Times New Roman" w:hAnsi="Times New Roman" w:cs="Times New Roman"/>
+        </w:rPr>
+        <w:t xml:space="preserve"> energy</w:t>
+      </w:r>
+      <w:r>
+        <w:rPr>
+          <w:rFonts w:ascii="Times New Roman" w:hAnsi="Times New Roman" w:cs="Times New Roman"/>
+        </w:rPr>
+        <w:t xml:space="preserve"> flow</w:t>
+      </w:r>
+      <w:r>
+        <w:rPr>
+          <w:rFonts w:ascii="Times New Roman" w:hAnsi="Times New Roman" w:cs="Times New Roman"/>
+        </w:rPr>
         <w:t xml:space="preserve">, </w:t>
       </w:r>
       <w:r>
         <w:rPr>
           <w:rFonts w:ascii="Times New Roman" w:hAnsi="Times New Roman" w:cs="Times New Roman"/>
         </w:rPr>
-        <w:t xml:space="preserve">but </w:t>
-      </w:r>
-      <w:r>
-        <w:rPr>
-          <w:rFonts w:ascii="Times New Roman" w:hAnsi="Times New Roman" w:cs="Times New Roman"/>
-        </w:rPr>
-        <w:t xml:space="preserve">we know </w:t>
-      </w:r>
-      <w:r>
-        <w:rPr>
-          <w:rFonts w:ascii="Times New Roman" w:hAnsi="Times New Roman" w:cs="Times New Roman"/>
-        </w:rPr>
-        <w:t>relatively little about how climate variability influences</w:t>
+        <w:t>disease transmission, and how ecosystems</w:t>
+      </w:r>
+      <w:r>
+        <w:rPr>
+          <w:rFonts w:ascii="Times New Roman" w:hAnsi="Times New Roman" w:cs="Times New Roman"/>
+        </w:rPr>
+        <w:t xml:space="preserve"> respond to perturbations</w:t>
+      </w:r>
+      <w:r>
+        <w:rPr>
+          <w:rFonts w:ascii="Times New Roman" w:hAnsi="Times New Roman" w:cs="Times New Roman"/>
+        </w:rPr>
+        <w:t xml:space="preserve">. </w:t>
+      </w:r>
+      <w:r>
+        <w:rPr>
+          <w:rFonts w:ascii="Times New Roman" w:hAnsi="Times New Roman" w:cs="Times New Roman"/>
+        </w:rPr>
+        <w:t>Yet,</w:t>
       </w:r>
       <w:r>
         <w:rPr>
           <w:rFonts w:ascii="Times New Roman" w:hAnsi="Times New Roman" w:cs="Times New Roman"/>
         </w:rPr>
         <w:t xml:space="preserve"> </w:t>
-      </w:r>
-      <w:r>
-        <w:rPr>
-          <w:rFonts w:ascii="Times New Roman" w:hAnsi="Times New Roman" w:cs="Times New Roman"/>
-        </w:rPr>
-        <w:t xml:space="preserve">the temporal </w:t>
-      </w:r>
-      <w:r>
-        <w:rPr>
-          <w:rFonts w:ascii="Times New Roman" w:hAnsi="Times New Roman" w:cs="Times New Roman"/>
-        </w:rPr>
-        <w:t xml:space="preserve">structure </w:t>
-      </w:r>
-      <w:r>
-        <w:rPr>
-          <w:rFonts w:ascii="Times New Roman" w:hAnsi="Times New Roman" w:cs="Times New Roman"/>
-        </w:rPr>
-        <w:t xml:space="preserve">of </w:t>
-      </w:r>
-      <w:r>
-        <w:rPr>
-          <w:rFonts w:ascii="Times New Roman" w:hAnsi="Times New Roman" w:cs="Times New Roman"/>
-        </w:rPr>
-        <w:t xml:space="preserve">ecological </w:t>
-      </w:r>
-      <w:r>
-        <w:rPr>
-          <w:rFonts w:ascii="Times New Roman" w:hAnsi="Times New Roman" w:cs="Times New Roman"/>
-        </w:rPr>
-        <w:t xml:space="preserve">communities. </w:t>
-      </w:r>
-      <w:r>
-        <w:rPr>
-          <w:rFonts w:ascii="Times New Roman" w:hAnsi="Times New Roman" w:cs="Times New Roman"/>
-        </w:rPr>
-        <w:t xml:space="preserve">Ecological </w:t>
-      </w:r>
-      <w:r>
-        <w:rPr>
-          <w:rFonts w:ascii="Times New Roman" w:hAnsi="Times New Roman" w:cs="Times New Roman"/>
-        </w:rPr>
-        <w:t xml:space="preserve">communities are </w:t>
-      </w:r>
-      <w:r>
-        <w:rPr>
-          <w:rFonts w:ascii="Times New Roman" w:hAnsi="Times New Roman" w:cs="Times New Roman"/>
-        </w:rPr>
-        <w:t>not static</w:t>
-      </w:r>
-      <w:r>
-        <w:rPr>
-          <w:rFonts w:ascii="Times New Roman" w:hAnsi="Times New Roman" w:cs="Times New Roman"/>
-        </w:rPr>
-        <w:t xml:space="preserve"> but highly dynamic, constantly changing</w:t>
-      </w:r>
-      <w:r>
-        <w:rPr>
-          <w:rFonts w:ascii="Times New Roman" w:hAnsi="Times New Roman" w:cs="Times New Roman"/>
-        </w:rPr>
-        <w:t xml:space="preserve"> as species </w:t>
-      </w:r>
-      <w:r>
-        <w:rPr>
-          <w:rFonts w:ascii="Times New Roman" w:hAnsi="Times New Roman" w:cs="Times New Roman"/>
-        </w:rPr>
-        <w:t xml:space="preserve">emerge, </w:t>
-      </w:r>
-      <w:r>
-        <w:rPr>
-          <w:rFonts w:ascii="Times New Roman" w:hAnsi="Times New Roman" w:cs="Times New Roman"/>
-        </w:rPr>
-        <w:t xml:space="preserve">become active, </w:t>
-      </w:r>
-      <w:r>
-        <w:rPr>
-          <w:rFonts w:ascii="Times New Roman" w:hAnsi="Times New Roman" w:cs="Times New Roman"/>
-        </w:rPr>
-        <w:t>migrate, reproduce, or become dormant</w:t>
-      </w:r>
-      <w:r>
-        <w:rPr>
-          <w:rFonts w:ascii="Times New Roman" w:hAnsi="Times New Roman" w:cs="Times New Roman"/>
-        </w:rPr>
-        <w:t xml:space="preserve"> at different times of the year</w:t>
-      </w:r>
-      <w:r>
-        <w:rPr>
-          <w:rFonts w:ascii="Times New Roman" w:hAnsi="Times New Roman" w:cs="Times New Roman"/>
-        </w:rPr>
-        <w:t xml:space="preserve">. </w:t>
-      </w:r>
-      <w:r>
-        <w:rPr>
-          <w:rFonts w:ascii="Times New Roman" w:hAnsi="Times New Roman" w:cs="Times New Roman"/>
-        </w:rPr>
-        <w:t>The</w:t>
-      </w:r>
-      <w:r>
-        <w:rPr>
-          <w:rFonts w:ascii="Times New Roman" w:hAnsi="Times New Roman" w:cs="Times New Roman"/>
-        </w:rPr>
-        <w:t>se</w:t>
-      </w:r>
-      <w:r>
-        <w:rPr>
-          <w:rFonts w:ascii="Times New Roman" w:hAnsi="Times New Roman" w:cs="Times New Roman"/>
-        </w:rPr>
-        <w:t xml:space="preserve"> </w:t>
-      </w:r>
-      <w:r>
-        <w:rPr>
-          <w:rFonts w:ascii="Times New Roman" w:hAnsi="Times New Roman" w:cs="Times New Roman"/>
-        </w:rPr>
-        <w:t xml:space="preserve">intra-annual changes </w:t>
-      </w:r>
-      <w:r>
-        <w:rPr>
-          <w:rFonts w:ascii="Times New Roman" w:hAnsi="Times New Roman" w:cs="Times New Roman"/>
-        </w:rPr>
-        <w:t xml:space="preserve">in community structure </w:t>
-      </w:r>
-      <w:r>
-        <w:rPr>
-          <w:rFonts w:ascii="Times New Roman" w:hAnsi="Times New Roman" w:cs="Times New Roman"/>
-        </w:rPr>
-        <w:t xml:space="preserve">are </w:t>
-      </w:r>
-      <w:r>
-        <w:rPr>
-          <w:rFonts w:ascii="Times New Roman" w:hAnsi="Times New Roman" w:cs="Times New Roman"/>
-        </w:rPr>
-        <w:t xml:space="preserve">significant </w:t>
-      </w:r>
-      <w:r>
-        <w:rPr>
-          <w:rFonts w:ascii="Times New Roman" w:hAnsi="Times New Roman" w:cs="Times New Roman"/>
-        </w:rPr>
-        <w:t xml:space="preserve">because their sequence and timing define </w:t>
-      </w:r>
-      <w:r>
-        <w:rPr>
-          <w:rFonts w:ascii="Times New Roman" w:hAnsi="Times New Roman" w:cs="Times New Roman"/>
-        </w:rPr>
-        <w:t>species interactions</w:t>
-      </w:r>
-      <w:r>
-        <w:rPr>
-          <w:rFonts w:ascii="Times New Roman" w:hAnsi="Times New Roman" w:cs="Times New Roman"/>
-        </w:rPr>
-        <w:t>,</w:t>
-      </w:r>
-      <w:r>
-        <w:rPr>
-          <w:rFonts w:ascii="Times New Roman" w:hAnsi="Times New Roman" w:cs="Times New Roman"/>
-        </w:rPr>
-        <w:t xml:space="preserve"> energy</w:t>
-      </w:r>
-      <w:r>
-        <w:rPr>
-          <w:rFonts w:ascii="Times New Roman" w:hAnsi="Times New Roman" w:cs="Times New Roman"/>
-        </w:rPr>
-        <w:t xml:space="preserve"> flow</w:t>
-      </w:r>
-      <w:r>
-        <w:rPr>
-          <w:rFonts w:ascii="Times New Roman" w:hAnsi="Times New Roman" w:cs="Times New Roman"/>
-        </w:rPr>
-        <w:t xml:space="preserve">, </w:t>
-      </w:r>
-      <w:r>
-        <w:rPr>
-          <w:rFonts w:ascii="Times New Roman" w:hAnsi="Times New Roman" w:cs="Times New Roman"/>
-        </w:rPr>
-        <w:t>disease transmission, and how ecosystems</w:t>
-      </w:r>
-      <w:r>
-        <w:rPr>
-          <w:rFonts w:ascii="Times New Roman" w:hAnsi="Times New Roman" w:cs="Times New Roman"/>
-        </w:rPr>
-        <w:t xml:space="preserve"> respond to perturbations</w:t>
-      </w:r>
-      <w:r>
-        <w:rPr>
-          <w:rFonts w:ascii="Times New Roman" w:hAnsi="Times New Roman" w:cs="Times New Roman"/>
-        </w:rPr>
-        <w:t xml:space="preserve">. </w:t>
-      </w:r>
-      <w:r>
-        <w:rPr>
-          <w:rFonts w:ascii="Times New Roman" w:hAnsi="Times New Roman" w:cs="Times New Roman"/>
-        </w:rPr>
-        <w:t xml:space="preserve">Despite their importance, </w:t>
       </w:r>
       <w:r>
         <w:rPr>
@@ -435,488 +441,45 @@
         <w:rPr>
           <w:rFonts w:ascii="Times New Roman" w:hAnsi="Times New Roman" w:cs="Times New Roman"/>
         </w:rPr>
-        <w:t>Most p</w:t>
-      </w:r>
-      <w:r>
-        <w:rPr>
-          <w:rFonts w:ascii="Times New Roman" w:hAnsi="Times New Roman" w:cs="Times New Roman"/>
-        </w:rPr>
-        <w:t>revious work on intra-annual (or seasonal) community patterns ha</w:t>
-      </w:r>
-      <w:r>
-        <w:rPr>
-          <w:rFonts w:ascii="Times New Roman" w:hAnsi="Times New Roman" w:cs="Times New Roman"/>
-        </w:rPr>
-        <w:t>s</w:t>
+        <w:t xml:space="preserve">The temporal structure of communities emerges from the phenological responses of individual species, which rarely respond to environmental changes in perfect synchrony. Instead, community members can differ in the rate and even direction at which phenologies shift in response to climate change. These individual differences can scale up to alter the entire temporal organization of communities. For instance, by altering the relative timing and/or spacing between phenologies, extreme climate events could alter the timing, duration, and even </w:t>
+      </w:r>
+      <w:r>
+        <w:rPr>
+          <w:rFonts w:ascii="Times New Roman" w:hAnsi="Times New Roman" w:cs="Times New Roman"/>
+        </w:rPr>
+        <w:t xml:space="preserve">the </w:t>
+      </w:r>
+      <w:r>
+        <w:rPr>
+          <w:rFonts w:ascii="Times New Roman" w:hAnsi="Times New Roman" w:cs="Times New Roman"/>
+        </w:rPr>
+        <w:t xml:space="preserve">diversity of unique community states and their sequence throughout the year. These effects could be correlated across local communities if species experience the same climatic conditions, or they could be modulated by local biotic and abiotic </w:t>
+      </w:r>
+      <w:commentRangeStart w:id="0"/>
+      <w:r>
+        <w:rPr>
+          <w:rFonts w:ascii="Times New Roman" w:hAnsi="Times New Roman" w:cs="Times New Roman"/>
+        </w:rPr>
+        <w:t>conditions</w:t>
+      </w:r>
+      <w:commentRangeEnd w:id="0"/>
+      <w:r>
+        <w:rPr>
+          <w:rStyle w:val="CommentReference"/>
+        </w:rPr>
+        <w:commentReference w:id="0"/>
+      </w:r>
+      <w:r>
+        <w:rPr>
+          <w:rFonts w:ascii="Times New Roman" w:hAnsi="Times New Roman" w:cs="Times New Roman"/>
+        </w:rPr>
+        <w:t>.</w:t>
       </w:r>
       <w:r>
         <w:rPr>
           <w:rFonts w:ascii="Times New Roman" w:hAnsi="Times New Roman" w:cs="Times New Roman"/>
         </w:rPr>
         <w:t xml:space="preserve"> </w:t>
-      </w:r>
-      <w:r>
-        <w:rPr>
-          <w:rFonts w:ascii="Times New Roman" w:hAnsi="Times New Roman" w:cs="Times New Roman"/>
-        </w:rPr>
-        <w:t xml:space="preserve">taken </w:t>
-      </w:r>
-      <w:r>
-        <w:rPr>
-          <w:rFonts w:ascii="Times New Roman" w:hAnsi="Times New Roman" w:cs="Times New Roman"/>
-        </w:rPr>
-        <w:t>a snapshot approach</w:t>
-      </w:r>
-      <w:r>
-        <w:rPr>
-          <w:rFonts w:ascii="Times New Roman" w:hAnsi="Times New Roman" w:cs="Times New Roman"/>
-        </w:rPr>
-        <w:t xml:space="preserve">, which compares </w:t>
-      </w:r>
-      <w:r>
-        <w:rPr>
-          <w:rFonts w:ascii="Times New Roman" w:hAnsi="Times New Roman" w:cs="Times New Roman"/>
-        </w:rPr>
-        <w:t>species richness</w:t>
-      </w:r>
-      <w:r>
-        <w:rPr>
-          <w:rFonts w:ascii="Times New Roman" w:hAnsi="Times New Roman" w:cs="Times New Roman"/>
-        </w:rPr>
-        <w:t>,</w:t>
-      </w:r>
-      <w:r>
-        <w:rPr>
-          <w:rFonts w:ascii="Times New Roman" w:hAnsi="Times New Roman" w:cs="Times New Roman"/>
-        </w:rPr>
-        <w:t xml:space="preserve"> diversity</w:t>
-      </w:r>
-      <w:r>
-        <w:rPr>
-          <w:rFonts w:ascii="Times New Roman" w:hAnsi="Times New Roman" w:cs="Times New Roman"/>
-        </w:rPr>
-        <w:t>, or interaction networks</w:t>
-      </w:r>
-      <w:r>
-        <w:rPr>
-          <w:rFonts w:ascii="Times New Roman" w:hAnsi="Times New Roman" w:cs="Times New Roman"/>
-        </w:rPr>
-        <w:t xml:space="preserve"> </w:t>
-      </w:r>
-      <w:r>
-        <w:rPr>
-          <w:rFonts w:ascii="Times New Roman" w:hAnsi="Times New Roman" w:cs="Times New Roman"/>
-        </w:rPr>
-        <w:t xml:space="preserve">at discrete </w:t>
-      </w:r>
-      <w:r>
-        <w:rPr>
-          <w:rFonts w:ascii="Times New Roman" w:hAnsi="Times New Roman" w:cs="Times New Roman"/>
-        </w:rPr>
-        <w:t>time</w:t>
-      </w:r>
-      <w:r>
-        <w:rPr>
-          <w:rFonts w:ascii="Times New Roman" w:hAnsi="Times New Roman" w:cs="Times New Roman"/>
-        </w:rPr>
-        <w:t xml:space="preserve"> points</w:t>
-      </w:r>
-      <w:r>
-        <w:rPr>
-          <w:rFonts w:ascii="Times New Roman" w:hAnsi="Times New Roman" w:cs="Times New Roman"/>
-        </w:rPr>
-        <w:t xml:space="preserve">. </w:t>
-      </w:r>
-      <w:r>
-        <w:rPr>
-          <w:rFonts w:ascii="Times New Roman" w:hAnsi="Times New Roman" w:cs="Times New Roman"/>
-        </w:rPr>
-        <w:t>T</w:t>
-      </w:r>
-      <w:r>
-        <w:rPr>
-          <w:rFonts w:ascii="Times New Roman" w:hAnsi="Times New Roman" w:cs="Times New Roman"/>
-        </w:rPr>
-        <w:t xml:space="preserve">hese studies </w:t>
-      </w:r>
-      <w:r>
-        <w:rPr>
-          <w:rFonts w:ascii="Times New Roman" w:hAnsi="Times New Roman" w:cs="Times New Roman"/>
-        </w:rPr>
-        <w:t xml:space="preserve">have </w:t>
-      </w:r>
-      <w:r>
-        <w:rPr>
-          <w:rFonts w:ascii="Times New Roman" w:hAnsi="Times New Roman" w:cs="Times New Roman"/>
-        </w:rPr>
-        <w:t xml:space="preserve">highlighted the dynamic nature of natural communities and </w:t>
-      </w:r>
-      <w:r>
-        <w:rPr>
-          <w:rFonts w:ascii="Times New Roman" w:hAnsi="Times New Roman" w:cs="Times New Roman"/>
-        </w:rPr>
-        <w:t xml:space="preserve">revealed </w:t>
-      </w:r>
-      <w:r>
-        <w:rPr>
-          <w:rFonts w:ascii="Times New Roman" w:hAnsi="Times New Roman" w:cs="Times New Roman"/>
-        </w:rPr>
-        <w:t xml:space="preserve">broad seasonal </w:t>
-      </w:r>
-      <w:r>
-        <w:rPr>
-          <w:rFonts w:ascii="Times New Roman" w:hAnsi="Times New Roman" w:cs="Times New Roman"/>
-        </w:rPr>
-        <w:t>patterns</w:t>
-      </w:r>
-      <w:r>
-        <w:rPr>
-          <w:rFonts w:ascii="Times New Roman" w:hAnsi="Times New Roman" w:cs="Times New Roman"/>
-        </w:rPr>
-        <w:t>, such as</w:t>
-      </w:r>
-      <w:r>
-        <w:rPr>
-          <w:rFonts w:ascii="Times New Roman" w:hAnsi="Times New Roman" w:cs="Times New Roman"/>
-        </w:rPr>
-        <w:t xml:space="preserve"> seasonal richness (diversity) relationships</w:t>
-      </w:r>
-      <w:r>
-        <w:rPr>
-          <w:rFonts w:ascii="Times New Roman" w:hAnsi="Times New Roman" w:cs="Times New Roman"/>
-        </w:rPr>
-        <w:t>,</w:t>
-      </w:r>
-      <w:r>
-        <w:rPr>
-          <w:rFonts w:ascii="Times New Roman" w:hAnsi="Times New Roman" w:cs="Times New Roman"/>
-        </w:rPr>
-        <w:t xml:space="preserve"> </w:t>
-      </w:r>
-      <w:r>
-        <w:rPr>
-          <w:rFonts w:ascii="Times New Roman" w:hAnsi="Times New Roman" w:cs="Times New Roman"/>
-        </w:rPr>
-        <w:t xml:space="preserve">and </w:t>
-      </w:r>
-      <w:r>
-        <w:rPr>
-          <w:rFonts w:ascii="Times New Roman" w:hAnsi="Times New Roman" w:cs="Times New Roman"/>
-        </w:rPr>
-        <w:t xml:space="preserve">how they differ </w:t>
-      </w:r>
-      <w:r>
-        <w:rPr>
-          <w:rFonts w:ascii="Times New Roman" w:hAnsi="Times New Roman" w:cs="Times New Roman"/>
-        </w:rPr>
-        <w:t>across regions</w:t>
-      </w:r>
-      <w:r>
-        <w:rPr>
-          <w:rFonts w:ascii="Times New Roman" w:hAnsi="Times New Roman" w:cs="Times New Roman"/>
-        </w:rPr>
-        <w:t xml:space="preserve">. </w:t>
-      </w:r>
-      <w:r>
-        <w:rPr>
-          <w:rFonts w:ascii="Times New Roman" w:hAnsi="Times New Roman" w:cs="Times New Roman"/>
-        </w:rPr>
-        <w:t xml:space="preserve">However, this </w:t>
-      </w:r>
-      <w:r>
-        <w:rPr>
-          <w:rFonts w:ascii="Times New Roman" w:hAnsi="Times New Roman" w:cs="Times New Roman"/>
-        </w:rPr>
-        <w:t xml:space="preserve">framework </w:t>
-      </w:r>
-      <w:r>
-        <w:rPr>
-          <w:rFonts w:ascii="Times New Roman" w:hAnsi="Times New Roman" w:cs="Times New Roman"/>
-        </w:rPr>
-        <w:t xml:space="preserve">often </w:t>
-      </w:r>
-      <w:r>
-        <w:rPr>
-          <w:rFonts w:ascii="Times New Roman" w:hAnsi="Times New Roman" w:cs="Times New Roman"/>
-        </w:rPr>
-        <w:t xml:space="preserve">overlooks the deeper </w:t>
-      </w:r>
-      <w:r>
-        <w:rPr>
-          <w:rFonts w:ascii="Times New Roman" w:hAnsi="Times New Roman" w:cs="Times New Roman"/>
-        </w:rPr>
-        <w:t xml:space="preserve">temporal </w:t>
-      </w:r>
-      <w:r>
-        <w:rPr>
-          <w:rFonts w:ascii="Times New Roman" w:hAnsi="Times New Roman" w:cs="Times New Roman"/>
-        </w:rPr>
-        <w:t>organization of communities</w:t>
-      </w:r>
-      <w:r>
-        <w:rPr>
-          <w:rFonts w:ascii="Times New Roman" w:hAnsi="Times New Roman" w:cs="Times New Roman"/>
-        </w:rPr>
-        <w:t xml:space="preserve">, </w:t>
-      </w:r>
-      <w:r>
-        <w:rPr>
-          <w:rFonts w:ascii="Times New Roman" w:hAnsi="Times New Roman" w:cs="Times New Roman"/>
-        </w:rPr>
-        <w:t xml:space="preserve">like </w:t>
-      </w:r>
-      <w:r>
-        <w:rPr>
-          <w:rFonts w:ascii="Times New Roman" w:hAnsi="Times New Roman" w:cs="Times New Roman"/>
-        </w:rPr>
-        <w:t>how long a community state persists</w:t>
-      </w:r>
-      <w:r>
-        <w:rPr>
-          <w:rFonts w:ascii="Times New Roman" w:hAnsi="Times New Roman" w:cs="Times New Roman"/>
-        </w:rPr>
-        <w:t>,</w:t>
-      </w:r>
-      <w:r>
-        <w:rPr>
-          <w:rFonts w:ascii="Times New Roman" w:hAnsi="Times New Roman" w:cs="Times New Roman"/>
-        </w:rPr>
-        <w:t xml:space="preserve"> </w:t>
-      </w:r>
-      <w:r>
-        <w:rPr>
-          <w:rFonts w:ascii="Times New Roman" w:hAnsi="Times New Roman" w:cs="Times New Roman"/>
-        </w:rPr>
-        <w:t>the sequence and timing of transitions</w:t>
-      </w:r>
-      <w:r>
-        <w:rPr>
-          <w:rFonts w:ascii="Times New Roman" w:hAnsi="Times New Roman" w:cs="Times New Roman"/>
-        </w:rPr>
-        <w:t xml:space="preserve"> between them</w:t>
-      </w:r>
-      <w:r>
-        <w:rPr>
-          <w:rFonts w:ascii="Times New Roman" w:hAnsi="Times New Roman" w:cs="Times New Roman"/>
-        </w:rPr>
-        <w:t>, or how predictable these patterns are</w:t>
-      </w:r>
-      <w:r>
-        <w:rPr>
-          <w:rFonts w:ascii="Times New Roman" w:hAnsi="Times New Roman" w:cs="Times New Roman"/>
-        </w:rPr>
-        <w:t>.</w:t>
-      </w:r>
-      <w:r>
-        <w:rPr>
-          <w:rFonts w:ascii="Times New Roman" w:hAnsi="Times New Roman" w:cs="Times New Roman"/>
-        </w:rPr>
-        <w:t xml:space="preserve"> </w:t>
-      </w:r>
-      <w:r>
-        <w:rPr>
-          <w:rFonts w:ascii="Times New Roman" w:hAnsi="Times New Roman" w:cs="Times New Roman"/>
-        </w:rPr>
-        <w:t>Consequently</w:t>
-      </w:r>
-      <w:r>
-        <w:rPr>
-          <w:rFonts w:ascii="Times New Roman" w:hAnsi="Times New Roman" w:cs="Times New Roman"/>
-        </w:rPr>
-        <w:t xml:space="preserve">, many fundamental </w:t>
-      </w:r>
-      <w:r>
-        <w:rPr>
-          <w:rFonts w:ascii="Times New Roman" w:hAnsi="Times New Roman" w:cs="Times New Roman"/>
-        </w:rPr>
-        <w:t xml:space="preserve">questions </w:t>
-      </w:r>
-      <w:r>
-        <w:rPr>
-          <w:rFonts w:ascii="Times New Roman" w:hAnsi="Times New Roman" w:cs="Times New Roman"/>
-        </w:rPr>
-        <w:t xml:space="preserve">about the temporal organization of communities </w:t>
-      </w:r>
-      <w:r>
-        <w:rPr>
-          <w:rFonts w:ascii="Times New Roman" w:hAnsi="Times New Roman" w:cs="Times New Roman"/>
-        </w:rPr>
-        <w:t>remain unanswered</w:t>
-      </w:r>
-      <w:r>
-        <w:rPr>
-          <w:rFonts w:ascii="Times New Roman" w:hAnsi="Times New Roman" w:cs="Times New Roman"/>
-        </w:rPr>
-        <w:t xml:space="preserve">. </w:t>
-      </w:r>
-      <w:r>
-        <w:rPr>
-          <w:rFonts w:ascii="Times New Roman" w:hAnsi="Times New Roman" w:cs="Times New Roman"/>
-        </w:rPr>
-        <w:t xml:space="preserve">Do communities typically </w:t>
-      </w:r>
-      <w:r>
-        <w:rPr>
-          <w:rFonts w:ascii="Times New Roman" w:hAnsi="Times New Roman" w:cs="Times New Roman"/>
-        </w:rPr>
-        <w:t xml:space="preserve">follow </w:t>
-      </w:r>
-      <w:r>
-        <w:rPr>
-          <w:rFonts w:ascii="Times New Roman" w:hAnsi="Times New Roman" w:cs="Times New Roman"/>
-        </w:rPr>
-        <w:t xml:space="preserve">a linear succession of unique </w:t>
-      </w:r>
-      <w:r>
-        <w:rPr>
-          <w:rFonts w:ascii="Times New Roman" w:hAnsi="Times New Roman" w:cs="Times New Roman"/>
-        </w:rPr>
-        <w:t>community states</w:t>
-      </w:r>
-      <w:r>
-        <w:rPr>
-          <w:rFonts w:ascii="Times New Roman" w:hAnsi="Times New Roman" w:cs="Times New Roman"/>
-        </w:rPr>
-        <w:t xml:space="preserve">, or do they </w:t>
-      </w:r>
-      <w:r>
-        <w:rPr>
-          <w:rFonts w:ascii="Times New Roman" w:hAnsi="Times New Roman" w:cs="Times New Roman"/>
-        </w:rPr>
-        <w:t>cycle between recurring states</w:t>
-      </w:r>
-      <w:r>
-        <w:rPr>
-          <w:rFonts w:ascii="Times New Roman" w:hAnsi="Times New Roman" w:cs="Times New Roman"/>
-        </w:rPr>
-        <w:t xml:space="preserve">? </w:t>
-      </w:r>
-      <w:r>
-        <w:rPr>
-          <w:rFonts w:ascii="Times New Roman" w:hAnsi="Times New Roman" w:cs="Times New Roman"/>
-        </w:rPr>
-        <w:t xml:space="preserve">Are transitions between states clustered in time, evenly spaced, or </w:t>
-      </w:r>
-      <w:r>
-        <w:rPr>
-          <w:rFonts w:ascii="Times New Roman" w:hAnsi="Times New Roman" w:cs="Times New Roman"/>
-        </w:rPr>
-        <w:lastRenderedPageBreak/>
-        <w:t xml:space="preserve">random? </w:t>
-      </w:r>
-      <w:r>
-        <w:rPr>
-          <w:rFonts w:ascii="Times New Roman" w:hAnsi="Times New Roman" w:cs="Times New Roman"/>
-        </w:rPr>
-        <w:t>H</w:t>
-      </w:r>
-      <w:r>
-        <w:rPr>
-          <w:rFonts w:ascii="Times New Roman" w:hAnsi="Times New Roman" w:cs="Times New Roman"/>
-        </w:rPr>
-        <w:t xml:space="preserve">ow stable </w:t>
-      </w:r>
-      <w:r>
-        <w:rPr>
-          <w:rFonts w:ascii="Times New Roman" w:hAnsi="Times New Roman" w:cs="Times New Roman"/>
-        </w:rPr>
-        <w:t xml:space="preserve">are </w:t>
-      </w:r>
-      <w:r>
-        <w:rPr>
-          <w:rFonts w:ascii="Times New Roman" w:hAnsi="Times New Roman" w:cs="Times New Roman"/>
-        </w:rPr>
-        <w:t xml:space="preserve">these </w:t>
-      </w:r>
-      <w:r>
-        <w:rPr>
-          <w:rFonts w:ascii="Times New Roman" w:hAnsi="Times New Roman" w:cs="Times New Roman"/>
-        </w:rPr>
-        <w:t xml:space="preserve">temporal </w:t>
-      </w:r>
-      <w:r>
-        <w:rPr>
-          <w:rFonts w:ascii="Times New Roman" w:hAnsi="Times New Roman" w:cs="Times New Roman"/>
-        </w:rPr>
-        <w:t>patterns</w:t>
-      </w:r>
-      <w:r>
-        <w:rPr>
-          <w:rFonts w:ascii="Times New Roman" w:hAnsi="Times New Roman" w:cs="Times New Roman"/>
-        </w:rPr>
-        <w:t xml:space="preserve"> across time and space</w:t>
-      </w:r>
-      <w:r>
-        <w:rPr>
-          <w:rFonts w:ascii="Times New Roman" w:hAnsi="Times New Roman" w:cs="Times New Roman"/>
-        </w:rPr>
-        <w:t>?</w:t>
-      </w:r>
-      <w:r>
-        <w:rPr>
-          <w:rFonts w:ascii="Times New Roman" w:hAnsi="Times New Roman" w:cs="Times New Roman"/>
-        </w:rPr>
-        <w:t xml:space="preserve"> </w:t>
-      </w:r>
-      <w:r>
-        <w:rPr>
-          <w:rFonts w:ascii="Times New Roman" w:hAnsi="Times New Roman" w:cs="Times New Roman"/>
-        </w:rPr>
-        <w:t xml:space="preserve">And critically, </w:t>
-      </w:r>
-      <w:r>
-        <w:rPr>
-          <w:rFonts w:ascii="Times New Roman" w:hAnsi="Times New Roman" w:cs="Times New Roman"/>
-        </w:rPr>
-        <w:t xml:space="preserve">how </w:t>
-      </w:r>
-      <w:r>
-        <w:rPr>
-          <w:rFonts w:ascii="Times New Roman" w:hAnsi="Times New Roman" w:cs="Times New Roman"/>
-        </w:rPr>
-        <w:t>does climate</w:t>
-      </w:r>
-      <w:r>
-        <w:rPr>
-          <w:rFonts w:ascii="Times New Roman" w:hAnsi="Times New Roman" w:cs="Times New Roman"/>
-        </w:rPr>
-        <w:t xml:space="preserve"> variability</w:t>
-      </w:r>
-      <w:r>
-        <w:rPr>
-          <w:rFonts w:ascii="Times New Roman" w:hAnsi="Times New Roman" w:cs="Times New Roman"/>
-        </w:rPr>
-        <w:t xml:space="preserve">, particularly extreme weather events, </w:t>
-      </w:r>
-      <w:r>
-        <w:rPr>
-          <w:rFonts w:ascii="Times New Roman" w:hAnsi="Times New Roman" w:cs="Times New Roman"/>
-        </w:rPr>
-        <w:t xml:space="preserve">shape these </w:t>
-      </w:r>
-      <w:r>
-        <w:rPr>
-          <w:rFonts w:ascii="Times New Roman" w:hAnsi="Times New Roman" w:cs="Times New Roman"/>
-        </w:rPr>
-        <w:t>temporal patterns</w:t>
-      </w:r>
-      <w:r>
-        <w:rPr>
-          <w:rFonts w:ascii="Times New Roman" w:hAnsi="Times New Roman" w:cs="Times New Roman"/>
-        </w:rPr>
-        <w:t>?</w:t>
-      </w:r>
-      <w:r>
-        <w:rPr>
-          <w:rFonts w:ascii="Times New Roman" w:hAnsi="Times New Roman" w:cs="Times New Roman"/>
-        </w:rPr>
-        <w:t xml:space="preserve"> </w:t>
-      </w:r>
-      <w:r>
-        <w:rPr>
-          <w:rFonts w:ascii="Times New Roman" w:hAnsi="Times New Roman" w:cs="Times New Roman"/>
-        </w:rPr>
-        <w:t xml:space="preserve">Filling these knowledge gaps is particularly pressing in the face of rapid climate change. </w:t>
       </w:r>
     </w:p>
     <w:p>
@@ -931,37 +494,92 @@
         <w:rPr>
           <w:rFonts w:ascii="Times New Roman" w:hAnsi="Times New Roman" w:cs="Times New Roman"/>
         </w:rPr>
-        <w:t xml:space="preserve">The temporal structure of communities emerges from the phenological responses of individual species, which rarely respond to environmental changes in perfect synchrony. </w:t>
-      </w:r>
-      <w:r>
-        <w:rPr>
-          <w:rFonts w:ascii="Times New Roman" w:hAnsi="Times New Roman" w:cs="Times New Roman"/>
-        </w:rPr>
-        <w:t xml:space="preserve">For instance, community members can differ in the </w:t>
-      </w:r>
-      <w:r>
-        <w:rPr>
-          <w:rFonts w:ascii="Times New Roman" w:hAnsi="Times New Roman" w:cs="Times New Roman"/>
-        </w:rPr>
-        <w:t xml:space="preserve">rate </w:t>
-      </w:r>
-      <w:r>
-        <w:rPr>
-          <w:rFonts w:ascii="Times New Roman" w:hAnsi="Times New Roman" w:cs="Times New Roman"/>
-        </w:rPr>
-        <w:t xml:space="preserve">and even direction </w:t>
-      </w:r>
-      <w:r>
-        <w:rPr>
-          <w:rFonts w:ascii="Times New Roman" w:hAnsi="Times New Roman" w:cs="Times New Roman"/>
-        </w:rPr>
-        <w:t xml:space="preserve">at which phenologies shift </w:t>
-      </w:r>
-      <w:r>
-        <w:rPr>
-          <w:rFonts w:ascii="Times New Roman" w:hAnsi="Times New Roman" w:cs="Times New Roman"/>
-        </w:rPr>
-        <w:t>in response to climate change</w:t>
+        <w:lastRenderedPageBreak/>
+        <w:t>Most p</w:t>
+      </w:r>
+      <w:r>
+        <w:rPr>
+          <w:rFonts w:ascii="Times New Roman" w:hAnsi="Times New Roman" w:cs="Times New Roman"/>
+        </w:rPr>
+        <w:t>revious work on intra-annual (or seasonal) community patterns ha</w:t>
+      </w:r>
+      <w:r>
+        <w:rPr>
+          <w:rFonts w:ascii="Times New Roman" w:hAnsi="Times New Roman" w:cs="Times New Roman"/>
+        </w:rPr>
+        <w:t>s</w:t>
+      </w:r>
+      <w:r>
+        <w:rPr>
+          <w:rFonts w:ascii="Times New Roman" w:hAnsi="Times New Roman" w:cs="Times New Roman"/>
+        </w:rPr>
+        <w:t xml:space="preserve"> </w:t>
+      </w:r>
+      <w:r>
+        <w:rPr>
+          <w:rFonts w:ascii="Times New Roman" w:hAnsi="Times New Roman" w:cs="Times New Roman"/>
+        </w:rPr>
+        <w:t xml:space="preserve">taken </w:t>
+      </w:r>
+      <w:r>
+        <w:rPr>
+          <w:rFonts w:ascii="Times New Roman" w:hAnsi="Times New Roman" w:cs="Times New Roman"/>
+        </w:rPr>
+        <w:t>a snapshot approach</w:t>
+      </w:r>
+      <w:r>
+        <w:rPr>
+          <w:rFonts w:ascii="Times New Roman" w:hAnsi="Times New Roman" w:cs="Times New Roman"/>
+        </w:rPr>
+        <w:t xml:space="preserve">, which compares </w:t>
+      </w:r>
+      <w:r>
+        <w:rPr>
+          <w:rFonts w:ascii="Times New Roman" w:hAnsi="Times New Roman" w:cs="Times New Roman"/>
+        </w:rPr>
+        <w:t>species richness</w:t>
+      </w:r>
+      <w:r>
+        <w:rPr>
+          <w:rFonts w:ascii="Times New Roman" w:hAnsi="Times New Roman" w:cs="Times New Roman"/>
+        </w:rPr>
+        <w:t>,</w:t>
+      </w:r>
+      <w:r>
+        <w:rPr>
+          <w:rFonts w:ascii="Times New Roman" w:hAnsi="Times New Roman" w:cs="Times New Roman"/>
+        </w:rPr>
+        <w:t xml:space="preserve"> diversity</w:t>
+      </w:r>
+      <w:r>
+        <w:rPr>
+          <w:rFonts w:ascii="Times New Roman" w:hAnsi="Times New Roman" w:cs="Times New Roman"/>
+        </w:rPr>
+        <w:t>, or interaction networks</w:t>
+      </w:r>
+      <w:r>
+        <w:rPr>
+          <w:rFonts w:ascii="Times New Roman" w:hAnsi="Times New Roman" w:cs="Times New Roman"/>
+        </w:rPr>
+        <w:t xml:space="preserve"> </w:t>
+      </w:r>
+      <w:r>
+        <w:rPr>
+          <w:rFonts w:ascii="Times New Roman" w:hAnsi="Times New Roman" w:cs="Times New Roman"/>
+        </w:rPr>
+        <w:t xml:space="preserve">at discrete </w:t>
+      </w:r>
+      <w:r>
+        <w:rPr>
+          <w:rFonts w:ascii="Times New Roman" w:hAnsi="Times New Roman" w:cs="Times New Roman"/>
+        </w:rPr>
+        <w:t>time</w:t>
+      </w:r>
+      <w:r>
+        <w:rPr>
+          <w:rFonts w:ascii="Times New Roman" w:hAnsi="Times New Roman" w:cs="Times New Roman"/>
+        </w:rPr>
+        <w:t xml:space="preserve"> points</w:t>
       </w:r>
       <w:r>
         <w:rPr>
@@ -973,115 +591,175 @@
         <w:rPr>
           <w:rFonts w:ascii="Times New Roman" w:hAnsi="Times New Roman" w:cs="Times New Roman"/>
         </w:rPr>
-        <w:t xml:space="preserve">These </w:t>
-      </w:r>
-      <w:r>
-        <w:rPr>
-          <w:rFonts w:ascii="Times New Roman" w:hAnsi="Times New Roman" w:cs="Times New Roman"/>
-        </w:rPr>
-        <w:t xml:space="preserve">individual </w:t>
-      </w:r>
-      <w:r>
-        <w:rPr>
-          <w:rFonts w:ascii="Times New Roman" w:hAnsi="Times New Roman" w:cs="Times New Roman"/>
-        </w:rPr>
-        <w:t xml:space="preserve">differences can scale up to alter the entire temporal organization of communities. </w:t>
-      </w:r>
-      <w:r>
-        <w:rPr>
-          <w:rFonts w:ascii="Times New Roman" w:hAnsi="Times New Roman" w:cs="Times New Roman"/>
-        </w:rPr>
-        <w:t xml:space="preserve">For instance, </w:t>
-      </w:r>
-      <w:r>
-        <w:rPr>
-          <w:rFonts w:ascii="Times New Roman" w:hAnsi="Times New Roman" w:cs="Times New Roman"/>
-        </w:rPr>
-        <w:t xml:space="preserve">by altering the relative timing and/or spacing between phenologies, </w:t>
-      </w:r>
-      <w:r>
-        <w:rPr>
-          <w:rFonts w:ascii="Times New Roman" w:hAnsi="Times New Roman" w:cs="Times New Roman"/>
-        </w:rPr>
-        <w:t xml:space="preserve">extreme climate events </w:t>
-      </w:r>
-      <w:r>
-        <w:rPr>
-          <w:rFonts w:ascii="Times New Roman" w:hAnsi="Times New Roman" w:cs="Times New Roman"/>
-        </w:rPr>
-        <w:t xml:space="preserve">could </w:t>
-      </w:r>
-      <w:r>
-        <w:rPr>
-          <w:rFonts w:ascii="Times New Roman" w:hAnsi="Times New Roman" w:cs="Times New Roman"/>
-        </w:rPr>
-        <w:t xml:space="preserve">alter the timing, duration, and even </w:t>
-      </w:r>
-      <w:r>
-        <w:rPr>
-          <w:rFonts w:ascii="Times New Roman" w:hAnsi="Times New Roman" w:cs="Times New Roman"/>
-        </w:rPr>
-        <w:t xml:space="preserve">the </w:t>
-      </w:r>
-      <w:r>
-        <w:rPr>
-          <w:rFonts w:ascii="Times New Roman" w:hAnsi="Times New Roman" w:cs="Times New Roman"/>
-        </w:rPr>
-        <w:t xml:space="preserve">diversity of community states and their sequence. These </w:t>
-      </w:r>
-      <w:r>
-        <w:rPr>
-          <w:rFonts w:ascii="Times New Roman" w:hAnsi="Times New Roman" w:cs="Times New Roman"/>
-        </w:rPr>
-        <w:t xml:space="preserve">effects </w:t>
-      </w:r>
-      <w:r>
-        <w:rPr>
-          <w:rFonts w:ascii="Times New Roman" w:hAnsi="Times New Roman" w:cs="Times New Roman"/>
-        </w:rPr>
-        <w:t xml:space="preserve">could be </w:t>
-      </w:r>
-      <w:r>
-        <w:rPr>
-          <w:rFonts w:ascii="Times New Roman" w:hAnsi="Times New Roman" w:cs="Times New Roman"/>
-        </w:rPr>
-        <w:t>correlated</w:t>
-      </w:r>
-      <w:r>
-        <w:rPr>
-          <w:rFonts w:ascii="Times New Roman" w:hAnsi="Times New Roman" w:cs="Times New Roman"/>
-        </w:rPr>
-        <w:t xml:space="preserve"> across local communities if species experience the same climatic conditions, or </w:t>
-      </w:r>
-      <w:r>
-        <w:rPr>
-          <w:rFonts w:ascii="Times New Roman" w:hAnsi="Times New Roman" w:cs="Times New Roman"/>
-        </w:rPr>
-        <w:t xml:space="preserve">they </w:t>
-      </w:r>
-      <w:r>
-        <w:rPr>
-          <w:rFonts w:ascii="Times New Roman" w:hAnsi="Times New Roman" w:cs="Times New Roman"/>
-        </w:rPr>
-        <w:t xml:space="preserve">could be </w:t>
-      </w:r>
-      <w:r>
-        <w:rPr>
-          <w:rFonts w:ascii="Times New Roman" w:hAnsi="Times New Roman" w:cs="Times New Roman"/>
-        </w:rPr>
-        <w:t xml:space="preserve">modulated by local </w:t>
-      </w:r>
-      <w:r>
-        <w:rPr>
-          <w:rFonts w:ascii="Times New Roman" w:hAnsi="Times New Roman" w:cs="Times New Roman"/>
-        </w:rPr>
-        <w:t xml:space="preserve">biotic and abiotic </w:t>
-      </w:r>
-      <w:r>
-        <w:rPr>
-          <w:rFonts w:ascii="Times New Roman" w:hAnsi="Times New Roman" w:cs="Times New Roman"/>
-        </w:rPr>
-        <w:t>conditions</w:t>
+        <w:t>T</w:t>
+      </w:r>
+      <w:r>
+        <w:rPr>
+          <w:rFonts w:ascii="Times New Roman" w:hAnsi="Times New Roman" w:cs="Times New Roman"/>
+        </w:rPr>
+        <w:t xml:space="preserve">hese studies </w:t>
+      </w:r>
+      <w:r>
+        <w:rPr>
+          <w:rFonts w:ascii="Times New Roman" w:hAnsi="Times New Roman" w:cs="Times New Roman"/>
+        </w:rPr>
+        <w:t xml:space="preserve">have </w:t>
+      </w:r>
+      <w:r>
+        <w:rPr>
+          <w:rFonts w:ascii="Times New Roman" w:hAnsi="Times New Roman" w:cs="Times New Roman"/>
+        </w:rPr>
+        <w:t xml:space="preserve">highlighted the dynamic nature of natural communities and </w:t>
+      </w:r>
+      <w:r>
+        <w:rPr>
+          <w:rFonts w:ascii="Times New Roman" w:hAnsi="Times New Roman" w:cs="Times New Roman"/>
+        </w:rPr>
+        <w:t xml:space="preserve">revealed </w:t>
+      </w:r>
+      <w:r>
+        <w:rPr>
+          <w:rFonts w:ascii="Times New Roman" w:hAnsi="Times New Roman" w:cs="Times New Roman"/>
+        </w:rPr>
+        <w:t xml:space="preserve">broad seasonal </w:t>
+      </w:r>
+      <w:r>
+        <w:rPr>
+          <w:rFonts w:ascii="Times New Roman" w:hAnsi="Times New Roman" w:cs="Times New Roman"/>
+        </w:rPr>
+        <w:t>patterns</w:t>
+      </w:r>
+      <w:r>
+        <w:rPr>
+          <w:rFonts w:ascii="Times New Roman" w:hAnsi="Times New Roman" w:cs="Times New Roman"/>
+        </w:rPr>
+        <w:t>, such as</w:t>
+      </w:r>
+      <w:r>
+        <w:rPr>
+          <w:rFonts w:ascii="Times New Roman" w:hAnsi="Times New Roman" w:cs="Times New Roman"/>
+        </w:rPr>
+        <w:t xml:space="preserve"> seasonal richness (diversity) relationships</w:t>
+      </w:r>
+      <w:r>
+        <w:rPr>
+          <w:rFonts w:ascii="Times New Roman" w:hAnsi="Times New Roman" w:cs="Times New Roman"/>
+        </w:rPr>
+        <w:t>,</w:t>
+      </w:r>
+      <w:r>
+        <w:rPr>
+          <w:rFonts w:ascii="Times New Roman" w:hAnsi="Times New Roman" w:cs="Times New Roman"/>
+        </w:rPr>
+        <w:t xml:space="preserve"> </w:t>
+      </w:r>
+      <w:r>
+        <w:rPr>
+          <w:rFonts w:ascii="Times New Roman" w:hAnsi="Times New Roman" w:cs="Times New Roman"/>
+        </w:rPr>
+        <w:t xml:space="preserve">and </w:t>
+      </w:r>
+      <w:r>
+        <w:rPr>
+          <w:rFonts w:ascii="Times New Roman" w:hAnsi="Times New Roman" w:cs="Times New Roman"/>
+        </w:rPr>
+        <w:t xml:space="preserve">how they differ </w:t>
+      </w:r>
+      <w:r>
+        <w:rPr>
+          <w:rFonts w:ascii="Times New Roman" w:hAnsi="Times New Roman" w:cs="Times New Roman"/>
+        </w:rPr>
+        <w:t>across regions</w:t>
+      </w:r>
+      <w:r>
+        <w:rPr>
+          <w:rFonts w:ascii="Times New Roman" w:hAnsi="Times New Roman" w:cs="Times New Roman"/>
+        </w:rPr>
+        <w:t xml:space="preserve">. </w:t>
+      </w:r>
+      <w:r>
+        <w:rPr>
+          <w:rFonts w:ascii="Times New Roman" w:hAnsi="Times New Roman" w:cs="Times New Roman"/>
+        </w:rPr>
+        <w:t xml:space="preserve">However, this </w:t>
+      </w:r>
+      <w:r>
+        <w:rPr>
+          <w:rFonts w:ascii="Times New Roman" w:hAnsi="Times New Roman" w:cs="Times New Roman"/>
+        </w:rPr>
+        <w:t xml:space="preserve">framework </w:t>
+      </w:r>
+      <w:r>
+        <w:rPr>
+          <w:rFonts w:ascii="Times New Roman" w:hAnsi="Times New Roman" w:cs="Times New Roman"/>
+        </w:rPr>
+        <w:t xml:space="preserve">often </w:t>
+      </w:r>
+      <w:r>
+        <w:rPr>
+          <w:rFonts w:ascii="Times New Roman" w:hAnsi="Times New Roman" w:cs="Times New Roman"/>
+        </w:rPr>
+        <w:t xml:space="preserve">overlooks the deeper </w:t>
+      </w:r>
+      <w:r>
+        <w:rPr>
+          <w:rFonts w:ascii="Times New Roman" w:hAnsi="Times New Roman" w:cs="Times New Roman"/>
+        </w:rPr>
+        <w:t xml:space="preserve">temporal </w:t>
+      </w:r>
+      <w:r>
+        <w:rPr>
+          <w:rFonts w:ascii="Times New Roman" w:hAnsi="Times New Roman" w:cs="Times New Roman"/>
+        </w:rPr>
+        <w:t>organization of communities</w:t>
+      </w:r>
+      <w:r>
+        <w:rPr>
+          <w:rFonts w:ascii="Times New Roman" w:hAnsi="Times New Roman" w:cs="Times New Roman"/>
+        </w:rPr>
+        <w:t xml:space="preserve">, </w:t>
+      </w:r>
+      <w:r>
+        <w:rPr>
+          <w:rFonts w:ascii="Times New Roman" w:hAnsi="Times New Roman" w:cs="Times New Roman"/>
+        </w:rPr>
+        <w:t xml:space="preserve">like </w:t>
+      </w:r>
+      <w:r>
+        <w:rPr>
+          <w:rFonts w:ascii="Times New Roman" w:hAnsi="Times New Roman" w:cs="Times New Roman"/>
+        </w:rPr>
+        <w:t>how long a community state persists</w:t>
+      </w:r>
+      <w:r>
+        <w:rPr>
+          <w:rFonts w:ascii="Times New Roman" w:hAnsi="Times New Roman" w:cs="Times New Roman"/>
+        </w:rPr>
+        <w:t>,</w:t>
+      </w:r>
+      <w:r>
+        <w:rPr>
+          <w:rFonts w:ascii="Times New Roman" w:hAnsi="Times New Roman" w:cs="Times New Roman"/>
+        </w:rPr>
+        <w:t xml:space="preserve"> </w:t>
+      </w:r>
+      <w:r>
+        <w:rPr>
+          <w:rFonts w:ascii="Times New Roman" w:hAnsi="Times New Roman" w:cs="Times New Roman"/>
+        </w:rPr>
+        <w:t>the sequence and timing of transitions</w:t>
+      </w:r>
+      <w:r>
+        <w:rPr>
+          <w:rFonts w:ascii="Times New Roman" w:hAnsi="Times New Roman" w:cs="Times New Roman"/>
+        </w:rPr>
+        <w:t xml:space="preserve"> between them</w:t>
+      </w:r>
+      <w:r>
+        <w:rPr>
+          <w:rFonts w:ascii="Times New Roman" w:hAnsi="Times New Roman" w:cs="Times New Roman"/>
+        </w:rPr>
+        <w:t>, or how predictable these patterns are</w:t>
       </w:r>
       <w:r>
         <w:rPr>
@@ -1094,6 +772,42 @@
           <w:rFonts w:ascii="Times New Roman" w:hAnsi="Times New Roman" w:cs="Times New Roman"/>
         </w:rPr>
         <w:t xml:space="preserve"> </w:t>
+      </w:r>
+      <w:r>
+        <w:rPr>
+          <w:rFonts w:ascii="Times New Roman" w:hAnsi="Times New Roman" w:cs="Times New Roman"/>
+        </w:rPr>
+        <w:t>Consequently</w:t>
+      </w:r>
+      <w:r>
+        <w:rPr>
+          <w:rFonts w:ascii="Times New Roman" w:hAnsi="Times New Roman" w:cs="Times New Roman"/>
+        </w:rPr>
+        <w:t xml:space="preserve">, many fundamental </w:t>
+      </w:r>
+      <w:r>
+        <w:rPr>
+          <w:rFonts w:ascii="Times New Roman" w:hAnsi="Times New Roman" w:cs="Times New Roman"/>
+        </w:rPr>
+        <w:t xml:space="preserve">questions </w:t>
+      </w:r>
+      <w:r>
+        <w:rPr>
+          <w:rFonts w:ascii="Times New Roman" w:hAnsi="Times New Roman" w:cs="Times New Roman"/>
+        </w:rPr>
+        <w:t xml:space="preserve">about the temporal organization of communities </w:t>
+      </w:r>
+      <w:r>
+        <w:rPr>
+          <w:rFonts w:ascii="Times New Roman" w:hAnsi="Times New Roman" w:cs="Times New Roman"/>
+        </w:rPr>
+        <w:t>remain unanswered</w:t>
+      </w:r>
+      <w:r>
+        <w:rPr>
+          <w:rFonts w:ascii="Times New Roman" w:hAnsi="Times New Roman" w:cs="Times New Roman"/>
+        </w:rPr>
+        <w:t xml:space="preserve">. </w:t>
       </w:r>
     </w:p>
     <w:p>
@@ -1120,19 +834,7 @@
         <w:rPr>
           <w:rFonts w:ascii="Times New Roman" w:hAnsi="Times New Roman" w:cs="Times New Roman"/>
         </w:rPr>
-        <w:t xml:space="preserve">these </w:t>
-      </w:r>
-      <w:r>
-        <w:rPr>
-          <w:rFonts w:ascii="Times New Roman" w:hAnsi="Times New Roman" w:cs="Times New Roman"/>
-        </w:rPr>
-        <w:t xml:space="preserve">and related </w:t>
-      </w:r>
-      <w:r>
-        <w:rPr>
-          <w:rFonts w:ascii="Times New Roman" w:hAnsi="Times New Roman" w:cs="Times New Roman"/>
-        </w:rPr>
-        <w:t xml:space="preserve">questions </w:t>
+        <w:t xml:space="preserve">these questions </w:t>
       </w:r>
       <w:r>
         <w:rPr>
@@ -1216,7 +918,13 @@
         <w:rPr>
           <w:rFonts w:ascii="Times New Roman" w:hAnsi="Times New Roman" w:cs="Times New Roman"/>
         </w:rPr>
-        <w:t xml:space="preserve">using a </w:t>
+        <w:t xml:space="preserve">by applying </w:t>
+      </w:r>
+      <w:r>
+        <w:rPr>
+          <w:rFonts w:ascii="Times New Roman" w:hAnsi="Times New Roman" w:cs="Times New Roman"/>
+        </w:rPr>
+        <w:t xml:space="preserve">a </w:t>
       </w:r>
       <w:r>
         <w:rPr>
@@ -1246,7 +954,7 @@
         <w:rPr>
           <w:rFonts w:ascii="Times New Roman" w:hAnsi="Times New Roman" w:cs="Times New Roman"/>
         </w:rPr>
-        <w:t xml:space="preserve">framework applied to </w:t>
+        <w:t xml:space="preserve">framework to </w:t>
       </w:r>
       <w:r>
         <w:rPr>
@@ -1294,43 +1002,37 @@
         <w:rPr>
           <w:rFonts w:ascii="Times New Roman" w:hAnsi="Times New Roman" w:cs="Times New Roman"/>
         </w:rPr>
-        <w:t xml:space="preserve">. </w:t>
-      </w:r>
-      <w:r>
-        <w:rPr>
-          <w:rFonts w:ascii="Times New Roman" w:hAnsi="Times New Roman" w:cs="Times New Roman"/>
-        </w:rPr>
-        <w:t xml:space="preserve">Using </w:t>
-      </w:r>
-      <w:r>
-        <w:rPr>
-          <w:rFonts w:ascii="Times New Roman" w:hAnsi="Times New Roman" w:cs="Times New Roman"/>
-        </w:rPr>
-        <w:t xml:space="preserve">the resulting 192 </w:t>
-      </w:r>
-      <w:r>
-        <w:rPr>
-          <w:rFonts w:ascii="Times New Roman" w:hAnsi="Times New Roman" w:cs="Times New Roman"/>
-        </w:rPr>
-        <w:t xml:space="preserve">transition networks </w:t>
-      </w:r>
-      <w:r>
-        <w:rPr>
-          <w:rFonts w:ascii="Times New Roman" w:hAnsi="Times New Roman" w:cs="Times New Roman"/>
-        </w:rPr>
-        <w:t xml:space="preserve">to characterize intra-annual changes in </w:t>
-      </w:r>
-      <w:r>
-        <w:rPr>
-          <w:rFonts w:ascii="Times New Roman" w:hAnsi="Times New Roman" w:cs="Times New Roman"/>
-        </w:rPr>
-        <w:t xml:space="preserve">community </w:t>
-      </w:r>
-      <w:r>
-        <w:rPr>
-          <w:rFonts w:ascii="Times New Roman" w:hAnsi="Times New Roman" w:cs="Times New Roman"/>
-        </w:rPr>
-        <w:t xml:space="preserve">composition, we ask: </w:t>
+        <w:t xml:space="preserve">. By characterizing </w:t>
+      </w:r>
+      <w:r>
+        <w:rPr>
+          <w:rFonts w:ascii="Times New Roman" w:hAnsi="Times New Roman" w:cs="Times New Roman"/>
+        </w:rPr>
+        <w:t xml:space="preserve">intra-annual changes in </w:t>
+      </w:r>
+      <w:r>
+        <w:rPr>
+          <w:rFonts w:ascii="Times New Roman" w:hAnsi="Times New Roman" w:cs="Times New Roman"/>
+        </w:rPr>
+        <w:t xml:space="preserve">the </w:t>
+      </w:r>
+      <w:r>
+        <w:rPr>
+          <w:rFonts w:ascii="Times New Roman" w:hAnsi="Times New Roman" w:cs="Times New Roman"/>
+        </w:rPr>
+        <w:t>composition</w:t>
+      </w:r>
+      <w:r>
+        <w:rPr>
+          <w:rFonts w:ascii="Times New Roman" w:hAnsi="Times New Roman" w:cs="Times New Roman"/>
+        </w:rPr>
+        <w:t>s of 192 unique annual communities</w:t>
+      </w:r>
+      <w:r>
+        <w:rPr>
+          <w:rFonts w:ascii="Times New Roman" w:hAnsi="Times New Roman" w:cs="Times New Roman"/>
+        </w:rPr>
+        <w:t xml:space="preserve">, we ask: </w:t>
       </w:r>
       <w:r>
         <w:rPr>
@@ -1439,6 +1141,12 @@
           <w:rFonts w:ascii="Times New Roman" w:hAnsi="Times New Roman" w:cs="Times New Roman"/>
         </w:rPr>
         <w:t>extreme events</w:t>
+      </w:r>
+      <w:r>
+        <w:rPr>
+          <w:rFonts w:ascii="Times New Roman" w:hAnsi="Times New Roman" w:cs="Times New Roman"/>
+        </w:rPr>
+        <w:t>,</w:t>
       </w:r>
       <w:r>
         <w:rPr>
@@ -1486,7 +1194,6 @@
           <w:i/>
           <w:iCs/>
         </w:rPr>
-        <w:lastRenderedPageBreak/>
         <w:t>Quantifying temporal community structure</w:t>
       </w:r>
     </w:p>
@@ -1562,14 +1269,23 @@
         <w:rPr>
           <w:rFonts w:ascii="Times New Roman" w:hAnsi="Times New Roman" w:cs="Times New Roman"/>
         </w:rPr>
-        <w:t xml:space="preserve">approach treats each unique combination of species as a node, and links between nodes indicate a change in community structure when species enter or leave a community. Each node and link </w:t>
-      </w:r>
+        <w:t xml:space="preserve">approach treats each unique combination of </w:t>
+      </w:r>
+      <w:r>
+        <w:rPr>
+          <w:rFonts w:ascii="Times New Roman" w:hAnsi="Times New Roman" w:cs="Times New Roman"/>
+        </w:rPr>
+        <w:lastRenderedPageBreak/>
+        <w:t xml:space="preserve">species as a node, and links between nodes indicate a change in community structure when species enter or leave a community. Each node and link </w:t>
+      </w:r>
+      <w:proofErr w:type="gramStart"/>
       <w:r>
         <w:rPr>
           <w:rFonts w:ascii="Times New Roman" w:hAnsi="Times New Roman" w:cs="Times New Roman"/>
         </w:rPr>
         <w:t>has</w:t>
       </w:r>
+      <w:proofErr w:type="gramEnd"/>
       <w:r>
         <w:rPr>
           <w:rFonts w:ascii="Times New Roman" w:hAnsi="Times New Roman" w:cs="Times New Roman"/>
@@ -2313,14 +2029,7 @@
         <w:rPr>
           <w:rFonts w:ascii="Times New Roman" w:hAnsi="Times New Roman" w:cs="Times New Roman"/>
         </w:rPr>
-        <w:t xml:space="preserve">Amphibians exhibit some of the strongest phenological </w:t>
-      </w:r>
-      <w:r>
-        <w:rPr>
-          <w:rFonts w:ascii="Times New Roman" w:hAnsi="Times New Roman" w:cs="Times New Roman"/>
-        </w:rPr>
-        <w:lastRenderedPageBreak/>
-        <w:t xml:space="preserve">responses to climate change </w:t>
+        <w:t xml:space="preserve">Amphibians exhibit some of the strongest phenological responses to climate change </w:t>
       </w:r>
       <w:r>
         <w:rPr>
@@ -2787,7 +2496,14 @@
         <w:rPr>
           <w:rFonts w:ascii="Times New Roman" w:hAnsi="Times New Roman" w:cs="Times New Roman"/>
         </w:rPr>
-        <w:t xml:space="preserve">Here, we </w:t>
+        <w:lastRenderedPageBreak/>
+        <w:t>W</w:t>
+      </w:r>
+      <w:r>
+        <w:rPr>
+          <w:rFonts w:ascii="Times New Roman" w:hAnsi="Times New Roman" w:cs="Times New Roman"/>
+        </w:rPr>
+        <w:t xml:space="preserve">e </w:t>
       </w:r>
       <w:r>
         <w:rPr>
@@ -2847,7 +2563,19 @@
         <w:rPr>
           <w:rFonts w:ascii="Times New Roman" w:hAnsi="Times New Roman" w:cs="Times New Roman"/>
         </w:rPr>
-        <w:t xml:space="preserve">. Details of ponds </w:t>
+        <w:t xml:space="preserve">. Details of </w:t>
+      </w:r>
+      <w:r>
+        <w:rPr>
+          <w:rFonts w:ascii="Times New Roman" w:hAnsi="Times New Roman" w:cs="Times New Roman"/>
+        </w:rPr>
+        <w:t>pond</w:t>
+      </w:r>
+      <w:r>
+        <w:rPr>
+          <w:rFonts w:ascii="Times New Roman" w:hAnsi="Times New Roman" w:cs="Times New Roman"/>
+        </w:rPr>
+        <w:t xml:space="preserve"> </w:t>
       </w:r>
       <w:r>
         <w:rPr>
@@ -2961,55 +2689,19 @@
         <w:rPr>
           <w:rFonts w:ascii="Times New Roman" w:hAnsi="Times New Roman" w:cs="Times New Roman"/>
         </w:rPr>
-        <w:t>We recorded c</w:t>
-      </w:r>
-      <w:r>
-        <w:rPr>
-          <w:rFonts w:ascii="Times New Roman" w:hAnsi="Times New Roman" w:cs="Times New Roman"/>
-        </w:rPr>
-        <w:t xml:space="preserve">alling </w:t>
-      </w:r>
-      <w:r>
-        <w:rPr>
-          <w:rFonts w:ascii="Times New Roman" w:hAnsi="Times New Roman" w:cs="Times New Roman"/>
-        </w:rPr>
-        <w:t xml:space="preserve">each night six times for </w:t>
-      </w:r>
-      <w:r>
-        <w:rPr>
-          <w:rFonts w:ascii="Times New Roman" w:hAnsi="Times New Roman" w:cs="Times New Roman"/>
-        </w:rPr>
-        <w:t xml:space="preserve">a </w:t>
-      </w:r>
-      <w:r>
-        <w:rPr>
-          <w:rFonts w:ascii="Times New Roman" w:hAnsi="Times New Roman" w:cs="Times New Roman"/>
-        </w:rPr>
-        <w:t xml:space="preserve">1-minute period </w:t>
-      </w:r>
-      <w:r>
-        <w:rPr>
-          <w:rFonts w:ascii="Times New Roman" w:hAnsi="Times New Roman" w:cs="Times New Roman"/>
-        </w:rPr>
-        <w:t>during peak calling time (</w:t>
-      </w:r>
-      <w:r>
-        <w:rPr>
-          <w:rFonts w:ascii="Times New Roman" w:hAnsi="Times New Roman" w:cs="Times New Roman"/>
-        </w:rPr>
-        <w:t xml:space="preserve">hourly </w:t>
-      </w:r>
-      <w:r>
-        <w:rPr>
-          <w:rFonts w:ascii="Times New Roman" w:hAnsi="Times New Roman" w:cs="Times New Roman"/>
-        </w:rPr>
-        <w:t xml:space="preserve">from 21:00-3:00) </w:t>
-      </w:r>
-      <w:r>
-        <w:rPr>
-          <w:rFonts w:ascii="Times New Roman" w:hAnsi="Times New Roman" w:cs="Times New Roman"/>
-        </w:rPr>
-        <w:t xml:space="preserve">with </w:t>
+        <w:t xml:space="preserve">We recorded </w:t>
+      </w:r>
+      <w:r>
+        <w:rPr>
+          <w:rFonts w:ascii="Times New Roman" w:hAnsi="Times New Roman" w:cs="Times New Roman"/>
+        </w:rPr>
+        <w:t>calls each night six times for a 1-minute period during peak calling time (hourly from 21:00 to 3:00) using</w:t>
+      </w:r>
+      <w:r>
+        <w:rPr>
+          <w:rFonts w:ascii="Times New Roman" w:hAnsi="Times New Roman" w:cs="Times New Roman"/>
+        </w:rPr>
+        <w:t xml:space="preserve"> </w:t>
       </w:r>
       <w:r>
         <w:rPr>
@@ -3021,7 +2713,25 @@
         <w:rPr>
           <w:rFonts w:ascii="Times New Roman" w:hAnsi="Times New Roman" w:cs="Times New Roman"/>
         </w:rPr>
-        <w:t xml:space="preserve">audio-recorder </w:t>
+        <w:t xml:space="preserve">automated </w:t>
+      </w:r>
+      <w:r>
+        <w:rPr>
+          <w:rFonts w:ascii="Times New Roman" w:hAnsi="Times New Roman" w:cs="Times New Roman"/>
+        </w:rPr>
+        <w:t>audio</w:t>
+      </w:r>
+      <w:r>
+        <w:rPr>
+          <w:rFonts w:ascii="Times New Roman" w:hAnsi="Times New Roman" w:cs="Times New Roman"/>
+        </w:rPr>
+        <w:t xml:space="preserve"> </w:t>
+      </w:r>
+      <w:r>
+        <w:rPr>
+          <w:rFonts w:ascii="Times New Roman" w:hAnsi="Times New Roman" w:cs="Times New Roman"/>
+        </w:rPr>
+        <w:t xml:space="preserve">recorder </w:t>
       </w:r>
       <w:r>
         <w:rPr>
@@ -3438,7 +3148,19 @@
         <w:rPr>
           <w:rFonts w:ascii="Times New Roman" w:hAnsi="Times New Roman" w:cs="Times New Roman"/>
         </w:rPr>
-        <w:t xml:space="preserve">We collected daily weather data from the closest public local weather station situated between both pond clusters (Lufkin, Angelina Co. Airport, Tx, </w:t>
+        <w:t xml:space="preserve">We </w:t>
+      </w:r>
+      <w:r>
+        <w:rPr>
+          <w:rFonts w:ascii="Times New Roman" w:hAnsi="Times New Roman" w:cs="Times New Roman"/>
+        </w:rPr>
+        <w:t xml:space="preserve">obtained </w:t>
+      </w:r>
+      <w:r>
+        <w:rPr>
+          <w:rFonts w:ascii="Times New Roman" w:hAnsi="Times New Roman" w:cs="Times New Roman"/>
+        </w:rPr>
+        <w:t xml:space="preserve">daily weather data from the closest public local weather station situated between both pond clusters (Lufkin, Angelina Co. Airport, Tx, </w:t>
       </w:r>
       <w:r>
         <w:rPr>
@@ -3490,44 +3212,51 @@
         <w:rPr>
           <w:rFonts w:ascii="Times New Roman" w:hAnsi="Times New Roman" w:cs="Times New Roman"/>
         </w:rPr>
-        <w:t xml:space="preserve">) temperature. In addition, </w:t>
+        <w:t xml:space="preserve">) temperature. </w:t>
+      </w:r>
+      <w:commentRangeStart w:id="1"/>
+      <w:r>
+        <w:rPr>
+          <w:rFonts w:ascii="Times New Roman" w:hAnsi="Times New Roman" w:cs="Times New Roman"/>
+        </w:rPr>
+        <w:t xml:space="preserve">In addition, we obtained </w:t>
+      </w:r>
+      <w:r>
+        <w:rPr>
+          <w:rFonts w:ascii="Times New Roman" w:hAnsi="Times New Roman" w:cs="Times New Roman"/>
+        </w:rPr>
+        <w:t xml:space="preserve">daily </w:t>
+      </w:r>
+      <w:r>
+        <w:rPr>
+          <w:rFonts w:ascii="Times New Roman" w:hAnsi="Times New Roman" w:cs="Times New Roman"/>
+        </w:rPr>
+        <w:t>integrated drought severity metrics from the National Integrated Drought Information System (drought.gov)</w:t>
+      </w:r>
+      <w:r>
+        <w:rPr>
+          <w:rFonts w:ascii="Times New Roman" w:hAnsi="Times New Roman" w:cs="Times New Roman"/>
+        </w:rPr>
+        <w:t xml:space="preserve">, which </w:t>
+      </w:r>
+      <w:r>
+        <w:rPr>
+          <w:rFonts w:ascii="Times New Roman" w:hAnsi="Times New Roman" w:cs="Times New Roman"/>
+        </w:rPr>
+        <w:t xml:space="preserve">considers a range of </w:t>
+      </w:r>
+      <w:r>
+        <w:rPr>
+          <w:rFonts w:ascii="Times New Roman" w:hAnsi="Times New Roman" w:cs="Times New Roman"/>
+        </w:rPr>
+        <w:t xml:space="preserve">variables to indicate the amount </w:t>
       </w:r>
       <w:r>
         <w:rPr>
           <w:rFonts w:ascii="Times New Roman" w:hAnsi="Times New Roman" w:cs="Times New Roman"/>
         </w:rPr>
         <w:lastRenderedPageBreak/>
-        <w:t xml:space="preserve">we obtained </w:t>
-      </w:r>
-      <w:r>
-        <w:rPr>
-          <w:rFonts w:ascii="Times New Roman" w:hAnsi="Times New Roman" w:cs="Times New Roman"/>
-        </w:rPr>
-        <w:t xml:space="preserve">daily </w:t>
-      </w:r>
-      <w:r>
-        <w:rPr>
-          <w:rFonts w:ascii="Times New Roman" w:hAnsi="Times New Roman" w:cs="Times New Roman"/>
-        </w:rPr>
-        <w:t>integrated drought severity metrics from the National Integrated Drought Information System (drought.gov)</w:t>
-      </w:r>
-      <w:r>
-        <w:rPr>
-          <w:rFonts w:ascii="Times New Roman" w:hAnsi="Times New Roman" w:cs="Times New Roman"/>
-        </w:rPr>
-        <w:t xml:space="preserve">, which </w:t>
-      </w:r>
-      <w:r>
-        <w:rPr>
-          <w:rFonts w:ascii="Times New Roman" w:hAnsi="Times New Roman" w:cs="Times New Roman"/>
-        </w:rPr>
-        <w:t xml:space="preserve">considers a range of </w:t>
-      </w:r>
-      <w:r>
-        <w:rPr>
-          <w:rFonts w:ascii="Times New Roman" w:hAnsi="Times New Roman" w:cs="Times New Roman"/>
-        </w:rPr>
-        <w:t>variables to indicate the amount of “missing” rain</w:t>
+        <w:t>of “missing” rain</w:t>
       </w:r>
       <w:r>
         <w:rPr>
@@ -3540,6 +3269,13 @@
           <w:rFonts w:ascii="Times New Roman" w:hAnsi="Times New Roman" w:cs="Times New Roman"/>
         </w:rPr>
         <w:t xml:space="preserve">. </w:t>
+      </w:r>
+      <w:commentRangeEnd w:id="1"/>
+      <w:r>
+        <w:rPr>
+          <w:rStyle w:val="CommentReference"/>
+        </w:rPr>
+        <w:commentReference w:id="1"/>
       </w:r>
       <w:r>
         <w:rPr>
@@ -3611,7 +3347,6 @@
     <w:p>
       <w:pPr>
         <w:spacing w:line="480" w:lineRule="auto"/>
-        <w:ind w:firstLine="720"/>
         <w:rPr>
           <w:rFonts w:ascii="Times New Roman" w:hAnsi="Times New Roman" w:cs="Times New Roman"/>
         </w:rPr>
@@ -3620,13 +3355,37 @@
         <w:rPr>
           <w:rFonts w:ascii="Times New Roman" w:hAnsi="Times New Roman" w:cs="Times New Roman"/>
         </w:rPr>
-        <w:t xml:space="preserve">To align with our annual community structure analysis, we </w:t>
-      </w:r>
-      <w:r>
-        <w:rPr>
-          <w:rFonts w:ascii="Times New Roman" w:hAnsi="Times New Roman" w:cs="Times New Roman"/>
-        </w:rPr>
-        <w:t xml:space="preserve">binned the daily weather data into annual cycles </w:t>
+        <w:t xml:space="preserve">The </w:t>
+      </w:r>
+      <w:r>
+        <w:rPr>
+          <w:rFonts w:ascii="Times New Roman" w:hAnsi="Times New Roman" w:cs="Times New Roman"/>
+        </w:rPr>
+        <w:t xml:space="preserve">daily weather </w:t>
+      </w:r>
+      <w:r>
+        <w:rPr>
+          <w:rFonts w:ascii="Times New Roman" w:hAnsi="Times New Roman" w:cs="Times New Roman"/>
+        </w:rPr>
+        <w:t xml:space="preserve">was then binned into </w:t>
+      </w:r>
+      <w:r>
+        <w:rPr>
+          <w:rFonts w:ascii="Times New Roman" w:hAnsi="Times New Roman" w:cs="Times New Roman"/>
+        </w:rPr>
+        <w:t xml:space="preserve">annual </w:t>
+      </w:r>
+      <w:r>
+        <w:rPr>
+          <w:rFonts w:ascii="Times New Roman" w:hAnsi="Times New Roman" w:cs="Times New Roman"/>
+        </w:rPr>
+        <w:t xml:space="preserve">reproductive </w:t>
+      </w:r>
+      <w:r>
+        <w:rPr>
+          <w:rFonts w:ascii="Times New Roman" w:hAnsi="Times New Roman" w:cs="Times New Roman"/>
+        </w:rPr>
+        <w:t xml:space="preserve">cycles </w:t>
       </w:r>
       <w:r>
         <w:rPr>
@@ -3766,7 +3525,13 @@
         <w:rPr>
           <w:rFonts w:ascii="Times New Roman" w:hAnsi="Times New Roman" w:cs="Times New Roman"/>
         </w:rPr>
-        <w:t>based on the number of days between rainfall events)</w:t>
+        <w:t xml:space="preserve">captures variation in </w:t>
+      </w:r>
+      <w:r>
+        <w:rPr>
+          <w:rFonts w:ascii="Times New Roman" w:hAnsi="Times New Roman" w:cs="Times New Roman"/>
+        </w:rPr>
+        <w:t>the number of days between rainfall events)</w:t>
       </w:r>
       <w:r>
         <w:rPr>
@@ -3940,19 +3705,71 @@
         <w:rPr>
           <w:rFonts w:ascii="Times New Roman" w:hAnsi="Times New Roman" w:cs="Times New Roman"/>
         </w:rPr>
-        <w:t xml:space="preserve">based on either temperature or </w:t>
-      </w:r>
-      <w:r>
-        <w:rPr>
-          <w:rFonts w:ascii="Times New Roman" w:hAnsi="Times New Roman" w:cs="Times New Roman"/>
-        </w:rPr>
-        <w:t>average daily precipitation</w:t>
-      </w:r>
-      <w:r>
-        <w:rPr>
-          <w:rFonts w:ascii="Times New Roman" w:hAnsi="Times New Roman" w:cs="Times New Roman"/>
-        </w:rPr>
-        <w:t xml:space="preserve">. </w:t>
+        <w:t xml:space="preserve">based on </w:t>
+      </w:r>
+      <w:r>
+        <w:rPr>
+          <w:rFonts w:ascii="Times New Roman" w:hAnsi="Times New Roman" w:cs="Times New Roman"/>
+        </w:rPr>
+        <w:t xml:space="preserve">whether they </w:t>
+      </w:r>
+      <w:r>
+        <w:rPr>
+          <w:rFonts w:ascii="Times New Roman" w:hAnsi="Times New Roman" w:cs="Times New Roman"/>
+        </w:rPr>
+        <w:t xml:space="preserve">fell outside of </w:t>
+      </w:r>
+      <w:r>
+        <w:rPr>
+          <w:rFonts w:ascii="Times New Roman" w:hAnsi="Times New Roman" w:cs="Times New Roman"/>
+        </w:rPr>
+        <w:t>±</w:t>
+      </w:r>
+      <w:r>
+        <w:rPr>
+          <w:rFonts w:ascii="Times New Roman" w:hAnsi="Times New Roman" w:cs="Times New Roman"/>
+        </w:rPr>
+        <w:t xml:space="preserve">1SD of the mean for a given metric. This </w:t>
+      </w:r>
+      <w:r>
+        <w:rPr>
+          <w:rFonts w:ascii="Times New Roman" w:hAnsi="Times New Roman" w:cs="Times New Roman"/>
+        </w:rPr>
+        <w:t>includes</w:t>
+      </w:r>
+      <w:r>
+        <w:rPr>
+          <w:rFonts w:ascii="Times New Roman" w:hAnsi="Times New Roman" w:cs="Times New Roman"/>
+        </w:rPr>
+        <w:t xml:space="preserve"> extreme hot years (&gt;1SD above average </w:t>
+      </w:r>
+      <w:proofErr w:type="spellStart"/>
+      <w:r>
+        <w:rPr>
+          <w:rFonts w:ascii="Times New Roman" w:hAnsi="Times New Roman" w:cs="Times New Roman"/>
+        </w:rPr>
+        <w:t>meanTmax</w:t>
+      </w:r>
+      <w:proofErr w:type="spellEnd"/>
+      <w:r>
+        <w:rPr>
+          <w:rFonts w:ascii="Times New Roman" w:hAnsi="Times New Roman" w:cs="Times New Roman"/>
+        </w:rPr>
+        <w:t xml:space="preserve"> or Day100), and extreme dry years (&gt;1SD below average </w:t>
+      </w:r>
+      <w:proofErr w:type="spellStart"/>
+      <w:r>
+        <w:rPr>
+          <w:rFonts w:ascii="Times New Roman" w:hAnsi="Times New Roman" w:cs="Times New Roman"/>
+        </w:rPr>
+        <w:t>meanPrec</w:t>
+      </w:r>
+      <w:proofErr w:type="spellEnd"/>
+      <w:r>
+        <w:rPr>
+          <w:rFonts w:ascii="Times New Roman" w:hAnsi="Times New Roman" w:cs="Times New Roman"/>
+        </w:rPr>
+        <w:t xml:space="preserve">).  </w:t>
       </w:r>
     </w:p>
     <w:p>
@@ -3960,60 +3777,997 @@
         <w:spacing w:line="480" w:lineRule="auto"/>
         <w:rPr>
           <w:rFonts w:ascii="Times New Roman" w:hAnsi="Times New Roman" w:cs="Times New Roman"/>
-          <w:i/>
-          <w:iCs/>
+          <w:b/>
+          <w:bCs/>
         </w:rPr>
       </w:pPr>
       <w:r>
         <w:rPr>
           <w:rFonts w:ascii="Times New Roman" w:hAnsi="Times New Roman" w:cs="Times New Roman"/>
-          <w:i/>
-          <w:iCs/>
-        </w:rPr>
-        <w:t>Data analysis</w:t>
+          <w:b/>
+          <w:bCs/>
+        </w:rPr>
+        <w:t>Table 1: Metrics to quantify different aspects of the temporal structure of communities.</w:t>
       </w:r>
     </w:p>
+    <w:tbl>
+      <w:tblPr>
+        <w:tblStyle w:val="TableGrid"/>
+        <w:tblW w:w="0" w:type="auto"/>
+        <w:tblLook w:val="04A0" w:firstRow="1" w:lastRow="0" w:firstColumn="1" w:lastColumn="0" w:noHBand="0" w:noVBand="1"/>
+      </w:tblPr>
+      <w:tblGrid>
+        <w:gridCol w:w="3116"/>
+        <w:gridCol w:w="3117"/>
+        <w:gridCol w:w="3117"/>
+      </w:tblGrid>
+      <w:tr>
+        <w:tc>
+          <w:tcPr>
+            <w:tcW w:w="3116" w:type="dxa"/>
+          </w:tcPr>
+          <w:p>
+            <w:pPr>
+              <w:spacing w:line="480" w:lineRule="auto"/>
+              <w:rPr>
+                <w:rFonts w:ascii="Times New Roman" w:hAnsi="Times New Roman" w:cs="Times New Roman"/>
+                <w:b/>
+                <w:bCs/>
+              </w:rPr>
+            </w:pPr>
+            <w:r>
+              <w:rPr>
+                <w:rFonts w:ascii="Times New Roman" w:hAnsi="Times New Roman" w:cs="Times New Roman"/>
+                <w:b/>
+                <w:bCs/>
+              </w:rPr>
+              <w:t>Metric</w:t>
+            </w:r>
+          </w:p>
+        </w:tc>
+        <w:tc>
+          <w:tcPr>
+            <w:tcW w:w="3117" w:type="dxa"/>
+          </w:tcPr>
+          <w:p>
+            <w:pPr>
+              <w:spacing w:line="480" w:lineRule="auto"/>
+              <w:rPr>
+                <w:rFonts w:ascii="Times New Roman" w:hAnsi="Times New Roman" w:cs="Times New Roman"/>
+                <w:b/>
+                <w:bCs/>
+              </w:rPr>
+            </w:pPr>
+            <w:r>
+              <w:rPr>
+                <w:rFonts w:ascii="Times New Roman" w:hAnsi="Times New Roman" w:cs="Times New Roman"/>
+                <w:b/>
+                <w:bCs/>
+              </w:rPr>
+              <w:t>Community attribute</w:t>
+            </w:r>
+          </w:p>
+        </w:tc>
+        <w:tc>
+          <w:tcPr>
+            <w:tcW w:w="3117" w:type="dxa"/>
+          </w:tcPr>
+          <w:p>
+            <w:pPr>
+              <w:spacing w:line="480" w:lineRule="auto"/>
+              <w:rPr>
+                <w:rFonts w:ascii="Times New Roman" w:hAnsi="Times New Roman" w:cs="Times New Roman"/>
+              </w:rPr>
+            </w:pPr>
+          </w:p>
+        </w:tc>
+      </w:tr>
+      <w:tr>
+        <w:tc>
+          <w:tcPr>
+            <w:tcW w:w="3116" w:type="dxa"/>
+          </w:tcPr>
+          <w:p>
+            <w:pPr>
+              <w:spacing w:line="480" w:lineRule="auto"/>
+              <w:rPr>
+                <w:rFonts w:ascii="Times New Roman" w:hAnsi="Times New Roman" w:cs="Times New Roman"/>
+              </w:rPr>
+            </w:pPr>
+            <w:r>
+              <w:rPr>
+                <w:rFonts w:ascii="Times New Roman" w:hAnsi="Times New Roman" w:cs="Times New Roman"/>
+              </w:rPr>
+              <w:t>No. Species</w:t>
+            </w:r>
+          </w:p>
+        </w:tc>
+        <w:tc>
+          <w:tcPr>
+            <w:tcW w:w="3117" w:type="dxa"/>
+          </w:tcPr>
+          <w:p>
+            <w:pPr>
+              <w:spacing w:line="480" w:lineRule="auto"/>
+              <w:rPr>
+                <w:rFonts w:ascii="Times New Roman" w:hAnsi="Times New Roman" w:cs="Times New Roman"/>
+              </w:rPr>
+            </w:pPr>
+          </w:p>
+        </w:tc>
+        <w:tc>
+          <w:tcPr>
+            <w:tcW w:w="3117" w:type="dxa"/>
+          </w:tcPr>
+          <w:p>
+            <w:pPr>
+              <w:spacing w:line="480" w:lineRule="auto"/>
+              <w:rPr>
+                <w:rFonts w:ascii="Times New Roman" w:hAnsi="Times New Roman" w:cs="Times New Roman"/>
+              </w:rPr>
+            </w:pPr>
+            <w:r>
+              <w:rPr>
+                <w:rFonts w:ascii="Times New Roman" w:hAnsi="Times New Roman" w:cs="Times New Roman"/>
+              </w:rPr>
+              <w:t xml:space="preserve">No. species detected </w:t>
+            </w:r>
+            <w:proofErr w:type="gramStart"/>
+            <w:r>
+              <w:rPr>
+                <w:rFonts w:ascii="Times New Roman" w:hAnsi="Times New Roman" w:cs="Times New Roman"/>
+              </w:rPr>
+              <w:t>in a given year</w:t>
+            </w:r>
+            <w:proofErr w:type="gramEnd"/>
+          </w:p>
+        </w:tc>
+      </w:tr>
+      <w:tr>
+        <w:tc>
+          <w:tcPr>
+            <w:tcW w:w="3116" w:type="dxa"/>
+          </w:tcPr>
+          <w:p>
+            <w:pPr>
+              <w:spacing w:line="480" w:lineRule="auto"/>
+              <w:rPr>
+                <w:rFonts w:ascii="Times New Roman" w:hAnsi="Times New Roman" w:cs="Times New Roman"/>
+              </w:rPr>
+            </w:pPr>
+            <w:r>
+              <w:rPr>
+                <w:rFonts w:ascii="Times New Roman" w:hAnsi="Times New Roman" w:cs="Times New Roman"/>
+              </w:rPr>
+              <w:t>No. Unique nodes</w:t>
+            </w:r>
+          </w:p>
+        </w:tc>
+        <w:tc>
+          <w:tcPr>
+            <w:tcW w:w="3117" w:type="dxa"/>
+          </w:tcPr>
+          <w:p>
+            <w:pPr>
+              <w:spacing w:line="480" w:lineRule="auto"/>
+              <w:rPr>
+                <w:rFonts w:ascii="Times New Roman" w:hAnsi="Times New Roman" w:cs="Times New Roman"/>
+              </w:rPr>
+            </w:pPr>
+          </w:p>
+        </w:tc>
+        <w:tc>
+          <w:tcPr>
+            <w:tcW w:w="3117" w:type="dxa"/>
+          </w:tcPr>
+          <w:p>
+            <w:pPr>
+              <w:spacing w:line="480" w:lineRule="auto"/>
+              <w:rPr>
+                <w:rFonts w:ascii="Times New Roman" w:hAnsi="Times New Roman" w:cs="Times New Roman"/>
+              </w:rPr>
+            </w:pPr>
+            <w:r>
+              <w:rPr>
+                <w:rFonts w:ascii="Times New Roman" w:hAnsi="Times New Roman" w:cs="Times New Roman"/>
+              </w:rPr>
+              <w:t>Network size</w:t>
+            </w:r>
+          </w:p>
+        </w:tc>
+      </w:tr>
+      <w:tr>
+        <w:tc>
+          <w:tcPr>
+            <w:tcW w:w="3116" w:type="dxa"/>
+          </w:tcPr>
+          <w:p>
+            <w:pPr>
+              <w:spacing w:line="480" w:lineRule="auto"/>
+              <w:rPr>
+                <w:rFonts w:ascii="Times New Roman" w:hAnsi="Times New Roman" w:cs="Times New Roman"/>
+              </w:rPr>
+            </w:pPr>
+            <w:r>
+              <w:rPr>
+                <w:rFonts w:ascii="Times New Roman" w:hAnsi="Times New Roman" w:cs="Times New Roman"/>
+              </w:rPr>
+              <w:t>Node duration</w:t>
+            </w:r>
+          </w:p>
+        </w:tc>
+        <w:tc>
+          <w:tcPr>
+            <w:tcW w:w="3117" w:type="dxa"/>
+          </w:tcPr>
+          <w:p>
+            <w:pPr>
+              <w:spacing w:line="480" w:lineRule="auto"/>
+              <w:rPr>
+                <w:rFonts w:ascii="Times New Roman" w:hAnsi="Times New Roman" w:cs="Times New Roman"/>
+              </w:rPr>
+            </w:pPr>
+            <w:r>
+              <w:rPr>
+                <w:rFonts w:ascii="Times New Roman" w:hAnsi="Times New Roman" w:cs="Times New Roman"/>
+              </w:rPr>
+              <w:t>Time</w:t>
+            </w:r>
+            <w:r>
+              <w:rPr>
+                <w:rFonts w:ascii="Times New Roman" w:hAnsi="Times New Roman" w:cs="Times New Roman"/>
+              </w:rPr>
+              <w:t>- duration</w:t>
+            </w:r>
+          </w:p>
+        </w:tc>
+        <w:tc>
+          <w:tcPr>
+            <w:tcW w:w="3117" w:type="dxa"/>
+          </w:tcPr>
+          <w:p>
+            <w:pPr>
+              <w:spacing w:line="480" w:lineRule="auto"/>
+              <w:rPr>
+                <w:rFonts w:ascii="Times New Roman" w:hAnsi="Times New Roman" w:cs="Times New Roman"/>
+              </w:rPr>
+            </w:pPr>
+            <w:r>
+              <w:rPr>
+                <w:rFonts w:ascii="Times New Roman" w:hAnsi="Times New Roman" w:cs="Times New Roman"/>
+              </w:rPr>
+              <w:t>Average duration of nodes</w:t>
+            </w:r>
+          </w:p>
+        </w:tc>
+      </w:tr>
+      <w:tr>
+        <w:tc>
+          <w:tcPr>
+            <w:tcW w:w="3116" w:type="dxa"/>
+          </w:tcPr>
+          <w:p>
+            <w:pPr>
+              <w:spacing w:line="480" w:lineRule="auto"/>
+              <w:rPr>
+                <w:rFonts w:ascii="Times New Roman" w:hAnsi="Times New Roman" w:cs="Times New Roman"/>
+              </w:rPr>
+            </w:pPr>
+            <w:r>
+              <w:rPr>
+                <w:rFonts w:ascii="Times New Roman" w:hAnsi="Times New Roman" w:cs="Times New Roman"/>
+              </w:rPr>
+              <w:t>Skewness of node duration</w:t>
+            </w:r>
+          </w:p>
+        </w:tc>
+        <w:tc>
+          <w:tcPr>
+            <w:tcW w:w="3117" w:type="dxa"/>
+          </w:tcPr>
+          <w:p>
+            <w:pPr>
+              <w:spacing w:line="480" w:lineRule="auto"/>
+              <w:rPr>
+                <w:rFonts w:ascii="Times New Roman" w:hAnsi="Times New Roman" w:cs="Times New Roman"/>
+              </w:rPr>
+            </w:pPr>
+            <w:r>
+              <w:rPr>
+                <w:rFonts w:ascii="Times New Roman" w:hAnsi="Times New Roman" w:cs="Times New Roman"/>
+              </w:rPr>
+              <w:t>Time</w:t>
+            </w:r>
+            <w:r>
+              <w:rPr>
+                <w:rFonts w:ascii="Times New Roman" w:hAnsi="Times New Roman" w:cs="Times New Roman"/>
+              </w:rPr>
+              <w:t xml:space="preserve"> -duration</w:t>
+            </w:r>
+          </w:p>
+        </w:tc>
+        <w:tc>
+          <w:tcPr>
+            <w:tcW w:w="3117" w:type="dxa"/>
+          </w:tcPr>
+          <w:p>
+            <w:pPr>
+              <w:spacing w:line="480" w:lineRule="auto"/>
+              <w:rPr>
+                <w:rFonts w:ascii="Times New Roman" w:hAnsi="Times New Roman" w:cs="Times New Roman"/>
+              </w:rPr>
+            </w:pPr>
+            <w:r>
+              <w:rPr>
+                <w:rFonts w:ascii="Times New Roman" w:hAnsi="Times New Roman" w:cs="Times New Roman"/>
+              </w:rPr>
+              <w:t xml:space="preserve">Distribution of variation in duration of nodes (should be </w:t>
+            </w:r>
+            <w:r>
+              <w:rPr>
+                <w:rFonts w:ascii="Times New Roman" w:hAnsi="Times New Roman" w:cs="Times New Roman"/>
+              </w:rPr>
+              <w:lastRenderedPageBreak/>
+              <w:t>on node averages or across all nodes?)</w:t>
+            </w:r>
+          </w:p>
+        </w:tc>
+      </w:tr>
+      <w:tr>
+        <w:tc>
+          <w:tcPr>
+            <w:tcW w:w="3116" w:type="dxa"/>
+          </w:tcPr>
+          <w:p>
+            <w:pPr>
+              <w:spacing w:line="480" w:lineRule="auto"/>
+              <w:rPr>
+                <w:rFonts w:ascii="Times New Roman" w:hAnsi="Times New Roman" w:cs="Times New Roman"/>
+              </w:rPr>
+            </w:pPr>
+            <w:r>
+              <w:rPr>
+                <w:rFonts w:ascii="Times New Roman" w:hAnsi="Times New Roman" w:cs="Times New Roman"/>
+              </w:rPr>
+              <w:lastRenderedPageBreak/>
+              <w:t>No. Unique edges</w:t>
+            </w:r>
+          </w:p>
+        </w:tc>
+        <w:tc>
+          <w:tcPr>
+            <w:tcW w:w="3117" w:type="dxa"/>
+          </w:tcPr>
+          <w:p>
+            <w:pPr>
+              <w:spacing w:line="480" w:lineRule="auto"/>
+              <w:rPr>
+                <w:rFonts w:ascii="Times New Roman" w:hAnsi="Times New Roman" w:cs="Times New Roman"/>
+              </w:rPr>
+            </w:pPr>
+            <w:r>
+              <w:rPr>
+                <w:rFonts w:ascii="Times New Roman" w:hAnsi="Times New Roman" w:cs="Times New Roman"/>
+              </w:rPr>
+              <w:t>(maybe same as connectance?)</w:t>
+            </w:r>
+          </w:p>
+        </w:tc>
+        <w:tc>
+          <w:tcPr>
+            <w:tcW w:w="3117" w:type="dxa"/>
+          </w:tcPr>
+          <w:p>
+            <w:pPr>
+              <w:spacing w:line="480" w:lineRule="auto"/>
+              <w:rPr>
+                <w:rFonts w:ascii="Times New Roman" w:hAnsi="Times New Roman" w:cs="Times New Roman"/>
+              </w:rPr>
+            </w:pPr>
+          </w:p>
+        </w:tc>
+      </w:tr>
+      <w:tr>
+        <w:tc>
+          <w:tcPr>
+            <w:tcW w:w="3116" w:type="dxa"/>
+          </w:tcPr>
+          <w:p>
+            <w:pPr>
+              <w:spacing w:line="480" w:lineRule="auto"/>
+              <w:rPr>
+                <w:rFonts w:ascii="Times New Roman" w:hAnsi="Times New Roman" w:cs="Times New Roman"/>
+              </w:rPr>
+            </w:pPr>
+            <w:r>
+              <w:rPr>
+                <w:rFonts w:ascii="Times New Roman" w:hAnsi="Times New Roman" w:cs="Times New Roman"/>
+              </w:rPr>
+              <w:t>Edge weight</w:t>
+            </w:r>
+          </w:p>
+        </w:tc>
+        <w:tc>
+          <w:tcPr>
+            <w:tcW w:w="3117" w:type="dxa"/>
+          </w:tcPr>
+          <w:p>
+            <w:pPr>
+              <w:spacing w:line="480" w:lineRule="auto"/>
+              <w:rPr>
+                <w:rFonts w:ascii="Times New Roman" w:hAnsi="Times New Roman" w:cs="Times New Roman"/>
+              </w:rPr>
+            </w:pPr>
+            <w:r>
+              <w:rPr>
+                <w:rFonts w:ascii="Times New Roman" w:hAnsi="Times New Roman" w:cs="Times New Roman"/>
+              </w:rPr>
+              <w:t>Time-sequence</w:t>
+            </w:r>
+          </w:p>
+        </w:tc>
+        <w:tc>
+          <w:tcPr>
+            <w:tcW w:w="3117" w:type="dxa"/>
+          </w:tcPr>
+          <w:p>
+            <w:pPr>
+              <w:spacing w:line="480" w:lineRule="auto"/>
+              <w:rPr>
+                <w:rFonts w:ascii="Times New Roman" w:hAnsi="Times New Roman" w:cs="Times New Roman"/>
+              </w:rPr>
+            </w:pPr>
+            <w:r>
+              <w:rPr>
+                <w:rFonts w:ascii="Times New Roman" w:hAnsi="Times New Roman" w:cs="Times New Roman"/>
+              </w:rPr>
+              <w:t>Mean edge weight</w:t>
+            </w:r>
+            <w:r>
+              <w:rPr>
+                <w:rFonts w:ascii="Times New Roman" w:hAnsi="Times New Roman" w:cs="Times New Roman"/>
+              </w:rPr>
+              <w:t>, Network-complexity, frequency of transition</w:t>
+            </w:r>
+          </w:p>
+        </w:tc>
+      </w:tr>
+      <w:tr>
+        <w:tc>
+          <w:tcPr>
+            <w:tcW w:w="3116" w:type="dxa"/>
+          </w:tcPr>
+          <w:p>
+            <w:pPr>
+              <w:spacing w:line="480" w:lineRule="auto"/>
+              <w:rPr>
+                <w:rFonts w:ascii="Times New Roman" w:hAnsi="Times New Roman" w:cs="Times New Roman"/>
+              </w:rPr>
+            </w:pPr>
+            <w:r>
+              <w:rPr>
+                <w:rFonts w:ascii="Times New Roman" w:hAnsi="Times New Roman" w:cs="Times New Roman"/>
+              </w:rPr>
+              <w:t>Skewness of edge weight</w:t>
+            </w:r>
+          </w:p>
+        </w:tc>
+        <w:tc>
+          <w:tcPr>
+            <w:tcW w:w="3117" w:type="dxa"/>
+          </w:tcPr>
+          <w:p>
+            <w:pPr>
+              <w:spacing w:line="480" w:lineRule="auto"/>
+              <w:rPr>
+                <w:rFonts w:ascii="Times New Roman" w:hAnsi="Times New Roman" w:cs="Times New Roman"/>
+              </w:rPr>
+            </w:pPr>
+            <w:r>
+              <w:rPr>
+                <w:rFonts w:ascii="Times New Roman" w:hAnsi="Times New Roman" w:cs="Times New Roman"/>
+              </w:rPr>
+              <w:t>Time-sequence</w:t>
+            </w:r>
+          </w:p>
+        </w:tc>
+        <w:tc>
+          <w:tcPr>
+            <w:tcW w:w="3117" w:type="dxa"/>
+          </w:tcPr>
+          <w:p>
+            <w:pPr>
+              <w:spacing w:line="480" w:lineRule="auto"/>
+              <w:rPr>
+                <w:rFonts w:ascii="Times New Roman" w:hAnsi="Times New Roman" w:cs="Times New Roman"/>
+              </w:rPr>
+            </w:pPr>
+            <w:r>
+              <w:rPr>
+                <w:rFonts w:ascii="Times New Roman" w:hAnsi="Times New Roman" w:cs="Times New Roman"/>
+              </w:rPr>
+              <w:t>Skewness of edge weights</w:t>
+            </w:r>
+            <w:r>
+              <w:rPr>
+                <w:rFonts w:ascii="Times New Roman" w:hAnsi="Times New Roman" w:cs="Times New Roman"/>
+              </w:rPr>
+              <w:t>, quantifies differences in transitions across nodes, Network-complexity</w:t>
+            </w:r>
+          </w:p>
+        </w:tc>
+      </w:tr>
+      <w:tr>
+        <w:tc>
+          <w:tcPr>
+            <w:tcW w:w="3116" w:type="dxa"/>
+          </w:tcPr>
+          <w:p>
+            <w:pPr>
+              <w:spacing w:line="480" w:lineRule="auto"/>
+              <w:rPr>
+                <w:rFonts w:ascii="Times New Roman" w:hAnsi="Times New Roman" w:cs="Times New Roman"/>
+              </w:rPr>
+            </w:pPr>
+            <w:r>
+              <w:rPr>
+                <w:rFonts w:ascii="Times New Roman" w:hAnsi="Times New Roman" w:cs="Times New Roman"/>
+              </w:rPr>
+              <w:t xml:space="preserve">(weighted) </w:t>
+            </w:r>
+            <w:proofErr w:type="spellStart"/>
+            <w:r>
+              <w:rPr>
+                <w:rFonts w:ascii="Times New Roman" w:hAnsi="Times New Roman" w:cs="Times New Roman"/>
+              </w:rPr>
+              <w:t>Connectance</w:t>
+            </w:r>
+            <w:proofErr w:type="spellEnd"/>
+          </w:p>
+        </w:tc>
+        <w:tc>
+          <w:tcPr>
+            <w:tcW w:w="3117" w:type="dxa"/>
+          </w:tcPr>
+          <w:p>
+            <w:pPr>
+              <w:spacing w:line="480" w:lineRule="auto"/>
+              <w:rPr>
+                <w:rFonts w:ascii="Times New Roman" w:hAnsi="Times New Roman" w:cs="Times New Roman"/>
+              </w:rPr>
+            </w:pPr>
+            <w:r>
+              <w:rPr>
+                <w:rFonts w:ascii="Times New Roman" w:hAnsi="Times New Roman" w:cs="Times New Roman"/>
+              </w:rPr>
+              <w:t>Time-sequence</w:t>
+            </w:r>
+          </w:p>
+        </w:tc>
+        <w:tc>
+          <w:tcPr>
+            <w:tcW w:w="3117" w:type="dxa"/>
+          </w:tcPr>
+          <w:p>
+            <w:pPr>
+              <w:spacing w:line="480" w:lineRule="auto"/>
+              <w:rPr>
+                <w:rFonts w:ascii="Times New Roman" w:hAnsi="Times New Roman" w:cs="Times New Roman"/>
+              </w:rPr>
+            </w:pPr>
+            <w:r>
+              <w:rPr>
+                <w:rFonts w:ascii="Times New Roman" w:hAnsi="Times New Roman" w:cs="Times New Roman"/>
+              </w:rPr>
+              <w:t>Average links per species</w:t>
+            </w:r>
+            <w:r>
+              <w:rPr>
+                <w:rFonts w:ascii="Times New Roman" w:hAnsi="Times New Roman" w:cs="Times New Roman"/>
+              </w:rPr>
+              <w:t>, Network complexity</w:t>
+            </w:r>
+            <w:r>
+              <w:rPr>
+                <w:rFonts w:ascii="Times New Roman" w:hAnsi="Times New Roman" w:cs="Times New Roman"/>
+              </w:rPr>
+              <w:t>, without /with edge weights</w:t>
+            </w:r>
+          </w:p>
+        </w:tc>
+      </w:tr>
+      <w:tr>
+        <w:tc>
+          <w:tcPr>
+            <w:tcW w:w="3116" w:type="dxa"/>
+          </w:tcPr>
+          <w:p>
+            <w:pPr>
+              <w:spacing w:line="480" w:lineRule="auto"/>
+              <w:rPr>
+                <w:rFonts w:ascii="Times New Roman" w:hAnsi="Times New Roman" w:cs="Times New Roman"/>
+              </w:rPr>
+            </w:pPr>
+            <w:r>
+              <w:rPr>
+                <w:rFonts w:ascii="Times New Roman" w:hAnsi="Times New Roman" w:cs="Times New Roman"/>
+              </w:rPr>
+              <w:t xml:space="preserve">(Weighted) </w:t>
+            </w:r>
+            <w:r>
+              <w:rPr>
+                <w:rFonts w:ascii="Times New Roman" w:hAnsi="Times New Roman" w:cs="Times New Roman"/>
+              </w:rPr>
+              <w:t>Betweenness</w:t>
+            </w:r>
+          </w:p>
+        </w:tc>
+        <w:tc>
+          <w:tcPr>
+            <w:tcW w:w="3117" w:type="dxa"/>
+          </w:tcPr>
+          <w:p>
+            <w:pPr>
+              <w:spacing w:line="480" w:lineRule="auto"/>
+              <w:rPr>
+                <w:rFonts w:ascii="Times New Roman" w:hAnsi="Times New Roman" w:cs="Times New Roman"/>
+              </w:rPr>
+            </w:pPr>
+            <w:r>
+              <w:rPr>
+                <w:rFonts w:ascii="Times New Roman" w:hAnsi="Times New Roman" w:cs="Times New Roman"/>
+              </w:rPr>
+              <w:t>Time-sequence</w:t>
+            </w:r>
+          </w:p>
+        </w:tc>
+        <w:tc>
+          <w:tcPr>
+            <w:tcW w:w="3117" w:type="dxa"/>
+          </w:tcPr>
+          <w:p>
+            <w:pPr>
+              <w:spacing w:line="480" w:lineRule="auto"/>
+              <w:rPr>
+                <w:rFonts w:ascii="Times New Roman" w:hAnsi="Times New Roman" w:cs="Times New Roman"/>
+              </w:rPr>
+            </w:pPr>
+          </w:p>
+        </w:tc>
+      </w:tr>
+      <w:tr>
+        <w:tc>
+          <w:tcPr>
+            <w:tcW w:w="3116" w:type="dxa"/>
+          </w:tcPr>
+          <w:p>
+            <w:pPr>
+              <w:spacing w:line="480" w:lineRule="auto"/>
+              <w:rPr>
+                <w:rFonts w:ascii="Times New Roman" w:hAnsi="Times New Roman" w:cs="Times New Roman"/>
+              </w:rPr>
+            </w:pPr>
+            <w:r>
+              <w:rPr>
+                <w:rFonts w:ascii="Times New Roman" w:hAnsi="Times New Roman" w:cs="Times New Roman"/>
+              </w:rPr>
+              <w:t>Modularity</w:t>
+            </w:r>
+          </w:p>
+        </w:tc>
+        <w:tc>
+          <w:tcPr>
+            <w:tcW w:w="3117" w:type="dxa"/>
+          </w:tcPr>
+          <w:p>
+            <w:pPr>
+              <w:spacing w:line="480" w:lineRule="auto"/>
+              <w:rPr>
+                <w:rFonts w:ascii="Times New Roman" w:hAnsi="Times New Roman" w:cs="Times New Roman"/>
+              </w:rPr>
+            </w:pPr>
+            <w:r>
+              <w:rPr>
+                <w:rFonts w:ascii="Times New Roman" w:hAnsi="Times New Roman" w:cs="Times New Roman"/>
+              </w:rPr>
+              <w:t>Time-sequence</w:t>
+            </w:r>
+          </w:p>
+        </w:tc>
+        <w:tc>
+          <w:tcPr>
+            <w:tcW w:w="3117" w:type="dxa"/>
+          </w:tcPr>
+          <w:p>
+            <w:pPr>
+              <w:spacing w:line="480" w:lineRule="auto"/>
+              <w:rPr>
+                <w:rFonts w:ascii="Times New Roman" w:hAnsi="Times New Roman" w:cs="Times New Roman"/>
+              </w:rPr>
+            </w:pPr>
+            <w:proofErr w:type="spellStart"/>
+            <w:r>
+              <w:rPr>
+                <w:rFonts w:ascii="Times New Roman" w:hAnsi="Times New Roman" w:cs="Times New Roman"/>
+              </w:rPr>
+              <w:t>Nestedness</w:t>
+            </w:r>
+            <w:proofErr w:type="spellEnd"/>
+            <w:r>
+              <w:rPr>
+                <w:rFonts w:ascii="Times New Roman" w:hAnsi="Times New Roman" w:cs="Times New Roman"/>
+              </w:rPr>
+              <w:t xml:space="preserve"> of network</w:t>
+            </w:r>
+          </w:p>
+        </w:tc>
+      </w:tr>
+      <w:tr>
+        <w:tc>
+          <w:tcPr>
+            <w:tcW w:w="3116" w:type="dxa"/>
+          </w:tcPr>
+          <w:p>
+            <w:pPr>
+              <w:spacing w:line="480" w:lineRule="auto"/>
+              <w:rPr>
+                <w:rFonts w:ascii="Times New Roman" w:hAnsi="Times New Roman" w:cs="Times New Roman"/>
+              </w:rPr>
+            </w:pPr>
+            <w:r>
+              <w:rPr>
+                <w:rFonts w:ascii="Times New Roman" w:hAnsi="Times New Roman" w:cs="Times New Roman"/>
+              </w:rPr>
+              <w:t>Mean Distance</w:t>
+            </w:r>
+          </w:p>
+        </w:tc>
+        <w:tc>
+          <w:tcPr>
+            <w:tcW w:w="3117" w:type="dxa"/>
+          </w:tcPr>
+          <w:p>
+            <w:pPr>
+              <w:spacing w:line="480" w:lineRule="auto"/>
+              <w:rPr>
+                <w:rFonts w:ascii="Times New Roman" w:hAnsi="Times New Roman" w:cs="Times New Roman"/>
+              </w:rPr>
+            </w:pPr>
+            <w:r>
+              <w:rPr>
+                <w:rFonts w:ascii="Times New Roman" w:hAnsi="Times New Roman" w:cs="Times New Roman"/>
+              </w:rPr>
+              <w:t>Time-sequence</w:t>
+            </w:r>
+          </w:p>
+        </w:tc>
+        <w:tc>
+          <w:tcPr>
+            <w:tcW w:w="3117" w:type="dxa"/>
+          </w:tcPr>
+          <w:p>
+            <w:pPr>
+              <w:spacing w:line="480" w:lineRule="auto"/>
+              <w:rPr>
+                <w:rFonts w:ascii="Times New Roman" w:hAnsi="Times New Roman" w:cs="Times New Roman"/>
+              </w:rPr>
+            </w:pPr>
+            <w:r>
+              <w:rPr>
+                <w:rFonts w:ascii="Times New Roman" w:hAnsi="Times New Roman" w:cs="Times New Roman"/>
+              </w:rPr>
+              <w:t>Distances between nodes</w:t>
+            </w:r>
+          </w:p>
+        </w:tc>
+      </w:tr>
+      <w:tr>
+        <w:tc>
+          <w:tcPr>
+            <w:tcW w:w="3116" w:type="dxa"/>
+          </w:tcPr>
+          <w:p>
+            <w:pPr>
+              <w:spacing w:line="480" w:lineRule="auto"/>
+              <w:rPr>
+                <w:rFonts w:ascii="Times New Roman" w:hAnsi="Times New Roman" w:cs="Times New Roman"/>
+              </w:rPr>
+            </w:pPr>
+            <w:r>
+              <w:rPr>
+                <w:rFonts w:ascii="Times New Roman" w:hAnsi="Times New Roman" w:cs="Times New Roman"/>
+              </w:rPr>
+              <w:t>Burstiness</w:t>
+            </w:r>
+          </w:p>
+        </w:tc>
+        <w:tc>
+          <w:tcPr>
+            <w:tcW w:w="3117" w:type="dxa"/>
+          </w:tcPr>
+          <w:p>
+            <w:pPr>
+              <w:spacing w:line="480" w:lineRule="auto"/>
+              <w:rPr>
+                <w:rFonts w:ascii="Times New Roman" w:hAnsi="Times New Roman" w:cs="Times New Roman"/>
+              </w:rPr>
+            </w:pPr>
+            <w:r>
+              <w:rPr>
+                <w:rFonts w:ascii="Times New Roman" w:hAnsi="Times New Roman" w:cs="Times New Roman"/>
+              </w:rPr>
+              <w:t>Time-duration</w:t>
+            </w:r>
+          </w:p>
+        </w:tc>
+        <w:tc>
+          <w:tcPr>
+            <w:tcW w:w="3117" w:type="dxa"/>
+          </w:tcPr>
+          <w:p>
+            <w:pPr>
+              <w:spacing w:line="480" w:lineRule="auto"/>
+              <w:rPr>
+                <w:rFonts w:ascii="Times New Roman" w:hAnsi="Times New Roman" w:cs="Times New Roman"/>
+              </w:rPr>
+            </w:pPr>
+            <w:r>
+              <w:rPr>
+                <w:rFonts w:ascii="Times New Roman" w:hAnsi="Times New Roman" w:cs="Times New Roman"/>
+              </w:rPr>
+              <w:t>Temporal distribution of changes in community state</w:t>
+            </w:r>
+          </w:p>
+        </w:tc>
+      </w:tr>
+      <w:tr>
+        <w:tc>
+          <w:tcPr>
+            <w:tcW w:w="3116" w:type="dxa"/>
+          </w:tcPr>
+          <w:p>
+            <w:pPr>
+              <w:spacing w:line="480" w:lineRule="auto"/>
+              <w:rPr>
+                <w:rFonts w:ascii="Times New Roman" w:hAnsi="Times New Roman" w:cs="Times New Roman"/>
+              </w:rPr>
+            </w:pPr>
+            <w:r>
+              <w:rPr>
+                <w:rFonts w:ascii="Times New Roman" w:hAnsi="Times New Roman" w:cs="Times New Roman"/>
+              </w:rPr>
+              <w:t>Memory</w:t>
+            </w:r>
+          </w:p>
+        </w:tc>
+        <w:tc>
+          <w:tcPr>
+            <w:tcW w:w="3117" w:type="dxa"/>
+          </w:tcPr>
+          <w:p>
+            <w:pPr>
+              <w:spacing w:line="480" w:lineRule="auto"/>
+              <w:rPr>
+                <w:rFonts w:ascii="Times New Roman" w:hAnsi="Times New Roman" w:cs="Times New Roman"/>
+              </w:rPr>
+            </w:pPr>
+            <w:r>
+              <w:rPr>
+                <w:rFonts w:ascii="Times New Roman" w:hAnsi="Times New Roman" w:cs="Times New Roman"/>
+              </w:rPr>
+              <w:t>Time-duration</w:t>
+            </w:r>
+          </w:p>
+        </w:tc>
+        <w:tc>
+          <w:tcPr>
+            <w:tcW w:w="3117" w:type="dxa"/>
+          </w:tcPr>
+          <w:p>
+            <w:pPr>
+              <w:spacing w:line="480" w:lineRule="auto"/>
+              <w:rPr>
+                <w:rFonts w:ascii="Times New Roman" w:hAnsi="Times New Roman" w:cs="Times New Roman"/>
+              </w:rPr>
+            </w:pPr>
+            <w:r>
+              <w:rPr>
+                <w:rFonts w:ascii="Times New Roman" w:hAnsi="Times New Roman" w:cs="Times New Roman"/>
+              </w:rPr>
+              <w:t>Correlation of duration between community transition events</w:t>
+            </w:r>
+          </w:p>
+        </w:tc>
+      </w:tr>
+      <w:tr>
+        <w:tc>
+          <w:tcPr>
+            <w:tcW w:w="3116" w:type="dxa"/>
+          </w:tcPr>
+          <w:p>
+            <w:pPr>
+              <w:spacing w:line="480" w:lineRule="auto"/>
+              <w:rPr>
+                <w:rFonts w:ascii="Times New Roman" w:hAnsi="Times New Roman" w:cs="Times New Roman"/>
+              </w:rPr>
+            </w:pPr>
+            <w:r>
+              <w:rPr>
+                <w:rFonts w:ascii="Times New Roman" w:hAnsi="Times New Roman" w:cs="Times New Roman"/>
+              </w:rPr>
+              <w:lastRenderedPageBreak/>
+              <w:t>Me</w:t>
+            </w:r>
+            <w:r>
+              <w:rPr>
+                <w:rFonts w:ascii="Times New Roman" w:hAnsi="Times New Roman" w:cs="Times New Roman"/>
+              </w:rPr>
+              <w:t>an</w:t>
+            </w:r>
+            <w:r>
+              <w:rPr>
+                <w:rFonts w:ascii="Times New Roman" w:hAnsi="Times New Roman" w:cs="Times New Roman"/>
+              </w:rPr>
+              <w:t xml:space="preserve"> Onset</w:t>
+            </w:r>
+          </w:p>
+        </w:tc>
+        <w:tc>
+          <w:tcPr>
+            <w:tcW w:w="3117" w:type="dxa"/>
+          </w:tcPr>
+          <w:p>
+            <w:pPr>
+              <w:spacing w:line="480" w:lineRule="auto"/>
+              <w:rPr>
+                <w:rFonts w:ascii="Times New Roman" w:hAnsi="Times New Roman" w:cs="Times New Roman"/>
+              </w:rPr>
+            </w:pPr>
+            <w:r>
+              <w:rPr>
+                <w:rFonts w:ascii="Times New Roman" w:hAnsi="Times New Roman" w:cs="Times New Roman"/>
+              </w:rPr>
+              <w:t>Time-timing</w:t>
+            </w:r>
+          </w:p>
+        </w:tc>
+        <w:tc>
+          <w:tcPr>
+            <w:tcW w:w="3117" w:type="dxa"/>
+          </w:tcPr>
+          <w:p>
+            <w:pPr>
+              <w:spacing w:line="480" w:lineRule="auto"/>
+              <w:rPr>
+                <w:rFonts w:ascii="Times New Roman" w:hAnsi="Times New Roman" w:cs="Times New Roman"/>
+              </w:rPr>
+            </w:pPr>
+            <w:r>
+              <w:rPr>
+                <w:rFonts w:ascii="Times New Roman" w:hAnsi="Times New Roman" w:cs="Times New Roman"/>
+              </w:rPr>
+              <w:t>Me</w:t>
+            </w:r>
+            <w:r>
+              <w:rPr>
+                <w:rFonts w:ascii="Times New Roman" w:hAnsi="Times New Roman" w:cs="Times New Roman"/>
+              </w:rPr>
+              <w:t xml:space="preserve">an </w:t>
+            </w:r>
+            <w:r>
+              <w:rPr>
+                <w:rFonts w:ascii="Times New Roman" w:hAnsi="Times New Roman" w:cs="Times New Roman"/>
+              </w:rPr>
+              <w:t>day of onset of community state</w:t>
+            </w:r>
+          </w:p>
+        </w:tc>
+      </w:tr>
+    </w:tbl>
     <w:p>
       <w:pPr>
         <w:spacing w:line="480" w:lineRule="auto"/>
-        <w:rPr>
-          <w:rFonts w:ascii="Times New Roman" w:hAnsi="Times New Roman" w:cs="Times New Roman"/>
-        </w:rPr>
-      </w:pPr>
-      <w:r>
-        <w:rPr>
-          <w:rFonts w:ascii="Times New Roman" w:hAnsi="Times New Roman" w:cs="Times New Roman"/>
-        </w:rPr>
-        <w:t>We converted species phenologies to transition networks of communities for each pond and cycle, resulting in total of 1</w:t>
-      </w:r>
-      <w:r>
-        <w:rPr>
-          <w:rFonts w:ascii="Times New Roman" w:hAnsi="Times New Roman" w:cs="Times New Roman"/>
-        </w:rPr>
-        <w:t>92</w:t>
-      </w:r>
-      <w:r>
-        <w:rPr>
-          <w:rFonts w:ascii="Times New Roman" w:hAnsi="Times New Roman" w:cs="Times New Roman"/>
-        </w:rPr>
-        <w:t xml:space="preserve"> individual community transition networks (2</w:t>
-      </w:r>
-      <w:r>
-        <w:rPr>
-          <w:rFonts w:ascii="Times New Roman" w:hAnsi="Times New Roman" w:cs="Times New Roman"/>
-        </w:rPr>
-        <w:t>4</w:t>
-      </w:r>
-      <w:r>
-        <w:rPr>
-          <w:rFonts w:ascii="Times New Roman" w:hAnsi="Times New Roman" w:cs="Times New Roman"/>
-        </w:rPr>
-        <w:t xml:space="preserve"> years x 8 sites).  </w:t>
-      </w:r>
-    </w:p>
-    <w:p>
-      <w:pPr>
-        <w:spacing w:line="480" w:lineRule="auto"/>
+        <w:ind w:firstLine="720"/>
         <w:rPr>
           <w:rFonts w:ascii="Times New Roman" w:hAnsi="Times New Roman" w:cs="Times New Roman"/>
         </w:rPr>
@@ -4024,8 +4778,777 @@
         <w:spacing w:line="480" w:lineRule="auto"/>
         <w:rPr>
           <w:rFonts w:ascii="Times New Roman" w:hAnsi="Times New Roman" w:cs="Times New Roman"/>
+          <w:i/>
+          <w:iCs/>
         </w:rPr>
       </w:pPr>
+      <w:r>
+        <w:rPr>
+          <w:rFonts w:ascii="Times New Roman" w:hAnsi="Times New Roman" w:cs="Times New Roman"/>
+          <w:i/>
+          <w:iCs/>
+        </w:rPr>
+        <w:t>Data analysis</w:t>
+      </w:r>
+    </w:p>
+    <w:p>
+      <w:pPr>
+        <w:spacing w:line="480" w:lineRule="auto"/>
+        <w:rPr>
+          <w:rFonts w:ascii="Times New Roman" w:hAnsi="Times New Roman" w:cs="Times New Roman"/>
+        </w:rPr>
+      </w:pPr>
+      <w:r>
+        <w:rPr>
+          <w:rFonts w:ascii="Times New Roman" w:hAnsi="Times New Roman" w:cs="Times New Roman"/>
+        </w:rPr>
+        <w:t>We converted species phenologies to transition networks of communities for each pond and cycle, resulting in total of 1</w:t>
+      </w:r>
+      <w:r>
+        <w:rPr>
+          <w:rFonts w:ascii="Times New Roman" w:hAnsi="Times New Roman" w:cs="Times New Roman"/>
+        </w:rPr>
+        <w:t>92</w:t>
+      </w:r>
+      <w:r>
+        <w:rPr>
+          <w:rFonts w:ascii="Times New Roman" w:hAnsi="Times New Roman" w:cs="Times New Roman"/>
+        </w:rPr>
+        <w:t xml:space="preserve"> individual community transition networks (2</w:t>
+      </w:r>
+      <w:r>
+        <w:rPr>
+          <w:rFonts w:ascii="Times New Roman" w:hAnsi="Times New Roman" w:cs="Times New Roman"/>
+        </w:rPr>
+        <w:t>4</w:t>
+      </w:r>
+      <w:r>
+        <w:rPr>
+          <w:rFonts w:ascii="Times New Roman" w:hAnsi="Times New Roman" w:cs="Times New Roman"/>
+        </w:rPr>
+        <w:t xml:space="preserve"> years x 8 sites). </w:t>
+      </w:r>
+      <w:r>
+        <w:rPr>
+          <w:rFonts w:ascii="Times New Roman" w:hAnsi="Times New Roman" w:cs="Times New Roman"/>
+        </w:rPr>
+        <w:t xml:space="preserve">We focused </w:t>
+      </w:r>
+      <w:r>
+        <w:rPr>
+          <w:rFonts w:ascii="Times New Roman" w:hAnsi="Times New Roman" w:cs="Times New Roman"/>
+        </w:rPr>
+        <w:t xml:space="preserve">on </w:t>
+      </w:r>
+      <w:r>
+        <w:rPr>
+          <w:rFonts w:ascii="Times New Roman" w:hAnsi="Times New Roman" w:cs="Times New Roman"/>
+        </w:rPr>
+        <w:t xml:space="preserve">different aspects of the temporal structure by calculating a range of </w:t>
+      </w:r>
+      <w:r>
+        <w:rPr>
+          <w:rFonts w:ascii="Times New Roman" w:hAnsi="Times New Roman" w:cs="Times New Roman"/>
+        </w:rPr>
+        <w:t xml:space="preserve">key </w:t>
+      </w:r>
+      <w:r>
+        <w:rPr>
+          <w:rFonts w:ascii="Times New Roman" w:hAnsi="Times New Roman" w:cs="Times New Roman"/>
+        </w:rPr>
+        <w:t>network metrics</w:t>
+      </w:r>
+      <w:r>
+        <w:rPr>
+          <w:rFonts w:ascii="Times New Roman" w:hAnsi="Times New Roman" w:cs="Times New Roman"/>
+        </w:rPr>
+        <w:t xml:space="preserve"> (Table 1)</w:t>
+      </w:r>
+      <w:r>
+        <w:rPr>
+          <w:rFonts w:ascii="Times New Roman" w:hAnsi="Times New Roman" w:cs="Times New Roman"/>
+        </w:rPr>
+        <w:t>. First</w:t>
+      </w:r>
+      <w:r>
+        <w:rPr>
+          <w:rFonts w:ascii="Times New Roman" w:hAnsi="Times New Roman" w:cs="Times New Roman"/>
+        </w:rPr>
+        <w:t>, we quantified the durations and frequency</w:t>
+      </w:r>
+      <w:r>
+        <w:rPr>
+          <w:rFonts w:ascii="Times New Roman" w:hAnsi="Times New Roman" w:cs="Times New Roman"/>
+        </w:rPr>
+        <w:t xml:space="preserve"> of occurrence</w:t>
+      </w:r>
+      <w:r>
+        <w:rPr>
+          <w:rFonts w:ascii="Times New Roman" w:hAnsi="Times New Roman" w:cs="Times New Roman"/>
+        </w:rPr>
+        <w:t>s</w:t>
+      </w:r>
+      <w:r>
+        <w:rPr>
+          <w:rFonts w:ascii="Times New Roman" w:hAnsi="Times New Roman" w:cs="Times New Roman"/>
+        </w:rPr>
+        <w:t xml:space="preserve"> of each state</w:t>
+      </w:r>
+      <w:r>
+        <w:rPr>
+          <w:rFonts w:ascii="Times New Roman" w:hAnsi="Times New Roman" w:cs="Times New Roman"/>
+        </w:rPr>
+        <w:t xml:space="preserve">, and how the latter two are correlated. We also calculated the burstiness </w:t>
+      </w:r>
+      <w:r>
+        <w:rPr>
+          <w:rFonts w:ascii="Times New Roman" w:hAnsi="Times New Roman" w:cs="Times New Roman"/>
+        </w:rPr>
+        <w:t xml:space="preserve">and memory </w:t>
+      </w:r>
+      <w:r>
+        <w:rPr>
+          <w:rFonts w:ascii="Times New Roman" w:hAnsi="Times New Roman" w:cs="Times New Roman"/>
+        </w:rPr>
+        <w:t>of state transitions to determine whether transitions occur randomly</w:t>
+      </w:r>
+      <w:r>
+        <w:rPr>
+          <w:rFonts w:ascii="Times New Roman" w:hAnsi="Times New Roman" w:cs="Times New Roman"/>
+        </w:rPr>
+        <w:t xml:space="preserve"> vs. </w:t>
+      </w:r>
+      <w:r>
+        <w:rPr>
+          <w:rFonts w:ascii="Times New Roman" w:hAnsi="Times New Roman" w:cs="Times New Roman"/>
+        </w:rPr>
+        <w:t xml:space="preserve">evenly spaced </w:t>
+      </w:r>
+      <w:r>
+        <w:rPr>
+          <w:rFonts w:ascii="Times New Roman" w:hAnsi="Times New Roman" w:cs="Times New Roman"/>
+        </w:rPr>
+        <w:t xml:space="preserve">vs. </w:t>
+      </w:r>
+      <w:r>
+        <w:rPr>
+          <w:rFonts w:ascii="Times New Roman" w:hAnsi="Times New Roman" w:cs="Times New Roman"/>
+        </w:rPr>
+        <w:t>aggregated in time</w:t>
+      </w:r>
+      <w:r>
+        <w:rPr>
+          <w:rFonts w:ascii="Times New Roman" w:hAnsi="Times New Roman" w:cs="Times New Roman"/>
+        </w:rPr>
+        <w:t>, and how intervals between events are correlated</w:t>
+      </w:r>
+      <w:r>
+        <w:rPr>
+          <w:rFonts w:ascii="Times New Roman" w:hAnsi="Times New Roman" w:cs="Times New Roman"/>
+        </w:rPr>
+        <w:t xml:space="preserve">. </w:t>
+      </w:r>
+      <w:r>
+        <w:rPr>
+          <w:rFonts w:ascii="Times New Roman" w:hAnsi="Times New Roman" w:cs="Times New Roman"/>
+        </w:rPr>
+        <w:t xml:space="preserve">At the community level, </w:t>
+      </w:r>
+      <w:r>
+        <w:rPr>
+          <w:rFonts w:ascii="Times New Roman" w:hAnsi="Times New Roman" w:cs="Times New Roman"/>
+        </w:rPr>
+        <w:t xml:space="preserve">we calculated the median cycle day of state onset (when ½ of the community states have occurred), </w:t>
+      </w:r>
+      <w:commentRangeStart w:id="2"/>
+      <w:r>
+        <w:rPr>
+          <w:rFonts w:ascii="Times New Roman" w:hAnsi="Times New Roman" w:cs="Times New Roman"/>
+        </w:rPr>
+        <w:t xml:space="preserve">and the rate of community change (changes in community state /day). </w:t>
+      </w:r>
+      <w:commentRangeEnd w:id="2"/>
+      <w:r>
+        <w:rPr>
+          <w:rStyle w:val="CommentReference"/>
+        </w:rPr>
+        <w:commentReference w:id="2"/>
+      </w:r>
+      <w:r>
+        <w:rPr>
+          <w:rFonts w:ascii="Times New Roman" w:hAnsi="Times New Roman" w:cs="Times New Roman"/>
+        </w:rPr>
+        <w:t xml:space="preserve">To quantify </w:t>
+      </w:r>
+      <w:r>
+        <w:rPr>
+          <w:rFonts w:ascii="Times New Roman" w:hAnsi="Times New Roman" w:cs="Times New Roman"/>
+        </w:rPr>
+        <w:t xml:space="preserve">the </w:t>
+      </w:r>
+      <w:r>
+        <w:rPr>
+          <w:rFonts w:ascii="Times New Roman" w:hAnsi="Times New Roman" w:cs="Times New Roman"/>
+        </w:rPr>
+        <w:t xml:space="preserve">sequence of transitions patterns </w:t>
+      </w:r>
+      <w:r>
+        <w:rPr>
+          <w:rFonts w:ascii="Times New Roman" w:hAnsi="Times New Roman" w:cs="Times New Roman"/>
+        </w:rPr>
+        <w:t>between community states, we converted the daily transition networks into a Markov transition network, where each link between nodes is directed and weighted by the frequency of its occurrence</w:t>
+      </w:r>
+      <w:r>
+        <w:rPr>
+          <w:rFonts w:ascii="Times New Roman" w:hAnsi="Times New Roman" w:cs="Times New Roman"/>
+        </w:rPr>
+        <w:t xml:space="preserve">. </w:t>
+      </w:r>
+      <w:r>
+        <w:rPr>
+          <w:rFonts w:ascii="Times New Roman" w:hAnsi="Times New Roman" w:cs="Times New Roman"/>
+        </w:rPr>
+        <w:t>For each network</w:t>
+      </w:r>
+      <w:r>
+        <w:rPr>
+          <w:rFonts w:ascii="Times New Roman" w:hAnsi="Times New Roman" w:cs="Times New Roman"/>
+        </w:rPr>
+        <w:t>,</w:t>
+      </w:r>
+      <w:r>
+        <w:rPr>
+          <w:rFonts w:ascii="Times New Roman" w:hAnsi="Times New Roman" w:cs="Times New Roman"/>
+        </w:rPr>
+        <w:t xml:space="preserve"> we calculated node and edge richness,</w:t>
+      </w:r>
+      <w:r>
+        <w:rPr>
+          <w:rFonts w:ascii="Times New Roman" w:hAnsi="Times New Roman" w:cs="Times New Roman"/>
+        </w:rPr>
+        <w:t xml:space="preserve"> skewness</w:t>
+      </w:r>
+      <w:r>
+        <w:rPr>
+          <w:rFonts w:ascii="Times New Roman" w:hAnsi="Times New Roman" w:cs="Times New Roman"/>
+        </w:rPr>
+        <w:t>,</w:t>
+      </w:r>
+      <w:r>
+        <w:rPr>
+          <w:rFonts w:ascii="Times New Roman" w:hAnsi="Times New Roman" w:cs="Times New Roman"/>
+        </w:rPr>
+        <w:t xml:space="preserve"> and </w:t>
+      </w:r>
+      <w:commentRangeStart w:id="3"/>
+      <w:r>
+        <w:rPr>
+          <w:rFonts w:ascii="Times New Roman" w:hAnsi="Times New Roman" w:cs="Times New Roman"/>
+        </w:rPr>
+        <w:t>evenness of edge weights (indicating similarity in transition frequency between states),</w:t>
+      </w:r>
+      <w:r>
+        <w:rPr>
+          <w:rFonts w:ascii="Times New Roman" w:hAnsi="Times New Roman" w:cs="Times New Roman"/>
+        </w:rPr>
+        <w:t xml:space="preserve"> </w:t>
+      </w:r>
+      <w:commentRangeEnd w:id="3"/>
+      <w:r>
+        <w:rPr>
+          <w:rStyle w:val="CommentReference"/>
+        </w:rPr>
+        <w:commentReference w:id="3"/>
+      </w:r>
+      <w:r>
+        <w:rPr>
+          <w:rFonts w:ascii="Times New Roman" w:hAnsi="Times New Roman" w:cs="Times New Roman"/>
+        </w:rPr>
+        <w:t xml:space="preserve">network </w:t>
+      </w:r>
+      <w:proofErr w:type="spellStart"/>
+      <w:r>
+        <w:rPr>
+          <w:rFonts w:ascii="Times New Roman" w:hAnsi="Times New Roman" w:cs="Times New Roman"/>
+        </w:rPr>
+        <w:t>connectance</w:t>
+      </w:r>
+      <w:proofErr w:type="spellEnd"/>
+      <w:r>
+        <w:rPr>
+          <w:rFonts w:ascii="Times New Roman" w:hAnsi="Times New Roman" w:cs="Times New Roman"/>
+        </w:rPr>
+        <w:t xml:space="preserve"> (with and without considering edge weights)</w:t>
+      </w:r>
+      <w:r>
+        <w:rPr>
+          <w:rFonts w:ascii="Times New Roman" w:hAnsi="Times New Roman" w:cs="Times New Roman"/>
+        </w:rPr>
+        <w:t>, modularity, mean distance between nodes, harmonic centrality, and betweenness</w:t>
+      </w:r>
+      <w:r>
+        <w:rPr>
+          <w:rFonts w:ascii="Times New Roman" w:hAnsi="Times New Roman" w:cs="Times New Roman"/>
+        </w:rPr>
+        <w:t xml:space="preserve"> (with and without considering edge weights)</w:t>
+      </w:r>
+      <w:r>
+        <w:rPr>
+          <w:rFonts w:ascii="Times New Roman" w:hAnsi="Times New Roman" w:cs="Times New Roman"/>
+        </w:rPr>
+        <w:t xml:space="preserve">. Together, these metrics provide a detailed picture of how the temporal structure of </w:t>
+      </w:r>
+      <w:proofErr w:type="gramStart"/>
+      <w:r>
+        <w:rPr>
+          <w:rFonts w:ascii="Times New Roman" w:hAnsi="Times New Roman" w:cs="Times New Roman"/>
+        </w:rPr>
+        <w:t>communities</w:t>
+      </w:r>
+      <w:proofErr w:type="gramEnd"/>
+      <w:r>
+        <w:rPr>
+          <w:rFonts w:ascii="Times New Roman" w:hAnsi="Times New Roman" w:cs="Times New Roman"/>
+        </w:rPr>
+        <w:t xml:space="preserve"> changes over a cycle at a given site and year.</w:t>
+      </w:r>
+    </w:p>
+    <w:p>
+      <w:pPr>
+        <w:spacing w:line="480" w:lineRule="auto"/>
+        <w:rPr>
+          <w:rFonts w:ascii="Times New Roman" w:hAnsi="Times New Roman" w:cs="Times New Roman"/>
+        </w:rPr>
+      </w:pPr>
+      <w:r>
+        <w:rPr>
+          <w:rFonts w:ascii="Times New Roman" w:hAnsi="Times New Roman" w:cs="Times New Roman"/>
+        </w:rPr>
+        <w:t xml:space="preserve">To test how variation in </w:t>
+      </w:r>
+      <w:r>
+        <w:rPr>
+          <w:rFonts w:ascii="Times New Roman" w:hAnsi="Times New Roman" w:cs="Times New Roman"/>
+        </w:rPr>
+        <w:t>climate</w:t>
+      </w:r>
+      <w:r>
+        <w:rPr>
+          <w:rFonts w:ascii="Times New Roman" w:hAnsi="Times New Roman" w:cs="Times New Roman"/>
+        </w:rPr>
+        <w:t xml:space="preserve"> affected the community transition patterns, we first standardized all climate metrics using</w:t>
+      </w:r>
+      <w:r>
+        <w:rPr>
+          <w:rFonts w:ascii="Times New Roman" w:hAnsi="Times New Roman" w:cs="Times New Roman"/>
+        </w:rPr>
+        <w:t xml:space="preserve"> a</w:t>
+      </w:r>
+      <w:r>
+        <w:rPr>
+          <w:rFonts w:ascii="Times New Roman" w:hAnsi="Times New Roman" w:cs="Times New Roman"/>
+        </w:rPr>
+        <w:t xml:space="preserve"> z-score transformation</w:t>
+      </w:r>
+      <w:r>
+        <w:rPr>
+          <w:rFonts w:ascii="Times New Roman" w:hAnsi="Times New Roman" w:cs="Times New Roman"/>
+        </w:rPr>
+        <w:t xml:space="preserve"> (each variable has a </w:t>
+      </w:r>
+      <w:r>
+        <w:rPr>
+          <w:rFonts w:ascii="Times New Roman" w:hAnsi="Times New Roman" w:cs="Times New Roman"/>
+        </w:rPr>
+        <w:t xml:space="preserve">mean of 0 and </w:t>
+      </w:r>
+      <w:r>
+        <w:rPr>
+          <w:rFonts w:ascii="Times New Roman" w:hAnsi="Times New Roman" w:cs="Times New Roman"/>
+        </w:rPr>
+        <w:t xml:space="preserve">a </w:t>
+      </w:r>
+      <w:r>
+        <w:rPr>
+          <w:rFonts w:ascii="Times New Roman" w:hAnsi="Times New Roman" w:cs="Times New Roman"/>
+        </w:rPr>
+        <w:t xml:space="preserve">standard </w:t>
+      </w:r>
+      <w:r>
+        <w:rPr>
+          <w:rFonts w:ascii="Times New Roman" w:hAnsi="Times New Roman" w:cs="Times New Roman"/>
+        </w:rPr>
+        <w:lastRenderedPageBreak/>
+        <w:t xml:space="preserve">deviation </w:t>
+      </w:r>
+      <w:r>
+        <w:rPr>
+          <w:rFonts w:ascii="Times New Roman" w:hAnsi="Times New Roman" w:cs="Times New Roman"/>
+        </w:rPr>
+        <w:t>of 1</w:t>
+      </w:r>
+      <w:r>
+        <w:rPr>
+          <w:rFonts w:ascii="Times New Roman" w:hAnsi="Times New Roman" w:cs="Times New Roman"/>
+        </w:rPr>
+        <w:t>)</w:t>
+      </w:r>
+      <w:r>
+        <w:rPr>
+          <w:rFonts w:ascii="Times New Roman" w:hAnsi="Times New Roman" w:cs="Times New Roman"/>
+        </w:rPr>
+        <w:t xml:space="preserve">. We then </w:t>
+      </w:r>
+      <w:r>
+        <w:rPr>
+          <w:rFonts w:ascii="Times New Roman" w:hAnsi="Times New Roman" w:cs="Times New Roman"/>
+        </w:rPr>
+        <w:t xml:space="preserve">used </w:t>
+      </w:r>
+      <w:r>
+        <w:rPr>
+          <w:rFonts w:ascii="Times New Roman" w:hAnsi="Times New Roman" w:cs="Times New Roman"/>
+        </w:rPr>
+        <w:t xml:space="preserve">a </w:t>
+      </w:r>
+      <w:r>
+        <w:rPr>
+          <w:rFonts w:ascii="Times New Roman" w:hAnsi="Times New Roman" w:cs="Times New Roman"/>
+        </w:rPr>
+        <w:t>PCA analysis on these standardized metrics</w:t>
+      </w:r>
+      <w:r>
+        <w:rPr>
+          <w:rFonts w:ascii="Times New Roman" w:hAnsi="Times New Roman" w:cs="Times New Roman"/>
+        </w:rPr>
+        <w:t xml:space="preserve"> to </w:t>
+      </w:r>
+      <w:r>
+        <w:rPr>
+          <w:rFonts w:ascii="Times New Roman" w:hAnsi="Times New Roman" w:cs="Times New Roman"/>
+        </w:rPr>
+        <w:t xml:space="preserve">mitigate issues of variance inflation caused by the inherent collinearity among </w:t>
+      </w:r>
+      <w:r>
+        <w:rPr>
+          <w:rFonts w:ascii="Times New Roman" w:hAnsi="Times New Roman" w:cs="Times New Roman"/>
+        </w:rPr>
+        <w:t>climate metrics</w:t>
+      </w:r>
+      <w:r>
+        <w:rPr>
+          <w:rFonts w:ascii="Times New Roman" w:hAnsi="Times New Roman" w:cs="Times New Roman"/>
+        </w:rPr>
+        <w:t xml:space="preserve">. The PCA </w:t>
+      </w:r>
+      <w:r>
+        <w:rPr>
+          <w:rFonts w:ascii="Times New Roman" w:hAnsi="Times New Roman" w:cs="Times New Roman"/>
+        </w:rPr>
+        <w:t xml:space="preserve">analysis </w:t>
+      </w:r>
+      <w:r>
+        <w:rPr>
+          <w:rFonts w:ascii="Times New Roman" w:hAnsi="Times New Roman" w:cs="Times New Roman"/>
+        </w:rPr>
+        <w:t xml:space="preserve">showed that </w:t>
+      </w:r>
+      <w:r>
+        <w:rPr>
+          <w:rFonts w:ascii="Times New Roman" w:hAnsi="Times New Roman" w:cs="Times New Roman"/>
+        </w:rPr>
+        <w:t>78</w:t>
+      </w:r>
+      <w:r>
+        <w:rPr>
+          <w:rFonts w:ascii="Times New Roman" w:hAnsi="Times New Roman" w:cs="Times New Roman"/>
+        </w:rPr>
+        <w:t xml:space="preserve">% of </w:t>
+      </w:r>
+      <w:r>
+        <w:rPr>
+          <w:rFonts w:ascii="Times New Roman" w:hAnsi="Times New Roman" w:cs="Times New Roman"/>
+        </w:rPr>
+        <w:t xml:space="preserve">the </w:t>
+      </w:r>
+      <w:r>
+        <w:rPr>
+          <w:rFonts w:ascii="Times New Roman" w:hAnsi="Times New Roman" w:cs="Times New Roman"/>
+        </w:rPr>
+        <w:t xml:space="preserve">variation in the metrics could be captured by </w:t>
+      </w:r>
+      <w:r>
+        <w:rPr>
+          <w:rFonts w:ascii="Times New Roman" w:hAnsi="Times New Roman" w:cs="Times New Roman"/>
+        </w:rPr>
+        <w:t xml:space="preserve">just </w:t>
+      </w:r>
+      <w:r>
+        <w:rPr>
+          <w:rFonts w:ascii="Times New Roman" w:hAnsi="Times New Roman" w:cs="Times New Roman"/>
+        </w:rPr>
+        <w:t xml:space="preserve">the first </w:t>
+      </w:r>
+      <w:r>
+        <w:rPr>
+          <w:rFonts w:ascii="Times New Roman" w:hAnsi="Times New Roman" w:cs="Times New Roman"/>
+        </w:rPr>
+        <w:t xml:space="preserve">two </w:t>
+      </w:r>
+      <w:r>
+        <w:rPr>
+          <w:rFonts w:ascii="Times New Roman" w:hAnsi="Times New Roman" w:cs="Times New Roman"/>
+        </w:rPr>
+        <w:t>principal component</w:t>
+      </w:r>
+      <w:r>
+        <w:rPr>
+          <w:rFonts w:ascii="Times New Roman" w:hAnsi="Times New Roman" w:cs="Times New Roman"/>
+        </w:rPr>
+        <w:t>s</w:t>
+      </w:r>
+      <w:r>
+        <w:rPr>
+          <w:rFonts w:ascii="Times New Roman" w:hAnsi="Times New Roman" w:cs="Times New Roman"/>
+        </w:rPr>
+        <w:t xml:space="preserve"> (PC1</w:t>
+      </w:r>
+      <w:r>
+        <w:rPr>
+          <w:rFonts w:ascii="Times New Roman" w:hAnsi="Times New Roman" w:cs="Times New Roman"/>
+        </w:rPr>
+        <w:t>= 54</w:t>
+      </w:r>
+      <w:r>
+        <w:rPr>
+          <w:rFonts w:ascii="Times New Roman" w:hAnsi="Times New Roman" w:cs="Times New Roman"/>
+        </w:rPr>
+        <w:t>.3</w:t>
+      </w:r>
+      <w:r>
+        <w:rPr>
+          <w:rFonts w:ascii="Times New Roman" w:hAnsi="Times New Roman" w:cs="Times New Roman"/>
+        </w:rPr>
+        <w:t xml:space="preserve">% </w:t>
+      </w:r>
+      <w:r>
+        <w:rPr>
+          <w:rFonts w:ascii="Times New Roman" w:hAnsi="Times New Roman" w:cs="Times New Roman"/>
+        </w:rPr>
+        <w:t>&amp; PC2</w:t>
+      </w:r>
+      <w:r>
+        <w:rPr>
+          <w:rFonts w:ascii="Times New Roman" w:hAnsi="Times New Roman" w:cs="Times New Roman"/>
+        </w:rPr>
+        <w:t xml:space="preserve"> =2</w:t>
+      </w:r>
+      <w:r>
+        <w:rPr>
+          <w:rFonts w:ascii="Times New Roman" w:hAnsi="Times New Roman" w:cs="Times New Roman"/>
+        </w:rPr>
+        <w:t>3.8</w:t>
+      </w:r>
+      <w:r>
+        <w:rPr>
+          <w:rFonts w:ascii="Times New Roman" w:hAnsi="Times New Roman" w:cs="Times New Roman"/>
+        </w:rPr>
+        <w:t>%</w:t>
+      </w:r>
+      <w:r>
+        <w:rPr>
+          <w:rFonts w:ascii="Times New Roman" w:hAnsi="Times New Roman" w:cs="Times New Roman"/>
+        </w:rPr>
+        <w:t>)</w:t>
+      </w:r>
+      <w:r>
+        <w:rPr>
+          <w:rFonts w:ascii="Times New Roman" w:hAnsi="Times New Roman" w:cs="Times New Roman"/>
+        </w:rPr>
+        <w:t xml:space="preserve"> and any subsequent </w:t>
+      </w:r>
+      <w:r>
+        <w:rPr>
+          <w:rFonts w:ascii="Times New Roman" w:hAnsi="Times New Roman" w:cs="Times New Roman"/>
+        </w:rPr>
+        <w:t xml:space="preserve">principal </w:t>
+      </w:r>
+      <w:r>
+        <w:rPr>
+          <w:rFonts w:ascii="Times New Roman" w:hAnsi="Times New Roman" w:cs="Times New Roman"/>
+        </w:rPr>
+        <w:t>component added &lt;</w:t>
+      </w:r>
+      <w:r>
+        <w:rPr>
+          <w:rFonts w:ascii="Times New Roman" w:hAnsi="Times New Roman" w:cs="Times New Roman"/>
+        </w:rPr>
+        <w:t>7.6</w:t>
+      </w:r>
+      <w:r>
+        <w:rPr>
+          <w:rFonts w:ascii="Times New Roman" w:hAnsi="Times New Roman" w:cs="Times New Roman"/>
+        </w:rPr>
+        <w:t>% (Supplement Fig on Axis, see Supplement Fig x for axis loading).</w:t>
+      </w:r>
+      <w:r>
+        <w:rPr>
+          <w:rFonts w:ascii="Times New Roman" w:hAnsi="Times New Roman" w:cs="Times New Roman"/>
+        </w:rPr>
+        <w:t xml:space="preserve"> We used general linear mixed models </w:t>
+      </w:r>
+      <w:r>
+        <w:rPr>
+          <w:rFonts w:ascii="Times New Roman" w:hAnsi="Times New Roman" w:cs="Times New Roman"/>
+        </w:rPr>
+        <w:t>and the respective network metrics as response variables</w:t>
+      </w:r>
+      <w:r>
+        <w:rPr>
+          <w:rFonts w:ascii="Times New Roman" w:hAnsi="Times New Roman" w:cs="Times New Roman"/>
+        </w:rPr>
+        <w:t xml:space="preserve">, the first two weather principal components and year as predictors, and pond (site) as a </w:t>
+      </w:r>
+      <w:r>
+        <w:rPr>
+          <w:rFonts w:ascii="Times New Roman" w:hAnsi="Times New Roman" w:cs="Times New Roman"/>
+        </w:rPr>
+        <w:t xml:space="preserve">random effect.  </w:t>
+      </w:r>
+      <w:r>
+        <w:rPr>
+          <w:rFonts w:ascii="Times New Roman" w:hAnsi="Times New Roman" w:cs="Times New Roman"/>
+        </w:rPr>
+        <w:t>All models fi</w:t>
+      </w:r>
+      <w:r>
+        <w:rPr>
+          <w:rFonts w:ascii="Times New Roman" w:hAnsi="Times New Roman" w:cs="Times New Roman"/>
+        </w:rPr>
+        <w:t>t</w:t>
+      </w:r>
+      <w:r>
+        <w:rPr>
+          <w:rFonts w:ascii="Times New Roman" w:hAnsi="Times New Roman" w:cs="Times New Roman"/>
+        </w:rPr>
+        <w:t xml:space="preserve"> best with </w:t>
+      </w:r>
+      <w:r>
+        <w:rPr>
+          <w:rFonts w:ascii="Times New Roman" w:hAnsi="Times New Roman" w:cs="Times New Roman"/>
+        </w:rPr>
+        <w:t xml:space="preserve">normally distributed errors, except </w:t>
+      </w:r>
+      <w:proofErr w:type="spellStart"/>
+      <w:r>
+        <w:rPr>
+          <w:rFonts w:ascii="Times New Roman" w:hAnsi="Times New Roman" w:cs="Times New Roman"/>
+        </w:rPr>
+        <w:t>Connectance</w:t>
+      </w:r>
+      <w:proofErr w:type="spellEnd"/>
+      <w:r>
+        <w:rPr>
+          <w:rFonts w:ascii="Times New Roman" w:hAnsi="Times New Roman" w:cs="Times New Roman"/>
+        </w:rPr>
+        <w:t xml:space="preserve"> and mean Distance, which were both log-transformed</w:t>
+      </w:r>
+      <w:r>
+        <w:rPr>
+          <w:rFonts w:ascii="Times New Roman" w:hAnsi="Times New Roman" w:cs="Times New Roman"/>
+        </w:rPr>
+        <w:t xml:space="preserve"> to improve model </w:t>
+      </w:r>
+      <w:proofErr w:type="gramStart"/>
+      <w:r>
+        <w:rPr>
+          <w:rFonts w:ascii="Times New Roman" w:hAnsi="Times New Roman" w:cs="Times New Roman"/>
+        </w:rPr>
+        <w:t>fit</w:t>
+      </w:r>
+      <w:proofErr w:type="gramEnd"/>
+      <w:r>
+        <w:rPr>
+          <w:rFonts w:ascii="Times New Roman" w:hAnsi="Times New Roman" w:cs="Times New Roman"/>
+        </w:rPr>
+        <w:t xml:space="preserve"> and error distribution assumptions. </w:t>
+      </w:r>
+    </w:p>
+    <w:p>
+      <w:pPr>
+        <w:spacing w:line="480" w:lineRule="auto"/>
+        <w:rPr>
+          <w:rFonts w:ascii="Times New Roman" w:hAnsi="Times New Roman" w:cs="Times New Roman"/>
+        </w:rPr>
+      </w:pPr>
+    </w:p>
+    <w:p>
+      <w:pPr>
+        <w:spacing w:line="480" w:lineRule="auto"/>
+        <w:rPr>
+          <w:rFonts w:ascii="Times New Roman" w:hAnsi="Times New Roman" w:cs="Times New Roman"/>
+          <w:b/>
+          <w:bCs/>
+        </w:rPr>
+      </w:pPr>
+      <w:commentRangeStart w:id="4"/>
+      <w:r>
+        <w:rPr>
+          <w:rFonts w:ascii="Times New Roman" w:hAnsi="Times New Roman" w:cs="Times New Roman"/>
+          <w:b/>
+          <w:bCs/>
+        </w:rPr>
+        <w:t>Results</w:t>
+      </w:r>
+      <w:commentRangeEnd w:id="4"/>
+      <w:r>
+        <w:rPr>
+          <w:rStyle w:val="CommentReference"/>
+        </w:rPr>
+        <w:commentReference w:id="4"/>
+      </w:r>
+      <w:r>
+        <w:rPr>
+          <w:rFonts w:ascii="Times New Roman" w:hAnsi="Times New Roman" w:cs="Times New Roman"/>
+          <w:b/>
+          <w:bCs/>
+        </w:rPr>
+        <w:t xml:space="preserve"> </w:t>
+      </w:r>
+    </w:p>
+    <w:p>
+      <w:pPr>
+        <w:spacing w:line="480" w:lineRule="auto"/>
+        <w:rPr>
+          <w:rFonts w:ascii="Times New Roman" w:hAnsi="Times New Roman" w:cs="Times New Roman"/>
+        </w:rPr>
+      </w:pPr>
+    </w:p>
+    <w:p>
+      <w:pPr>
+        <w:spacing w:line="480" w:lineRule="auto"/>
+        <w:rPr>
+          <w:rFonts w:ascii="Times New Roman" w:hAnsi="Times New Roman" w:cs="Times New Roman"/>
+        </w:rPr>
+      </w:pPr>
+    </w:p>
+    <w:p>
+      <w:pPr>
+        <w:spacing w:line="480" w:lineRule="auto"/>
+        <w:rPr>
+          <w:rFonts w:ascii="Times New Roman" w:hAnsi="Times New Roman" w:cs="Times New Roman"/>
+          <w:b/>
+          <w:bCs/>
+        </w:rPr>
+      </w:pPr>
+      <w:r>
+        <w:rPr>
+          <w:rFonts w:ascii="Times New Roman" w:hAnsi="Times New Roman" w:cs="Times New Roman"/>
+          <w:b/>
+          <w:bCs/>
+        </w:rPr>
+        <w:t>References</w:t>
+      </w:r>
     </w:p>
     <w:p>
       <w:pPr>
@@ -4080,7 +5603,6 @@
         <w:ind w:left="720" w:hanging="720"/>
       </w:pPr>
       <w:r>
-        <w:lastRenderedPageBreak/>
         <w:t xml:space="preserve">Carter, S.K. &amp; Rudolf, V.H.W. (2019). Shifts in phenological mean and synchrony interact to shape competitive outcomes. </w:t>
       </w:r>
       <w:r>
@@ -4155,6 +5677,7 @@
         <w:ind w:left="720" w:hanging="720"/>
       </w:pPr>
       <w:r>
+        <w:lastRenderedPageBreak/>
         <w:t>5.</w:t>
       </w:r>
     </w:p>
@@ -4347,6 +5870,132 @@
     </w:sectPr>
   </w:body>
 </w:document>
+</file>
+
+<file path=word/comments.xml><?xml version="1.0" encoding="utf-8"?>
+<w:comments xmlns:wpc="http://schemas.microsoft.com/office/word/2010/wordprocessingCanvas" xmlns:cx="http://schemas.microsoft.com/office/drawing/2014/chartex" xmlns:cx1="http://schemas.microsoft.com/office/drawing/2015/9/8/chartex" xmlns:cx2="http://schemas.microsoft.com/office/drawing/2015/10/21/chartex" xmlns:cx3="http://schemas.microsoft.com/office/drawing/2016/5/9/chartex" xmlns:cx4="http://schemas.microsoft.com/office/drawing/2016/5/10/chartex" xmlns:cx5="http://schemas.microsoft.com/office/drawing/2016/5/11/chartex" xmlns:cx6="http://schemas.microsoft.com/office/drawing/2016/5/12/chartex" xmlns:cx7="http://schemas.microsoft.com/office/drawing/2016/5/13/chartex" xmlns:cx8="http://schemas.microsoft.com/office/drawing/2016/5/14/chartex" xmlns:mc="http://schemas.openxmlformats.org/markup-compatibility/2006" xmlns:aink="http://schemas.microsoft.com/office/drawing/2016/ink" xmlns:am3d="http://schemas.microsoft.com/office/drawing/2017/model3d" xmlns:o="urn:schemas-microsoft-com:office:office" xmlns:oel="http://schemas.microsoft.com/office/2019/extlst" xmlns:r="http://schemas.openxmlformats.org/officeDocument/2006/relationships" xmlns:m="http://schemas.openxmlformats.org/officeDocument/2006/math" xmlns:v="urn:schemas-microsoft-com:vml" xmlns:wp14="http://schemas.microsoft.com/office/word/2010/wordprocessingDrawing" xmlns:wp="http://schemas.openxmlformats.org/drawingml/2006/wordprocessingDrawing" xmlns:w10="urn:schemas-microsoft-com:office:word" xmlns:w="http://schemas.openxmlformats.org/wordprocessingml/2006/main" xmlns:w14="http://schemas.microsoft.com/office/word/2010/wordml" xmlns:w15="http://schemas.microsoft.com/office/word/2012/wordml" xmlns:w16cex="http://schemas.microsoft.com/office/word/2018/wordml/cex" xmlns:w16cid="http://schemas.microsoft.com/office/word/2016/wordml/cid" xmlns:w16="http://schemas.microsoft.com/office/word/2018/wordml" xmlns:w16du="http://schemas.microsoft.com/office/word/2023/wordml/word16du" xmlns:w16sdtdh="http://schemas.microsoft.com/office/word/2020/wordml/sdtdatahash" xmlns:w16sdtfl="http://schemas.microsoft.com/office/word/2024/wordml/sdtformatlock" xmlns:w16se="http://schemas.microsoft.com/office/word/2015/wordml/symex" xmlns:wpg="http://schemas.microsoft.com/office/word/2010/wordprocessingGroup" xmlns:wpi="http://schemas.microsoft.com/office/word/2010/wordprocessingInk" xmlns:wne="http://schemas.microsoft.com/office/word/2006/wordml" xmlns:wps="http://schemas.microsoft.com/office/word/2010/wordprocessingShape" mc:Ignorable="w14 w15 w16se w16cid w16 w16cex w16sdtdh w16sdtfl w16du wp14">
+  <w:comment w:id="0" w:author="Volker Rudolf" w:date="2025-11-04T13:19:00Z" w:initials="VR">
+    <w:p>
+      <w:pPr>
+        <w:pStyle w:val="CommentText"/>
+      </w:pPr>
+      <w:r>
+        <w:rPr>
+          <w:rStyle w:val="CommentReference"/>
+        </w:rPr>
+        <w:annotationRef/>
+      </w:r>
+      <w:r>
+        <w:t>Missing a take home message here...</w:t>
+      </w:r>
+    </w:p>
+  </w:comment>
+  <w:comment w:id="1" w:author="Volker Rudolf" w:date="2025-10-14T11:34:00Z" w:initials="VR">
+    <w:p>
+      <w:pPr>
+        <w:pStyle w:val="CommentText"/>
+      </w:pPr>
+      <w:r>
+        <w:rPr>
+          <w:rStyle w:val="CommentReference"/>
+        </w:rPr>
+        <w:annotationRef/>
+      </w:r>
+      <w:r>
+        <w:t>Not useful, let’s drop that one</w:t>
+      </w:r>
+    </w:p>
+  </w:comment>
+  <w:comment w:id="2" w:author="Volker Rudolf" w:date="2025-11-04T14:35:00Z" w:initials="VR">
+    <w:p>
+      <w:pPr>
+        <w:pStyle w:val="CommentText"/>
+      </w:pPr>
+      <w:r>
+        <w:rPr>
+          <w:rStyle w:val="CommentReference"/>
+        </w:rPr>
+        <w:annotationRef/>
+      </w:r>
+      <w:r>
+        <w:t>Might not be needed. At some point we need to narrow it down a bit.</w:t>
+      </w:r>
+    </w:p>
+  </w:comment>
+  <w:comment w:id="3" w:author="Volker Rudolf" w:date="2025-11-04T14:40:00Z" w:initials="VR">
+    <w:p>
+      <w:pPr>
+        <w:pStyle w:val="CommentText"/>
+      </w:pPr>
+      <w:r>
+        <w:rPr>
+          <w:rStyle w:val="CommentReference"/>
+        </w:rPr>
+        <w:annotationRef/>
+      </w:r>
+      <w:r>
+        <w:t>Needed?</w:t>
+      </w:r>
+    </w:p>
+  </w:comment>
+  <w:comment w:id="4" w:author="Volker Rudolf" w:date="2025-11-05T10:12:00Z" w:initials="VR">
+    <w:p>
+      <w:pPr>
+        <w:pStyle w:val="CommentText"/>
+      </w:pPr>
+      <w:r>
+        <w:rPr>
+          <w:rStyle w:val="CommentReference"/>
+        </w:rPr>
+        <w:annotationRef/>
+      </w:r>
+      <w:r>
+        <w:t xml:space="preserve">Check out </w:t>
+      </w:r>
+      <w:hyperlink r:id="rId1" w:history="1">
+        <w:r>
+          <w:rPr>
+            <w:rStyle w:val="Hyperlink"/>
+          </w:rPr>
+          <w:t>https://onlinelibrary.wiley.com/doi/pdf/10.1111/ele.70212</w:t>
+        </w:r>
+      </w:hyperlink>
+      <w:r>
+        <w:t xml:space="preserve"> for visualization ideas</w:t>
+      </w:r>
+    </w:p>
+  </w:comment>
+</w:comments>
+</file>
+
+<file path=word/commentsExtended.xml><?xml version="1.0" encoding="utf-8"?>
+<w15:commentsEx xmlns:wpc="http://schemas.microsoft.com/office/word/2010/wordprocessingCanvas" xmlns:cx="http://schemas.microsoft.com/office/drawing/2014/chartex" xmlns:cx1="http://schemas.microsoft.com/office/drawing/2015/9/8/chartex" xmlns:cx2="http://schemas.microsoft.com/office/drawing/2015/10/21/chartex" xmlns:cx3="http://schemas.microsoft.com/office/drawing/2016/5/9/chartex" xmlns:cx4="http://schemas.microsoft.com/office/drawing/2016/5/10/chartex" xmlns:cx5="http://schemas.microsoft.com/office/drawing/2016/5/11/chartex" xmlns:cx6="http://schemas.microsoft.com/office/drawing/2016/5/12/chartex" xmlns:cx7="http://schemas.microsoft.com/office/drawing/2016/5/13/chartex" xmlns:cx8="http://schemas.microsoft.com/office/drawing/2016/5/14/chartex" xmlns:mc="http://schemas.openxmlformats.org/markup-compatibility/2006" xmlns:aink="http://schemas.microsoft.com/office/drawing/2016/ink" xmlns:am3d="http://schemas.microsoft.com/office/drawing/2017/model3d" xmlns:o="urn:schemas-microsoft-com:office:office" xmlns:oel="http://schemas.microsoft.com/office/2019/extlst" xmlns:r="http://schemas.openxmlformats.org/officeDocument/2006/relationships" xmlns:m="http://schemas.openxmlformats.org/officeDocument/2006/math" xmlns:v="urn:schemas-microsoft-com:vml" xmlns:wp14="http://schemas.microsoft.com/office/word/2010/wordprocessingDrawing" xmlns:wp="http://schemas.openxmlformats.org/drawingml/2006/wordprocessingDrawing" xmlns:w10="urn:schemas-microsoft-com:office:word" xmlns:w="http://schemas.openxmlformats.org/wordprocessingml/2006/main" xmlns:w14="http://schemas.microsoft.com/office/word/2010/wordml" xmlns:w15="http://schemas.microsoft.com/office/word/2012/wordml" xmlns:w16cex="http://schemas.microsoft.com/office/word/2018/wordml/cex" xmlns:w16cid="http://schemas.microsoft.com/office/word/2016/wordml/cid" xmlns:w16="http://schemas.microsoft.com/office/word/2018/wordml" xmlns:w16du="http://schemas.microsoft.com/office/word/2023/wordml/word16du" xmlns:w16sdtdh="http://schemas.microsoft.com/office/word/2020/wordml/sdtdatahash" xmlns:w16sdtfl="http://schemas.microsoft.com/office/word/2024/wordml/sdtformatlock" xmlns:w16se="http://schemas.microsoft.com/office/word/2015/wordml/symex" xmlns:wpg="http://schemas.microsoft.com/office/word/2010/wordprocessingGroup" xmlns:wpi="http://schemas.microsoft.com/office/word/2010/wordprocessingInk" xmlns:wne="http://schemas.microsoft.com/office/word/2006/wordml" xmlns:wps="http://schemas.microsoft.com/office/word/2010/wordprocessingShape" mc:Ignorable="w14 w15 w16se w16cid w16 w16cex w16sdtdh w16sdtfl w16du wp14">
+  <w15:commentEx w15:paraId="47D268E1" w15:done="0"/>
+  <w15:commentEx w15:paraId="4386FF68" w15:done="0"/>
+  <w15:commentEx w15:paraId="1D6CC497" w15:done="0"/>
+  <w15:commentEx w15:paraId="09F1B896" w15:done="0"/>
+  <w15:commentEx w15:paraId="167E4D40" w15:done="0"/>
+</w15:commentsEx>
+</file>
+
+<file path=word/commentsExtensible.xml><?xml version="1.0" encoding="utf-8"?>
+<w16cex:commentsExtensible xmlns:wpc="http://schemas.microsoft.com/office/word/2010/wordprocessingCanvas" xmlns:cx="http://schemas.microsoft.com/office/drawing/2014/chartex" xmlns:cx1="http://schemas.microsoft.com/office/drawing/2015/9/8/chartex" xmlns:cx2="http://schemas.microsoft.com/office/drawing/2015/10/21/chartex" xmlns:cx3="http://schemas.microsoft.com/office/drawing/2016/5/9/chartex" xmlns:cx4="http://schemas.microsoft.com/office/drawing/2016/5/10/chartex" xmlns:cx5="http://schemas.microsoft.com/office/drawing/2016/5/11/chartex" xmlns:cx6="http://schemas.microsoft.com/office/drawing/2016/5/12/chartex" xmlns:cx7="http://schemas.microsoft.com/office/drawing/2016/5/13/chartex" xmlns:cx8="http://schemas.microsoft.com/office/drawing/2016/5/14/chartex" xmlns:cr="http://schemas.microsoft.com/office/comments/2020/reactions" xmlns:mc="http://schemas.openxmlformats.org/markup-compatibility/2006" xmlns:aink="http://schemas.microsoft.com/office/drawing/2016/ink" xmlns:am3d="http://schemas.microsoft.com/office/drawing/2017/model3d" xmlns:o="urn:schemas-microsoft-com:office:office" xmlns:oel="http://schemas.microsoft.com/office/2019/extlst" xmlns:r="http://schemas.openxmlformats.org/officeDocument/2006/relationships" xmlns:m="http://schemas.openxmlformats.org/officeDocument/2006/math" xmlns:v="urn:schemas-microsoft-com:vml" xmlns:wp14="http://schemas.microsoft.com/office/word/2010/wordprocessingDrawing" xmlns:wp="http://schemas.openxmlformats.org/drawingml/2006/wordprocessingDrawing" xmlns:w10="urn:schemas-microsoft-com:office:word" xmlns:w="http://schemas.openxmlformats.org/wordprocessingml/2006/main" xmlns:w14="http://schemas.microsoft.com/office/word/2010/wordml" xmlns:w15="http://schemas.microsoft.com/office/word/2012/wordml" xmlns:w16cex="http://schemas.microsoft.com/office/word/2018/wordml/cex" xmlns:w16cid="http://schemas.microsoft.com/office/word/2016/wordml/cid" xmlns:w16="http://schemas.microsoft.com/office/word/2018/wordml" xmlns:w16du="http://schemas.microsoft.com/office/word/2023/wordml/word16du" xmlns:w16sdtdh="http://schemas.microsoft.com/office/word/2020/wordml/sdtdatahash" xmlns:w16sdtfl="http://schemas.microsoft.com/office/word/2024/wordml/sdtformatlock" xmlns:w16se="http://schemas.microsoft.com/office/word/2015/wordml/symex" xmlns:wpg="http://schemas.microsoft.com/office/word/2010/wordprocessingGroup" xmlns:wpi="http://schemas.microsoft.com/office/word/2010/wordprocessingInk" xmlns:wne="http://schemas.microsoft.com/office/word/2006/wordml" xmlns:wps="http://schemas.microsoft.com/office/word/2010/wordprocessingShape" mc:Ignorable="w14 w15 w16se w16cid w16 w16cex w16sdtdh w16sdtfl cr w16du wp14">
+  <w16cex:commentExtensible w16cex:durableId="0663976E" w16cex:dateUtc="2025-11-04T19:19:00Z"/>
+  <w16cex:commentExtensible w16cex:durableId="158213E2" w16cex:dateUtc="2025-10-14T16:34:00Z"/>
+  <w16cex:commentExtensible w16cex:durableId="74433AC8" w16cex:dateUtc="2025-11-04T20:35:00Z"/>
+  <w16cex:commentExtensible w16cex:durableId="39210DD4" w16cex:dateUtc="2025-11-04T20:40:00Z"/>
+  <w16cex:commentExtensible w16cex:durableId="33BDE223" w16cex:dateUtc="2025-11-05T16:12:00Z"/>
+</w16cex:commentsExtensible>
+</file>
+
+<file path=word/commentsIds.xml><?xml version="1.0" encoding="utf-8"?>
+<w16cid:commentsIds xmlns:wpc="http://schemas.microsoft.com/office/word/2010/wordprocessingCanvas" xmlns:cx="http://schemas.microsoft.com/office/drawing/2014/chartex" xmlns:cx1="http://schemas.microsoft.com/office/drawing/2015/9/8/chartex" xmlns:cx2="http://schemas.microsoft.com/office/drawing/2015/10/21/chartex" xmlns:cx3="http://schemas.microsoft.com/office/drawing/2016/5/9/chartex" xmlns:cx4="http://schemas.microsoft.com/office/drawing/2016/5/10/chartex" xmlns:cx5="http://schemas.microsoft.com/office/drawing/2016/5/11/chartex" xmlns:cx6="http://schemas.microsoft.com/office/drawing/2016/5/12/chartex" xmlns:cx7="http://schemas.microsoft.com/office/drawing/2016/5/13/chartex" xmlns:cx8="http://schemas.microsoft.com/office/drawing/2016/5/14/chartex" xmlns:mc="http://schemas.openxmlformats.org/markup-compatibility/2006" xmlns:aink="http://schemas.microsoft.com/office/drawing/2016/ink" xmlns:am3d="http://schemas.microsoft.com/office/drawing/2017/model3d" xmlns:o="urn:schemas-microsoft-com:office:office" xmlns:oel="http://schemas.microsoft.com/office/2019/extlst" xmlns:r="http://schemas.openxmlformats.org/officeDocument/2006/relationships" xmlns:m="http://schemas.openxmlformats.org/officeDocument/2006/math" xmlns:v="urn:schemas-microsoft-com:vml" xmlns:wp14="http://schemas.microsoft.com/office/word/2010/wordprocessingDrawing" xmlns:wp="http://schemas.openxmlformats.org/drawingml/2006/wordprocessingDrawing" xmlns:w10="urn:schemas-microsoft-com:office:word" xmlns:w="http://schemas.openxmlformats.org/wordprocessingml/2006/main" xmlns:w14="http://schemas.microsoft.com/office/word/2010/wordml" xmlns:w15="http://schemas.microsoft.com/office/word/2012/wordml" xmlns:w16cex="http://schemas.microsoft.com/office/word/2018/wordml/cex" xmlns:w16cid="http://schemas.microsoft.com/office/word/2016/wordml/cid" xmlns:w16="http://schemas.microsoft.com/office/word/2018/wordml" xmlns:w16du="http://schemas.microsoft.com/office/word/2023/wordml/word16du" xmlns:w16sdtdh="http://schemas.microsoft.com/office/word/2020/wordml/sdtdatahash" xmlns:w16sdtfl="http://schemas.microsoft.com/office/word/2024/wordml/sdtformatlock" xmlns:w16se="http://schemas.microsoft.com/office/word/2015/wordml/symex" xmlns:wpg="http://schemas.microsoft.com/office/word/2010/wordprocessingGroup" xmlns:wpi="http://schemas.microsoft.com/office/word/2010/wordprocessingInk" xmlns:wne="http://schemas.microsoft.com/office/word/2006/wordml" xmlns:wps="http://schemas.microsoft.com/office/word/2010/wordprocessingShape" mc:Ignorable="w14 w15 w16se w16cid w16 w16cex w16sdtdh w16sdtfl w16du wp14">
+  <w16cid:commentId w16cid:paraId="47D268E1" w16cid:durableId="0663976E"/>
+  <w16cid:commentId w16cid:paraId="4386FF68" w16cid:durableId="158213E2"/>
+  <w16cid:commentId w16cid:paraId="1D6CC497" w16cid:durableId="74433AC8"/>
+  <w16cid:commentId w16cid:paraId="09F1B896" w16cid:durableId="39210DD4"/>
+  <w16cid:commentId w16cid:paraId="167E4D40" w16cid:durableId="33BDE223"/>
+</w16cid:commentsIds>
 </file>
 
 <file path=word/numbering.xml><?xml version="1.0" encoding="utf-8"?>
@@ -4467,6 +6116,14 @@
     <w:abstractNumId w:val="0"/>
   </w:num>
 </w:numbering>
+</file>
+
+<file path=word/people.xml><?xml version="1.0" encoding="utf-8"?>
+<w15:people xmlns:wpc="http://schemas.microsoft.com/office/word/2010/wordprocessingCanvas" xmlns:cx="http://schemas.microsoft.com/office/drawing/2014/chartex" xmlns:cx1="http://schemas.microsoft.com/office/drawing/2015/9/8/chartex" xmlns:cx2="http://schemas.microsoft.com/office/drawing/2015/10/21/chartex" xmlns:cx3="http://schemas.microsoft.com/office/drawing/2016/5/9/chartex" xmlns:cx4="http://schemas.microsoft.com/office/drawing/2016/5/10/chartex" xmlns:cx5="http://schemas.microsoft.com/office/drawing/2016/5/11/chartex" xmlns:cx6="http://schemas.microsoft.com/office/drawing/2016/5/12/chartex" xmlns:cx7="http://schemas.microsoft.com/office/drawing/2016/5/13/chartex" xmlns:cx8="http://schemas.microsoft.com/office/drawing/2016/5/14/chartex" xmlns:mc="http://schemas.openxmlformats.org/markup-compatibility/2006" xmlns:aink="http://schemas.microsoft.com/office/drawing/2016/ink" xmlns:am3d="http://schemas.microsoft.com/office/drawing/2017/model3d" xmlns:o="urn:schemas-microsoft-com:office:office" xmlns:oel="http://schemas.microsoft.com/office/2019/extlst" xmlns:r="http://schemas.openxmlformats.org/officeDocument/2006/relationships" xmlns:m="http://schemas.openxmlformats.org/officeDocument/2006/math" xmlns:v="urn:schemas-microsoft-com:vml" xmlns:wp14="http://schemas.microsoft.com/office/word/2010/wordprocessingDrawing" xmlns:wp="http://schemas.openxmlformats.org/drawingml/2006/wordprocessingDrawing" xmlns:w10="urn:schemas-microsoft-com:office:word" xmlns:w="http://schemas.openxmlformats.org/wordprocessingml/2006/main" xmlns:w14="http://schemas.microsoft.com/office/word/2010/wordml" xmlns:w15="http://schemas.microsoft.com/office/word/2012/wordml" xmlns:w16cex="http://schemas.microsoft.com/office/word/2018/wordml/cex" xmlns:w16cid="http://schemas.microsoft.com/office/word/2016/wordml/cid" xmlns:w16="http://schemas.microsoft.com/office/word/2018/wordml" xmlns:w16du="http://schemas.microsoft.com/office/word/2023/wordml/word16du" xmlns:w16sdtdh="http://schemas.microsoft.com/office/word/2020/wordml/sdtdatahash" xmlns:w16sdtfl="http://schemas.microsoft.com/office/word/2024/wordml/sdtformatlock" xmlns:w16se="http://schemas.microsoft.com/office/word/2015/wordml/symex" xmlns:wpg="http://schemas.microsoft.com/office/word/2010/wordprocessingGroup" xmlns:wpi="http://schemas.microsoft.com/office/word/2010/wordprocessingInk" xmlns:wne="http://schemas.microsoft.com/office/word/2006/wordml" xmlns:wps="http://schemas.microsoft.com/office/word/2010/wordprocessingShape" mc:Ignorable="w14 w15 w16se w16cid w16 w16cex w16sdtdh w16sdtfl w16du wp14">
+  <w15:person w15:author="Volker Rudolf">
+    <w15:presenceInfo w15:providerId="AD" w15:userId="S::vr2@rice.edu::029f4023-4c01-4d97-9fb2-378d2d0f209e"/>
+  </w15:person>
+</w15:people>
 </file>
 
 <file path=word/styles.xml><?xml version="1.0" encoding="utf-8"?>
@@ -5509,6 +7166,48 @@
       <w:noProof/>
     </w:rPr>
   </w:style>
+  <w:style w:type="table" w:styleId="TableGrid">
+    <w:name w:val="Table Grid"/>
+    <w:basedOn w:val="TableNormal"/>
+    <w:uiPriority w:val="39"/>
+    <w:rsid w:val="001A1448"/>
+    <w:pPr>
+      <w:spacing w:after="0" w:line="240" w:lineRule="auto"/>
+    </w:pPr>
+    <w:tblPr>
+      <w:tblBorders>
+        <w:top w:val="single" w:sz="4" w:space="0" w:color="auto"/>
+        <w:left w:val="single" w:sz="4" w:space="0" w:color="auto"/>
+        <w:bottom w:val="single" w:sz="4" w:space="0" w:color="auto"/>
+        <w:right w:val="single" w:sz="4" w:space="0" w:color="auto"/>
+        <w:insideH w:val="single" w:sz="4" w:space="0" w:color="auto"/>
+        <w:insideV w:val="single" w:sz="4" w:space="0" w:color="auto"/>
+      </w:tblBorders>
+    </w:tblPr>
+  </w:style>
+  <w:style w:type="character" w:styleId="Hyperlink">
+    <w:name w:val="Hyperlink"/>
+    <w:basedOn w:val="DefaultParagraphFont"/>
+    <w:uiPriority w:val="99"/>
+    <w:unhideWhenUsed/>
+    <w:rsid w:val="000C0D42"/>
+    <w:rPr>
+      <w:color w:val="467886" w:themeColor="hyperlink"/>
+      <w:u w:val="single"/>
+    </w:rPr>
+  </w:style>
+  <w:style w:type="character" w:styleId="UnresolvedMention">
+    <w:name w:val="Unresolved Mention"/>
+    <w:basedOn w:val="DefaultParagraphFont"/>
+    <w:uiPriority w:val="99"/>
+    <w:semiHidden/>
+    <w:unhideWhenUsed/>
+    <w:rsid w:val="000C0D42"/>
+    <w:rPr>
+      <w:color w:val="605E5C"/>
+      <w:shd w:val="clear" w:color="auto" w:fill="E1DFDD"/>
+    </w:rPr>
+  </w:style>
 </w:styles>
 </file>
 

--- a/Climate effects on seasonal community transitions9-30.docx
+++ b/Climate effects on seasonal community transitions9-30.docx
@@ -58,7 +58,23 @@
           <w:b/>
           <w:bCs/>
         </w:rPr>
-        <w:t xml:space="preserve"> of annual communities</w:t>
+        <w:t xml:space="preserve"> of </w:t>
+      </w:r>
+      <w:r>
+        <w:rPr>
+          <w:rFonts w:ascii="Times New Roman" w:hAnsi="Times New Roman" w:cs="Times New Roman"/>
+          <w:b/>
+          <w:bCs/>
+        </w:rPr>
+        <w:t>seasonal</w:t>
+      </w:r>
+      <w:r>
+        <w:rPr>
+          <w:rFonts w:ascii="Times New Roman" w:hAnsi="Times New Roman" w:cs="Times New Roman"/>
+          <w:b/>
+          <w:bCs/>
+        </w:rPr>
+        <w:t xml:space="preserve"> communities</w:t>
       </w:r>
     </w:p>
     <w:p>
@@ -179,6 +195,7 @@
     <w:p>
       <w:pPr>
         <w:spacing w:line="480" w:lineRule="auto"/>
+        <w:ind w:firstLine="720"/>
         <w:rPr>
           <w:rFonts w:ascii="Times New Roman" w:hAnsi="Times New Roman" w:cs="Times New Roman"/>
         </w:rPr>
@@ -229,6 +246,43 @@
         <w:rPr>
           <w:rFonts w:ascii="Times New Roman" w:hAnsi="Times New Roman" w:cs="Times New Roman"/>
         </w:rPr>
+        <w:t xml:space="preserve"> </w:t>
+      </w:r>
+      <w:r>
+        <w:rPr>
+          <w:rFonts w:ascii="Times New Roman" w:hAnsi="Times New Roman" w:cs="Times New Roman"/>
+        </w:rPr>
+        <w:fldChar w:fldCharType="begin"/>
+      </w:r>
+      <w:r>
+        <w:rPr>
+          <w:rFonts w:ascii="Times New Roman" w:hAnsi="Times New Roman" w:cs="Times New Roman"/>
+        </w:rPr>
+        <w:instrText xml:space="preserve"> ADDIN EN.CITE &lt;EndNote&gt;&lt;Cite&gt;&lt;Author&gt;IPCC&lt;/Author&gt;&lt;Year&gt;2023&lt;/Year&gt;&lt;RecNum&gt;3997&lt;/RecNum&gt;&lt;DisplayText&gt;(IPCC 2023)&lt;/DisplayText&gt;&lt;record&gt;&lt;rec-number&gt;3997&lt;/rec-number&gt;&lt;foreign-keys&gt;&lt;key app="EN" db-id="5xepdfpstrxf0iea0wexx9d1paeztdsddxwp" timestamp="1641836315"&gt;3997&lt;/key&gt;&lt;/foreign-keys&gt;&lt;ref-type name="Report"&gt;27&lt;/ref-type&gt;&lt;contributors&gt;&lt;authors&gt;&lt;author&gt;IPCC&lt;/author&gt;&lt;/authors&gt;&lt;secondary-authors&gt;&lt;author&gt;Lee, H. &lt;/author&gt;&lt;author&gt;Romero, J. &lt;/author&gt;&lt;/secondary-authors&gt;&lt;tertiary-authors&gt;&lt;author&gt;Cambridge University Press. In Press&lt;/author&gt;&lt;/tertiary-authors&gt;&lt;/contributors&gt;&lt;titles&gt;&lt;title&gt;Climate Change 2023: Synthesis Report. Contribution of Working Groups I, II and III to the Sixth Assessment Report of the Intergovernmental Panel on Climate Change &lt;/title&gt;&lt;secondary-title&gt;IPCC&lt;/secondary-title&gt;&lt;/titles&gt;&lt;dates&gt;&lt;year&gt;2023&lt;/year&gt;&lt;/dates&gt;&lt;pub-location&gt;Geneva, Switzerland&lt;/pub-location&gt;&lt;urls&gt;&lt;/urls&gt;&lt;/record&gt;&lt;/Cite&gt;&lt;/EndNote&gt;</w:instrText>
+      </w:r>
+      <w:r>
+        <w:rPr>
+          <w:rFonts w:ascii="Times New Roman" w:hAnsi="Times New Roman" w:cs="Times New Roman"/>
+        </w:rPr>
+        <w:fldChar w:fldCharType="separate"/>
+      </w:r>
+      <w:r>
+        <w:rPr>
+          <w:rFonts w:ascii="Times New Roman" w:hAnsi="Times New Roman" w:cs="Times New Roman"/>
+          <w:noProof/>
+        </w:rPr>
+        <w:t>(IPCC 2023)</w:t>
+      </w:r>
+      <w:r>
+        <w:rPr>
+          <w:rFonts w:ascii="Times New Roman" w:hAnsi="Times New Roman" w:cs="Times New Roman"/>
+        </w:rPr>
+        <w:fldChar w:fldCharType="end"/>
+      </w:r>
+      <w:r>
+        <w:rPr>
+          <w:rFonts w:ascii="Times New Roman" w:hAnsi="Times New Roman" w:cs="Times New Roman"/>
+        </w:rPr>
         <w:t xml:space="preserve">. </w:t>
       </w:r>
       <w:r>
@@ -331,7 +385,207 @@
         <w:rPr>
           <w:rFonts w:ascii="Times New Roman" w:hAnsi="Times New Roman" w:cs="Times New Roman"/>
         </w:rPr>
-        <w:t xml:space="preserve">communities. </w:t>
+        <w:t>communities</w:t>
+      </w:r>
+      <w:r>
+        <w:rPr>
+          <w:rFonts w:ascii="Times New Roman" w:hAnsi="Times New Roman" w:cs="Times New Roman"/>
+        </w:rPr>
+        <w:t xml:space="preserve"> </w:t>
+      </w:r>
+      <w:r>
+        <w:rPr>
+          <w:rFonts w:ascii="Times New Roman" w:hAnsi="Times New Roman" w:cs="Times New Roman"/>
+        </w:rPr>
+        <w:fldChar w:fldCharType="begin">
+          <w:fldData xml:space="preserve">PEVuZE5vdGU+PENpdGU+PEF1dGhvcj5Xb2xrb3ZpY2g8L0F1dGhvcj48WWVhcj4yMDE0PC9ZZWFy
+PjxSZWNOdW0+MzU3MTwvUmVjTnVtPjxEaXNwbGF5VGV4dD4oV29sa292aWNoPHN0eWxlIGZhY2U9
+Iml0YWxpYyI+IGV0IGFsLjwvc3R5bGU+IDIwMTQ7IFlhbmcgMjAyMDsgWWluICZhbXA7IFJ1ZG9s
+ZiAyMDI0KTwvRGlzcGxheVRleHQ+PHJlY29yZD48cmVjLW51bWJlcj4zNTcxPC9yZWMtbnVtYmVy
+Pjxmb3JlaWduLWtleXM+PGtleSBhcHA9IkVOIiBkYi1pZD0iNXhlcGRmcHN0cnhmMGllYTB3ZXh4
+OWQxcGFlenRkc2RkeHdwIiB0aW1lc3RhbXA9IjAiPjM1NzE8L2tleT48L2ZvcmVpZ24ta2V5cz48
+cmVmLXR5cGUgbmFtZT0iSm91cm5hbCBBcnRpY2xlIj4xNzwvcmVmLXR5cGU+PGNvbnRyaWJ1dG9y
+cz48YXV0aG9ycz48YXV0aG9yPldvbGtvdmljaCwgRS4gTS48L2F1dGhvcj48YXV0aG9yPkNvb2ss
+IEIuIEkuPC9hdXRob3I+PGF1dGhvcj5NY0xhdWNobGFuLCBLLiBLLjwvYXV0aG9yPjxhdXRob3I+
+RGF2aWVzLCBULiBKLjwvYXV0aG9yPjwvYXV0aG9ycz48L2NvbnRyaWJ1dG9ycz48dGl0bGVzPjx0
+aXRsZT5UZW1wb3JhbCBlY29sb2d5IGluIHRoZSBBbnRocm9wb2NlbmU8L3RpdGxlPjxzZWNvbmRh
+cnktdGl0bGU+RWNvbG9neSBMZXR0ZXJzPC9zZWNvbmRhcnktdGl0bGU+PC90aXRsZXM+PHBlcmlv
+ZGljYWw+PGZ1bGwtdGl0bGU+RWNvbG9neSBMZXR0ZXJzPC9mdWxsLXRpdGxlPjwvcGVyaW9kaWNh
+bD48cGFnZXM+MTM2NS0xMzc5PC9wYWdlcz48dm9sdW1lPjE3PC92b2x1bWU+PG51bWJlcj4xMTwv
+bnVtYmVyPjxrZXl3b3Jkcz48a2V5d29yZD5BdXRvY29ycmVsYXRpb248L2tleXdvcmQ+PGtleXdv
+cmQ+Y2xpbWF0ZSBjaGFuZ2U8L2tleXdvcmQ+PGtleXdvcmQ+ZWNvbG9naWNhbCBmb3JlY2FzdGlu
+Zzwva2V5d29yZD48a2V5d29yZD5ldmVudHM8L2tleXdvcmQ+PGtleXdvcmQ+bm9uLXN0YXRpb25h
+cml0eTwva2V5d29yZD48a2V5d29yZD5zY2FsaW5nPC9rZXl3b3JkPjxrZXl3b3JkPnNwYXRpYWwg
+ZWNvbG9neTwva2V5d29yZD48a2V5d29yZD50ZW1wb3JhbCBlY29sb2d5PC9rZXl3b3JkPjwva2V5
+d29yZHM+PGRhdGVzPjx5ZWFyPjIwMTQ8L3llYXI+PC9kYXRlcz48aXNibj4xNDYxLTAyNDg8L2lz
+Ym4+PHVybHM+PHJlbGF0ZWQtdXJscz48dXJsPmh0dHA6Ly9keC5kb2kub3JnLzEwLjExMTEvZWxl
+LjEyMzUzPC91cmw+PC9yZWxhdGVkLXVybHM+PC91cmxzPjxlbGVjdHJvbmljLXJlc291cmNlLW51
+bT4xMC4xMTExL2VsZS4xMjM1MzwvZWxlY3Ryb25pYy1yZXNvdXJjZS1udW0+PC9yZWNvcmQ+PC9D
+aXRlPjxDaXRlPjxBdXRob3I+WWluPC9BdXRob3I+PFllYXI+MjAyNDwvWWVhcj48UmVjTnVtPjQz
+MTk8L1JlY051bT48cmVjb3JkPjxyZWMtbnVtYmVyPjQzMTk8L3JlYy1udW1iZXI+PGZvcmVpZ24t
+a2V5cz48a2V5IGFwcD0iRU4iIGRiLWlkPSI1eGVwZGZwc3RyeGYwaWVhMHdleHg5ZDFwYWV6dGRz
+ZGR4d3AiIHRpbWVzdGFtcD0iMTcyMTkyMTc2OCI+NDMxOTwva2V5PjwvZm9yZWlnbi1rZXlzPjxy
+ZWYtdHlwZSBuYW1lPSJKb3VybmFsIEFydGljbGUiPjE3PC9yZWYtdHlwZT48Y29udHJpYnV0b3Jz
+PjxhdXRob3JzPjxhdXRob3I+WWluLCBIYW5uYWg8L2F1dGhvcj48YXV0aG9yPlJ1ZG9sZiwgVm9s
+a2VyIEguIFcuPC9hdXRob3I+PC9hdXRob3JzPjwvY29udHJpYnV0b3JzPjx0aXRsZXM+PHRpdGxl
+PlRpbWUgaXMgb2YgdGhlIGVzc2VuY2U6IEEgZ2VuZXJhbCBmcmFtZXdvcmsgZm9yIHVuY292ZXJp
+bmcgdGVtcG9yYWwgc3RydWN0dXJlcyBvZiBjb21tdW5pdGllczwvdGl0bGU+PHNlY29uZGFyeS10
+aXRsZT5FY29sb2d5IExldHRlcnM8L3NlY29uZGFyeS10aXRsZT48L3RpdGxlcz48cGVyaW9kaWNh
+bD48ZnVsbC10aXRsZT5FY29sb2d5IExldHRlcnM8L2Z1bGwtdGl0bGU+PC9wZXJpb2RpY2FsPjxw
+YWdlcz5lMTQ0ODE8L3BhZ2VzPjx2b2x1bWU+Mjc8L3ZvbHVtZT48bnVtYmVyPjc8L251bWJlcj48
+ZGF0ZXM+PHllYXI+MjAyNDwveWVhcj48L2RhdGVzPjxpc2JuPjE0NjEtMDIzWDwvaXNibj48dXJs
+cz48cmVsYXRlZC11cmxzPjx1cmw+aHR0cHM6Ly9vbmxpbmVsaWJyYXJ5LndpbGV5LmNvbS9kb2kv
+YWJzLzEwLjExMTEvZWxlLjE0NDgxPC91cmw+PC9yZWxhdGVkLXVybHM+PC91cmxzPjxlbGVjdHJv
+bmljLXJlc291cmNlLW51bT5odHRwczovL2RvaS5vcmcvMTAuMTExMS9lbGUuMTQ0ODE8L2VsZWN0
+cm9uaWMtcmVzb3VyY2UtbnVtPjwvcmVjb3JkPjwvQ2l0ZT48Q2l0ZT48QXV0aG9yPllhbmc8L0F1
+dGhvcj48WWVhcj4yMDIwPC9ZZWFyPjxSZWNOdW0+MzkzMzwvUmVjTnVtPjxyZWNvcmQ+PHJlYy1u
+dW1iZXI+MzkzMzwvcmVjLW51bWJlcj48Zm9yZWlnbi1rZXlzPjxrZXkgYXBwPSJFTiIgZGItaWQ9
+IjV4ZXBkZnBzdHJ4ZjBpZWEwd2V4eDlkMXBhZXp0ZHNkZHh3cCIgdGltZXN0YW1wPSIwIj4zOTMz
+PC9rZXk+PC9mb3JlaWduLWtleXM+PHJlZi10eXBlIG5hbWU9IkpvdXJuYWwgQXJ0aWNsZSI+MTc8
+L3JlZi10eXBlPjxjb250cmlidXRvcnM+PGF1dGhvcnM+PGF1dGhvcj5ZYW5nLCBMb3VpZSBILjwv
+YXV0aG9yPjwvYXV0aG9ycz48L2NvbnRyaWJ1dG9ycz48dGl0bGVzPjx0aXRsZT5Ub3dhcmQgYSBt
+b3JlIHRlbXBvcmFsbHkgZXhwbGljaXQgZnJhbWV3b3JrIGZvciBjb21tdW5pdHkgZWNvbG9neTwv
+dGl0bGU+PHNlY29uZGFyeS10aXRsZT5FY29sb2dpY2FsIFJlc2VhcmNoPC9zZWNvbmRhcnktdGl0
+bGU+PC90aXRsZXM+PHBhZ2VzPjQ0NS00NjI8L3BhZ2VzPjx2b2x1bWU+MzU8L3ZvbHVtZT48bnVt
+YmVyPjM8L251bWJlcj48ZGF0ZXM+PHllYXI+MjAyMDwveWVhcj48L2RhdGVzPjxpc2JuPjA5MTIt
+MzgxNDwvaXNibj48dXJscz48cmVsYXRlZC11cmxzPjx1cmw+aHR0cHM6Ly9lc2otam91cm5hbHMu
+b25saW5lbGlicmFyeS53aWxleS5jb20vZG9pL2Ficy8xMC4xMTExLzE0NDAtMTcwMy4xMjA5OTwv
+dXJsPjwvcmVsYXRlZC11cmxzPjwvdXJscz48ZWxlY3Ryb25pYy1yZXNvdXJjZS1udW0+aHR0cHM6
+Ly9kb2kub3JnLzEwLjExMTEvMTQ0MC0xNzAzLjEyMDk5PC9lbGVjdHJvbmljLXJlc291cmNlLW51
+bT48L3JlY29yZD48L0NpdGU+PC9FbmROb3RlPn==
+</w:fldData>
+        </w:fldChar>
+      </w:r>
+      <w:r>
+        <w:rPr>
+          <w:rFonts w:ascii="Times New Roman" w:hAnsi="Times New Roman" w:cs="Times New Roman"/>
+        </w:rPr>
+        <w:instrText xml:space="preserve"> ADDIN EN.CITE </w:instrText>
+      </w:r>
+      <w:r>
+        <w:rPr>
+          <w:rFonts w:ascii="Times New Roman" w:hAnsi="Times New Roman" w:cs="Times New Roman"/>
+        </w:rPr>
+        <w:fldChar w:fldCharType="begin">
+          <w:fldData xml:space="preserve">PEVuZE5vdGU+PENpdGU+PEF1dGhvcj5Xb2xrb3ZpY2g8L0F1dGhvcj48WWVhcj4yMDE0PC9ZZWFy
+PjxSZWNOdW0+MzU3MTwvUmVjTnVtPjxEaXNwbGF5VGV4dD4oV29sa292aWNoPHN0eWxlIGZhY2U9
+Iml0YWxpYyI+IGV0IGFsLjwvc3R5bGU+IDIwMTQ7IFlhbmcgMjAyMDsgWWluICZhbXA7IFJ1ZG9s
+ZiAyMDI0KTwvRGlzcGxheVRleHQ+PHJlY29yZD48cmVjLW51bWJlcj4zNTcxPC9yZWMtbnVtYmVy
+Pjxmb3JlaWduLWtleXM+PGtleSBhcHA9IkVOIiBkYi1pZD0iNXhlcGRmcHN0cnhmMGllYTB3ZXh4
+OWQxcGFlenRkc2RkeHdwIiB0aW1lc3RhbXA9IjAiPjM1NzE8L2tleT48L2ZvcmVpZ24ta2V5cz48
+cmVmLXR5cGUgbmFtZT0iSm91cm5hbCBBcnRpY2xlIj4xNzwvcmVmLXR5cGU+PGNvbnRyaWJ1dG9y
+cz48YXV0aG9ycz48YXV0aG9yPldvbGtvdmljaCwgRS4gTS48L2F1dGhvcj48YXV0aG9yPkNvb2ss
+IEIuIEkuPC9hdXRob3I+PGF1dGhvcj5NY0xhdWNobGFuLCBLLiBLLjwvYXV0aG9yPjxhdXRob3I+
+RGF2aWVzLCBULiBKLjwvYXV0aG9yPjwvYXV0aG9ycz48L2NvbnRyaWJ1dG9ycz48dGl0bGVzPjx0
+aXRsZT5UZW1wb3JhbCBlY29sb2d5IGluIHRoZSBBbnRocm9wb2NlbmU8L3RpdGxlPjxzZWNvbmRh
+cnktdGl0bGU+RWNvbG9neSBMZXR0ZXJzPC9zZWNvbmRhcnktdGl0bGU+PC90aXRsZXM+PHBlcmlv
+ZGljYWw+PGZ1bGwtdGl0bGU+RWNvbG9neSBMZXR0ZXJzPC9mdWxsLXRpdGxlPjwvcGVyaW9kaWNh
+bD48cGFnZXM+MTM2NS0xMzc5PC9wYWdlcz48dm9sdW1lPjE3PC92b2x1bWU+PG51bWJlcj4xMTwv
+bnVtYmVyPjxrZXl3b3Jkcz48a2V5d29yZD5BdXRvY29ycmVsYXRpb248L2tleXdvcmQ+PGtleXdv
+cmQ+Y2xpbWF0ZSBjaGFuZ2U8L2tleXdvcmQ+PGtleXdvcmQ+ZWNvbG9naWNhbCBmb3JlY2FzdGlu
+Zzwva2V5d29yZD48a2V5d29yZD5ldmVudHM8L2tleXdvcmQ+PGtleXdvcmQ+bm9uLXN0YXRpb25h
+cml0eTwva2V5d29yZD48a2V5d29yZD5zY2FsaW5nPC9rZXl3b3JkPjxrZXl3b3JkPnNwYXRpYWwg
+ZWNvbG9neTwva2V5d29yZD48a2V5d29yZD50ZW1wb3JhbCBlY29sb2d5PC9rZXl3b3JkPjwva2V5
+d29yZHM+PGRhdGVzPjx5ZWFyPjIwMTQ8L3llYXI+PC9kYXRlcz48aXNibj4xNDYxLTAyNDg8L2lz
+Ym4+PHVybHM+PHJlbGF0ZWQtdXJscz48dXJsPmh0dHA6Ly9keC5kb2kub3JnLzEwLjExMTEvZWxl
+LjEyMzUzPC91cmw+PC9yZWxhdGVkLXVybHM+PC91cmxzPjxlbGVjdHJvbmljLXJlc291cmNlLW51
+bT4xMC4xMTExL2VsZS4xMjM1MzwvZWxlY3Ryb25pYy1yZXNvdXJjZS1udW0+PC9yZWNvcmQ+PC9D
+aXRlPjxDaXRlPjxBdXRob3I+WWluPC9BdXRob3I+PFllYXI+MjAyNDwvWWVhcj48UmVjTnVtPjQz
+MTk8L1JlY051bT48cmVjb3JkPjxyZWMtbnVtYmVyPjQzMTk8L3JlYy1udW1iZXI+PGZvcmVpZ24t
+a2V5cz48a2V5IGFwcD0iRU4iIGRiLWlkPSI1eGVwZGZwc3RyeGYwaWVhMHdleHg5ZDFwYWV6dGRz
+ZGR4d3AiIHRpbWVzdGFtcD0iMTcyMTkyMTc2OCI+NDMxOTwva2V5PjwvZm9yZWlnbi1rZXlzPjxy
+ZWYtdHlwZSBuYW1lPSJKb3VybmFsIEFydGljbGUiPjE3PC9yZWYtdHlwZT48Y29udHJpYnV0b3Jz
+PjxhdXRob3JzPjxhdXRob3I+WWluLCBIYW5uYWg8L2F1dGhvcj48YXV0aG9yPlJ1ZG9sZiwgVm9s
+a2VyIEguIFcuPC9hdXRob3I+PC9hdXRob3JzPjwvY29udHJpYnV0b3JzPjx0aXRsZXM+PHRpdGxl
+PlRpbWUgaXMgb2YgdGhlIGVzc2VuY2U6IEEgZ2VuZXJhbCBmcmFtZXdvcmsgZm9yIHVuY292ZXJp
+bmcgdGVtcG9yYWwgc3RydWN0dXJlcyBvZiBjb21tdW5pdGllczwvdGl0bGU+PHNlY29uZGFyeS10
+aXRsZT5FY29sb2d5IExldHRlcnM8L3NlY29uZGFyeS10aXRsZT48L3RpdGxlcz48cGVyaW9kaWNh
+bD48ZnVsbC10aXRsZT5FY29sb2d5IExldHRlcnM8L2Z1bGwtdGl0bGU+PC9wZXJpb2RpY2FsPjxw
+YWdlcz5lMTQ0ODE8L3BhZ2VzPjx2b2x1bWU+Mjc8L3ZvbHVtZT48bnVtYmVyPjc8L251bWJlcj48
+ZGF0ZXM+PHllYXI+MjAyNDwveWVhcj48L2RhdGVzPjxpc2JuPjE0NjEtMDIzWDwvaXNibj48dXJs
+cz48cmVsYXRlZC11cmxzPjx1cmw+aHR0cHM6Ly9vbmxpbmVsaWJyYXJ5LndpbGV5LmNvbS9kb2kv
+YWJzLzEwLjExMTEvZWxlLjE0NDgxPC91cmw+PC9yZWxhdGVkLXVybHM+PC91cmxzPjxlbGVjdHJv
+bmljLXJlc291cmNlLW51bT5odHRwczovL2RvaS5vcmcvMTAuMTExMS9lbGUuMTQ0ODE8L2VsZWN0
+cm9uaWMtcmVzb3VyY2UtbnVtPjwvcmVjb3JkPjwvQ2l0ZT48Q2l0ZT48QXV0aG9yPllhbmc8L0F1
+dGhvcj48WWVhcj4yMDIwPC9ZZWFyPjxSZWNOdW0+MzkzMzwvUmVjTnVtPjxyZWNvcmQ+PHJlYy1u
+dW1iZXI+MzkzMzwvcmVjLW51bWJlcj48Zm9yZWlnbi1rZXlzPjxrZXkgYXBwPSJFTiIgZGItaWQ9
+IjV4ZXBkZnBzdHJ4ZjBpZWEwd2V4eDlkMXBhZXp0ZHNkZHh3cCIgdGltZXN0YW1wPSIwIj4zOTMz
+PC9rZXk+PC9mb3JlaWduLWtleXM+PHJlZi10eXBlIG5hbWU9IkpvdXJuYWwgQXJ0aWNsZSI+MTc8
+L3JlZi10eXBlPjxjb250cmlidXRvcnM+PGF1dGhvcnM+PGF1dGhvcj5ZYW5nLCBMb3VpZSBILjwv
+YXV0aG9yPjwvYXV0aG9ycz48L2NvbnRyaWJ1dG9ycz48dGl0bGVzPjx0aXRsZT5Ub3dhcmQgYSBt
+b3JlIHRlbXBvcmFsbHkgZXhwbGljaXQgZnJhbWV3b3JrIGZvciBjb21tdW5pdHkgZWNvbG9neTwv
+dGl0bGU+PHNlY29uZGFyeS10aXRsZT5FY29sb2dpY2FsIFJlc2VhcmNoPC9zZWNvbmRhcnktdGl0
+bGU+PC90aXRsZXM+PHBhZ2VzPjQ0NS00NjI8L3BhZ2VzPjx2b2x1bWU+MzU8L3ZvbHVtZT48bnVt
+YmVyPjM8L251bWJlcj48ZGF0ZXM+PHllYXI+MjAyMDwveWVhcj48L2RhdGVzPjxpc2JuPjA5MTIt
+MzgxNDwvaXNibj48dXJscz48cmVsYXRlZC11cmxzPjx1cmw+aHR0cHM6Ly9lc2otam91cm5hbHMu
+b25saW5lbGlicmFyeS53aWxleS5jb20vZG9pL2Ficy8xMC4xMTExLzE0NDAtMTcwMy4xMjA5OTwv
+dXJsPjwvcmVsYXRlZC11cmxzPjwvdXJscz48ZWxlY3Ryb25pYy1yZXNvdXJjZS1udW0+aHR0cHM6
+Ly9kb2kub3JnLzEwLjExMTEvMTQ0MC0xNzAzLjEyMDk5PC9lbGVjdHJvbmljLXJlc291cmNlLW51
+bT48L3JlY29yZD48L0NpdGU+PC9FbmROb3RlPn==
+</w:fldData>
+        </w:fldChar>
+      </w:r>
+      <w:r>
+        <w:rPr>
+          <w:rFonts w:ascii="Times New Roman" w:hAnsi="Times New Roman" w:cs="Times New Roman"/>
+        </w:rPr>
+        <w:instrText xml:space="preserve"> ADDIN EN.CITE.DATA </w:instrText>
+      </w:r>
+      <w:r>
+        <w:rPr>
+          <w:rFonts w:ascii="Times New Roman" w:hAnsi="Times New Roman" w:cs="Times New Roman"/>
+        </w:rPr>
+      </w:r>
+      <w:r>
+        <w:rPr>
+          <w:rFonts w:ascii="Times New Roman" w:hAnsi="Times New Roman" w:cs="Times New Roman"/>
+        </w:rPr>
+        <w:fldChar w:fldCharType="end"/>
+      </w:r>
+      <w:r>
+        <w:rPr>
+          <w:rFonts w:ascii="Times New Roman" w:hAnsi="Times New Roman" w:cs="Times New Roman"/>
+        </w:rPr>
+      </w:r>
+      <w:r>
+        <w:rPr>
+          <w:rFonts w:ascii="Times New Roman" w:hAnsi="Times New Roman" w:cs="Times New Roman"/>
+        </w:rPr>
+        <w:fldChar w:fldCharType="separate"/>
+      </w:r>
+      <w:r>
+        <w:rPr>
+          <w:rFonts w:ascii="Times New Roman" w:hAnsi="Times New Roman" w:cs="Times New Roman"/>
+          <w:noProof/>
+        </w:rPr>
+        <w:t>(Wolkovich</w:t>
+      </w:r>
+      <w:r>
+        <w:rPr>
+          <w:rFonts w:ascii="Times New Roman" w:hAnsi="Times New Roman" w:cs="Times New Roman"/>
+          <w:i/>
+          <w:noProof/>
+        </w:rPr>
+        <w:t xml:space="preserve"> et al.</w:t>
+      </w:r>
+      <w:r>
+        <w:rPr>
+          <w:rFonts w:ascii="Times New Roman" w:hAnsi="Times New Roman" w:cs="Times New Roman"/>
+          <w:noProof/>
+        </w:rPr>
+        <w:t xml:space="preserve"> 2014; Yang 2020; Yin &amp; Rudolf 2024)</w:t>
+      </w:r>
+      <w:r>
+        <w:rPr>
+          <w:rFonts w:ascii="Times New Roman" w:hAnsi="Times New Roman" w:cs="Times New Roman"/>
+        </w:rPr>
+        <w:fldChar w:fldCharType="end"/>
+      </w:r>
+      <w:r>
+        <w:rPr>
+          <w:rFonts w:ascii="Times New Roman" w:hAnsi="Times New Roman" w:cs="Times New Roman"/>
+        </w:rPr>
+        <w:t xml:space="preserve">. </w:t>
       </w:r>
       <w:r>
         <w:rPr>
@@ -391,6 +645,248 @@
         <w:rPr>
           <w:rFonts w:ascii="Times New Roman" w:hAnsi="Times New Roman" w:cs="Times New Roman"/>
         </w:rPr>
+        <w:t xml:space="preserve"> </w:t>
+      </w:r>
+      <w:r>
+        <w:rPr>
+          <w:rFonts w:ascii="Times New Roman" w:hAnsi="Times New Roman" w:cs="Times New Roman"/>
+        </w:rPr>
+        <w:fldChar w:fldCharType="begin">
+          <w:fldData xml:space="preserve">PEVuZE5vdGU+PENpdGU+PEF1dGhvcj5TY2h3YXJ6PC9BdXRob3I+PFllYXI+MjAyMDwvWWVhcj48
+UmVjTnVtPjQwNjQ8L1JlY051bT48RGlzcGxheVRleHQ+KE9sZXNlbjxzdHlsZSBmYWNlPSJpdGFs
+aWMiPiBldCBhbC48L3N0eWxlPiAyMDA4OyBTY2h3YXJ6PHN0eWxlIGZhY2U9Iml0YWxpYyI+IGV0
+IGFsLjwvc3R5bGU+IDIwMjA7IENhcmFEb25uYTxzdHlsZSBmYWNlPSJpdGFsaWMiPiBldCBhbC48
+L3N0eWxlPiAyMDIxKTwvRGlzcGxheVRleHQ+PHJlY29yZD48cmVjLW51bWJlcj40MDY0PC9yZWMt
+bnVtYmVyPjxmb3JlaWduLWtleXM+PGtleSBhcHA9IkVOIiBkYi1pZD0iNXhlcGRmcHN0cnhmMGll
+YTB3ZXh4OWQxcGFlenRkc2RkeHdwIiB0aW1lc3RhbXA9IjE2NjM4ODAzMzgiPjQwNjQ8L2tleT48
+L2ZvcmVpZ24ta2V5cz48cmVmLXR5cGUgbmFtZT0iSm91cm5hbCBBcnRpY2xlIj4xNzwvcmVmLXR5
+cGU+PGNvbnRyaWJ1dG9ycz48YXV0aG9ycz48YXV0aG9yPlNjaHdhcnosIEJlbmphbWluPC9hdXRo
+b3I+PGF1dGhvcj5Ww6F6cXVleiwgRGllZ28gUC48L2F1dGhvcj48YXV0aG9yPkNhcmFEb25uYSwg
+UGF1bCBKLjwvYXV0aG9yPjxhdXRob3I+S25pZ2h0LCBUaWZmYW55IE0uPC9hdXRob3I+PGF1dGhv
+cj5CZW5hZGksIEdpdGE8L2F1dGhvcj48YXV0aG9yPkRvcm1hbm4sIENhcnN0ZW4gRi48L2F1dGhv
+cj48YXV0aG9yPkdhdXplbnMsIEJlbm9pdDwvYXV0aG9yPjxhdXRob3I+TW90aXZhbnMsIEVsZW5h
+PC9hdXRob3I+PGF1dGhvcj5SZXNhc2NvLCBKdWxpYW48L2F1dGhvcj48YXV0aG9yPkJsw7x0aGdl
+biwgTmljbzwvYXV0aG9yPjxhdXRob3I+QnVya2xlLCBMYXVyYSBBLjwvYXV0aG9yPjxhdXRob3I+
+RmFuZywgUWlhbmc8L2F1dGhvcj48YXV0aG9yPkthaXNlci1CdW5idXJ5LCBDaHJpc3RvcGhlciBO
+LjwvYXV0aG9yPjxhdXRob3I+QWxhcmPDs24sIFJ1YmVuPC9hdXRob3I+PGF1dGhvcj5CYWluLCBK
+dXN0aW4gQS48L2F1dGhvcj48YXV0aG9yPkNoYWNvZmYsIE5hdGFjaGEgUC48L2F1dGhvcj48YXV0
+aG9yPkh1YW5nLCBTaHVhbmctUXVhbjwvYXV0aG9yPjxhdXRob3I+TGVCdWhuLCBHcmV0Y2hlbjwv
+YXV0aG9yPjxhdXRob3I+TWFjTGVvZCwgTW9sbHk8L2F1dGhvcj48YXV0aG9yPlBldGFuaWRvdSwg
+VGhlb2RvcmE8L2F1dGhvcj48YXV0aG9yPlJhc211c3NlbiwgQ2xhdXM8L2F1dGhvcj48YXV0aG9y
+PlNpbWFub25vaywgTWljaGFlbCBQLjwvYXV0aG9yPjxhdXRob3I+VGhvbXBzb24sIEFtaWJldGgg
+SC48L2F1dGhvcj48YXV0aG9yPkZyw7xuZCwgSm9jaGVuPC9hdXRob3I+PC9hdXRob3JzPjwvY29u
+dHJpYnV0b3JzPjx0aXRsZXM+PHRpdGxlPlRlbXBvcmFsIHNjYWxlLWRlcGVuZGVuY2Ugb2YgcGxh
+bnTigJNwb2xsaW5hdG9yIG5ldHdvcmtzPC90aXRsZT48c2Vjb25kYXJ5LXRpdGxlPk9pa29zPC9z
+ZWNvbmRhcnktdGl0bGU+PC90aXRsZXM+PHBlcmlvZGljYWw+PGZ1bGwtdGl0bGU+T2lrb3M8L2Z1
+bGwtdGl0bGU+PC9wZXJpb2RpY2FsPjxwYWdlcz4xMjg5LTEzMDI8L3BhZ2VzPjx2b2x1bWU+MTI5
+PC92b2x1bWU+PG51bWJlcj45PC9udW1iZXI+PGRhdGVzPjx5ZWFyPjIwMjA8L3llYXI+PC9kYXRl
+cz48aXNibj4wMDMwLTEyOTk8L2lzYm4+PHVybHM+PHJlbGF0ZWQtdXJscz48dXJsPmh0dHBzOi8v
+b25saW5lbGlicmFyeS53aWxleS5jb20vZG9pL2Ficy8xMC4xMTExL29pay4wNzMwMzwvdXJsPjwv
+cmVsYXRlZC11cmxzPjwvdXJscz48ZWxlY3Ryb25pYy1yZXNvdXJjZS1udW0+aHR0cHM6Ly9kb2ku
+b3JnLzEwLjExMTEvb2lrLjA3MzAzPC9lbGVjdHJvbmljLXJlc291cmNlLW51bT48L3JlY29yZD48
+L0NpdGU+PENpdGU+PEF1dGhvcj5DYXJhRG9ubmE8L0F1dGhvcj48WWVhcj4yMDIxPC9ZZWFyPjxS
+ZWNOdW0+MzkzNjwvUmVjTnVtPjxyZWNvcmQ+PHJlYy1udW1iZXI+MzkzNjwvcmVjLW51bWJlcj48
+Zm9yZWlnbi1rZXlzPjxrZXkgYXBwPSJFTiIgZGItaWQ9IjV4ZXBkZnBzdHJ4ZjBpZWEwd2V4eDlk
+MXBhZXp0ZHNkZHh3cCIgdGltZXN0YW1wPSIwIj4zOTM2PC9rZXk+PC9mb3JlaWduLWtleXM+PHJl
+Zi10eXBlIG5hbWU9IkpvdXJuYWwgQXJ0aWNsZSI+MTc8L3JlZi10eXBlPjxjb250cmlidXRvcnM+
+PGF1dGhvcnM+PGF1dGhvcj5DYXJhRG9ubmEsIFBhdWwgSjwvYXV0aG9yPjxhdXRob3I+QnVya2xl
+LCBMYXVyYSBBPC9hdXRob3I+PGF1dGhvcj5TY2h3YXJ6LCBCZW5qYW1pbjwvYXV0aG9yPjxhdXRo
+b3I+UmVzYXNjbywgSnVsaWFuPC9hdXRob3I+PGF1dGhvcj5LbmlnaHQsIFRpZmZhbnkgTTwvYXV0
+aG9yPjxhdXRob3I+QmVuYWRpLCBHaXRhPC9hdXRob3I+PGF1dGhvcj5CbMO8dGhnZW4sIE5pY288
+L2F1dGhvcj48YXV0aG9yPkRvcm1hbm4sIENhcnN0ZW4gRjwvYXV0aG9yPjxhdXRob3I+RmFuZywg
+UWlhbmc8L2F1dGhvcj48YXV0aG9yPkZyw7xuZCwgSm9jaGVuPC9hdXRob3I+PC9hdXRob3JzPjwv
+Y29udHJpYnV0b3JzPjx0aXRsZXM+PHRpdGxlPlNlZWluZyB0aHJvdWdoIHRoZSBzdGF0aWM6IHRo
+ZSB0ZW1wb3JhbCBkaW1lbnNpb24gb2YgcGxhbnTigJNhbmltYWwgbXV0dWFsaXN0aWMgaW50ZXJh
+Y3Rpb25zPC90aXRsZT48c2Vjb25kYXJ5LXRpdGxlPkVjb2xvZ3kgTGV0dGVyczwvc2Vjb25kYXJ5
+LXRpdGxlPjwvdGl0bGVzPjxwZXJpb2RpY2FsPjxmdWxsLXRpdGxlPkVjb2xvZ3kgTGV0dGVyczwv
+ZnVsbC10aXRsZT48L3BlcmlvZGljYWw+PHBhZ2VzPjE0OS0xNjE8L3BhZ2VzPjx2b2x1bWU+MjQ8
+L3ZvbHVtZT48bnVtYmVyPjE8L251bWJlcj48ZGF0ZXM+PHllYXI+MjAyMTwveWVhcj48L2RhdGVz
+Pjxpc2JuPjE0NjEtMDIzWDwvaXNibj48dXJscz48L3VybHM+PC9yZWNvcmQ+PC9DaXRlPjxDaXRl
+PjxBdXRob3I+T2xlc2VuPC9BdXRob3I+PFllYXI+MjAwODwvWWVhcj48UmVjTnVtPjQwMDA8L1Jl
+Y051bT48cmVjb3JkPjxyZWMtbnVtYmVyPjQwMDA8L3JlYy1udW1iZXI+PGZvcmVpZ24ta2V5cz48
+a2V5IGFwcD0iRU4iIGRiLWlkPSI1eGVwZGZwc3RyeGYwaWVhMHdleHg5ZDFwYWV6dGRzZGR4d3Ai
+IHRpbWVzdGFtcD0iMTY0NDk1Mzk0MCI+NDAwMDwva2V5PjwvZm9yZWlnbi1rZXlzPjxyZWYtdHlw
+ZSBuYW1lPSJKb3VybmFsIEFydGljbGUiPjE3PC9yZWYtdHlwZT48Y29udHJpYnV0b3JzPjxhdXRo
+b3JzPjxhdXRob3I+T2xlc2VuLCBKZW5zIE08L2F1dGhvcj48YXV0aG9yPkJhc2NvbXB0ZSwgSm9y
+ZGk8L2F1dGhvcj48YXV0aG9yPkVsYmVybGluZywgSGVpZGk8L2F1dGhvcj48YXV0aG9yPkpvcmRh
+bm8sIFBlZHJvPC9hdXRob3I+PC9hdXRob3JzPjwvY29udHJpYnV0b3JzPjx0aXRsZXM+PHRpdGxl
+PlRlbXBvcmFsIGR5bmFtaWNzIGluIGEgcG9sbGluYXRpb24gbmV0d29yazwvdGl0bGU+PHNlY29u
+ZGFyeS10aXRsZT5FY29sb2d5PC9zZWNvbmRhcnktdGl0bGU+PC90aXRsZXM+PHBlcmlvZGljYWw+
+PGZ1bGwtdGl0bGU+RWNvbG9neTwvZnVsbC10aXRsZT48L3BlcmlvZGljYWw+PHBhZ2VzPjE1NzMt
+MTU4MjwvcGFnZXM+PHZvbHVtZT44OTwvdm9sdW1lPjxudW1iZXI+NjwvbnVtYmVyPjxkYXRlcz48
+eWVhcj4yMDA4PC95ZWFyPjwvZGF0ZXM+PGlzYm4+MTkzOS05MTcwPC9pc2JuPjx1cmxzPjwvdXJs
+cz48L3JlY29yZD48L0NpdGU+PC9FbmROb3RlPgB=
+</w:fldData>
+        </w:fldChar>
+      </w:r>
+      <w:r>
+        <w:rPr>
+          <w:rFonts w:ascii="Times New Roman" w:hAnsi="Times New Roman" w:cs="Times New Roman"/>
+        </w:rPr>
+        <w:instrText xml:space="preserve"> ADDIN EN.CITE </w:instrText>
+      </w:r>
+      <w:r>
+        <w:rPr>
+          <w:rFonts w:ascii="Times New Roman" w:hAnsi="Times New Roman" w:cs="Times New Roman"/>
+        </w:rPr>
+        <w:fldChar w:fldCharType="begin">
+          <w:fldData xml:space="preserve">PEVuZE5vdGU+PENpdGU+PEF1dGhvcj5TY2h3YXJ6PC9BdXRob3I+PFllYXI+MjAyMDwvWWVhcj48
+UmVjTnVtPjQwNjQ8L1JlY051bT48RGlzcGxheVRleHQ+KE9sZXNlbjxzdHlsZSBmYWNlPSJpdGFs
+aWMiPiBldCBhbC48L3N0eWxlPiAyMDA4OyBTY2h3YXJ6PHN0eWxlIGZhY2U9Iml0YWxpYyI+IGV0
+IGFsLjwvc3R5bGU+IDIwMjA7IENhcmFEb25uYTxzdHlsZSBmYWNlPSJpdGFsaWMiPiBldCBhbC48
+L3N0eWxlPiAyMDIxKTwvRGlzcGxheVRleHQ+PHJlY29yZD48cmVjLW51bWJlcj40MDY0PC9yZWMt
+bnVtYmVyPjxmb3JlaWduLWtleXM+PGtleSBhcHA9IkVOIiBkYi1pZD0iNXhlcGRmcHN0cnhmMGll
+YTB3ZXh4OWQxcGFlenRkc2RkeHdwIiB0aW1lc3RhbXA9IjE2NjM4ODAzMzgiPjQwNjQ8L2tleT48
+L2ZvcmVpZ24ta2V5cz48cmVmLXR5cGUgbmFtZT0iSm91cm5hbCBBcnRpY2xlIj4xNzwvcmVmLXR5
+cGU+PGNvbnRyaWJ1dG9ycz48YXV0aG9ycz48YXV0aG9yPlNjaHdhcnosIEJlbmphbWluPC9hdXRo
+b3I+PGF1dGhvcj5Ww6F6cXVleiwgRGllZ28gUC48L2F1dGhvcj48YXV0aG9yPkNhcmFEb25uYSwg
+UGF1bCBKLjwvYXV0aG9yPjxhdXRob3I+S25pZ2h0LCBUaWZmYW55IE0uPC9hdXRob3I+PGF1dGhv
+cj5CZW5hZGksIEdpdGE8L2F1dGhvcj48YXV0aG9yPkRvcm1hbm4sIENhcnN0ZW4gRi48L2F1dGhv
+cj48YXV0aG9yPkdhdXplbnMsIEJlbm9pdDwvYXV0aG9yPjxhdXRob3I+TW90aXZhbnMsIEVsZW5h
+PC9hdXRob3I+PGF1dGhvcj5SZXNhc2NvLCBKdWxpYW48L2F1dGhvcj48YXV0aG9yPkJsw7x0aGdl
+biwgTmljbzwvYXV0aG9yPjxhdXRob3I+QnVya2xlLCBMYXVyYSBBLjwvYXV0aG9yPjxhdXRob3I+
+RmFuZywgUWlhbmc8L2F1dGhvcj48YXV0aG9yPkthaXNlci1CdW5idXJ5LCBDaHJpc3RvcGhlciBO
+LjwvYXV0aG9yPjxhdXRob3I+QWxhcmPDs24sIFJ1YmVuPC9hdXRob3I+PGF1dGhvcj5CYWluLCBK
+dXN0aW4gQS48L2F1dGhvcj48YXV0aG9yPkNoYWNvZmYsIE5hdGFjaGEgUC48L2F1dGhvcj48YXV0
+aG9yPkh1YW5nLCBTaHVhbmctUXVhbjwvYXV0aG9yPjxhdXRob3I+TGVCdWhuLCBHcmV0Y2hlbjwv
+YXV0aG9yPjxhdXRob3I+TWFjTGVvZCwgTW9sbHk8L2F1dGhvcj48YXV0aG9yPlBldGFuaWRvdSwg
+VGhlb2RvcmE8L2F1dGhvcj48YXV0aG9yPlJhc211c3NlbiwgQ2xhdXM8L2F1dGhvcj48YXV0aG9y
+PlNpbWFub25vaywgTWljaGFlbCBQLjwvYXV0aG9yPjxhdXRob3I+VGhvbXBzb24sIEFtaWJldGgg
+SC48L2F1dGhvcj48YXV0aG9yPkZyw7xuZCwgSm9jaGVuPC9hdXRob3I+PC9hdXRob3JzPjwvY29u
+dHJpYnV0b3JzPjx0aXRsZXM+PHRpdGxlPlRlbXBvcmFsIHNjYWxlLWRlcGVuZGVuY2Ugb2YgcGxh
+bnTigJNwb2xsaW5hdG9yIG5ldHdvcmtzPC90aXRsZT48c2Vjb25kYXJ5LXRpdGxlPk9pa29zPC9z
+ZWNvbmRhcnktdGl0bGU+PC90aXRsZXM+PHBlcmlvZGljYWw+PGZ1bGwtdGl0bGU+T2lrb3M8L2Z1
+bGwtdGl0bGU+PC9wZXJpb2RpY2FsPjxwYWdlcz4xMjg5LTEzMDI8L3BhZ2VzPjx2b2x1bWU+MTI5
+PC92b2x1bWU+PG51bWJlcj45PC9udW1iZXI+PGRhdGVzPjx5ZWFyPjIwMjA8L3llYXI+PC9kYXRl
+cz48aXNibj4wMDMwLTEyOTk8L2lzYm4+PHVybHM+PHJlbGF0ZWQtdXJscz48dXJsPmh0dHBzOi8v
+b25saW5lbGlicmFyeS53aWxleS5jb20vZG9pL2Ficy8xMC4xMTExL29pay4wNzMwMzwvdXJsPjwv
+cmVsYXRlZC11cmxzPjwvdXJscz48ZWxlY3Ryb25pYy1yZXNvdXJjZS1udW0+aHR0cHM6Ly9kb2ku
+b3JnLzEwLjExMTEvb2lrLjA3MzAzPC9lbGVjdHJvbmljLXJlc291cmNlLW51bT48L3JlY29yZD48
+L0NpdGU+PENpdGU+PEF1dGhvcj5DYXJhRG9ubmE8L0F1dGhvcj48WWVhcj4yMDIxPC9ZZWFyPjxS
+ZWNOdW0+MzkzNjwvUmVjTnVtPjxyZWNvcmQ+PHJlYy1udW1iZXI+MzkzNjwvcmVjLW51bWJlcj48
+Zm9yZWlnbi1rZXlzPjxrZXkgYXBwPSJFTiIgZGItaWQ9IjV4ZXBkZnBzdHJ4ZjBpZWEwd2V4eDlk
+MXBhZXp0ZHNkZHh3cCIgdGltZXN0YW1wPSIwIj4zOTM2PC9rZXk+PC9mb3JlaWduLWtleXM+PHJl
+Zi10eXBlIG5hbWU9IkpvdXJuYWwgQXJ0aWNsZSI+MTc8L3JlZi10eXBlPjxjb250cmlidXRvcnM+
+PGF1dGhvcnM+PGF1dGhvcj5DYXJhRG9ubmEsIFBhdWwgSjwvYXV0aG9yPjxhdXRob3I+QnVya2xl
+LCBMYXVyYSBBPC9hdXRob3I+PGF1dGhvcj5TY2h3YXJ6LCBCZW5qYW1pbjwvYXV0aG9yPjxhdXRo
+b3I+UmVzYXNjbywgSnVsaWFuPC9hdXRob3I+PGF1dGhvcj5LbmlnaHQsIFRpZmZhbnkgTTwvYXV0
+aG9yPjxhdXRob3I+QmVuYWRpLCBHaXRhPC9hdXRob3I+PGF1dGhvcj5CbMO8dGhnZW4sIE5pY288
+L2F1dGhvcj48YXV0aG9yPkRvcm1hbm4sIENhcnN0ZW4gRjwvYXV0aG9yPjxhdXRob3I+RmFuZywg
+UWlhbmc8L2F1dGhvcj48YXV0aG9yPkZyw7xuZCwgSm9jaGVuPC9hdXRob3I+PC9hdXRob3JzPjwv
+Y29udHJpYnV0b3JzPjx0aXRsZXM+PHRpdGxlPlNlZWluZyB0aHJvdWdoIHRoZSBzdGF0aWM6IHRo
+ZSB0ZW1wb3JhbCBkaW1lbnNpb24gb2YgcGxhbnTigJNhbmltYWwgbXV0dWFsaXN0aWMgaW50ZXJh
+Y3Rpb25zPC90aXRsZT48c2Vjb25kYXJ5LXRpdGxlPkVjb2xvZ3kgTGV0dGVyczwvc2Vjb25kYXJ5
+LXRpdGxlPjwvdGl0bGVzPjxwZXJpb2RpY2FsPjxmdWxsLXRpdGxlPkVjb2xvZ3kgTGV0dGVyczwv
+ZnVsbC10aXRsZT48L3BlcmlvZGljYWw+PHBhZ2VzPjE0OS0xNjE8L3BhZ2VzPjx2b2x1bWU+MjQ8
+L3ZvbHVtZT48bnVtYmVyPjE8L251bWJlcj48ZGF0ZXM+PHllYXI+MjAyMTwveWVhcj48L2RhdGVz
+Pjxpc2JuPjE0NjEtMDIzWDwvaXNibj48dXJscz48L3VybHM+PC9yZWNvcmQ+PC9DaXRlPjxDaXRl
+PjxBdXRob3I+T2xlc2VuPC9BdXRob3I+PFllYXI+MjAwODwvWWVhcj48UmVjTnVtPjQwMDA8L1Jl
+Y051bT48cmVjb3JkPjxyZWMtbnVtYmVyPjQwMDA8L3JlYy1udW1iZXI+PGZvcmVpZ24ta2V5cz48
+a2V5IGFwcD0iRU4iIGRiLWlkPSI1eGVwZGZwc3RyeGYwaWVhMHdleHg5ZDFwYWV6dGRzZGR4d3Ai
+IHRpbWVzdGFtcD0iMTY0NDk1Mzk0MCI+NDAwMDwva2V5PjwvZm9yZWlnbi1rZXlzPjxyZWYtdHlw
+ZSBuYW1lPSJKb3VybmFsIEFydGljbGUiPjE3PC9yZWYtdHlwZT48Y29udHJpYnV0b3JzPjxhdXRo
+b3JzPjxhdXRob3I+T2xlc2VuLCBKZW5zIE08L2F1dGhvcj48YXV0aG9yPkJhc2NvbXB0ZSwgSm9y
+ZGk8L2F1dGhvcj48YXV0aG9yPkVsYmVybGluZywgSGVpZGk8L2F1dGhvcj48YXV0aG9yPkpvcmRh
+bm8sIFBlZHJvPC9hdXRob3I+PC9hdXRob3JzPjwvY29udHJpYnV0b3JzPjx0aXRsZXM+PHRpdGxl
+PlRlbXBvcmFsIGR5bmFtaWNzIGluIGEgcG9sbGluYXRpb24gbmV0d29yazwvdGl0bGU+PHNlY29u
+ZGFyeS10aXRsZT5FY29sb2d5PC9zZWNvbmRhcnktdGl0bGU+PC90aXRsZXM+PHBlcmlvZGljYWw+
+PGZ1bGwtdGl0bGU+RWNvbG9neTwvZnVsbC10aXRsZT48L3BlcmlvZGljYWw+PHBhZ2VzPjE1NzMt
+MTU4MjwvcGFnZXM+PHZvbHVtZT44OTwvdm9sdW1lPjxudW1iZXI+NjwvbnVtYmVyPjxkYXRlcz48
+eWVhcj4yMDA4PC95ZWFyPjwvZGF0ZXM+PGlzYm4+MTkzOS05MTcwPC9pc2JuPjx1cmxzPjwvdXJs
+cz48L3JlY29yZD48L0NpdGU+PC9FbmROb3RlPgB=
+</w:fldData>
+        </w:fldChar>
+      </w:r>
+      <w:r>
+        <w:rPr>
+          <w:rFonts w:ascii="Times New Roman" w:hAnsi="Times New Roman" w:cs="Times New Roman"/>
+        </w:rPr>
+        <w:instrText xml:space="preserve"> ADDIN EN.CITE.DATA </w:instrText>
+      </w:r>
+      <w:r>
+        <w:rPr>
+          <w:rFonts w:ascii="Times New Roman" w:hAnsi="Times New Roman" w:cs="Times New Roman"/>
+        </w:rPr>
+      </w:r>
+      <w:r>
+        <w:rPr>
+          <w:rFonts w:ascii="Times New Roman" w:hAnsi="Times New Roman" w:cs="Times New Roman"/>
+        </w:rPr>
+        <w:fldChar w:fldCharType="end"/>
+      </w:r>
+      <w:r>
+        <w:rPr>
+          <w:rFonts w:ascii="Times New Roman" w:hAnsi="Times New Roman" w:cs="Times New Roman"/>
+        </w:rPr>
+      </w:r>
+      <w:r>
+        <w:rPr>
+          <w:rFonts w:ascii="Times New Roman" w:hAnsi="Times New Roman" w:cs="Times New Roman"/>
+        </w:rPr>
+        <w:fldChar w:fldCharType="separate"/>
+      </w:r>
+      <w:r>
+        <w:rPr>
+          <w:rFonts w:ascii="Times New Roman" w:hAnsi="Times New Roman" w:cs="Times New Roman"/>
+          <w:noProof/>
+        </w:rPr>
+        <w:t>(Olesen</w:t>
+      </w:r>
+      <w:r>
+        <w:rPr>
+          <w:rFonts w:ascii="Times New Roman" w:hAnsi="Times New Roman" w:cs="Times New Roman"/>
+          <w:i/>
+          <w:noProof/>
+        </w:rPr>
+        <w:t xml:space="preserve"> et al.</w:t>
+      </w:r>
+      <w:r>
+        <w:rPr>
+          <w:rFonts w:ascii="Times New Roman" w:hAnsi="Times New Roman" w:cs="Times New Roman"/>
+          <w:noProof/>
+        </w:rPr>
+        <w:t xml:space="preserve"> 2008; Schwarz</w:t>
+      </w:r>
+      <w:r>
+        <w:rPr>
+          <w:rFonts w:ascii="Times New Roman" w:hAnsi="Times New Roman" w:cs="Times New Roman"/>
+          <w:i/>
+          <w:noProof/>
+        </w:rPr>
+        <w:t xml:space="preserve"> et al.</w:t>
+      </w:r>
+      <w:r>
+        <w:rPr>
+          <w:rFonts w:ascii="Times New Roman" w:hAnsi="Times New Roman" w:cs="Times New Roman"/>
+          <w:noProof/>
+        </w:rPr>
+        <w:t xml:space="preserve"> 2020; CaraDonna</w:t>
+      </w:r>
+      <w:r>
+        <w:rPr>
+          <w:rFonts w:ascii="Times New Roman" w:hAnsi="Times New Roman" w:cs="Times New Roman"/>
+          <w:i/>
+          <w:noProof/>
+        </w:rPr>
+        <w:t xml:space="preserve"> et al.</w:t>
+      </w:r>
+      <w:r>
+        <w:rPr>
+          <w:rFonts w:ascii="Times New Roman" w:hAnsi="Times New Roman" w:cs="Times New Roman"/>
+          <w:noProof/>
+        </w:rPr>
+        <w:t xml:space="preserve"> 2021)</w:t>
+      </w:r>
+      <w:r>
+        <w:rPr>
+          <w:rFonts w:ascii="Times New Roman" w:hAnsi="Times New Roman" w:cs="Times New Roman"/>
+        </w:rPr>
+        <w:fldChar w:fldCharType="end"/>
+      </w:r>
+      <w:r>
+        <w:rPr>
+          <w:rFonts w:ascii="Times New Roman" w:hAnsi="Times New Roman" w:cs="Times New Roman"/>
+        </w:rPr>
         <w:t xml:space="preserve">. </w:t>
       </w:r>
       <w:r>
@@ -482,6 +978,198 @@
           <w:rFonts w:ascii="Times New Roman" w:hAnsi="Times New Roman" w:cs="Times New Roman"/>
         </w:rPr>
         <w:t xml:space="preserve"> respond to perturbations</w:t>
+      </w:r>
+      <w:r>
+        <w:rPr>
+          <w:rFonts w:ascii="Times New Roman" w:hAnsi="Times New Roman" w:cs="Times New Roman"/>
+        </w:rPr>
+        <w:t xml:space="preserve"> </w:t>
+      </w:r>
+      <w:r>
+        <w:rPr>
+          <w:rFonts w:ascii="Times New Roman" w:hAnsi="Times New Roman" w:cs="Times New Roman"/>
+        </w:rPr>
+        <w:fldChar w:fldCharType="begin">
+          <w:fldData xml:space="preserve">PEVuZE5vdGU+PENpdGU+PEF1dGhvcj5ZaW48L0F1dGhvcj48WWVhcj4yMDI0PC9ZZWFyPjxSZWNO
+dW0+NDMxOTwvUmVjTnVtPjxEaXNwbGF5VGV4dD4oS2hhcm91YmE8c3R5bGUgZmFjZT0iaXRhbGlj
+Ij4gZXQgYWwuPC9zdHlsZT4gMjAxODsgSW5vdXllIDIwMjI7IFlpbiAmYW1wOyBSdWRvbGYgMjAy
+NCk8L0Rpc3BsYXlUZXh0PjxyZWNvcmQ+PHJlYy1udW1iZXI+NDMxOTwvcmVjLW51bWJlcj48Zm9y
+ZWlnbi1rZXlzPjxrZXkgYXBwPSJFTiIgZGItaWQ9IjV4ZXBkZnBzdHJ4ZjBpZWEwd2V4eDlkMXBh
+ZXp0ZHNkZHh3cCIgdGltZXN0YW1wPSIxNzIxOTIxNzY4Ij40MzE5PC9rZXk+PC9mb3JlaWduLWtl
+eXM+PHJlZi10eXBlIG5hbWU9IkpvdXJuYWwgQXJ0aWNsZSI+MTc8L3JlZi10eXBlPjxjb250cmli
+dXRvcnM+PGF1dGhvcnM+PGF1dGhvcj5ZaW4sIEhhbm5haDwvYXV0aG9yPjxhdXRob3I+UnVkb2xm
+LCBWb2xrZXIgSC4gVy48L2F1dGhvcj48L2F1dGhvcnM+PC9jb250cmlidXRvcnM+PHRpdGxlcz48
+dGl0bGU+VGltZSBpcyBvZiB0aGUgZXNzZW5jZTogQSBnZW5lcmFsIGZyYW1ld29yayBmb3IgdW5j
+b3ZlcmluZyB0ZW1wb3JhbCBzdHJ1Y3R1cmVzIG9mIGNvbW11bml0aWVzPC90aXRsZT48c2Vjb25k
+YXJ5LXRpdGxlPkVjb2xvZ3kgTGV0dGVyczwvc2Vjb25kYXJ5LXRpdGxlPjwvdGl0bGVzPjxwZXJp
+b2RpY2FsPjxmdWxsLXRpdGxlPkVjb2xvZ3kgTGV0dGVyczwvZnVsbC10aXRsZT48L3BlcmlvZGlj
+YWw+PHBhZ2VzPmUxNDQ4MTwvcGFnZXM+PHZvbHVtZT4yNzwvdm9sdW1lPjxudW1iZXI+NzwvbnVt
+YmVyPjxkYXRlcz48eWVhcj4yMDI0PC95ZWFyPjwvZGF0ZXM+PGlzYm4+MTQ2MS0wMjNYPC9pc2Ju
+Pjx1cmxzPjxyZWxhdGVkLXVybHM+PHVybD5odHRwczovL29ubGluZWxpYnJhcnkud2lsZXkuY29t
+L2RvaS9hYnMvMTAuMTExMS9lbGUuMTQ0ODE8L3VybD48L3JlbGF0ZWQtdXJscz48L3VybHM+PGVs
+ZWN0cm9uaWMtcmVzb3VyY2UtbnVtPmh0dHBzOi8vZG9pLm9yZy8xMC4xMTExL2VsZS4xNDQ4MTwv
+ZWxlY3Ryb25pYy1yZXNvdXJjZS1udW0+PC9yZWNvcmQ+PC9DaXRlPjxDaXRlPjxBdXRob3I+SW5v
+dXllPC9BdXRob3I+PFllYXI+MjAyMjwvWWVhcj48UmVjTnVtPjQzMTA8L1JlY051bT48cmVjb3Jk
+PjxyZWMtbnVtYmVyPjQzMTA8L3JlYy1udW1iZXI+PGZvcmVpZ24ta2V5cz48a2V5IGFwcD0iRU4i
+IGRiLWlkPSI1eGVwZGZwc3RyeGYwaWVhMHdleHg5ZDFwYWV6dGRzZGR4d3AiIHRpbWVzdGFtcD0i
+MTcxODI5MDIzNyI+NDMxMDwva2V5PjwvZm9yZWlnbi1rZXlzPjxyZWYtdHlwZSBuYW1lPSJKb3Vy
+bmFsIEFydGljbGUiPjE3PC9yZWYtdHlwZT48Y29udHJpYnV0b3JzPjxhdXRob3JzPjxhdXRob3I+
+SW5vdXllLCBEYXZpZCBXLjwvYXV0aG9yPjwvYXV0aG9ycz48L2NvbnRyaWJ1dG9ycz48dGl0bGVz
+Pjx0aXRsZT5DbGltYXRlIGNoYW5nZSBhbmQgcGhlbm9sb2d5PC90aXRsZT48c2Vjb25kYXJ5LXRp
+dGxlPldJUkVzIENsaW1hdGUgQ2hhbmdlPC9zZWNvbmRhcnktdGl0bGU+PC90aXRsZXM+PHBlcmlv
+ZGljYWw+PGZ1bGwtdGl0bGU+V0lSRXMgQ2xpbWF0ZSBDaGFuZ2U8L2Z1bGwtdGl0bGU+PC9wZXJp
+b2RpY2FsPjxwYWdlcz5lNzY0PC9wYWdlcz48dm9sdW1lPjEzPC92b2x1bWU+PG51bWJlcj4zPC9u
+dW1iZXI+PGRhdGVzPjx5ZWFyPjIwMjI8L3llYXI+PC9kYXRlcz48aXNibj4xNzU3LTc3ODA8L2lz
+Ym4+PHVybHM+PHJlbGF0ZWQtdXJscz48dXJsPmh0dHBzOi8vd2lyZXMub25saW5lbGlicmFyeS53
+aWxleS5jb20vZG9pL2Ficy8xMC4xMDAyL3djYy43NjQ8L3VybD48L3JlbGF0ZWQtdXJscz48L3Vy
+bHM+PGVsZWN0cm9uaWMtcmVzb3VyY2UtbnVtPmh0dHBzOi8vZG9pLm9yZy8xMC4xMDAyL3djYy43
+NjQ8L2VsZWN0cm9uaWMtcmVzb3VyY2UtbnVtPjwvcmVjb3JkPjwvQ2l0ZT48Q2l0ZT48QXV0aG9y
+PktoYXJvdWJhPC9BdXRob3I+PFllYXI+MjAxODwvWWVhcj48UmVjTnVtPjM5NTI8L1JlY051bT48
+cmVjb3JkPjxyZWMtbnVtYmVyPjM5NTI8L3JlYy1udW1iZXI+PGZvcmVpZ24ta2V5cz48a2V5IGFw
+cD0iRU4iIGRiLWlkPSI1eGVwZGZwc3RyeGYwaWVhMHdleHg5ZDFwYWV6dGRzZGR4d3AiIHRpbWVz
+dGFtcD0iMCI+Mzk1Mjwva2V5PjwvZm9yZWlnbi1rZXlzPjxyZWYtdHlwZSBuYW1lPSJKb3VybmFs
+IEFydGljbGUiPjE3PC9yZWYtdHlwZT48Y29udHJpYnV0b3JzPjxhdXRob3JzPjxhdXRob3I+S2hh
+cm91YmEsIEhlYXRoZXIgTS48L2F1dGhvcj48YXV0aG9yPkVocmzDqW4sIEpvaGFuPC9hdXRob3I+
+PGF1dGhvcj5HZWxtYW4sIEFuZHJldzwvYXV0aG9yPjxhdXRob3I+Qm9sbWdyZW4sIEtqZWxsPC9h
+dXRob3I+PGF1dGhvcj5BbGxlbiwgSmVuaWNhIE0uPC9hdXRob3I+PGF1dGhvcj5UcmF2ZXJzLCBT
+dGV2ZSBFLjwvYXV0aG9yPjxhdXRob3I+V29sa292aWNoLCBFbGl6YWJldGggTS48L2F1dGhvcj48
+L2F1dGhvcnM+PC9jb250cmlidXRvcnM+PHRpdGxlcz48dGl0bGU+R2xvYmFsIHNoaWZ0cyBpbiB0
+aGUgcGhlbm9sb2dpY2FsIHN5bmNocm9ueSBvZiBzcGVjaWVzIGludGVyYWN0aW9ucyBvdmVyIHJl
+Y2VudCBkZWNhZGVzPC90aXRsZT48c2Vjb25kYXJ5LXRpdGxlPlByb2NlZWRpbmdzIG9mIHRoZSBO
+YXRpb25hbCBBY2FkZW15IG9mIFNjaWVuY2VzPC9zZWNvbmRhcnktdGl0bGU+PC90aXRsZXM+PHBl
+cmlvZGljYWw+PGZ1bGwtdGl0bGU+UHJvY2VlZGluZ3Mgb2YgdGhlIE5hdGlvbmFsIEFjYWRlbXkg
+b2YgU2NpZW5jZXM8L2Z1bGwtdGl0bGU+PC9wZXJpb2RpY2FsPjxwYWdlcz41MjExLTUyMTY8L3Bh
+Z2VzPjx2b2x1bWU+MTE1PC92b2x1bWU+PG51bWJlcj4yMDwvbnVtYmVyPjxkYXRlcz48eWVhcj4y
+MDE4PC95ZWFyPjwvZGF0ZXM+PHVybHM+PHJlbGF0ZWQtdXJscz48dXJsPmh0dHBzOi8vd3d3LnBu
+YXMub3JnL2NvbnRlbnQvcG5hcy8xMTUvMjAvNTIxMS5mdWxsLnBkZjwvdXJsPjwvcmVsYXRlZC11
+cmxzPjwvdXJscz48ZWxlY3Ryb25pYy1yZXNvdXJjZS1udW0+MTAuMTA3My9wbmFzLjE3MTQ1MTEx
+MTU8L2VsZWN0cm9uaWMtcmVzb3VyY2UtbnVtPjwvcmVjb3JkPjwvQ2l0ZT48L0VuZE5vdGU+AG==
+</w:fldData>
+        </w:fldChar>
+      </w:r>
+      <w:r>
+        <w:rPr>
+          <w:rFonts w:ascii="Times New Roman" w:hAnsi="Times New Roman" w:cs="Times New Roman"/>
+        </w:rPr>
+        <w:instrText xml:space="preserve"> ADDIN EN.CITE </w:instrText>
+      </w:r>
+      <w:r>
+        <w:rPr>
+          <w:rFonts w:ascii="Times New Roman" w:hAnsi="Times New Roman" w:cs="Times New Roman"/>
+        </w:rPr>
+        <w:fldChar w:fldCharType="begin">
+          <w:fldData xml:space="preserve">PEVuZE5vdGU+PENpdGU+PEF1dGhvcj5ZaW48L0F1dGhvcj48WWVhcj4yMDI0PC9ZZWFyPjxSZWNO
+dW0+NDMxOTwvUmVjTnVtPjxEaXNwbGF5VGV4dD4oS2hhcm91YmE8c3R5bGUgZmFjZT0iaXRhbGlj
+Ij4gZXQgYWwuPC9zdHlsZT4gMjAxODsgSW5vdXllIDIwMjI7IFlpbiAmYW1wOyBSdWRvbGYgMjAy
+NCk8L0Rpc3BsYXlUZXh0PjxyZWNvcmQ+PHJlYy1udW1iZXI+NDMxOTwvcmVjLW51bWJlcj48Zm9y
+ZWlnbi1rZXlzPjxrZXkgYXBwPSJFTiIgZGItaWQ9IjV4ZXBkZnBzdHJ4ZjBpZWEwd2V4eDlkMXBh
+ZXp0ZHNkZHh3cCIgdGltZXN0YW1wPSIxNzIxOTIxNzY4Ij40MzE5PC9rZXk+PC9mb3JlaWduLWtl
+eXM+PHJlZi10eXBlIG5hbWU9IkpvdXJuYWwgQXJ0aWNsZSI+MTc8L3JlZi10eXBlPjxjb250cmli
+dXRvcnM+PGF1dGhvcnM+PGF1dGhvcj5ZaW4sIEhhbm5haDwvYXV0aG9yPjxhdXRob3I+UnVkb2xm
+LCBWb2xrZXIgSC4gVy48L2F1dGhvcj48L2F1dGhvcnM+PC9jb250cmlidXRvcnM+PHRpdGxlcz48
+dGl0bGU+VGltZSBpcyBvZiB0aGUgZXNzZW5jZTogQSBnZW5lcmFsIGZyYW1ld29yayBmb3IgdW5j
+b3ZlcmluZyB0ZW1wb3JhbCBzdHJ1Y3R1cmVzIG9mIGNvbW11bml0aWVzPC90aXRsZT48c2Vjb25k
+YXJ5LXRpdGxlPkVjb2xvZ3kgTGV0dGVyczwvc2Vjb25kYXJ5LXRpdGxlPjwvdGl0bGVzPjxwZXJp
+b2RpY2FsPjxmdWxsLXRpdGxlPkVjb2xvZ3kgTGV0dGVyczwvZnVsbC10aXRsZT48L3BlcmlvZGlj
+YWw+PHBhZ2VzPmUxNDQ4MTwvcGFnZXM+PHZvbHVtZT4yNzwvdm9sdW1lPjxudW1iZXI+NzwvbnVt
+YmVyPjxkYXRlcz48eWVhcj4yMDI0PC95ZWFyPjwvZGF0ZXM+PGlzYm4+MTQ2MS0wMjNYPC9pc2Ju
+Pjx1cmxzPjxyZWxhdGVkLXVybHM+PHVybD5odHRwczovL29ubGluZWxpYnJhcnkud2lsZXkuY29t
+L2RvaS9hYnMvMTAuMTExMS9lbGUuMTQ0ODE8L3VybD48L3JlbGF0ZWQtdXJscz48L3VybHM+PGVs
+ZWN0cm9uaWMtcmVzb3VyY2UtbnVtPmh0dHBzOi8vZG9pLm9yZy8xMC4xMTExL2VsZS4xNDQ4MTwv
+ZWxlY3Ryb25pYy1yZXNvdXJjZS1udW0+PC9yZWNvcmQ+PC9DaXRlPjxDaXRlPjxBdXRob3I+SW5v
+dXllPC9BdXRob3I+PFllYXI+MjAyMjwvWWVhcj48UmVjTnVtPjQzMTA8L1JlY051bT48cmVjb3Jk
+PjxyZWMtbnVtYmVyPjQzMTA8L3JlYy1udW1iZXI+PGZvcmVpZ24ta2V5cz48a2V5IGFwcD0iRU4i
+IGRiLWlkPSI1eGVwZGZwc3RyeGYwaWVhMHdleHg5ZDFwYWV6dGRzZGR4d3AiIHRpbWVzdGFtcD0i
+MTcxODI5MDIzNyI+NDMxMDwva2V5PjwvZm9yZWlnbi1rZXlzPjxyZWYtdHlwZSBuYW1lPSJKb3Vy
+bmFsIEFydGljbGUiPjE3PC9yZWYtdHlwZT48Y29udHJpYnV0b3JzPjxhdXRob3JzPjxhdXRob3I+
+SW5vdXllLCBEYXZpZCBXLjwvYXV0aG9yPjwvYXV0aG9ycz48L2NvbnRyaWJ1dG9ycz48dGl0bGVz
+Pjx0aXRsZT5DbGltYXRlIGNoYW5nZSBhbmQgcGhlbm9sb2d5PC90aXRsZT48c2Vjb25kYXJ5LXRp
+dGxlPldJUkVzIENsaW1hdGUgQ2hhbmdlPC9zZWNvbmRhcnktdGl0bGU+PC90aXRsZXM+PHBlcmlv
+ZGljYWw+PGZ1bGwtdGl0bGU+V0lSRXMgQ2xpbWF0ZSBDaGFuZ2U8L2Z1bGwtdGl0bGU+PC9wZXJp
+b2RpY2FsPjxwYWdlcz5lNzY0PC9wYWdlcz48dm9sdW1lPjEzPC92b2x1bWU+PG51bWJlcj4zPC9u
+dW1iZXI+PGRhdGVzPjx5ZWFyPjIwMjI8L3llYXI+PC9kYXRlcz48aXNibj4xNzU3LTc3ODA8L2lz
+Ym4+PHVybHM+PHJlbGF0ZWQtdXJscz48dXJsPmh0dHBzOi8vd2lyZXMub25saW5lbGlicmFyeS53
+aWxleS5jb20vZG9pL2Ficy8xMC4xMDAyL3djYy43NjQ8L3VybD48L3JlbGF0ZWQtdXJscz48L3Vy
+bHM+PGVsZWN0cm9uaWMtcmVzb3VyY2UtbnVtPmh0dHBzOi8vZG9pLm9yZy8xMC4xMDAyL3djYy43
+NjQ8L2VsZWN0cm9uaWMtcmVzb3VyY2UtbnVtPjwvcmVjb3JkPjwvQ2l0ZT48Q2l0ZT48QXV0aG9y
+PktoYXJvdWJhPC9BdXRob3I+PFllYXI+MjAxODwvWWVhcj48UmVjTnVtPjM5NTI8L1JlY051bT48
+cmVjb3JkPjxyZWMtbnVtYmVyPjM5NTI8L3JlYy1udW1iZXI+PGZvcmVpZ24ta2V5cz48a2V5IGFw
+cD0iRU4iIGRiLWlkPSI1eGVwZGZwc3RyeGYwaWVhMHdleHg5ZDFwYWV6dGRzZGR4d3AiIHRpbWVz
+dGFtcD0iMCI+Mzk1Mjwva2V5PjwvZm9yZWlnbi1rZXlzPjxyZWYtdHlwZSBuYW1lPSJKb3VybmFs
+IEFydGljbGUiPjE3PC9yZWYtdHlwZT48Y29udHJpYnV0b3JzPjxhdXRob3JzPjxhdXRob3I+S2hh
+cm91YmEsIEhlYXRoZXIgTS48L2F1dGhvcj48YXV0aG9yPkVocmzDqW4sIEpvaGFuPC9hdXRob3I+
+PGF1dGhvcj5HZWxtYW4sIEFuZHJldzwvYXV0aG9yPjxhdXRob3I+Qm9sbWdyZW4sIEtqZWxsPC9h
+dXRob3I+PGF1dGhvcj5BbGxlbiwgSmVuaWNhIE0uPC9hdXRob3I+PGF1dGhvcj5UcmF2ZXJzLCBT
+dGV2ZSBFLjwvYXV0aG9yPjxhdXRob3I+V29sa292aWNoLCBFbGl6YWJldGggTS48L2F1dGhvcj48
+L2F1dGhvcnM+PC9jb250cmlidXRvcnM+PHRpdGxlcz48dGl0bGU+R2xvYmFsIHNoaWZ0cyBpbiB0
+aGUgcGhlbm9sb2dpY2FsIHN5bmNocm9ueSBvZiBzcGVjaWVzIGludGVyYWN0aW9ucyBvdmVyIHJl
+Y2VudCBkZWNhZGVzPC90aXRsZT48c2Vjb25kYXJ5LXRpdGxlPlByb2NlZWRpbmdzIG9mIHRoZSBO
+YXRpb25hbCBBY2FkZW15IG9mIFNjaWVuY2VzPC9zZWNvbmRhcnktdGl0bGU+PC90aXRsZXM+PHBl
+cmlvZGljYWw+PGZ1bGwtdGl0bGU+UHJvY2VlZGluZ3Mgb2YgdGhlIE5hdGlvbmFsIEFjYWRlbXkg
+b2YgU2NpZW5jZXM8L2Z1bGwtdGl0bGU+PC9wZXJpb2RpY2FsPjxwYWdlcz41MjExLTUyMTY8L3Bh
+Z2VzPjx2b2x1bWU+MTE1PC92b2x1bWU+PG51bWJlcj4yMDwvbnVtYmVyPjxkYXRlcz48eWVhcj4y
+MDE4PC95ZWFyPjwvZGF0ZXM+PHVybHM+PHJlbGF0ZWQtdXJscz48dXJsPmh0dHBzOi8vd3d3LnBu
+YXMub3JnL2NvbnRlbnQvcG5hcy8xMTUvMjAvNTIxMS5mdWxsLnBkZjwvdXJsPjwvcmVsYXRlZC11
+cmxzPjwvdXJscz48ZWxlY3Ryb25pYy1yZXNvdXJjZS1udW0+MTAuMTA3My9wbmFzLjE3MTQ1MTEx
+MTU8L2VsZWN0cm9uaWMtcmVzb3VyY2UtbnVtPjwvcmVjb3JkPjwvQ2l0ZT48L0VuZE5vdGU+AG==
+</w:fldData>
+        </w:fldChar>
+      </w:r>
+      <w:r>
+        <w:rPr>
+          <w:rFonts w:ascii="Times New Roman" w:hAnsi="Times New Roman" w:cs="Times New Roman"/>
+        </w:rPr>
+        <w:instrText xml:space="preserve"> ADDIN EN.CITE.DATA </w:instrText>
+      </w:r>
+      <w:r>
+        <w:rPr>
+          <w:rFonts w:ascii="Times New Roman" w:hAnsi="Times New Roman" w:cs="Times New Roman"/>
+        </w:rPr>
+      </w:r>
+      <w:r>
+        <w:rPr>
+          <w:rFonts w:ascii="Times New Roman" w:hAnsi="Times New Roman" w:cs="Times New Roman"/>
+        </w:rPr>
+        <w:fldChar w:fldCharType="end"/>
+      </w:r>
+      <w:r>
+        <w:rPr>
+          <w:rFonts w:ascii="Times New Roman" w:hAnsi="Times New Roman" w:cs="Times New Roman"/>
+        </w:rPr>
+      </w:r>
+      <w:r>
+        <w:rPr>
+          <w:rFonts w:ascii="Times New Roman" w:hAnsi="Times New Roman" w:cs="Times New Roman"/>
+        </w:rPr>
+        <w:fldChar w:fldCharType="separate"/>
+      </w:r>
+      <w:r>
+        <w:rPr>
+          <w:rFonts w:ascii="Times New Roman" w:hAnsi="Times New Roman" w:cs="Times New Roman"/>
+          <w:noProof/>
+        </w:rPr>
+        <w:t>(Kharouba</w:t>
+      </w:r>
+      <w:r>
+        <w:rPr>
+          <w:rFonts w:ascii="Times New Roman" w:hAnsi="Times New Roman" w:cs="Times New Roman"/>
+          <w:i/>
+          <w:noProof/>
+        </w:rPr>
+        <w:t xml:space="preserve"> et al.</w:t>
+      </w:r>
+      <w:r>
+        <w:rPr>
+          <w:rFonts w:ascii="Times New Roman" w:hAnsi="Times New Roman" w:cs="Times New Roman"/>
+          <w:noProof/>
+        </w:rPr>
+        <w:t xml:space="preserve"> 2018; Inouye 2022; Yin &amp; Rudolf 2024)</w:t>
+      </w:r>
+      <w:r>
+        <w:rPr>
+          <w:rFonts w:ascii="Times New Roman" w:hAnsi="Times New Roman" w:cs="Times New Roman"/>
+        </w:rPr>
+        <w:fldChar w:fldCharType="end"/>
       </w:r>
       <w:r>
         <w:rPr>
@@ -562,52 +1250,523 @@
         <w:rPr>
           <w:rFonts w:ascii="Times New Roman" w:hAnsi="Times New Roman" w:cs="Times New Roman"/>
         </w:rPr>
-        <w:t xml:space="preserve">The temporal structure of communities emerges from the phenological responses of individual species, which rarely respond to environmental changes in perfect synchrony. Instead, community members can differ in the rate and even direction at which phenologies shift in response to climate change. These individual differences can scale up to alter the entire temporal organization of communities. For instance, by altering the relative timing and/or spacing between phenologies, extreme climate events could alter the timing, duration, and even </w:t>
-      </w:r>
-      <w:r>
-        <w:rPr>
-          <w:rFonts w:ascii="Times New Roman" w:hAnsi="Times New Roman" w:cs="Times New Roman"/>
-        </w:rPr>
-        <w:t xml:space="preserve">the </w:t>
-      </w:r>
-      <w:r>
-        <w:rPr>
-          <w:rFonts w:ascii="Times New Roman" w:hAnsi="Times New Roman" w:cs="Times New Roman"/>
-        </w:rPr>
-        <w:t xml:space="preserve">diversity of </w:t>
-      </w:r>
-      <w:r>
-        <w:rPr>
-          <w:rFonts w:ascii="Times New Roman" w:hAnsi="Times New Roman" w:cs="Times New Roman"/>
+        <w:t xml:space="preserve">The temporal structure of communities emerges from the phenological responses of individual species, which rarely respond to environmental changes in perfect synchrony. Instead, community members </w:t>
+      </w:r>
+      <w:r>
+        <w:rPr>
+          <w:rFonts w:ascii="Times New Roman" w:hAnsi="Times New Roman" w:cs="Times New Roman"/>
+        </w:rPr>
+        <w:t xml:space="preserve">typically </w:t>
+      </w:r>
+      <w:r>
+        <w:rPr>
+          <w:rFonts w:ascii="Times New Roman" w:hAnsi="Times New Roman" w:cs="Times New Roman"/>
+        </w:rPr>
+        <w:t xml:space="preserve">differ in the rate and even direction at which phenologies shift in </w:t>
+      </w:r>
+      <w:r>
+        <w:rPr>
+          <w:rFonts w:ascii="Times New Roman" w:hAnsi="Times New Roman" w:cs="Times New Roman"/>
+        </w:rPr>
+        <w:t>response</w:t>
+      </w:r>
+      <w:r>
+        <w:rPr>
+          <w:rFonts w:ascii="Times New Roman" w:hAnsi="Times New Roman" w:cs="Times New Roman"/>
+        </w:rPr>
+        <w:t xml:space="preserve"> to climate change</w:t>
+      </w:r>
+      <w:r>
+        <w:rPr>
+          <w:rFonts w:ascii="Times New Roman" w:hAnsi="Times New Roman" w:cs="Times New Roman"/>
+        </w:rPr>
+        <w:t xml:space="preserve"> </w:t>
+      </w:r>
+      <w:r>
+        <w:rPr>
+          <w:rFonts w:ascii="Times New Roman" w:hAnsi="Times New Roman" w:cs="Times New Roman"/>
+        </w:rPr>
+        <w:fldChar w:fldCharType="begin">
+          <w:fldData xml:space="preserve">PEVuZE5vdGU+PENpdGU+PEF1dGhvcj5LaGFyb3ViYTwvQXV0aG9yPjxZZWFyPjIwMTg8L1llYXI+
+PFJlY051bT4zOTUyPC9SZWNOdW0+PERpc3BsYXlUZXh0PihPdmFza2FpbmVuPHN0eWxlIGZhY2U9
+Iml0YWxpYyI+IGV0IGFsLjwvc3R5bGU+IDIwMTM7IENhcmFEb25uYTxzdHlsZSBmYWNlPSJpdGFs
+aWMiPiBldCBhbC48L3N0eWxlPiAyMDE0OyBDYXJ0ZXI8c3R5bGUgZmFjZT0iaXRhbGljIj4gZXQg
+YWwuPC9zdHlsZT4gMjAxODsgS2hhcm91YmE8c3R5bGUgZmFjZT0iaXRhbGljIj4gZXQgYWwuPC9z
+dHlsZT4gMjAxODsgUHJhdGhlcjxzdHlsZSBmYWNlPSJpdGFsaWMiPiBldCBhbC48L3N0eWxlPiAy
+MDIzKTwvRGlzcGxheVRleHQ+PHJlY29yZD48cmVjLW51bWJlcj4zOTUyPC9yZWMtbnVtYmVyPjxm
+b3JlaWduLWtleXM+PGtleSBhcHA9IkVOIiBkYi1pZD0iNXhlcGRmcHN0cnhmMGllYTB3ZXh4OWQx
+cGFlenRkc2RkeHdwIiB0aW1lc3RhbXA9IjAiPjM5NTI8L2tleT48L2ZvcmVpZ24ta2V5cz48cmVm
+LXR5cGUgbmFtZT0iSm91cm5hbCBBcnRpY2xlIj4xNzwvcmVmLXR5cGU+PGNvbnRyaWJ1dG9ycz48
+YXV0aG9ycz48YXV0aG9yPktoYXJvdWJhLCBIZWF0aGVyIE0uPC9hdXRob3I+PGF1dGhvcj5FaHJs
+w6luLCBKb2hhbjwvYXV0aG9yPjxhdXRob3I+R2VsbWFuLCBBbmRyZXc8L2F1dGhvcj48YXV0aG9y
+PkJvbG1ncmVuLCBLamVsbDwvYXV0aG9yPjxhdXRob3I+QWxsZW4sIEplbmljYSBNLjwvYXV0aG9y
+PjxhdXRob3I+VHJhdmVycywgU3RldmUgRS48L2F1dGhvcj48YXV0aG9yPldvbGtvdmljaCwgRWxp
+emFiZXRoIE0uPC9hdXRob3I+PC9hdXRob3JzPjwvY29udHJpYnV0b3JzPjx0aXRsZXM+PHRpdGxl
+Pkdsb2JhbCBzaGlmdHMgaW4gdGhlIHBoZW5vbG9naWNhbCBzeW5jaHJvbnkgb2Ygc3BlY2llcyBp
+bnRlcmFjdGlvbnMgb3ZlciByZWNlbnQgZGVjYWRlczwvdGl0bGU+PHNlY29uZGFyeS10aXRsZT5Q
+cm9jZWVkaW5ncyBvZiB0aGUgTmF0aW9uYWwgQWNhZGVteSBvZiBTY2llbmNlczwvc2Vjb25kYXJ5
+LXRpdGxlPjwvdGl0bGVzPjxwZXJpb2RpY2FsPjxmdWxsLXRpdGxlPlByb2NlZWRpbmdzIG9mIHRo
+ZSBOYXRpb25hbCBBY2FkZW15IG9mIFNjaWVuY2VzPC9mdWxsLXRpdGxlPjwvcGVyaW9kaWNhbD48
+cGFnZXM+NTIxMS01MjE2PC9wYWdlcz48dm9sdW1lPjExNTwvdm9sdW1lPjxudW1iZXI+MjA8L251
+bWJlcj48ZGF0ZXM+PHllYXI+MjAxODwveWVhcj48L2RhdGVzPjx1cmxzPjxyZWxhdGVkLXVybHM+
+PHVybD5odHRwczovL3d3dy5wbmFzLm9yZy9jb250ZW50L3BuYXMvMTE1LzIwLzUyMTEuZnVsbC5w
+ZGY8L3VybD48L3JlbGF0ZWQtdXJscz48L3VybHM+PGVsZWN0cm9uaWMtcmVzb3VyY2UtbnVtPjEw
+LjEwNzMvcG5hcy4xNzE0NTExMTE1PC9lbGVjdHJvbmljLXJlc291cmNlLW51bT48L3JlY29yZD48
+L0NpdGU+PENpdGU+PEF1dGhvcj5PdmFza2FpbmVuPC9BdXRob3I+PFllYXI+MjAxMzwvWWVhcj48
+UmVjTnVtPjI3OTk8L1JlY051bT48cmVjb3JkPjxyZWMtbnVtYmVyPjI3OTk8L3JlYy1udW1iZXI+
+PGZvcmVpZ24ta2V5cz48a2V5IGFwcD0iRU4iIGRiLWlkPSI1eGVwZGZwc3RyeGYwaWVhMHdleHg5
+ZDFwYWV6dGRzZGR4d3AiIHRpbWVzdGFtcD0iMCI+Mjc5OTwva2V5PjwvZm9yZWlnbi1rZXlzPjxy
+ZWYtdHlwZSBuYW1lPSJKb3VybmFsIEFydGljbGUiPjE3PC9yZWYtdHlwZT48Y29udHJpYnV0b3Jz
+PjxhdXRob3JzPjxhdXRob3I+T3Zhc2thaW5lbiwgT3RzbzwvYXV0aG9yPjxhdXRob3I+U2tvcm9r
+aG9kb3ZhLCBTdmV0bGFuYTwvYXV0aG9yPjxhdXRob3I+WWFrb3ZsZXZhLCBNYXJpbmE8L2F1dGhv
+cj48YXV0aG9yPlN1a2hvdiwgQWxleGFuZGVyPC9hdXRob3I+PGF1dGhvcj5LdXRlbmtvdiwgQW5h
+dG9saXk8L2F1dGhvcj48YXV0aG9yPkt1dGVua292YSwgTmFkZXpoZGE8L2F1dGhvcj48YXV0aG9y
+PlNoY2hlcmJha292LCBBbmF0b2xpeTwvYXV0aG9yPjxhdXRob3I+TWV5a2UsIEV2ZWdlbml5PC9h
+dXRob3I+PGF1dGhvcj5EZWxnYWRvLCBNYXJpYSBkZWwgTWFyPC9hdXRob3I+PC9hdXRob3JzPjwv
+Y29udHJpYnV0b3JzPjx0aXRsZXM+PHRpdGxlPkNvbW11bml0eS1sZXZlbCBwaGVub2xvZ2ljYWwg
+cmVzcG9uc2UgdG8gY2xpbWF0ZSBjaGFuZ2U8L3RpdGxlPjxzZWNvbmRhcnktdGl0bGU+UHJvY2Vl
+ZGluZ3Mgb2YgdGhlIE5hdGlvbmFsIEFjYWRlbXkgb2YgU2NpZW5jZXM8L3NlY29uZGFyeS10aXRs
+ZT48L3RpdGxlcz48cGVyaW9kaWNhbD48ZnVsbC10aXRsZT5Qcm9jZWVkaW5ncyBvZiB0aGUgTmF0
+aW9uYWwgQWNhZGVteSBvZiBTY2llbmNlczwvZnVsbC10aXRsZT48L3BlcmlvZGljYWw+PHBhZ2Vz
+PjEzNDM0LTEzNDM5PC9wYWdlcz48dm9sdW1lPjExMDwvdm9sdW1lPjxudW1iZXI+MzM8L251bWJl
+cj48ZGF0ZXM+PHllYXI+MjAxMzwveWVhcj48cHViLWRhdGVzPjxkYXRlPkF1Z3VzdCAxMywgMjAx
+MzwvZGF0ZT48L3B1Yi1kYXRlcz48L2RhdGVzPjx1cmxzPjxyZWxhdGVkLXVybHM+PHVybD5odHRw
+Oi8vd3d3LnBuYXMub3JnL2NvbnRlbnQvMTEwLzMzLzEzNDM0LmFic3RyYWN0PC91cmw+PC9yZWxh
+dGVkLXVybHM+PC91cmxzPjxlbGVjdHJvbmljLXJlc291cmNlLW51bT4xMC4xMDczL3BuYXMuMTMw
+NTUzMzExMDwvZWxlY3Ryb25pYy1yZXNvdXJjZS1udW0+PC9yZWNvcmQ+PC9DaXRlPjxDaXRlPjxB
+dXRob3I+UHJhdGhlcjwvQXV0aG9yPjxZZWFyPjIwMjM8L1llYXI+PFJlY051bT40MDcyPC9SZWNO
+dW0+PHJlY29yZD48cmVjLW51bWJlcj40MDcyPC9yZWMtbnVtYmVyPjxmb3JlaWduLWtleXM+PGtl
+eSBhcHA9IkVOIiBkYi1pZD0iNXhlcGRmcHN0cnhmMGllYTB3ZXh4OWQxcGFlenRkc2RkeHdwIiB0
+aW1lc3RhbXA9IjE2NzM5NjkyNTIiPjQwNzI8L2tleT48L2ZvcmVpZ24ta2V5cz48cmVmLXR5cGUg
+bmFtZT0iSm91cm5hbCBBcnRpY2xlIj4xNzwvcmVmLXR5cGU+PGNvbnRyaWJ1dG9ycz48YXV0aG9y
+cz48YXV0aG9yPlByYXRoZXIsIFJlYmVjY2EgTS48L2F1dGhvcj48YXV0aG9yPkRhbHRvbiwgUmVi
+ZWNjYSBNLjwvYXV0aG9yPjxhdXRob3I+YmFyciwgYmlsbHk8L2F1dGhvcj48YXV0aG9yPkJsdW1z
+dGVpbiwgRGFuaWVsIFQuPC9hdXRob3I+PGF1dGhvcj5Cb2dncywgQ2Fyb2wgTC48L2F1dGhvcj48
+YXV0aG9yPkJyb2R5LCBBbGlzb24gSy48L2F1dGhvcj48YXV0aG9yPklub3V5ZSwgRGF2aWQgVy48
+L2F1dGhvcj48YXV0aG9yPklyd2luLCBSZWJlY2NhIEUuPC9hdXRob3I+PGF1dGhvcj5NYXJ0aW4s
+IEp1bGllbiBHLiBBLjwvYXV0aG9yPjxhdXRob3I+U21pdGgsIFJvc2VtYXJ5IEouPC9hdXRob3I+
+PGF1dGhvcj5WYW4gVnVyZW4sIERpcmsgSC48L2F1dGhvcj48YXV0aG9yPldlbGxzLCBDYWl0bGlu
+IFAuPC9hdXRob3I+PGF1dGhvcj5XaGl0ZW1hbiwgSG93YXJkIEguPC9hdXRob3I+PGF1dGhvcj5J
+bm91eWUsIEJyaWFuIEQuPC9hdXRob3I+PGF1dGhvcj5VbmRlcndvb2QsIE5vcmE8L2F1dGhvcj48
+L2F1dGhvcnM+PC9jb250cmlidXRvcnM+PHRpdGxlcz48dGl0bGU+Q3VycmVudCBhbmQgbGFnZ2Vk
+IGNsaW1hdGUgYWZmZWN0cyBwaGVub2xvZ3kgYWNyb3NzIGRpdmVyc2UgdGF4b25vbWljIGdyb3Vw
+czwvdGl0bGU+PHNlY29uZGFyeS10aXRsZT5Qcm9jZWVkaW5ncyBvZiB0aGUgUm95YWwgU29jaWV0
+eSBCLUJpb2xvZ2ljYWwgU2NpZW5jZXM8L3NlY29uZGFyeS10aXRsZT48L3RpdGxlcz48cGVyaW9k
+aWNhbD48ZnVsbC10aXRsZT5Qcm9jZWVkaW5ncyBvZiB0aGUgUm95YWwgU29jaWV0eSBCLUJpb2xv
+Z2ljYWwgU2NpZW5jZXM8L2Z1bGwtdGl0bGU+PC9wZXJpb2RpY2FsPjxwYWdlcz4yMDIyMjE4MTwv
+cGFnZXM+PHZvbHVtZT4yOTA8L3ZvbHVtZT48bnVtYmVyPjE5OTA8L251bWJlcj48ZGF0ZXM+PHll
+YXI+MjAyMzwveWVhcj48L2RhdGVzPjx1cmxzPjxyZWxhdGVkLXVybHM+PHVybD5odHRwczovL3Jv
+eWFsc29jaWV0eXB1Ymxpc2hpbmcub3JnL2RvaS9hYnMvMTAuMTA5OC9yc3BiLjIwMjIuMjE4MTwv
+dXJsPjwvcmVsYXRlZC11cmxzPjwvdXJscz48ZWxlY3Ryb25pYy1yZXNvdXJjZS1udW0+ZG9pOjEw
+LjEwOTgvcnNwYi4yMDIyLjIxODE8L2VsZWN0cm9uaWMtcmVzb3VyY2UtbnVtPjwvcmVjb3JkPjwv
+Q2l0ZT48Q2l0ZT48QXV0aG9yPkNhcnRlcjwvQXV0aG9yPjxZZWFyPjIwMTg8L1llYXI+PFJlY051
+bT4zOTcxPC9SZWNOdW0+PHJlY29yZD48cmVjLW51bWJlcj4zOTcxPC9yZWMtbnVtYmVyPjxmb3Jl
+aWduLWtleXM+PGtleSBhcHA9IkVOIiBkYi1pZD0iNXhlcGRmcHN0cnhmMGllYTB3ZXh4OWQxcGFl
+enRkc2RkeHdwIiB0aW1lc3RhbXA9IjAiPjM5NzE8L2tleT48L2ZvcmVpZ24ta2V5cz48cmVmLXR5
+cGUgbmFtZT0iSm91cm5hbCBBcnRpY2xlIj4xNzwvcmVmLXR5cGU+PGNvbnRyaWJ1dG9ycz48YXV0
+aG9ycz48YXV0aG9yPkNhcnRlciwgU2hhbm5vbiBLPC9hdXRob3I+PGF1dGhvcj5TYWVueiwgRGFu
+aWVsPC9hdXRob3I+PGF1dGhvcj5SdWRvbGYsIFZvbGtlciBIVzwvYXV0aG9yPjwvYXV0aG9ycz48
+L2NvbnRyaWJ1dG9ycz48dGl0bGVzPjx0aXRsZT5TaGlmdHMgaW4gcGhlbm9sb2dpY2FsIGRpc3Ry
+aWJ1dGlvbnMgcmVzaGFwZSBpbnRlcmFjdGlvbiBwb3RlbnRpYWwgaW4gbmF0dXJhbCBjb21tdW5p
+dGllczwvdGl0bGU+PHNlY29uZGFyeS10aXRsZT5FY29sb2d5IExldHRlcnM8L3NlY29uZGFyeS10
+aXRsZT48L3RpdGxlcz48cGVyaW9kaWNhbD48ZnVsbC10aXRsZT5FY29sb2d5IExldHRlcnM8L2Z1
+bGwtdGl0bGU+PC9wZXJpb2RpY2FsPjxwYWdlcz4xMTQzLTExNTE8L3BhZ2VzPjx2b2x1bWU+MjE8
+L3ZvbHVtZT48bnVtYmVyPjg8L251bWJlcj48ZGF0ZXM+PHllYXI+MjAxODwveWVhcj48L2RhdGVz
+Pjxpc2JuPjE0NjEtMDIzWDwvaXNibj48dXJscz48L3VybHM+PC9yZWNvcmQ+PC9DaXRlPjxDaXRl
+PjxBdXRob3I+Q2FyYURvbm5hPC9BdXRob3I+PFllYXI+MjAxNDwvWWVhcj48UmVjTnVtPjMyNDE8
+L1JlY051bT48cmVjb3JkPjxyZWMtbnVtYmVyPjMyNDE8L3JlYy1udW1iZXI+PGZvcmVpZ24ta2V5
+cz48a2V5IGFwcD0iRU4iIGRiLWlkPSI1eGVwZGZwc3RyeGYwaWVhMHdleHg5ZDFwYWV6dGRzZGR4
+d3AiIHRpbWVzdGFtcD0iMCI+MzI0MTwva2V5PjwvZm9yZWlnbi1rZXlzPjxyZWYtdHlwZSBuYW1l
+PSJKb3VybmFsIEFydGljbGUiPjE3PC9yZWYtdHlwZT48Y29udHJpYnV0b3JzPjxhdXRob3JzPjxh
+dXRob3I+Q2FyYURvbm5hLCBQLiBKLjwvYXV0aG9yPjxhdXRob3I+SWxlciwgQS4gTS48L2F1dGhv
+cj48YXV0aG9yPklub3V5ZSwgRC4gVy48L2F1dGhvcj48L2F1dGhvcnM+PC9jb250cmlidXRvcnM+
+PGF1dGgtYWRkcmVzcz5JbGVyLCBBTSYjeEQ7Um9ja3kgTXQgQmlvbCBMYWJzLCBDcmVzdGVkIEJ1
+dHRlLCBDTyA4MTIyNCBVU0EmI3hEO1JvY2t5IE10IEJpb2wgTGFicywgQ3Jlc3RlZCBCdXR0ZSwg
+Q08gODEyMjQgVVNBJiN4RDtSb2NreSBNdCBCaW9sIExhYnMsIENyZXN0ZWQgQnV0dGUsIENPIDgx
+MjI0IFVTQSYjeEQ7VW5pdiBBcml6b25hLCBEZXB0IEVjb2wgJmFtcDsgRXZvbHV0aW9uYXJ5IEJp
+b2wsIFR1Y3NvbiwgQVogODU3MjEgVVNBJiN4RDtVbml2IE1hcnlsYW5kLCBEZXB0IEJpb2wsIENv
+bGxlZ2UgUGssIE1EIDIwNzQyIFVTQTwvYXV0aC1hZGRyZXNzPjx0aXRsZXM+PHRpdGxlPlNoaWZ0
+cyBpbiBmbG93ZXJpbmcgcGhlbm9sb2d5IHJlc2hhcGUgYSBzdWJhbHBpbmUgcGxhbnQgY29tbXVu
+aXR5PC90aXRsZT48c2Vjb25kYXJ5LXRpdGxlPlByb2NlZWRpbmdzIG9mIHRoZSBOYXRpb25hbCBB
+Y2FkZW15IG9mIFNjaWVuY2VzIG9mIHRoZSBVbml0ZWQgU3RhdGVzIG9mIEFtZXJpY2E8L3NlY29u
+ZGFyeS10aXRsZT48YWx0LXRpdGxlPlAgTmF0bCBBY2FkIFNjaSBVU0E8L2FsdC10aXRsZT48L3Rp
+dGxlcz48cGVyaW9kaWNhbD48ZnVsbC10aXRsZT5Qcm9jZWVkaW5ncyBvZiB0aGUgTmF0aW9uYWwg
+QWNhZGVteSBvZiBTY2llbmNlcyBvZiB0aGUgVW5pdGVkIFN0YXRlcyBvZiBBbWVyaWNhPC9mdWxs
+LXRpdGxlPjwvcGVyaW9kaWNhbD48cGFnZXM+NDkxNi00OTIxPC9wYWdlcz48dm9sdW1lPjExMTwv
+dm9sdW1lPjxudW1iZXI+MTM8L251bWJlcj48a2V5d29yZHM+PGtleXdvcmQ+Z3Jvd2luZyBzZWFz
+b248L2tleXdvcmQ+PGtleXdvcmQ+bm8tYW5hbG9ndWUgY29tbXVuaXR5PC9rZXl3b3JkPjxrZXl3
+b3JkPnBoZW5vbG9naWNhbCBtaXNtYXRjaDwva2V5d29yZD48a2V5d29yZD5waGVub2xvZ3kgY3Vy
+dmU8L2tleXdvcmQ+PGtleXdvcmQ+c3BlY2llcyBpbnRlcmFjdGlvbnM8L2tleXdvcmQ+PGtleXdv
+cmQ+cmVjZW50IGNsaW1hdGUtY2hhbmdlPC9rZXl3b3JkPjxrZXl3b3JkPnBvbGxpbmF0b3IgaW50
+ZXJhY3Rpb25zPC9rZXl3b3JkPjxrZXl3b3JkPnJlc3BvbnNlczwva2V5d29yZD48a2V5d29yZD50
+aW1lPC9rZXl3b3JkPjxrZXl3b3JkPmNvbXBldGl0aW9uPC9rZXl3b3JkPjxrZXl3b3JkPm1lYWRv
+dzwva2V5d29yZD48a2V5d29yZD53aWxkZmxvd2Vyczwva2V5d29yZD48a2V5d29yZD5kaXZlcnNp
+dHk8L2tleXdvcmQ+PGtleXdvcmQ+ZXZvbHV0aW9uPC9rZXl3b3JkPjxrZXl3b3JkPmR5bmFtaWNz
+PC9rZXl3b3JkPjwva2V5d29yZHM+PGRhdGVzPjx5ZWFyPjIwMTQ8L3llYXI+PHB1Yi1kYXRlcz48
+ZGF0ZT5BcHIgMTwvZGF0ZT48L3B1Yi1kYXRlcz48L2RhdGVzPjxpc2JuPjAwMjctODQyNDwvaXNi
+bj48YWNjZXNzaW9uLW51bT5JU0k6MDAwMzMzNTc5NzAwMDU4PC9hY2Nlc3Npb24tbnVtPjx1cmxz
+PjxyZWxhdGVkLXVybHM+PHVybD4mbHQ7R28gdG8gSVNJJmd0OzovLzAwMDMzMzU3OTcwMDA1ODwv
+dXJsPjwvcmVsYXRlZC11cmxzPjwvdXJscz48ZWxlY3Ryb25pYy1yZXNvdXJjZS1udW0+RE9JIDEw
+LjEwNzMvcG5hcy4xMzIzMDczMTExPC9lbGVjdHJvbmljLXJlc291cmNlLW51bT48bGFuZ3VhZ2U+
+RW5nbGlzaDwvbGFuZ3VhZ2U+PC9yZWNvcmQ+PC9DaXRlPjwvRW5kTm90ZT4A
+</w:fldData>
+        </w:fldChar>
+      </w:r>
+      <w:r>
+        <w:rPr>
+          <w:rFonts w:ascii="Times New Roman" w:hAnsi="Times New Roman" w:cs="Times New Roman"/>
+        </w:rPr>
+        <w:instrText xml:space="preserve"> ADDIN EN.CITE </w:instrText>
+      </w:r>
+      <w:r>
+        <w:rPr>
+          <w:rFonts w:ascii="Times New Roman" w:hAnsi="Times New Roman" w:cs="Times New Roman"/>
+        </w:rPr>
+        <w:fldChar w:fldCharType="begin">
+          <w:fldData xml:space="preserve">PEVuZE5vdGU+PENpdGU+PEF1dGhvcj5LaGFyb3ViYTwvQXV0aG9yPjxZZWFyPjIwMTg8L1llYXI+
+PFJlY051bT4zOTUyPC9SZWNOdW0+PERpc3BsYXlUZXh0PihPdmFza2FpbmVuPHN0eWxlIGZhY2U9
+Iml0YWxpYyI+IGV0IGFsLjwvc3R5bGU+IDIwMTM7IENhcmFEb25uYTxzdHlsZSBmYWNlPSJpdGFs
+aWMiPiBldCBhbC48L3N0eWxlPiAyMDE0OyBDYXJ0ZXI8c3R5bGUgZmFjZT0iaXRhbGljIj4gZXQg
+YWwuPC9zdHlsZT4gMjAxODsgS2hhcm91YmE8c3R5bGUgZmFjZT0iaXRhbGljIj4gZXQgYWwuPC9z
+dHlsZT4gMjAxODsgUHJhdGhlcjxzdHlsZSBmYWNlPSJpdGFsaWMiPiBldCBhbC48L3N0eWxlPiAy
+MDIzKTwvRGlzcGxheVRleHQ+PHJlY29yZD48cmVjLW51bWJlcj4zOTUyPC9yZWMtbnVtYmVyPjxm
+b3JlaWduLWtleXM+PGtleSBhcHA9IkVOIiBkYi1pZD0iNXhlcGRmcHN0cnhmMGllYTB3ZXh4OWQx
+cGFlenRkc2RkeHdwIiB0aW1lc3RhbXA9IjAiPjM5NTI8L2tleT48L2ZvcmVpZ24ta2V5cz48cmVm
+LXR5cGUgbmFtZT0iSm91cm5hbCBBcnRpY2xlIj4xNzwvcmVmLXR5cGU+PGNvbnRyaWJ1dG9ycz48
+YXV0aG9ycz48YXV0aG9yPktoYXJvdWJhLCBIZWF0aGVyIE0uPC9hdXRob3I+PGF1dGhvcj5FaHJs
+w6luLCBKb2hhbjwvYXV0aG9yPjxhdXRob3I+R2VsbWFuLCBBbmRyZXc8L2F1dGhvcj48YXV0aG9y
+PkJvbG1ncmVuLCBLamVsbDwvYXV0aG9yPjxhdXRob3I+QWxsZW4sIEplbmljYSBNLjwvYXV0aG9y
+PjxhdXRob3I+VHJhdmVycywgU3RldmUgRS48L2F1dGhvcj48YXV0aG9yPldvbGtvdmljaCwgRWxp
+emFiZXRoIE0uPC9hdXRob3I+PC9hdXRob3JzPjwvY29udHJpYnV0b3JzPjx0aXRsZXM+PHRpdGxl
+Pkdsb2JhbCBzaGlmdHMgaW4gdGhlIHBoZW5vbG9naWNhbCBzeW5jaHJvbnkgb2Ygc3BlY2llcyBp
+bnRlcmFjdGlvbnMgb3ZlciByZWNlbnQgZGVjYWRlczwvdGl0bGU+PHNlY29uZGFyeS10aXRsZT5Q
+cm9jZWVkaW5ncyBvZiB0aGUgTmF0aW9uYWwgQWNhZGVteSBvZiBTY2llbmNlczwvc2Vjb25kYXJ5
+LXRpdGxlPjwvdGl0bGVzPjxwZXJpb2RpY2FsPjxmdWxsLXRpdGxlPlByb2NlZWRpbmdzIG9mIHRo
+ZSBOYXRpb25hbCBBY2FkZW15IG9mIFNjaWVuY2VzPC9mdWxsLXRpdGxlPjwvcGVyaW9kaWNhbD48
+cGFnZXM+NTIxMS01MjE2PC9wYWdlcz48dm9sdW1lPjExNTwvdm9sdW1lPjxudW1iZXI+MjA8L251
+bWJlcj48ZGF0ZXM+PHllYXI+MjAxODwveWVhcj48L2RhdGVzPjx1cmxzPjxyZWxhdGVkLXVybHM+
+PHVybD5odHRwczovL3d3dy5wbmFzLm9yZy9jb250ZW50L3BuYXMvMTE1LzIwLzUyMTEuZnVsbC5w
+ZGY8L3VybD48L3JlbGF0ZWQtdXJscz48L3VybHM+PGVsZWN0cm9uaWMtcmVzb3VyY2UtbnVtPjEw
+LjEwNzMvcG5hcy4xNzE0NTExMTE1PC9lbGVjdHJvbmljLXJlc291cmNlLW51bT48L3JlY29yZD48
+L0NpdGU+PENpdGU+PEF1dGhvcj5PdmFza2FpbmVuPC9BdXRob3I+PFllYXI+MjAxMzwvWWVhcj48
+UmVjTnVtPjI3OTk8L1JlY051bT48cmVjb3JkPjxyZWMtbnVtYmVyPjI3OTk8L3JlYy1udW1iZXI+
+PGZvcmVpZ24ta2V5cz48a2V5IGFwcD0iRU4iIGRiLWlkPSI1eGVwZGZwc3RyeGYwaWVhMHdleHg5
+ZDFwYWV6dGRzZGR4d3AiIHRpbWVzdGFtcD0iMCI+Mjc5OTwva2V5PjwvZm9yZWlnbi1rZXlzPjxy
+ZWYtdHlwZSBuYW1lPSJKb3VybmFsIEFydGljbGUiPjE3PC9yZWYtdHlwZT48Y29udHJpYnV0b3Jz
+PjxhdXRob3JzPjxhdXRob3I+T3Zhc2thaW5lbiwgT3RzbzwvYXV0aG9yPjxhdXRob3I+U2tvcm9r
+aG9kb3ZhLCBTdmV0bGFuYTwvYXV0aG9yPjxhdXRob3I+WWFrb3ZsZXZhLCBNYXJpbmE8L2F1dGhv
+cj48YXV0aG9yPlN1a2hvdiwgQWxleGFuZGVyPC9hdXRob3I+PGF1dGhvcj5LdXRlbmtvdiwgQW5h
+dG9saXk8L2F1dGhvcj48YXV0aG9yPkt1dGVua292YSwgTmFkZXpoZGE8L2F1dGhvcj48YXV0aG9y
+PlNoY2hlcmJha292LCBBbmF0b2xpeTwvYXV0aG9yPjxhdXRob3I+TWV5a2UsIEV2ZWdlbml5PC9h
+dXRob3I+PGF1dGhvcj5EZWxnYWRvLCBNYXJpYSBkZWwgTWFyPC9hdXRob3I+PC9hdXRob3JzPjwv
+Y29udHJpYnV0b3JzPjx0aXRsZXM+PHRpdGxlPkNvbW11bml0eS1sZXZlbCBwaGVub2xvZ2ljYWwg
+cmVzcG9uc2UgdG8gY2xpbWF0ZSBjaGFuZ2U8L3RpdGxlPjxzZWNvbmRhcnktdGl0bGU+UHJvY2Vl
+ZGluZ3Mgb2YgdGhlIE5hdGlvbmFsIEFjYWRlbXkgb2YgU2NpZW5jZXM8L3NlY29uZGFyeS10aXRs
+ZT48L3RpdGxlcz48cGVyaW9kaWNhbD48ZnVsbC10aXRsZT5Qcm9jZWVkaW5ncyBvZiB0aGUgTmF0
+aW9uYWwgQWNhZGVteSBvZiBTY2llbmNlczwvZnVsbC10aXRsZT48L3BlcmlvZGljYWw+PHBhZ2Vz
+PjEzNDM0LTEzNDM5PC9wYWdlcz48dm9sdW1lPjExMDwvdm9sdW1lPjxudW1iZXI+MzM8L251bWJl
+cj48ZGF0ZXM+PHllYXI+MjAxMzwveWVhcj48cHViLWRhdGVzPjxkYXRlPkF1Z3VzdCAxMywgMjAx
+MzwvZGF0ZT48L3B1Yi1kYXRlcz48L2RhdGVzPjx1cmxzPjxyZWxhdGVkLXVybHM+PHVybD5odHRw
+Oi8vd3d3LnBuYXMub3JnL2NvbnRlbnQvMTEwLzMzLzEzNDM0LmFic3RyYWN0PC91cmw+PC9yZWxh
+dGVkLXVybHM+PC91cmxzPjxlbGVjdHJvbmljLXJlc291cmNlLW51bT4xMC4xMDczL3BuYXMuMTMw
+NTUzMzExMDwvZWxlY3Ryb25pYy1yZXNvdXJjZS1udW0+PC9yZWNvcmQ+PC9DaXRlPjxDaXRlPjxB
+dXRob3I+UHJhdGhlcjwvQXV0aG9yPjxZZWFyPjIwMjM8L1llYXI+PFJlY051bT40MDcyPC9SZWNO
+dW0+PHJlY29yZD48cmVjLW51bWJlcj40MDcyPC9yZWMtbnVtYmVyPjxmb3JlaWduLWtleXM+PGtl
+eSBhcHA9IkVOIiBkYi1pZD0iNXhlcGRmcHN0cnhmMGllYTB3ZXh4OWQxcGFlenRkc2RkeHdwIiB0
+aW1lc3RhbXA9IjE2NzM5NjkyNTIiPjQwNzI8L2tleT48L2ZvcmVpZ24ta2V5cz48cmVmLXR5cGUg
+bmFtZT0iSm91cm5hbCBBcnRpY2xlIj4xNzwvcmVmLXR5cGU+PGNvbnRyaWJ1dG9ycz48YXV0aG9y
+cz48YXV0aG9yPlByYXRoZXIsIFJlYmVjY2EgTS48L2F1dGhvcj48YXV0aG9yPkRhbHRvbiwgUmVi
+ZWNjYSBNLjwvYXV0aG9yPjxhdXRob3I+YmFyciwgYmlsbHk8L2F1dGhvcj48YXV0aG9yPkJsdW1z
+dGVpbiwgRGFuaWVsIFQuPC9hdXRob3I+PGF1dGhvcj5Cb2dncywgQ2Fyb2wgTC48L2F1dGhvcj48
+YXV0aG9yPkJyb2R5LCBBbGlzb24gSy48L2F1dGhvcj48YXV0aG9yPklub3V5ZSwgRGF2aWQgVy48
+L2F1dGhvcj48YXV0aG9yPklyd2luLCBSZWJlY2NhIEUuPC9hdXRob3I+PGF1dGhvcj5NYXJ0aW4s
+IEp1bGllbiBHLiBBLjwvYXV0aG9yPjxhdXRob3I+U21pdGgsIFJvc2VtYXJ5IEouPC9hdXRob3I+
+PGF1dGhvcj5WYW4gVnVyZW4sIERpcmsgSC48L2F1dGhvcj48YXV0aG9yPldlbGxzLCBDYWl0bGlu
+IFAuPC9hdXRob3I+PGF1dGhvcj5XaGl0ZW1hbiwgSG93YXJkIEguPC9hdXRob3I+PGF1dGhvcj5J
+bm91eWUsIEJyaWFuIEQuPC9hdXRob3I+PGF1dGhvcj5VbmRlcndvb2QsIE5vcmE8L2F1dGhvcj48
+L2F1dGhvcnM+PC9jb250cmlidXRvcnM+PHRpdGxlcz48dGl0bGU+Q3VycmVudCBhbmQgbGFnZ2Vk
+IGNsaW1hdGUgYWZmZWN0cyBwaGVub2xvZ3kgYWNyb3NzIGRpdmVyc2UgdGF4b25vbWljIGdyb3Vw
+czwvdGl0bGU+PHNlY29uZGFyeS10aXRsZT5Qcm9jZWVkaW5ncyBvZiB0aGUgUm95YWwgU29jaWV0
+eSBCLUJpb2xvZ2ljYWwgU2NpZW5jZXM8L3NlY29uZGFyeS10aXRsZT48L3RpdGxlcz48cGVyaW9k
+aWNhbD48ZnVsbC10aXRsZT5Qcm9jZWVkaW5ncyBvZiB0aGUgUm95YWwgU29jaWV0eSBCLUJpb2xv
+Z2ljYWwgU2NpZW5jZXM8L2Z1bGwtdGl0bGU+PC9wZXJpb2RpY2FsPjxwYWdlcz4yMDIyMjE4MTwv
+cGFnZXM+PHZvbHVtZT4yOTA8L3ZvbHVtZT48bnVtYmVyPjE5OTA8L251bWJlcj48ZGF0ZXM+PHll
+YXI+MjAyMzwveWVhcj48L2RhdGVzPjx1cmxzPjxyZWxhdGVkLXVybHM+PHVybD5odHRwczovL3Jv
+eWFsc29jaWV0eXB1Ymxpc2hpbmcub3JnL2RvaS9hYnMvMTAuMTA5OC9yc3BiLjIwMjIuMjE4MTwv
+dXJsPjwvcmVsYXRlZC11cmxzPjwvdXJscz48ZWxlY3Ryb25pYy1yZXNvdXJjZS1udW0+ZG9pOjEw
+LjEwOTgvcnNwYi4yMDIyLjIxODE8L2VsZWN0cm9uaWMtcmVzb3VyY2UtbnVtPjwvcmVjb3JkPjwv
+Q2l0ZT48Q2l0ZT48QXV0aG9yPkNhcnRlcjwvQXV0aG9yPjxZZWFyPjIwMTg8L1llYXI+PFJlY051
+bT4zOTcxPC9SZWNOdW0+PHJlY29yZD48cmVjLW51bWJlcj4zOTcxPC9yZWMtbnVtYmVyPjxmb3Jl
+aWduLWtleXM+PGtleSBhcHA9IkVOIiBkYi1pZD0iNXhlcGRmcHN0cnhmMGllYTB3ZXh4OWQxcGFl
+enRkc2RkeHdwIiB0aW1lc3RhbXA9IjAiPjM5NzE8L2tleT48L2ZvcmVpZ24ta2V5cz48cmVmLXR5
+cGUgbmFtZT0iSm91cm5hbCBBcnRpY2xlIj4xNzwvcmVmLXR5cGU+PGNvbnRyaWJ1dG9ycz48YXV0
+aG9ycz48YXV0aG9yPkNhcnRlciwgU2hhbm5vbiBLPC9hdXRob3I+PGF1dGhvcj5TYWVueiwgRGFu
+aWVsPC9hdXRob3I+PGF1dGhvcj5SdWRvbGYsIFZvbGtlciBIVzwvYXV0aG9yPjwvYXV0aG9ycz48
+L2NvbnRyaWJ1dG9ycz48dGl0bGVzPjx0aXRsZT5TaGlmdHMgaW4gcGhlbm9sb2dpY2FsIGRpc3Ry
+aWJ1dGlvbnMgcmVzaGFwZSBpbnRlcmFjdGlvbiBwb3RlbnRpYWwgaW4gbmF0dXJhbCBjb21tdW5p
+dGllczwvdGl0bGU+PHNlY29uZGFyeS10aXRsZT5FY29sb2d5IExldHRlcnM8L3NlY29uZGFyeS10
+aXRsZT48L3RpdGxlcz48cGVyaW9kaWNhbD48ZnVsbC10aXRsZT5FY29sb2d5IExldHRlcnM8L2Z1
+bGwtdGl0bGU+PC9wZXJpb2RpY2FsPjxwYWdlcz4xMTQzLTExNTE8L3BhZ2VzPjx2b2x1bWU+MjE8
+L3ZvbHVtZT48bnVtYmVyPjg8L251bWJlcj48ZGF0ZXM+PHllYXI+MjAxODwveWVhcj48L2RhdGVz
+Pjxpc2JuPjE0NjEtMDIzWDwvaXNibj48dXJscz48L3VybHM+PC9yZWNvcmQ+PC9DaXRlPjxDaXRl
+PjxBdXRob3I+Q2FyYURvbm5hPC9BdXRob3I+PFllYXI+MjAxNDwvWWVhcj48UmVjTnVtPjMyNDE8
+L1JlY051bT48cmVjb3JkPjxyZWMtbnVtYmVyPjMyNDE8L3JlYy1udW1iZXI+PGZvcmVpZ24ta2V5
+cz48a2V5IGFwcD0iRU4iIGRiLWlkPSI1eGVwZGZwc3RyeGYwaWVhMHdleHg5ZDFwYWV6dGRzZGR4
+d3AiIHRpbWVzdGFtcD0iMCI+MzI0MTwva2V5PjwvZm9yZWlnbi1rZXlzPjxyZWYtdHlwZSBuYW1l
+PSJKb3VybmFsIEFydGljbGUiPjE3PC9yZWYtdHlwZT48Y29udHJpYnV0b3JzPjxhdXRob3JzPjxh
+dXRob3I+Q2FyYURvbm5hLCBQLiBKLjwvYXV0aG9yPjxhdXRob3I+SWxlciwgQS4gTS48L2F1dGhv
+cj48YXV0aG9yPklub3V5ZSwgRC4gVy48L2F1dGhvcj48L2F1dGhvcnM+PC9jb250cmlidXRvcnM+
+PGF1dGgtYWRkcmVzcz5JbGVyLCBBTSYjeEQ7Um9ja3kgTXQgQmlvbCBMYWJzLCBDcmVzdGVkIEJ1
+dHRlLCBDTyA4MTIyNCBVU0EmI3hEO1JvY2t5IE10IEJpb2wgTGFicywgQ3Jlc3RlZCBCdXR0ZSwg
+Q08gODEyMjQgVVNBJiN4RDtSb2NreSBNdCBCaW9sIExhYnMsIENyZXN0ZWQgQnV0dGUsIENPIDgx
+MjI0IFVTQSYjeEQ7VW5pdiBBcml6b25hLCBEZXB0IEVjb2wgJmFtcDsgRXZvbHV0aW9uYXJ5IEJp
+b2wsIFR1Y3NvbiwgQVogODU3MjEgVVNBJiN4RDtVbml2IE1hcnlsYW5kLCBEZXB0IEJpb2wsIENv
+bGxlZ2UgUGssIE1EIDIwNzQyIFVTQTwvYXV0aC1hZGRyZXNzPjx0aXRsZXM+PHRpdGxlPlNoaWZ0
+cyBpbiBmbG93ZXJpbmcgcGhlbm9sb2d5IHJlc2hhcGUgYSBzdWJhbHBpbmUgcGxhbnQgY29tbXVu
+aXR5PC90aXRsZT48c2Vjb25kYXJ5LXRpdGxlPlByb2NlZWRpbmdzIG9mIHRoZSBOYXRpb25hbCBB
+Y2FkZW15IG9mIFNjaWVuY2VzIG9mIHRoZSBVbml0ZWQgU3RhdGVzIG9mIEFtZXJpY2E8L3NlY29u
+ZGFyeS10aXRsZT48YWx0LXRpdGxlPlAgTmF0bCBBY2FkIFNjaSBVU0E8L2FsdC10aXRsZT48L3Rp
+dGxlcz48cGVyaW9kaWNhbD48ZnVsbC10aXRsZT5Qcm9jZWVkaW5ncyBvZiB0aGUgTmF0aW9uYWwg
+QWNhZGVteSBvZiBTY2llbmNlcyBvZiB0aGUgVW5pdGVkIFN0YXRlcyBvZiBBbWVyaWNhPC9mdWxs
+LXRpdGxlPjwvcGVyaW9kaWNhbD48cGFnZXM+NDkxNi00OTIxPC9wYWdlcz48dm9sdW1lPjExMTwv
+dm9sdW1lPjxudW1iZXI+MTM8L251bWJlcj48a2V5d29yZHM+PGtleXdvcmQ+Z3Jvd2luZyBzZWFz
+b248L2tleXdvcmQ+PGtleXdvcmQ+bm8tYW5hbG9ndWUgY29tbXVuaXR5PC9rZXl3b3JkPjxrZXl3
+b3JkPnBoZW5vbG9naWNhbCBtaXNtYXRjaDwva2V5d29yZD48a2V5d29yZD5waGVub2xvZ3kgY3Vy
+dmU8L2tleXdvcmQ+PGtleXdvcmQ+c3BlY2llcyBpbnRlcmFjdGlvbnM8L2tleXdvcmQ+PGtleXdv
+cmQ+cmVjZW50IGNsaW1hdGUtY2hhbmdlPC9rZXl3b3JkPjxrZXl3b3JkPnBvbGxpbmF0b3IgaW50
+ZXJhY3Rpb25zPC9rZXl3b3JkPjxrZXl3b3JkPnJlc3BvbnNlczwva2V5d29yZD48a2V5d29yZD50
+aW1lPC9rZXl3b3JkPjxrZXl3b3JkPmNvbXBldGl0aW9uPC9rZXl3b3JkPjxrZXl3b3JkPm1lYWRv
+dzwva2V5d29yZD48a2V5d29yZD53aWxkZmxvd2Vyczwva2V5d29yZD48a2V5d29yZD5kaXZlcnNp
+dHk8L2tleXdvcmQ+PGtleXdvcmQ+ZXZvbHV0aW9uPC9rZXl3b3JkPjxrZXl3b3JkPmR5bmFtaWNz
+PC9rZXl3b3JkPjwva2V5d29yZHM+PGRhdGVzPjx5ZWFyPjIwMTQ8L3llYXI+PHB1Yi1kYXRlcz48
+ZGF0ZT5BcHIgMTwvZGF0ZT48L3B1Yi1kYXRlcz48L2RhdGVzPjxpc2JuPjAwMjctODQyNDwvaXNi
+bj48YWNjZXNzaW9uLW51bT5JU0k6MDAwMzMzNTc5NzAwMDU4PC9hY2Nlc3Npb24tbnVtPjx1cmxz
+PjxyZWxhdGVkLXVybHM+PHVybD4mbHQ7R28gdG8gSVNJJmd0OzovLzAwMDMzMzU3OTcwMDA1ODwv
+dXJsPjwvcmVsYXRlZC11cmxzPjwvdXJscz48ZWxlY3Ryb25pYy1yZXNvdXJjZS1udW0+RE9JIDEw
+LjEwNzMvcG5hcy4xMzIzMDczMTExPC9lbGVjdHJvbmljLXJlc291cmNlLW51bT48bGFuZ3VhZ2U+
+RW5nbGlzaDwvbGFuZ3VhZ2U+PC9yZWNvcmQ+PC9DaXRlPjwvRW5kTm90ZT4A
+</w:fldData>
+        </w:fldChar>
+      </w:r>
+      <w:r>
+        <w:rPr>
+          <w:rFonts w:ascii="Times New Roman" w:hAnsi="Times New Roman" w:cs="Times New Roman"/>
+        </w:rPr>
+        <w:instrText xml:space="preserve"> ADDIN EN.CITE.DATA </w:instrText>
+      </w:r>
+      <w:r>
+        <w:rPr>
+          <w:rFonts w:ascii="Times New Roman" w:hAnsi="Times New Roman" w:cs="Times New Roman"/>
+        </w:rPr>
+      </w:r>
+      <w:r>
+        <w:rPr>
+          <w:rFonts w:ascii="Times New Roman" w:hAnsi="Times New Roman" w:cs="Times New Roman"/>
+        </w:rPr>
+        <w:fldChar w:fldCharType="end"/>
+      </w:r>
+      <w:r>
+        <w:rPr>
+          <w:rFonts w:ascii="Times New Roman" w:hAnsi="Times New Roman" w:cs="Times New Roman"/>
+        </w:rPr>
+      </w:r>
+      <w:r>
+        <w:rPr>
+          <w:rFonts w:ascii="Times New Roman" w:hAnsi="Times New Roman" w:cs="Times New Roman"/>
+        </w:rPr>
+        <w:fldChar w:fldCharType="separate"/>
+      </w:r>
+      <w:r>
+        <w:rPr>
+          <w:rFonts w:ascii="Times New Roman" w:hAnsi="Times New Roman" w:cs="Times New Roman"/>
+          <w:noProof/>
+        </w:rPr>
+        <w:t>(Ovaskainen</w:t>
+      </w:r>
+      <w:r>
+        <w:rPr>
+          <w:rFonts w:ascii="Times New Roman" w:hAnsi="Times New Roman" w:cs="Times New Roman"/>
+          <w:i/>
+          <w:noProof/>
+        </w:rPr>
+        <w:t xml:space="preserve"> et al.</w:t>
+      </w:r>
+      <w:r>
+        <w:rPr>
+          <w:rFonts w:ascii="Times New Roman" w:hAnsi="Times New Roman" w:cs="Times New Roman"/>
+          <w:noProof/>
+        </w:rPr>
+        <w:t xml:space="preserve"> 2013; CaraDonna</w:t>
+      </w:r>
+      <w:r>
+        <w:rPr>
+          <w:rFonts w:ascii="Times New Roman" w:hAnsi="Times New Roman" w:cs="Times New Roman"/>
+          <w:i/>
+          <w:noProof/>
+        </w:rPr>
+        <w:t xml:space="preserve"> et al.</w:t>
+      </w:r>
+      <w:r>
+        <w:rPr>
+          <w:rFonts w:ascii="Times New Roman" w:hAnsi="Times New Roman" w:cs="Times New Roman"/>
+          <w:noProof/>
+        </w:rPr>
+        <w:t xml:space="preserve"> 2014; Carter</w:t>
+      </w:r>
+      <w:r>
+        <w:rPr>
+          <w:rFonts w:ascii="Times New Roman" w:hAnsi="Times New Roman" w:cs="Times New Roman"/>
+          <w:i/>
+          <w:noProof/>
+        </w:rPr>
+        <w:t xml:space="preserve"> et al.</w:t>
+      </w:r>
+      <w:r>
+        <w:rPr>
+          <w:rFonts w:ascii="Times New Roman" w:hAnsi="Times New Roman" w:cs="Times New Roman"/>
+          <w:noProof/>
+        </w:rPr>
+        <w:t xml:space="preserve"> 2018; </w:t>
+      </w:r>
+      <w:r>
+        <w:rPr>
+          <w:rFonts w:ascii="Times New Roman" w:hAnsi="Times New Roman" w:cs="Times New Roman"/>
+          <w:noProof/>
         </w:rPr>
         <w:lastRenderedPageBreak/>
-        <w:t xml:space="preserve">unique community states and their sequence throughout the year. These effects could be correlated across local communities if species experience the same climatic conditions, or they could be modulated by local biotic and abiotic </w:t>
-      </w:r>
-      <w:commentRangeStart w:id="0"/>
-      <w:r>
-        <w:rPr>
-          <w:rFonts w:ascii="Times New Roman" w:hAnsi="Times New Roman" w:cs="Times New Roman"/>
-        </w:rPr>
-        <w:t>conditions</w:t>
-      </w:r>
-      <w:commentRangeEnd w:id="0"/>
-      <w:r>
-        <w:rPr>
-          <w:rStyle w:val="CommentReference"/>
-        </w:rPr>
-        <w:commentReference w:id="0"/>
-      </w:r>
-      <w:r>
-        <w:rPr>
-          <w:rFonts w:ascii="Times New Roman" w:hAnsi="Times New Roman" w:cs="Times New Roman"/>
-        </w:rPr>
-        <w:t>.</w:t>
+        <w:t>Kharouba</w:t>
+      </w:r>
+      <w:r>
+        <w:rPr>
+          <w:rFonts w:ascii="Times New Roman" w:hAnsi="Times New Roman" w:cs="Times New Roman"/>
+          <w:i/>
+          <w:noProof/>
+        </w:rPr>
+        <w:t xml:space="preserve"> et al.</w:t>
+      </w:r>
+      <w:r>
+        <w:rPr>
+          <w:rFonts w:ascii="Times New Roman" w:hAnsi="Times New Roman" w:cs="Times New Roman"/>
+          <w:noProof/>
+        </w:rPr>
+        <w:t xml:space="preserve"> 2018; Prather</w:t>
+      </w:r>
+      <w:r>
+        <w:rPr>
+          <w:rFonts w:ascii="Times New Roman" w:hAnsi="Times New Roman" w:cs="Times New Roman"/>
+          <w:i/>
+          <w:noProof/>
+        </w:rPr>
+        <w:t xml:space="preserve"> et al.</w:t>
+      </w:r>
+      <w:r>
+        <w:rPr>
+          <w:rFonts w:ascii="Times New Roman" w:hAnsi="Times New Roman" w:cs="Times New Roman"/>
+          <w:noProof/>
+        </w:rPr>
+        <w:t xml:space="preserve"> 2023)</w:t>
+      </w:r>
+      <w:r>
+        <w:rPr>
+          <w:rFonts w:ascii="Times New Roman" w:hAnsi="Times New Roman" w:cs="Times New Roman"/>
+        </w:rPr>
+        <w:fldChar w:fldCharType="end"/>
+      </w:r>
+      <w:r>
+        <w:rPr>
+          <w:rFonts w:ascii="Times New Roman" w:hAnsi="Times New Roman" w:cs="Times New Roman"/>
+        </w:rPr>
+        <w:t>. These individual differences can scale up to alter the entire temporal organization of communities. For instance, by altering the relative timing and/or spacing between phenologies, extreme climate events could alter the diversity of unique community states</w:t>
+      </w:r>
+      <w:r>
+        <w:rPr>
+          <w:rFonts w:ascii="Times New Roman" w:hAnsi="Times New Roman" w:cs="Times New Roman"/>
+        </w:rPr>
+        <w:t>,</w:t>
+      </w:r>
+      <w:r>
+        <w:rPr>
+          <w:rFonts w:ascii="Times New Roman" w:hAnsi="Times New Roman" w:cs="Times New Roman"/>
+        </w:rPr>
+        <w:t xml:space="preserve"> their sequence throughout the year</w:t>
+      </w:r>
+      <w:r>
+        <w:rPr>
+          <w:rFonts w:ascii="Times New Roman" w:hAnsi="Times New Roman" w:cs="Times New Roman"/>
+        </w:rPr>
+        <w:t>, or the duration of each state</w:t>
+      </w:r>
+      <w:r>
+        <w:rPr>
+          <w:rFonts w:ascii="Times New Roman" w:hAnsi="Times New Roman" w:cs="Times New Roman"/>
+        </w:rPr>
+        <w:t xml:space="preserve">. </w:t>
+      </w:r>
+      <w:r>
+        <w:rPr>
+          <w:rFonts w:ascii="Times New Roman" w:hAnsi="Times New Roman" w:cs="Times New Roman"/>
+        </w:rPr>
+        <w:t xml:space="preserve">Intuitively, we might expect that these climate effects </w:t>
+      </w:r>
+      <w:r>
+        <w:rPr>
+          <w:rFonts w:ascii="Times New Roman" w:hAnsi="Times New Roman" w:cs="Times New Roman"/>
+        </w:rPr>
+        <w:t xml:space="preserve">might </w:t>
+      </w:r>
+      <w:r>
+        <w:rPr>
+          <w:rFonts w:ascii="Times New Roman" w:hAnsi="Times New Roman" w:cs="Times New Roman"/>
+        </w:rPr>
+        <w:t xml:space="preserve">be correlated across local communities if species experience the same climatic conditions. However, these effects could be modulated by local biotic and abiotic conditions that influence the phenologies of species. Similarly, differences in the presence and diversity of species across communities </w:t>
+      </w:r>
+      <w:r>
+        <w:rPr>
+          <w:rFonts w:ascii="Times New Roman" w:hAnsi="Times New Roman" w:cs="Times New Roman"/>
+        </w:rPr>
+        <w:t>could also modify climate</w:t>
       </w:r>
       <w:r>
         <w:rPr>
           <w:rFonts w:ascii="Times New Roman" w:hAnsi="Times New Roman" w:cs="Times New Roman"/>
         </w:rPr>
         <w:t xml:space="preserve"> </w:t>
+      </w:r>
+      <w:r>
+        <w:rPr>
+          <w:rFonts w:ascii="Times New Roman" w:hAnsi="Times New Roman" w:cs="Times New Roman"/>
+        </w:rPr>
+        <w:t>e</w:t>
+      </w:r>
+      <w:r>
+        <w:rPr>
+          <w:rFonts w:ascii="Times New Roman" w:hAnsi="Times New Roman" w:cs="Times New Roman"/>
+        </w:rPr>
+        <w:t xml:space="preserve">ffects </w:t>
+      </w:r>
+      <w:r>
+        <w:rPr>
+          <w:rFonts w:ascii="Times New Roman" w:hAnsi="Times New Roman" w:cs="Times New Roman"/>
+        </w:rPr>
+        <w:t xml:space="preserve">on the temporal structure of communities, </w:t>
+      </w:r>
+      <w:r>
+        <w:rPr>
+          <w:rFonts w:ascii="Times New Roman" w:hAnsi="Times New Roman" w:cs="Times New Roman"/>
+        </w:rPr>
+        <w:t>as they determine what community states and transitions are possible.</w:t>
+      </w:r>
+      <w:r>
+        <w:rPr>
+          <w:rFonts w:ascii="Times New Roman" w:hAnsi="Times New Roman" w:cs="Times New Roman"/>
+        </w:rPr>
+        <w:t xml:space="preserve"> </w:t>
+      </w:r>
+      <w:r>
+        <w:rPr>
+          <w:rFonts w:ascii="Times New Roman" w:hAnsi="Times New Roman" w:cs="Times New Roman"/>
+        </w:rPr>
+        <w:t xml:space="preserve">Determining whether climate effects on the temporal organization of communities follow universal rules or are dictated by local contingencies is crucial for predicting the effects of climate change across heterogeneous landscapes. </w:t>
       </w:r>
     </w:p>
     <w:p>
@@ -622,7 +1781,13 @@
         <w:rPr>
           <w:rFonts w:ascii="Times New Roman" w:hAnsi="Times New Roman" w:cs="Times New Roman"/>
         </w:rPr>
-        <w:t>Most p</w:t>
+        <w:t>M</w:t>
+      </w:r>
+      <w:r>
+        <w:rPr>
+          <w:rFonts w:ascii="Times New Roman" w:hAnsi="Times New Roman" w:cs="Times New Roman"/>
+        </w:rPr>
+        <w:t>ost p</w:t>
       </w:r>
       <w:r>
         <w:rPr>
@@ -712,6 +1877,300 @@
         <w:rPr>
           <w:rFonts w:ascii="Times New Roman" w:hAnsi="Times New Roman" w:cs="Times New Roman"/>
         </w:rPr>
+        <w:t xml:space="preserve"> </w:t>
+      </w:r>
+      <w:r>
+        <w:rPr>
+          <w:rFonts w:ascii="Times New Roman" w:hAnsi="Times New Roman" w:cs="Times New Roman"/>
+        </w:rPr>
+        <w:fldChar w:fldCharType="begin">
+          <w:fldData xml:space="preserve">PEVuZE5vdGU+PENpdGU+PEF1dGhvcj5Ub25raW48L0F1dGhvcj48WWVhcj4yMDE3PC9ZZWFyPjxS
+ZWNOdW0+NDQwOTwvUmVjTnVtPjxEaXNwbGF5VGV4dD4oV2luZW1pbGxlciAxOTkwOyBUb25raW48
+c3R5bGUgZmFjZT0iaXRhbGljIj4gZXQgYWwuPC9zdHlsZT4gMjAxNzsgU2Nod2FyejxzdHlsZSBm
+YWNlPSJpdGFsaWMiPiBldCBhbC48L3N0eWxlPiAyMDIwOyBTdXp1a2k8c3R5bGUgZmFjZT0iaXRh
+bGljIj4gZXQgYWwuPC9zdHlsZT4gMjAyMyk8L0Rpc3BsYXlUZXh0PjxyZWNvcmQ+PHJlYy1udW1i
+ZXI+NDQwOTwvcmVjLW51bWJlcj48Zm9yZWlnbi1rZXlzPjxrZXkgYXBwPSJFTiIgZGItaWQ9IjV4
+ZXBkZnBzdHJ4ZjBpZWEwd2V4eDlkMXBhZXp0ZHNkZHh3cCIgdGltZXN0YW1wPSIxNzY3ODg4ODg0
+Ij40NDA5PC9rZXk+PC9mb3JlaWduLWtleXM+PHJlZi10eXBlIG5hbWU9IkpvdXJuYWwgQXJ0aWNs
+ZSI+MTc8L3JlZi10eXBlPjxjb250cmlidXRvcnM+PGF1dGhvcnM+PGF1dGhvcj5Ub25raW4sIEpv
+bmF0aGFuIEQuPC9hdXRob3I+PGF1dGhvcj5Cb2dhbiwgTWljaGFlbCBULjwvYXV0aG9yPjxhdXRo
+b3I+Qm9uYWRhLCBOw7pyaWE8L2F1dGhvcj48YXV0aG9yPlJpb3MtVG91bWEsIEJsYW5jYTwvYXV0
+aG9yPjxhdXRob3I+THl0bGUsIERhdmlkIEEuPC9hdXRob3I+PC9hdXRob3JzPjwvY29udHJpYnV0
+b3JzPjx0aXRsZXM+PHRpdGxlPlNlYXNvbmFsaXR5IGFuZCBwcmVkaWN0YWJpbGl0eSBzaGFwZSB0
+ZW1wb3JhbCBzcGVjaWVzIGRpdmVyc2l0eTwvdGl0bGU+PHNlY29uZGFyeS10aXRsZT5FY29sb2d5
+PC9zZWNvbmRhcnktdGl0bGU+PC90aXRsZXM+PHBlcmlvZGljYWw+PGZ1bGwtdGl0bGU+RWNvbG9n
+eTwvZnVsbC10aXRsZT48L3BlcmlvZGljYWw+PHBhZ2VzPjEyMDEtMTIxNjwvcGFnZXM+PHZvbHVt
+ZT45ODwvdm9sdW1lPjxudW1iZXI+NTwvbnVtYmVyPjxkYXRlcz48eWVhcj4yMDE3PC95ZWFyPjwv
+ZGF0ZXM+PGlzYm4+MDAxMi05NjU4PC9pc2JuPjx1cmxzPjxyZWxhdGVkLXVybHM+PHVybD5odHRw
+czovL2VzYWpvdXJuYWxzLm9ubGluZWxpYnJhcnkud2lsZXkuY29tL2RvaS9hYnMvMTAuMTAwMi9l
+Y3kuMTc2MTwvdXJsPjwvcmVsYXRlZC11cmxzPjwvdXJscz48ZWxlY3Ryb25pYy1yZXNvdXJjZS1u
+dW0+aHR0cHM6Ly9kb2kub3JnLzEwLjEwMDIvZWN5LjE3NjE8L2VsZWN0cm9uaWMtcmVzb3VyY2Ut
+bnVtPjwvcmVjb3JkPjwvQ2l0ZT48Q2l0ZT48QXV0aG9yPlNjaHdhcno8L0F1dGhvcj48WWVhcj4y
+MDIwPC9ZZWFyPjxSZWNOdW0+NDA2NDwvUmVjTnVtPjxyZWNvcmQ+PHJlYy1udW1iZXI+NDA2NDwv
+cmVjLW51bWJlcj48Zm9yZWlnbi1rZXlzPjxrZXkgYXBwPSJFTiIgZGItaWQ9IjV4ZXBkZnBzdHJ4
+ZjBpZWEwd2V4eDlkMXBhZXp0ZHNkZHh3cCIgdGltZXN0YW1wPSIxNjYzODgwMzM4Ij40MDY0PC9r
+ZXk+PC9mb3JlaWduLWtleXM+PHJlZi10eXBlIG5hbWU9IkpvdXJuYWwgQXJ0aWNsZSI+MTc8L3Jl
+Zi10eXBlPjxjb250cmlidXRvcnM+PGF1dGhvcnM+PGF1dGhvcj5TY2h3YXJ6LCBCZW5qYW1pbjwv
+YXV0aG9yPjxhdXRob3I+VsOhenF1ZXosIERpZWdvIFAuPC9hdXRob3I+PGF1dGhvcj5DYXJhRG9u
+bmEsIFBhdWwgSi48L2F1dGhvcj48YXV0aG9yPktuaWdodCwgVGlmZmFueSBNLjwvYXV0aG9yPjxh
+dXRob3I+QmVuYWRpLCBHaXRhPC9hdXRob3I+PGF1dGhvcj5Eb3JtYW5uLCBDYXJzdGVuIEYuPC9h
+dXRob3I+PGF1dGhvcj5HYXV6ZW5zLCBCZW5vaXQ8L2F1dGhvcj48YXV0aG9yPk1vdGl2YW5zLCBF
+bGVuYTwvYXV0aG9yPjxhdXRob3I+UmVzYXNjbywgSnVsaWFuPC9hdXRob3I+PGF1dGhvcj5CbMO8
+dGhnZW4sIE5pY288L2F1dGhvcj48YXV0aG9yPkJ1cmtsZSwgTGF1cmEgQS48L2F1dGhvcj48YXV0
+aG9yPkZhbmcsIFFpYW5nPC9hdXRob3I+PGF1dGhvcj5LYWlzZXItQnVuYnVyeSwgQ2hyaXN0b3Bo
+ZXIgTi48L2F1dGhvcj48YXV0aG9yPkFsYXJjw7NuLCBSdWJlbjwvYXV0aG9yPjxhdXRob3I+QmFp
+biwgSnVzdGluIEEuPC9hdXRob3I+PGF1dGhvcj5DaGFjb2ZmLCBOYXRhY2hhIFAuPC9hdXRob3I+
+PGF1dGhvcj5IdWFuZywgU2h1YW5nLVF1YW48L2F1dGhvcj48YXV0aG9yPkxlQnVobiwgR3JldGNo
+ZW48L2F1dGhvcj48YXV0aG9yPk1hY0xlb2QsIE1vbGx5PC9hdXRob3I+PGF1dGhvcj5QZXRhbmlk
+b3UsIFRoZW9kb3JhPC9hdXRob3I+PGF1dGhvcj5SYXNtdXNzZW4sIENsYXVzPC9hdXRob3I+PGF1
+dGhvcj5TaW1hbm9ub2ssIE1pY2hhZWwgUC48L2F1dGhvcj48YXV0aG9yPlRob21wc29uLCBBbWli
+ZXRoIEguPC9hdXRob3I+PGF1dGhvcj5GcsO8bmQsIEpvY2hlbjwvYXV0aG9yPjwvYXV0aG9ycz48
+L2NvbnRyaWJ1dG9ycz48dGl0bGVzPjx0aXRsZT5UZW1wb3JhbCBzY2FsZS1kZXBlbmRlbmNlIG9m
+IHBsYW504oCTcG9sbGluYXRvciBuZXR3b3JrczwvdGl0bGU+PHNlY29uZGFyeS10aXRsZT5PaWtv
+czwvc2Vjb25kYXJ5LXRpdGxlPjwvdGl0bGVzPjxwZXJpb2RpY2FsPjxmdWxsLXRpdGxlPk9pa29z
+PC9mdWxsLXRpdGxlPjwvcGVyaW9kaWNhbD48cGFnZXM+MTI4OS0xMzAyPC9wYWdlcz48dm9sdW1l
+PjEyOTwvdm9sdW1lPjxudW1iZXI+OTwvbnVtYmVyPjxkYXRlcz48eWVhcj4yMDIwPC95ZWFyPjwv
+ZGF0ZXM+PGlzYm4+MDAzMC0xMjk5PC9pc2JuPjx1cmxzPjxyZWxhdGVkLXVybHM+PHVybD5odHRw
+czovL29ubGluZWxpYnJhcnkud2lsZXkuY29tL2RvaS9hYnMvMTAuMTExMS9vaWsuMDczMDM8L3Vy
+bD48L3JlbGF0ZWQtdXJscz48L3VybHM+PGVsZWN0cm9uaWMtcmVzb3VyY2UtbnVtPmh0dHBzOi8v
+ZG9pLm9yZy8xMC4xMTExL29pay4wNzMwMzwvZWxlY3Ryb25pYy1yZXNvdXJjZS1udW0+PC9yZWNv
+cmQ+PC9DaXRlPjxDaXRlPjxBdXRob3I+U3V6dWtpPC9BdXRob3I+PFllYXI+MjAyMzwvWWVhcj48
+UmVjTnVtPjQxNTQ8L1JlY051bT48cmVjb3JkPjxyZWMtbnVtYmVyPjQxNTQ8L3JlYy1udW1iZXI+
+PGZvcmVpZ24ta2V5cz48a2V5IGFwcD0iRU4iIGRiLWlkPSI1eGVwZGZwc3RyeGYwaWVhMHdleHg5
+ZDFwYWV6dGRzZGR4d3AiIHRpbWVzdGFtcD0iMTY5NTA0ODg5MCI+NDE1NDwva2V5PjwvZm9yZWln
+bi1rZXlzPjxyZWYtdHlwZSBuYW1lPSJKb3VybmFsIEFydGljbGUiPjE3PC9yZWYtdHlwZT48Y29u
+dHJpYnV0b3JzPjxhdXRob3JzPjxhdXRob3I+U3V6dWtpLCBTYXlha2EgUy48L2F1dGhvcj48YXV0
+aG9yPkJhYmEsIFl1a2kgRy48L2F1dGhvcj48YXV0aG9yPlRvanUsIEhpcm9rYXp1PC9hdXRob3I+
+PC9hdXRob3JzPjwvY29udHJpYnV0b3JzPjx0aXRsZXM+PHRpdGxlPkR5bmFtaWNzIG9mIHNwZWNp
+ZXMtcmljaCBwcmVkYXRvcuKAk3ByZXkgbmV0d29ya3MgYW5kIHNlYXNvbmFsIGFsdGVybmF0aW9u
+cyBvZiBjb3JlIHNwZWNpZXM8L3RpdGxlPjxzZWNvbmRhcnktdGl0bGU+TmF0dXJlIEVjb2xvZ3kg
+JmFtcDsgRXZvbHV0aW9uPC9zZWNvbmRhcnktdGl0bGU+PC90aXRsZXM+PHBlcmlvZGljYWw+PGZ1
+bGwtdGl0bGU+TmF0dXJlIEVjb2xvZ3kgJmFtcDsgRXZvbHV0aW9uPC9mdWxsLXRpdGxlPjwvcGVy
+aW9kaWNhbD48cGFnZXM+MTQzMi0xNDQzPC9wYWdlcz48dm9sdW1lPjc8L3ZvbHVtZT48bnVtYmVy
+Pjk8L251bWJlcj48ZGF0ZXM+PHllYXI+MjAyMzwveWVhcj48cHViLWRhdGVzPjxkYXRlPjIwMjMv
+MDkvMDE8L2RhdGU+PC9wdWItZGF0ZXM+PC9kYXRlcz48aXNibj4yMzk3LTMzNFg8L2lzYm4+PHVy
+bHM+PHJlbGF0ZWQtdXJscz48dXJsPmh0dHBzOi8vZG9pLm9yZy8xMC4xMDM4L3M0MTU1OS0wMjMt
+MDIxMzAtOTwvdXJsPjwvcmVsYXRlZC11cmxzPjwvdXJscz48ZWxlY3Ryb25pYy1yZXNvdXJjZS1u
+dW0+MTAuMTAzOC9zNDE1NTktMDIzLTAyMTMwLTk8L2VsZWN0cm9uaWMtcmVzb3VyY2UtbnVtPjwv
+cmVjb3JkPjwvQ2l0ZT48Q2l0ZT48QXV0aG9yPldpbmVtaWxsZXI8L0F1dGhvcj48WWVhcj4xOTkw
+PC9ZZWFyPjxSZWNOdW0+MzI5MjwvUmVjTnVtPjxyZWNvcmQ+PHJlYy1udW1iZXI+MzI5MjwvcmVj
+LW51bWJlcj48Zm9yZWlnbi1rZXlzPjxrZXkgYXBwPSJFTiIgZGItaWQ9IjV4ZXBkZnBzdHJ4ZjBp
+ZWEwd2V4eDlkMXBhZXp0ZHNkZHh3cCIgdGltZXN0YW1wPSIwIj4zMjkyPC9rZXk+PC9mb3JlaWdu
+LWtleXM+PHJlZi10eXBlIG5hbWU9IkpvdXJuYWwgQXJ0aWNsZSI+MTc8L3JlZi10eXBlPjxjb250
+cmlidXRvcnM+PGF1dGhvcnM+PGF1dGhvcj5XaW5lbWlsbGVyLCBLLiBPLjwvYXV0aG9yPjwvYXV0
+aG9ycz48L2NvbnRyaWJ1dG9ycz48YXV0aC1hZGRyZXNzPldpbmVtaWxsZXIsIEtvJiN4RDtVbml2
+IFRleGFzLERlcHQgWm9vbCxBdXN0aW4sVHggNzg3MTIsIFVTQSYjeEQ7VW5pdiBUZXhhcyxEZXB0
+IFpvb2wsQXVzdGluLFR4IDc4NzEyLCBVU0EmI3hEO1VuaXYgVGV4YXMsVGV4YXMgTWVtIE11c2V1
+bSxBdXN0aW4sVHggNzg3MTI8L2F1dGgtYWRkcmVzcz48dGl0bGVzPjx0aXRsZT5TcGF0aWFsIGFu
+ZCB0ZW1wb3JhbCB2YXJpYXRpb24gaW4gdHJvcGljYWwgZmlzaCB0cm9waGljIG5ldHdvcmtzPC90
+aXRsZT48c2Vjb25kYXJ5LXRpdGxlPkVjb2xvZ2ljYWwgTW9ub2dyYXBoczwvc2Vjb25kYXJ5LXRp
+dGxlPjxhbHQtdGl0bGU+RWNvbCBNb25vZ3I8L2FsdC10aXRsZT48L3RpdGxlcz48cGVyaW9kaWNh
+bD48ZnVsbC10aXRsZT5FY29sb2dpY2FsIE1vbm9ncmFwaHM8L2Z1bGwtdGl0bGU+PC9wZXJpb2Rp
+Y2FsPjxwYWdlcz4zMzEtMzY3PC9wYWdlcz48dm9sdW1lPjYwPC92b2x1bWU+PG51bWJlcj4zPC9u
+dW1iZXI+PGRhdGVzPjx5ZWFyPjE5OTA8L3llYXI+PHB1Yi1kYXRlcz48ZGF0ZT5TZXA8L2RhdGU+
+PC9wdWItZGF0ZXM+PC9kYXRlcz48aXNibj4wMDEyLTk2MTU8L2lzYm4+PGFjY2Vzc2lvbi1udW0+
+SVNJOkExOTkwRFY0NDQwMDAwNDwvYWNjZXNzaW9uLW51bT48dXJscz48cmVsYXRlZC11cmxzPjx1
+cmw+Jmx0O0dvIHRvIElTSSZndDs6Ly9BMTk5MERWNDQ0MDAwMDQ8L3VybD48L3JlbGF0ZWQtdXJs
+cz48L3VybHM+PGVsZWN0cm9uaWMtcmVzb3VyY2UtbnVtPkRvaSAxMC4yMzA3LzE5NDMwNjE8L2Vs
+ZWN0cm9uaWMtcmVzb3VyY2UtbnVtPjxsYW5ndWFnZT5FbmdsaXNoPC9sYW5ndWFnZT48L3JlY29y
+ZD48L0NpdGU+PC9FbmROb3RlPn==
+</w:fldData>
+        </w:fldChar>
+      </w:r>
+      <w:r>
+        <w:rPr>
+          <w:rFonts w:ascii="Times New Roman" w:hAnsi="Times New Roman" w:cs="Times New Roman"/>
+        </w:rPr>
+        <w:instrText xml:space="preserve"> ADDIN EN.CITE </w:instrText>
+      </w:r>
+      <w:r>
+        <w:rPr>
+          <w:rFonts w:ascii="Times New Roman" w:hAnsi="Times New Roman" w:cs="Times New Roman"/>
+        </w:rPr>
+        <w:fldChar w:fldCharType="begin">
+          <w:fldData xml:space="preserve">PEVuZE5vdGU+PENpdGU+PEF1dGhvcj5Ub25raW48L0F1dGhvcj48WWVhcj4yMDE3PC9ZZWFyPjxS
+ZWNOdW0+NDQwOTwvUmVjTnVtPjxEaXNwbGF5VGV4dD4oV2luZW1pbGxlciAxOTkwOyBUb25raW48
+c3R5bGUgZmFjZT0iaXRhbGljIj4gZXQgYWwuPC9zdHlsZT4gMjAxNzsgU2Nod2FyejxzdHlsZSBm
+YWNlPSJpdGFsaWMiPiBldCBhbC48L3N0eWxlPiAyMDIwOyBTdXp1a2k8c3R5bGUgZmFjZT0iaXRh
+bGljIj4gZXQgYWwuPC9zdHlsZT4gMjAyMyk8L0Rpc3BsYXlUZXh0PjxyZWNvcmQ+PHJlYy1udW1i
+ZXI+NDQwOTwvcmVjLW51bWJlcj48Zm9yZWlnbi1rZXlzPjxrZXkgYXBwPSJFTiIgZGItaWQ9IjV4
+ZXBkZnBzdHJ4ZjBpZWEwd2V4eDlkMXBhZXp0ZHNkZHh3cCIgdGltZXN0YW1wPSIxNzY3ODg4ODg0
+Ij40NDA5PC9rZXk+PC9mb3JlaWduLWtleXM+PHJlZi10eXBlIG5hbWU9IkpvdXJuYWwgQXJ0aWNs
+ZSI+MTc8L3JlZi10eXBlPjxjb250cmlidXRvcnM+PGF1dGhvcnM+PGF1dGhvcj5Ub25raW4sIEpv
+bmF0aGFuIEQuPC9hdXRob3I+PGF1dGhvcj5Cb2dhbiwgTWljaGFlbCBULjwvYXV0aG9yPjxhdXRo
+b3I+Qm9uYWRhLCBOw7pyaWE8L2F1dGhvcj48YXV0aG9yPlJpb3MtVG91bWEsIEJsYW5jYTwvYXV0
+aG9yPjxhdXRob3I+THl0bGUsIERhdmlkIEEuPC9hdXRob3I+PC9hdXRob3JzPjwvY29udHJpYnV0
+b3JzPjx0aXRsZXM+PHRpdGxlPlNlYXNvbmFsaXR5IGFuZCBwcmVkaWN0YWJpbGl0eSBzaGFwZSB0
+ZW1wb3JhbCBzcGVjaWVzIGRpdmVyc2l0eTwvdGl0bGU+PHNlY29uZGFyeS10aXRsZT5FY29sb2d5
+PC9zZWNvbmRhcnktdGl0bGU+PC90aXRsZXM+PHBlcmlvZGljYWw+PGZ1bGwtdGl0bGU+RWNvbG9n
+eTwvZnVsbC10aXRsZT48L3BlcmlvZGljYWw+PHBhZ2VzPjEyMDEtMTIxNjwvcGFnZXM+PHZvbHVt
+ZT45ODwvdm9sdW1lPjxudW1iZXI+NTwvbnVtYmVyPjxkYXRlcz48eWVhcj4yMDE3PC95ZWFyPjwv
+ZGF0ZXM+PGlzYm4+MDAxMi05NjU4PC9pc2JuPjx1cmxzPjxyZWxhdGVkLXVybHM+PHVybD5odHRw
+czovL2VzYWpvdXJuYWxzLm9ubGluZWxpYnJhcnkud2lsZXkuY29tL2RvaS9hYnMvMTAuMTAwMi9l
+Y3kuMTc2MTwvdXJsPjwvcmVsYXRlZC11cmxzPjwvdXJscz48ZWxlY3Ryb25pYy1yZXNvdXJjZS1u
+dW0+aHR0cHM6Ly9kb2kub3JnLzEwLjEwMDIvZWN5LjE3NjE8L2VsZWN0cm9uaWMtcmVzb3VyY2Ut
+bnVtPjwvcmVjb3JkPjwvQ2l0ZT48Q2l0ZT48QXV0aG9yPlNjaHdhcno8L0F1dGhvcj48WWVhcj4y
+MDIwPC9ZZWFyPjxSZWNOdW0+NDA2NDwvUmVjTnVtPjxyZWNvcmQ+PHJlYy1udW1iZXI+NDA2NDwv
+cmVjLW51bWJlcj48Zm9yZWlnbi1rZXlzPjxrZXkgYXBwPSJFTiIgZGItaWQ9IjV4ZXBkZnBzdHJ4
+ZjBpZWEwd2V4eDlkMXBhZXp0ZHNkZHh3cCIgdGltZXN0YW1wPSIxNjYzODgwMzM4Ij40MDY0PC9r
+ZXk+PC9mb3JlaWduLWtleXM+PHJlZi10eXBlIG5hbWU9IkpvdXJuYWwgQXJ0aWNsZSI+MTc8L3Jl
+Zi10eXBlPjxjb250cmlidXRvcnM+PGF1dGhvcnM+PGF1dGhvcj5TY2h3YXJ6LCBCZW5qYW1pbjwv
+YXV0aG9yPjxhdXRob3I+VsOhenF1ZXosIERpZWdvIFAuPC9hdXRob3I+PGF1dGhvcj5DYXJhRG9u
+bmEsIFBhdWwgSi48L2F1dGhvcj48YXV0aG9yPktuaWdodCwgVGlmZmFueSBNLjwvYXV0aG9yPjxh
+dXRob3I+QmVuYWRpLCBHaXRhPC9hdXRob3I+PGF1dGhvcj5Eb3JtYW5uLCBDYXJzdGVuIEYuPC9h
+dXRob3I+PGF1dGhvcj5HYXV6ZW5zLCBCZW5vaXQ8L2F1dGhvcj48YXV0aG9yPk1vdGl2YW5zLCBF
+bGVuYTwvYXV0aG9yPjxhdXRob3I+UmVzYXNjbywgSnVsaWFuPC9hdXRob3I+PGF1dGhvcj5CbMO8
+dGhnZW4sIE5pY288L2F1dGhvcj48YXV0aG9yPkJ1cmtsZSwgTGF1cmEgQS48L2F1dGhvcj48YXV0
+aG9yPkZhbmcsIFFpYW5nPC9hdXRob3I+PGF1dGhvcj5LYWlzZXItQnVuYnVyeSwgQ2hyaXN0b3Bo
+ZXIgTi48L2F1dGhvcj48YXV0aG9yPkFsYXJjw7NuLCBSdWJlbjwvYXV0aG9yPjxhdXRob3I+QmFp
+biwgSnVzdGluIEEuPC9hdXRob3I+PGF1dGhvcj5DaGFjb2ZmLCBOYXRhY2hhIFAuPC9hdXRob3I+
+PGF1dGhvcj5IdWFuZywgU2h1YW5nLVF1YW48L2F1dGhvcj48YXV0aG9yPkxlQnVobiwgR3JldGNo
+ZW48L2F1dGhvcj48YXV0aG9yPk1hY0xlb2QsIE1vbGx5PC9hdXRob3I+PGF1dGhvcj5QZXRhbmlk
+b3UsIFRoZW9kb3JhPC9hdXRob3I+PGF1dGhvcj5SYXNtdXNzZW4sIENsYXVzPC9hdXRob3I+PGF1
+dGhvcj5TaW1hbm9ub2ssIE1pY2hhZWwgUC48L2F1dGhvcj48YXV0aG9yPlRob21wc29uLCBBbWli
+ZXRoIEguPC9hdXRob3I+PGF1dGhvcj5GcsO8bmQsIEpvY2hlbjwvYXV0aG9yPjwvYXV0aG9ycz48
+L2NvbnRyaWJ1dG9ycz48dGl0bGVzPjx0aXRsZT5UZW1wb3JhbCBzY2FsZS1kZXBlbmRlbmNlIG9m
+IHBsYW504oCTcG9sbGluYXRvciBuZXR3b3JrczwvdGl0bGU+PHNlY29uZGFyeS10aXRsZT5PaWtv
+czwvc2Vjb25kYXJ5LXRpdGxlPjwvdGl0bGVzPjxwZXJpb2RpY2FsPjxmdWxsLXRpdGxlPk9pa29z
+PC9mdWxsLXRpdGxlPjwvcGVyaW9kaWNhbD48cGFnZXM+MTI4OS0xMzAyPC9wYWdlcz48dm9sdW1l
+PjEyOTwvdm9sdW1lPjxudW1iZXI+OTwvbnVtYmVyPjxkYXRlcz48eWVhcj4yMDIwPC95ZWFyPjwv
+ZGF0ZXM+PGlzYm4+MDAzMC0xMjk5PC9pc2JuPjx1cmxzPjxyZWxhdGVkLXVybHM+PHVybD5odHRw
+czovL29ubGluZWxpYnJhcnkud2lsZXkuY29tL2RvaS9hYnMvMTAuMTExMS9vaWsuMDczMDM8L3Vy
+bD48L3JlbGF0ZWQtdXJscz48L3VybHM+PGVsZWN0cm9uaWMtcmVzb3VyY2UtbnVtPmh0dHBzOi8v
+ZG9pLm9yZy8xMC4xMTExL29pay4wNzMwMzwvZWxlY3Ryb25pYy1yZXNvdXJjZS1udW0+PC9yZWNv
+cmQ+PC9DaXRlPjxDaXRlPjxBdXRob3I+U3V6dWtpPC9BdXRob3I+PFllYXI+MjAyMzwvWWVhcj48
+UmVjTnVtPjQxNTQ8L1JlY051bT48cmVjb3JkPjxyZWMtbnVtYmVyPjQxNTQ8L3JlYy1udW1iZXI+
+PGZvcmVpZ24ta2V5cz48a2V5IGFwcD0iRU4iIGRiLWlkPSI1eGVwZGZwc3RyeGYwaWVhMHdleHg5
+ZDFwYWV6dGRzZGR4d3AiIHRpbWVzdGFtcD0iMTY5NTA0ODg5MCI+NDE1NDwva2V5PjwvZm9yZWln
+bi1rZXlzPjxyZWYtdHlwZSBuYW1lPSJKb3VybmFsIEFydGljbGUiPjE3PC9yZWYtdHlwZT48Y29u
+dHJpYnV0b3JzPjxhdXRob3JzPjxhdXRob3I+U3V6dWtpLCBTYXlha2EgUy48L2F1dGhvcj48YXV0
+aG9yPkJhYmEsIFl1a2kgRy48L2F1dGhvcj48YXV0aG9yPlRvanUsIEhpcm9rYXp1PC9hdXRob3I+
+PC9hdXRob3JzPjwvY29udHJpYnV0b3JzPjx0aXRsZXM+PHRpdGxlPkR5bmFtaWNzIG9mIHNwZWNp
+ZXMtcmljaCBwcmVkYXRvcuKAk3ByZXkgbmV0d29ya3MgYW5kIHNlYXNvbmFsIGFsdGVybmF0aW9u
+cyBvZiBjb3JlIHNwZWNpZXM8L3RpdGxlPjxzZWNvbmRhcnktdGl0bGU+TmF0dXJlIEVjb2xvZ3kg
+JmFtcDsgRXZvbHV0aW9uPC9zZWNvbmRhcnktdGl0bGU+PC90aXRsZXM+PHBlcmlvZGljYWw+PGZ1
+bGwtdGl0bGU+TmF0dXJlIEVjb2xvZ3kgJmFtcDsgRXZvbHV0aW9uPC9mdWxsLXRpdGxlPjwvcGVy
+aW9kaWNhbD48cGFnZXM+MTQzMi0xNDQzPC9wYWdlcz48dm9sdW1lPjc8L3ZvbHVtZT48bnVtYmVy
+Pjk8L251bWJlcj48ZGF0ZXM+PHllYXI+MjAyMzwveWVhcj48cHViLWRhdGVzPjxkYXRlPjIwMjMv
+MDkvMDE8L2RhdGU+PC9wdWItZGF0ZXM+PC9kYXRlcz48aXNibj4yMzk3LTMzNFg8L2lzYm4+PHVy
+bHM+PHJlbGF0ZWQtdXJscz48dXJsPmh0dHBzOi8vZG9pLm9yZy8xMC4xMDM4L3M0MTU1OS0wMjMt
+MDIxMzAtOTwvdXJsPjwvcmVsYXRlZC11cmxzPjwvdXJscz48ZWxlY3Ryb25pYy1yZXNvdXJjZS1u
+dW0+MTAuMTAzOC9zNDE1NTktMDIzLTAyMTMwLTk8L2VsZWN0cm9uaWMtcmVzb3VyY2UtbnVtPjwv
+cmVjb3JkPjwvQ2l0ZT48Q2l0ZT48QXV0aG9yPldpbmVtaWxsZXI8L0F1dGhvcj48WWVhcj4xOTkw
+PC9ZZWFyPjxSZWNOdW0+MzI5MjwvUmVjTnVtPjxyZWNvcmQ+PHJlYy1udW1iZXI+MzI5MjwvcmVj
+LW51bWJlcj48Zm9yZWlnbi1rZXlzPjxrZXkgYXBwPSJFTiIgZGItaWQ9IjV4ZXBkZnBzdHJ4ZjBp
+ZWEwd2V4eDlkMXBhZXp0ZHNkZHh3cCIgdGltZXN0YW1wPSIwIj4zMjkyPC9rZXk+PC9mb3JlaWdu
+LWtleXM+PHJlZi10eXBlIG5hbWU9IkpvdXJuYWwgQXJ0aWNsZSI+MTc8L3JlZi10eXBlPjxjb250
+cmlidXRvcnM+PGF1dGhvcnM+PGF1dGhvcj5XaW5lbWlsbGVyLCBLLiBPLjwvYXV0aG9yPjwvYXV0
+aG9ycz48L2NvbnRyaWJ1dG9ycz48YXV0aC1hZGRyZXNzPldpbmVtaWxsZXIsIEtvJiN4RDtVbml2
+IFRleGFzLERlcHQgWm9vbCxBdXN0aW4sVHggNzg3MTIsIFVTQSYjeEQ7VW5pdiBUZXhhcyxEZXB0
+IFpvb2wsQXVzdGluLFR4IDc4NzEyLCBVU0EmI3hEO1VuaXYgVGV4YXMsVGV4YXMgTWVtIE11c2V1
+bSxBdXN0aW4sVHggNzg3MTI8L2F1dGgtYWRkcmVzcz48dGl0bGVzPjx0aXRsZT5TcGF0aWFsIGFu
+ZCB0ZW1wb3JhbCB2YXJpYXRpb24gaW4gdHJvcGljYWwgZmlzaCB0cm9waGljIG5ldHdvcmtzPC90
+aXRsZT48c2Vjb25kYXJ5LXRpdGxlPkVjb2xvZ2ljYWwgTW9ub2dyYXBoczwvc2Vjb25kYXJ5LXRp
+dGxlPjxhbHQtdGl0bGU+RWNvbCBNb25vZ3I8L2FsdC10aXRsZT48L3RpdGxlcz48cGVyaW9kaWNh
+bD48ZnVsbC10aXRsZT5FY29sb2dpY2FsIE1vbm9ncmFwaHM8L2Z1bGwtdGl0bGU+PC9wZXJpb2Rp
+Y2FsPjxwYWdlcz4zMzEtMzY3PC9wYWdlcz48dm9sdW1lPjYwPC92b2x1bWU+PG51bWJlcj4zPC9u
+dW1iZXI+PGRhdGVzPjx5ZWFyPjE5OTA8L3llYXI+PHB1Yi1kYXRlcz48ZGF0ZT5TZXA8L2RhdGU+
+PC9wdWItZGF0ZXM+PC9kYXRlcz48aXNibj4wMDEyLTk2MTU8L2lzYm4+PGFjY2Vzc2lvbi1udW0+
+SVNJOkExOTkwRFY0NDQwMDAwNDwvYWNjZXNzaW9uLW51bT48dXJscz48cmVsYXRlZC11cmxzPjx1
+cmw+Jmx0O0dvIHRvIElTSSZndDs6Ly9BMTk5MERWNDQ0MDAwMDQ8L3VybD48L3JlbGF0ZWQtdXJs
+cz48L3VybHM+PGVsZWN0cm9uaWMtcmVzb3VyY2UtbnVtPkRvaSAxMC4yMzA3LzE5NDMwNjE8L2Vs
+ZWN0cm9uaWMtcmVzb3VyY2UtbnVtPjxsYW5ndWFnZT5FbmdsaXNoPC9sYW5ndWFnZT48L3JlY29y
+ZD48L0NpdGU+PC9FbmROb3RlPn==
+</w:fldData>
+        </w:fldChar>
+      </w:r>
+      <w:r>
+        <w:rPr>
+          <w:rFonts w:ascii="Times New Roman" w:hAnsi="Times New Roman" w:cs="Times New Roman"/>
+        </w:rPr>
+        <w:instrText xml:space="preserve"> ADDIN EN.CITE.DATA </w:instrText>
+      </w:r>
+      <w:r>
+        <w:rPr>
+          <w:rFonts w:ascii="Times New Roman" w:hAnsi="Times New Roman" w:cs="Times New Roman"/>
+        </w:rPr>
+      </w:r>
+      <w:r>
+        <w:rPr>
+          <w:rFonts w:ascii="Times New Roman" w:hAnsi="Times New Roman" w:cs="Times New Roman"/>
+        </w:rPr>
+        <w:fldChar w:fldCharType="end"/>
+      </w:r>
+      <w:r>
+        <w:rPr>
+          <w:rFonts w:ascii="Times New Roman" w:hAnsi="Times New Roman" w:cs="Times New Roman"/>
+        </w:rPr>
+      </w:r>
+      <w:r>
+        <w:rPr>
+          <w:rFonts w:ascii="Times New Roman" w:hAnsi="Times New Roman" w:cs="Times New Roman"/>
+        </w:rPr>
+        <w:fldChar w:fldCharType="separate"/>
+      </w:r>
+      <w:r>
+        <w:rPr>
+          <w:rFonts w:ascii="Times New Roman" w:hAnsi="Times New Roman" w:cs="Times New Roman"/>
+          <w:noProof/>
+        </w:rPr>
+        <w:t>(Winemiller 1990; Tonkin</w:t>
+      </w:r>
+      <w:r>
+        <w:rPr>
+          <w:rFonts w:ascii="Times New Roman" w:hAnsi="Times New Roman" w:cs="Times New Roman"/>
+          <w:i/>
+          <w:noProof/>
+        </w:rPr>
+        <w:t xml:space="preserve"> et al.</w:t>
+      </w:r>
+      <w:r>
+        <w:rPr>
+          <w:rFonts w:ascii="Times New Roman" w:hAnsi="Times New Roman" w:cs="Times New Roman"/>
+          <w:noProof/>
+        </w:rPr>
+        <w:t xml:space="preserve"> 2017; Schwarz</w:t>
+      </w:r>
+      <w:r>
+        <w:rPr>
+          <w:rFonts w:ascii="Times New Roman" w:hAnsi="Times New Roman" w:cs="Times New Roman"/>
+          <w:i/>
+          <w:noProof/>
+        </w:rPr>
+        <w:t xml:space="preserve"> et al.</w:t>
+      </w:r>
+      <w:r>
+        <w:rPr>
+          <w:rFonts w:ascii="Times New Roman" w:hAnsi="Times New Roman" w:cs="Times New Roman"/>
+          <w:noProof/>
+        </w:rPr>
+        <w:t xml:space="preserve"> 2020; Suzuki</w:t>
+      </w:r>
+      <w:r>
+        <w:rPr>
+          <w:rFonts w:ascii="Times New Roman" w:hAnsi="Times New Roman" w:cs="Times New Roman"/>
+          <w:i/>
+          <w:noProof/>
+        </w:rPr>
+        <w:t xml:space="preserve"> et al.</w:t>
+      </w:r>
+      <w:r>
+        <w:rPr>
+          <w:rFonts w:ascii="Times New Roman" w:hAnsi="Times New Roman" w:cs="Times New Roman"/>
+          <w:noProof/>
+        </w:rPr>
+        <w:t xml:space="preserve"> 2023)</w:t>
+      </w:r>
+      <w:r>
+        <w:rPr>
+          <w:rFonts w:ascii="Times New Roman" w:hAnsi="Times New Roman" w:cs="Times New Roman"/>
+        </w:rPr>
+        <w:fldChar w:fldCharType="end"/>
+      </w:r>
+      <w:r>
+        <w:rPr>
+          <w:rFonts w:ascii="Times New Roman" w:hAnsi="Times New Roman" w:cs="Times New Roman"/>
+        </w:rPr>
         <w:t xml:space="preserve">. </w:t>
       </w:r>
       <w:r>
@@ -802,6 +2261,58 @@
         <w:rPr>
           <w:rFonts w:ascii="Times New Roman" w:hAnsi="Times New Roman" w:cs="Times New Roman"/>
         </w:rPr>
+        <w:t xml:space="preserve"> </w:t>
+      </w:r>
+      <w:r>
+        <w:rPr>
+          <w:rFonts w:ascii="Times New Roman" w:hAnsi="Times New Roman" w:cs="Times New Roman"/>
+        </w:rPr>
+        <w:fldChar w:fldCharType="begin"/>
+      </w:r>
+      <w:r>
+        <w:rPr>
+          <w:rFonts w:ascii="Times New Roman" w:hAnsi="Times New Roman" w:cs="Times New Roman"/>
+        </w:rPr>
+        <w:instrText xml:space="preserve"> ADDIN EN.CITE &lt;EndNote&gt;&lt;Cite&gt;&lt;Author&gt;Tonkin&lt;/Author&gt;&lt;Year&gt;2017&lt;/Year&gt;&lt;RecNum&gt;4409&lt;/RecNum&gt;&lt;DisplayText&gt;(Tonkin&lt;style face="italic"&gt; et al.&lt;/style&gt; 2017)&lt;/DisplayText&gt;&lt;record&gt;&lt;rec-number&gt;4409&lt;/rec-number&gt;&lt;foreign-keys&gt;&lt;key app="EN" db-id="5xepdfpstrxf0iea0wexx9d1paeztdsddxwp" timestamp="1767888884"&gt;4409&lt;/key&gt;&lt;/foreign-keys&gt;&lt;ref-type name="Journal Article"&gt;17&lt;/ref-type&gt;&lt;contributors&gt;&lt;authors&gt;&lt;author&gt;Tonkin, Jonathan D.&lt;/author&gt;&lt;author&gt;Bogan, Michael T.&lt;/author&gt;&lt;author&gt;Bonada, Núria&lt;/author&gt;&lt;author&gt;Rios-Touma, Blanca&lt;/author&gt;&lt;author&gt;Lytle, David A.&lt;/author&gt;&lt;/authors&gt;&lt;/contributors&gt;&lt;titles&gt;&lt;title&gt;Seasonality and predictability shape temporal species diversity&lt;/title&gt;&lt;secondary-title&gt;Ecology&lt;/secondary-title&gt;&lt;/titles&gt;&lt;periodical&gt;&lt;full-title&gt;Ecology&lt;/full-title&gt;&lt;/periodical&gt;&lt;pages&gt;1201-1216&lt;/pages&gt;&lt;volume&gt;98&lt;/volume&gt;&lt;number&gt;5&lt;/number&gt;&lt;dates&gt;&lt;year&gt;2017&lt;/year&gt;&lt;/dates&gt;&lt;isbn&gt;0012-9658&lt;/isbn&gt;&lt;urls&gt;&lt;related-urls&gt;&lt;url&gt;https://esajournals.onlinelibrary.wiley.com/doi/abs/10.1002/ecy.1761&lt;/url&gt;&lt;/related-urls&gt;&lt;/urls&gt;&lt;electronic-resource-num&gt;https://doi.org/10.1002/ecy.1761&lt;/electronic-resource-num&gt;&lt;/record&gt;&lt;/Cite&gt;&lt;/EndNote&gt;</w:instrText>
+      </w:r>
+      <w:r>
+        <w:rPr>
+          <w:rFonts w:ascii="Times New Roman" w:hAnsi="Times New Roman" w:cs="Times New Roman"/>
+        </w:rPr>
+        <w:fldChar w:fldCharType="separate"/>
+      </w:r>
+      <w:r>
+        <w:rPr>
+          <w:rFonts w:ascii="Times New Roman" w:hAnsi="Times New Roman" w:cs="Times New Roman"/>
+          <w:noProof/>
+        </w:rPr>
+        <w:t>(Tonkin</w:t>
+      </w:r>
+      <w:r>
+        <w:rPr>
+          <w:rFonts w:ascii="Times New Roman" w:hAnsi="Times New Roman" w:cs="Times New Roman"/>
+          <w:i/>
+          <w:noProof/>
+        </w:rPr>
+        <w:t xml:space="preserve"> et al.</w:t>
+      </w:r>
+      <w:r>
+        <w:rPr>
+          <w:rFonts w:ascii="Times New Roman" w:hAnsi="Times New Roman" w:cs="Times New Roman"/>
+          <w:noProof/>
+        </w:rPr>
+        <w:t xml:space="preserve"> 2017)</w:t>
+      </w:r>
+      <w:r>
+        <w:rPr>
+          <w:rFonts w:ascii="Times New Roman" w:hAnsi="Times New Roman" w:cs="Times New Roman"/>
+        </w:rPr>
+        <w:fldChar w:fldCharType="end"/>
+      </w:r>
+      <w:r>
+        <w:rPr>
+          <w:rFonts w:ascii="Times New Roman" w:hAnsi="Times New Roman" w:cs="Times New Roman"/>
+        </w:rPr>
         <w:t xml:space="preserve">. </w:t>
       </w:r>
       <w:r>
@@ -886,7 +2397,7 @@
         <w:rPr>
           <w:rFonts w:ascii="Times New Roman" w:hAnsi="Times New Roman" w:cs="Times New Roman"/>
         </w:rPr>
-        <w:t>, or how predictable these patterns are</w:t>
+        <w:t>, and how these patterns vary across communities</w:t>
       </w:r>
       <w:r>
         <w:rPr>
@@ -928,7 +2439,50 @@
         <w:rPr>
           <w:rFonts w:ascii="Times New Roman" w:hAnsi="Times New Roman" w:cs="Times New Roman"/>
         </w:rPr>
+        <w:t xml:space="preserve">and how it is affected by climate change </w:t>
+      </w:r>
+      <w:r>
+        <w:rPr>
+          <w:rFonts w:ascii="Times New Roman" w:hAnsi="Times New Roman" w:cs="Times New Roman"/>
+        </w:rPr>
         <w:t>remain unanswered</w:t>
+      </w:r>
+      <w:r>
+        <w:rPr>
+          <w:rFonts w:ascii="Times New Roman" w:hAnsi="Times New Roman" w:cs="Times New Roman"/>
+        </w:rPr>
+        <w:t xml:space="preserve"> </w:t>
+      </w:r>
+      <w:r>
+        <w:rPr>
+          <w:rFonts w:ascii="Times New Roman" w:hAnsi="Times New Roman" w:cs="Times New Roman"/>
+        </w:rPr>
+        <w:fldChar w:fldCharType="begin"/>
+      </w:r>
+      <w:r>
+        <w:rPr>
+          <w:rFonts w:ascii="Times New Roman" w:hAnsi="Times New Roman" w:cs="Times New Roman"/>
+        </w:rPr>
+        <w:instrText xml:space="preserve"> ADDIN EN.CITE &lt;EndNote&gt;&lt;Cite&gt;&lt;Author&gt;Yin&lt;/Author&gt;&lt;Year&gt;2024&lt;/Year&gt;&lt;RecNum&gt;4319&lt;/RecNum&gt;&lt;DisplayText&gt;(Yin &amp;amp; Rudolf 2024)&lt;/DisplayText&gt;&lt;record&gt;&lt;rec-number&gt;4319&lt;/rec-number&gt;&lt;foreign-keys&gt;&lt;key app="EN" db-id="5xepdfpstrxf0iea0wexx9d1paeztdsddxwp" timestamp="1721921768"&gt;4319&lt;/key&gt;&lt;/foreign-keys&gt;&lt;ref-type name="Journal Article"&gt;17&lt;/ref-type&gt;&lt;contributors&gt;&lt;authors&gt;&lt;author&gt;Yin, Hannah&lt;/author&gt;&lt;author&gt;Rudolf, Volker H. W.&lt;/author&gt;&lt;/authors&gt;&lt;/contributors&gt;&lt;titles&gt;&lt;title&gt;Time is of the essence: A general framework for uncovering temporal structures of communities&lt;/title&gt;&lt;secondary-title&gt;Ecology Letters&lt;/secondary-title&gt;&lt;/titles&gt;&lt;periodical&gt;&lt;full-title&gt;Ecology Letters&lt;/full-title&gt;&lt;/periodical&gt;&lt;pages&gt;e14481&lt;/pages&gt;&lt;volume&gt;27&lt;/volume&gt;&lt;number&gt;7&lt;/number&gt;&lt;dates&gt;&lt;year&gt;2024&lt;/year&gt;&lt;/dates&gt;&lt;isbn&gt;1461-023X&lt;/isbn&gt;&lt;urls&gt;&lt;related-urls&gt;&lt;url&gt;https://onlinelibrary.wiley.com/doi/abs/10.1111/ele.14481&lt;/url&gt;&lt;/related-urls&gt;&lt;/urls&gt;&lt;electronic-resource-num&gt;https://doi.org/10.1111/ele.14481&lt;/electronic-resource-num&gt;&lt;/record&gt;&lt;/Cite&gt;&lt;/EndNote&gt;</w:instrText>
+      </w:r>
+      <w:r>
+        <w:rPr>
+          <w:rFonts w:ascii="Times New Roman" w:hAnsi="Times New Roman" w:cs="Times New Roman"/>
+        </w:rPr>
+        <w:fldChar w:fldCharType="separate"/>
+      </w:r>
+      <w:r>
+        <w:rPr>
+          <w:rFonts w:ascii="Times New Roman" w:hAnsi="Times New Roman" w:cs="Times New Roman"/>
+          <w:noProof/>
+        </w:rPr>
+        <w:t>(Yin &amp; Rudolf 2024)</w:t>
+      </w:r>
+      <w:r>
+        <w:rPr>
+          <w:rFonts w:ascii="Times New Roman" w:hAnsi="Times New Roman" w:cs="Times New Roman"/>
+        </w:rPr>
+        <w:fldChar w:fldCharType="end"/>
       </w:r>
       <w:r>
         <w:rPr>
@@ -949,6 +2503,7 @@
         <w:rPr>
           <w:rFonts w:ascii="Times New Roman" w:hAnsi="Times New Roman" w:cs="Times New Roman"/>
         </w:rPr>
+        <w:lastRenderedPageBreak/>
         <w:t>Addressing</w:t>
       </w:r>
       <w:r>
@@ -1063,6 +2618,12 @@
         <w:rPr>
           <w:rFonts w:ascii="Times New Roman" w:hAnsi="Times New Roman" w:cs="Times New Roman"/>
         </w:rPr>
+        <w:t xml:space="preserve">temporal </w:t>
+      </w:r>
+      <w:r>
+        <w:rPr>
+          <w:rFonts w:ascii="Times New Roman" w:hAnsi="Times New Roman" w:cs="Times New Roman"/>
+        </w:rPr>
         <w:t>network</w:t>
       </w:r>
       <w:r>
@@ -1081,7 +2642,19 @@
         <w:rPr>
           <w:rFonts w:ascii="Times New Roman" w:hAnsi="Times New Roman" w:cs="Times New Roman"/>
         </w:rPr>
-        <w:t xml:space="preserve">framework to </w:t>
+        <w:t>framework</w:t>
+      </w:r>
+      <w:r>
+        <w:rPr>
+          <w:rFonts w:ascii="Times New Roman" w:hAnsi="Times New Roman" w:cs="Times New Roman"/>
+        </w:rPr>
+        <w:t>, which treats community states as nodes and transitions as edges, t</w:t>
+      </w:r>
+      <w:r>
+        <w:rPr>
+          <w:rFonts w:ascii="Times New Roman" w:hAnsi="Times New Roman" w:cs="Times New Roman"/>
+        </w:rPr>
+        <w:t xml:space="preserve">o </w:t>
       </w:r>
       <w:r>
         <w:rPr>
@@ -1201,13 +2774,7 @@
         <w:rPr>
           <w:rFonts w:ascii="Times New Roman" w:hAnsi="Times New Roman" w:cs="Times New Roman"/>
         </w:rPr>
-        <w:t xml:space="preserve">How </w:t>
-      </w:r>
-      <w:r>
-        <w:rPr>
-          <w:rFonts w:ascii="Times New Roman" w:hAnsi="Times New Roman" w:cs="Times New Roman"/>
-        </w:rPr>
-        <w:t xml:space="preserve">predictable </w:t>
+        <w:t xml:space="preserve">To what extent </w:t>
       </w:r>
       <w:r>
         <w:rPr>
@@ -1219,7 +2786,19 @@
         <w:rPr>
           <w:rFonts w:ascii="Times New Roman" w:hAnsi="Times New Roman" w:cs="Times New Roman"/>
         </w:rPr>
-        <w:t xml:space="preserve">these patterns across time and </w:t>
+        <w:t xml:space="preserve">these patterns </w:t>
+      </w:r>
+      <w:r>
+        <w:rPr>
+          <w:rFonts w:ascii="Times New Roman" w:hAnsi="Times New Roman" w:cs="Times New Roman"/>
+        </w:rPr>
+        <w:t xml:space="preserve">conserved </w:t>
+      </w:r>
+      <w:r>
+        <w:rPr>
+          <w:rFonts w:ascii="Times New Roman" w:hAnsi="Times New Roman" w:cs="Times New Roman"/>
+        </w:rPr>
+        <w:t xml:space="preserve">across time and </w:t>
       </w:r>
       <w:r>
         <w:rPr>
@@ -1321,7 +2900,6 @@
           <w:i/>
           <w:iCs/>
         </w:rPr>
-        <w:lastRenderedPageBreak/>
         <w:t>Quantifying temporal community structure</w:t>
       </w:r>
       <w:r>
@@ -1479,7 +3057,14 @@
         <w:rPr>
           <w:rFonts w:ascii="Times New Roman" w:hAnsi="Times New Roman" w:cs="Times New Roman"/>
         </w:rPr>
-        <w:t xml:space="preserve">how a given community changes over time </w:t>
+        <w:t xml:space="preserve">how a given community </w:t>
+      </w:r>
+      <w:r>
+        <w:rPr>
+          <w:rFonts w:ascii="Times New Roman" w:hAnsi="Times New Roman" w:cs="Times New Roman"/>
+        </w:rPr>
+        <w:lastRenderedPageBreak/>
+        <w:t xml:space="preserve">changes over time </w:t>
       </w:r>
       <w:r>
         <w:rPr>
@@ -2297,14 +3882,7 @@
         <w:rPr>
           <w:rFonts w:ascii="Times New Roman" w:hAnsi="Times New Roman" w:cs="Times New Roman"/>
         </w:rPr>
-        <w:t xml:space="preserve">the most threatened vertebrates </w:t>
-      </w:r>
-      <w:r>
-        <w:rPr>
-          <w:rFonts w:ascii="Times New Roman" w:hAnsi="Times New Roman" w:cs="Times New Roman"/>
-        </w:rPr>
-        <w:lastRenderedPageBreak/>
-        <w:t>globally</w:t>
+        <w:t>the most threatened vertebrates globally</w:t>
       </w:r>
       <w:r>
         <w:rPr>
@@ -2900,7 +4478,14 @@
         <w:rPr>
           <w:rFonts w:ascii="Times New Roman" w:hAnsi="Times New Roman" w:cs="Times New Roman"/>
         </w:rPr>
-        <w:t>. We processed recordings manually with sonogram references to identify 12 species (</w:t>
+        <w:t xml:space="preserve">. We processed recordings manually with sonogram </w:t>
+      </w:r>
+      <w:r>
+        <w:rPr>
+          <w:rFonts w:ascii="Times New Roman" w:hAnsi="Times New Roman" w:cs="Times New Roman"/>
+        </w:rPr>
+        <w:lastRenderedPageBreak/>
+        <w:t>references to identify 12 species (</w:t>
       </w:r>
       <w:r>
         <w:rPr>
@@ -3317,7 +4902,19 @@
         <w:rPr>
           <w:rFonts w:ascii="Times New Roman" w:hAnsi="Times New Roman" w:cs="Times New Roman"/>
         </w:rPr>
-        <w:t xml:space="preserve">daily weather data from the closest public local weather station situated between both pond clusters (Lufkin, Angelina Co. Airport, Tx, </w:t>
+        <w:t>daily weather data from the closest public local weather station situated between both pond clusters (Lufkin, Angelina Co. Airport, T</w:t>
+      </w:r>
+      <w:r>
+        <w:rPr>
+          <w:rFonts w:ascii="Times New Roman" w:hAnsi="Times New Roman" w:cs="Times New Roman"/>
+        </w:rPr>
+        <w:t>X</w:t>
+      </w:r>
+      <w:r>
+        <w:rPr>
+          <w:rFonts w:ascii="Times New Roman" w:hAnsi="Times New Roman" w:cs="Times New Roman"/>
+        </w:rPr>
+        <w:t xml:space="preserve">, </w:t>
       </w:r>
       <w:r>
         <w:rPr>
@@ -3381,14 +4978,7 @@
         <w:rPr>
           <w:rFonts w:ascii="Times New Roman" w:hAnsi="Times New Roman" w:cs="Times New Roman"/>
         </w:rPr>
-        <w:t xml:space="preserve">integrated drought severity metrics from the National Integrated Drought </w:t>
-      </w:r>
-      <w:r>
-        <w:rPr>
-          <w:rFonts w:ascii="Times New Roman" w:hAnsi="Times New Roman" w:cs="Times New Roman"/>
-        </w:rPr>
-        <w:lastRenderedPageBreak/>
-        <w:t>Information System (drought.gov)</w:t>
+        <w:t>integrated drought severity metrics from the National Integrated Drought Information System (drought.gov)</w:t>
       </w:r>
       <w:r>
         <w:rPr>
@@ -3760,7 +5350,14 @@
         <w:rPr>
           <w:rFonts w:ascii="Times New Roman" w:hAnsi="Times New Roman" w:cs="Times New Roman"/>
         </w:rPr>
-        <w:t>ranged from 8.59 -15.23ºC and 19.30-27.78ºC respectively</w:t>
+        <w:t xml:space="preserve">ranged </w:t>
+      </w:r>
+      <w:r>
+        <w:rPr>
+          <w:rFonts w:ascii="Times New Roman" w:hAnsi="Times New Roman" w:cs="Times New Roman"/>
+        </w:rPr>
+        <w:lastRenderedPageBreak/>
+        <w:t>from 8.59 -15.23ºC and 19.30-27.78ºC respectively</w:t>
       </w:r>
       <w:r>
         <w:rPr>
@@ -4161,7 +5758,19 @@
               <w:rPr>
                 <w:rFonts w:ascii="Times New Roman" w:hAnsi="Times New Roman" w:cs="Times New Roman"/>
               </w:rPr>
-              <w:t>, indicates the total number of unique community states</w:t>
+              <w:t xml:space="preserve"> indicat</w:t>
+            </w:r>
+            <w:r>
+              <w:rPr>
+                <w:rFonts w:ascii="Times New Roman" w:hAnsi="Times New Roman" w:cs="Times New Roman"/>
+              </w:rPr>
+              <w:t>ing</w:t>
+            </w:r>
+            <w:r>
+              <w:rPr>
+                <w:rFonts w:ascii="Times New Roman" w:hAnsi="Times New Roman" w:cs="Times New Roman"/>
+              </w:rPr>
+              <w:t xml:space="preserve"> the total number of unique community states</w:t>
             </w:r>
           </w:p>
         </w:tc>
@@ -4235,7 +5844,19 @@
               <w:rPr>
                 <w:rFonts w:ascii="Times New Roman" w:hAnsi="Times New Roman" w:cs="Times New Roman"/>
               </w:rPr>
-              <w:t xml:space="preserve">, indicates average transitions (in &amp; out) per community state </w:t>
+              <w:t xml:space="preserve"> indicat</w:t>
+            </w:r>
+            <w:r>
+              <w:rPr>
+                <w:rFonts w:ascii="Times New Roman" w:hAnsi="Times New Roman" w:cs="Times New Roman"/>
+              </w:rPr>
+              <w:t>ing</w:t>
+            </w:r>
+            <w:r>
+              <w:rPr>
+                <w:rFonts w:ascii="Times New Roman" w:hAnsi="Times New Roman" w:cs="Times New Roman"/>
+              </w:rPr>
+              <w:t xml:space="preserve"> average transitions (in &amp; out) per community state </w:t>
             </w:r>
           </w:p>
         </w:tc>
@@ -4303,7 +5924,19 @@
               <w:rPr>
                 <w:rFonts w:ascii="Times New Roman" w:hAnsi="Times New Roman" w:cs="Times New Roman"/>
               </w:rPr>
-              <w:t>e, higher values indicate more grouping/clustering of community states</w:t>
+              <w:t>e</w:t>
+            </w:r>
+            <w:r>
+              <w:rPr>
+                <w:rFonts w:ascii="Times New Roman" w:hAnsi="Times New Roman" w:cs="Times New Roman"/>
+              </w:rPr>
+              <w:t>;</w:t>
+            </w:r>
+            <w:r>
+              <w:rPr>
+                <w:rFonts w:ascii="Times New Roman" w:hAnsi="Times New Roman" w:cs="Times New Roman"/>
+              </w:rPr>
+              <w:t xml:space="preserve"> higher values indicate more grouping/clustering of community states</w:t>
             </w:r>
           </w:p>
         </w:tc>
@@ -4384,8 +6017,16 @@
             <w:r>
               <w:rPr>
                 <w:rFonts w:ascii="Times New Roman" w:hAnsi="Times New Roman" w:cs="Times New Roman"/>
-              </w:rPr>
-              <w:t>, high values indicate network “bottlenecks” or key node hubs</w:t>
+                <w:i/>
+                <w:iCs/>
+              </w:rPr>
+              <w:t>;</w:t>
+            </w:r>
+            <w:r>
+              <w:rPr>
+                <w:rFonts w:ascii="Times New Roman" w:hAnsi="Times New Roman" w:cs="Times New Roman"/>
+              </w:rPr>
+              <w:t xml:space="preserve"> high values indicate network “bottlenecks” or key node hubs</w:t>
             </w:r>
           </w:p>
         </w:tc>
@@ -4469,8 +6110,16 @@
             <w:r>
               <w:rPr>
                 <w:rFonts w:ascii="Times New Roman" w:hAnsi="Times New Roman" w:cs="Times New Roman"/>
-              </w:rPr>
-              <w:t>, lower values indicate signals can spread faster (small word structure)</w:t>
+                <w:i/>
+                <w:iCs/>
+              </w:rPr>
+              <w:t>;</w:t>
+            </w:r>
+            <w:r>
+              <w:rPr>
+                <w:rFonts w:ascii="Times New Roman" w:hAnsi="Times New Roman" w:cs="Times New Roman"/>
+              </w:rPr>
+              <w:t xml:space="preserve"> lower values indicate signals can spread faster (small word structure)</w:t>
             </w:r>
           </w:p>
         </w:tc>
@@ -5094,6 +6743,138 @@
       <w:r>
         <w:rPr>
           <w:rFonts w:ascii="Times New Roman" w:hAnsi="Times New Roman" w:cs="Times New Roman"/>
+          <w:noProof/>
+        </w:rPr>
+        <w:lastRenderedPageBreak/>
+        <mc:AlternateContent>
+          <mc:Choice Requires="wpg">
+            <w:drawing>
+              <wp:anchor distT="0" distB="0" distL="114300" distR="114300" simplePos="0" relativeHeight="251662336" behindDoc="0" locked="0" layoutInCell="1" allowOverlap="1" wp14:anchorId="31B94C07" wp14:editId="21F92B21">
+                <wp:simplePos x="0" y="0"/>
+                <wp:positionH relativeFrom="column">
+                  <wp:posOffset>0</wp:posOffset>
+                </wp:positionH>
+                <wp:positionV relativeFrom="paragraph">
+                  <wp:posOffset>2644808</wp:posOffset>
+                </wp:positionV>
+                <wp:extent cx="5960143" cy="5572125"/>
+                <wp:effectExtent l="0" t="0" r="2540" b="9525"/>
+                <wp:wrapSquare wrapText="bothSides"/>
+                <wp:docPr id="2015154733" name="Group 1"/>
+                <wp:cNvGraphicFramePr/>
+                <a:graphic xmlns:a="http://schemas.openxmlformats.org/drawingml/2006/main">
+                  <a:graphicData uri="http://schemas.microsoft.com/office/word/2010/wordprocessingGroup">
+                    <wpg:wgp>
+                      <wpg:cNvGrpSpPr/>
+                      <wpg:grpSpPr>
+                        <a:xfrm>
+                          <a:off x="0" y="0"/>
+                          <a:ext cx="5960143" cy="5572125"/>
+                          <a:chOff x="0" y="0"/>
+                          <a:chExt cx="5960143" cy="5572125"/>
+                        </a:xfrm>
+                      </wpg:grpSpPr>
+                      <pic:pic xmlns:pic="http://schemas.openxmlformats.org/drawingml/2006/picture">
+                        <pic:nvPicPr>
+                          <pic:cNvPr id="98672870" name="Picture 1" descr="A diagram of a graph&#10;&#10;AI-generated content may be incorrect."/>
+                          <pic:cNvPicPr>
+                            <a:picLocks noChangeAspect="1"/>
+                          </pic:cNvPicPr>
+                        </pic:nvPicPr>
+                        <pic:blipFill>
+                          <a:blip r:embed="rId5" cstate="print">
+                            <a:extLst>
+                              <a:ext uri="{28A0092B-C50C-407E-A947-70E740481C1C}">
+                                <a14:useLocalDpi xmlns:a14="http://schemas.microsoft.com/office/drawing/2010/main" val="0"/>
+                              </a:ext>
+                            </a:extLst>
+                          </a:blip>
+                          <a:stretch>
+                            <a:fillRect/>
+                          </a:stretch>
+                        </pic:blipFill>
+                        <pic:spPr>
+                          <a:xfrm>
+                            <a:off x="0" y="0"/>
+                            <a:ext cx="5572125" cy="5572125"/>
+                          </a:xfrm>
+                          <a:prstGeom prst="rect">
+                            <a:avLst/>
+                          </a:prstGeom>
+                        </pic:spPr>
+                      </pic:pic>
+                      <pic:pic xmlns:pic="http://schemas.openxmlformats.org/drawingml/2006/picture">
+                        <pic:nvPicPr>
+                          <pic:cNvPr id="498053717" name="Picture 2" descr="A diagram of the weather conditions&#10;&#10;AI-generated content may be incorrect."/>
+                          <pic:cNvPicPr>
+                            <a:picLocks noChangeAspect="1"/>
+                          </pic:cNvPicPr>
+                        </pic:nvPicPr>
+                        <pic:blipFill>
+                          <a:blip r:embed="rId6" cstate="print">
+                            <a:extLst>
+                              <a:ext uri="{28A0092B-C50C-407E-A947-70E740481C1C}">
+                                <a14:useLocalDpi xmlns:a14="http://schemas.microsoft.com/office/drawing/2010/main" val="0"/>
+                              </a:ext>
+                            </a:extLst>
+                          </a:blip>
+                          <a:stretch>
+                            <a:fillRect/>
+                          </a:stretch>
+                        </pic:blipFill>
+                        <pic:spPr>
+                          <a:xfrm>
+                            <a:off x="3416968" y="2165684"/>
+                            <a:ext cx="2543175" cy="2543175"/>
+                          </a:xfrm>
+                          <a:prstGeom prst="rect">
+                            <a:avLst/>
+                          </a:prstGeom>
+                        </pic:spPr>
+                      </pic:pic>
+                    </wpg:wgp>
+                  </a:graphicData>
+                </a:graphic>
+              </wp:anchor>
+            </w:drawing>
+          </mc:Choice>
+          <mc:Fallback>
+            <w:pict>
+              <v:group w14:anchorId="4D101E7C" id="Group 1" o:spid="_x0000_s1026" style="position:absolute;margin-left:0;margin-top:208.25pt;width:469.3pt;height:438.75pt;z-index:251662336" coordsize="59601,55721" o:gfxdata="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">
+                <v:shapetype id="_x0000_t75" coordsize="21600,21600" o:spt="75" o:preferrelative="t" path="m@4@5l@4@11@9@11@9@5xe" filled="f" stroked="f">
+                  <v:stroke joinstyle="miter"/>
+                  <v:formulas>
+                    <v:f eqn="if lineDrawn pixelLineWidth 0"/>
+                    <v:f eqn="sum @0 1 0"/>
+                    <v:f eqn="sum 0 0 @1"/>
+                    <v:f eqn="prod @2 1 2"/>
+                    <v:f eqn="prod @3 21600 pixelWidth"/>
+                    <v:f eqn="prod @3 21600 pixelHeight"/>
+                    <v:f eqn="sum @0 0 1"/>
+                    <v:f eqn="prod @6 1 2"/>
+                    <v:f eqn="prod @7 21600 pixelWidth"/>
+                    <v:f eqn="sum @8 21600 0"/>
+                    <v:f eqn="prod @7 21600 pixelHeight"/>
+                    <v:f eqn="sum @10 21600 0"/>
+                  </v:formulas>
+                  <v:path o:extrusionok="f" gradientshapeok="t" o:connecttype="rect"/>
+                  <o:lock v:ext="edit" aspectratio="t"/>
+                </v:shapetype>
+                <v:shape id="Picture 1" o:spid="_x0000_s1027" type="#_x0000_t75" alt="A diagram of a graph&#10;&#10;AI-generated content may be incorrect." style="position:absolute;width:55721;height:55721;visibility:visible;mso-wrap-style:square" o:gfxdata="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">
+                  <v:imagedata r:id="rId11" o:title="A diagram of a graph&#10;&#10;AI-generated content may be incorrect"/>
+                </v:shape>
+                <v:shape id="Picture 2" o:spid="_x0000_s1028" type="#_x0000_t75" alt="A diagram of the weather conditions&#10;&#10;AI-generated content may be incorrect." style="position:absolute;left:34169;top:21656;width:25432;height:25432;visibility:visible;mso-wrap-style:square" o:gfxdata="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">
+                  <v:imagedata r:id="rId12" o:title="A diagram of the weather conditions&#10;&#10;AI-generated content may be incorrect"/>
+                </v:shape>
+                <w10:wrap type="square"/>
+              </v:group>
+            </w:pict>
+          </mc:Fallback>
+        </mc:AlternateContent>
+      </w:r>
+      <w:r>
+        <w:rPr>
+          <w:rFonts w:ascii="Times New Roman" w:hAnsi="Times New Roman" w:cs="Times New Roman"/>
         </w:rPr>
         <w:t>We converted species phenologies to transition networks of communities for each pond and cycle, resulting in total of 1</w:t>
       </w:r>
@@ -5191,7 +6972,19 @@
         <w:rPr>
           <w:rFonts w:ascii="Times New Roman" w:hAnsi="Times New Roman" w:cs="Times New Roman"/>
         </w:rPr>
-        <w:t xml:space="preserve">First, we used time-ordered daily transition network to </w:t>
+        <w:t xml:space="preserve">First, we used </w:t>
+      </w:r>
+      <w:r>
+        <w:rPr>
+          <w:rFonts w:ascii="Times New Roman" w:hAnsi="Times New Roman" w:cs="Times New Roman"/>
+        </w:rPr>
+        <w:t xml:space="preserve">a </w:t>
+      </w:r>
+      <w:r>
+        <w:rPr>
+          <w:rFonts w:ascii="Times New Roman" w:hAnsi="Times New Roman" w:cs="Times New Roman"/>
+        </w:rPr>
+        <w:t xml:space="preserve">time-ordered daily transition network to </w:t>
       </w:r>
       <w:r>
         <w:rPr>
@@ -5203,23 +6996,329 @@
         <w:rPr>
           <w:rFonts w:ascii="Times New Roman" w:hAnsi="Times New Roman" w:cs="Times New Roman"/>
         </w:rPr>
-        <w:t xml:space="preserve"> the durations and frequency of occurrences of each state, and how the latter </w:t>
+        <w:t xml:space="preserve"> the durations and </w:t>
+      </w:r>
+      <w:r>
+        <w:rPr>
+          <w:rFonts w:ascii="Times New Roman" w:hAnsi="Times New Roman" w:cs="Times New Roman"/>
+        </w:rPr>
+        <w:t>frequencies of occurrences of each state, and how these</w:t>
+      </w:r>
+      <w:r>
+        <w:rPr>
+          <w:rFonts w:ascii="Times New Roman" w:hAnsi="Times New Roman" w:cs="Times New Roman"/>
+        </w:rPr>
+        <w:t xml:space="preserve"> two are correlated. We also calculated the burstiness, memory, and rate of state transitions to determine the temporal spacing patterns of events and </w:t>
+      </w:r>
+      <w:r>
+        <w:rPr>
+          <w:rFonts w:ascii="Times New Roman" w:hAnsi="Times New Roman" w:cs="Times New Roman"/>
+        </w:rPr>
+        <w:t xml:space="preserve">the </w:t>
+      </w:r>
+      <w:r>
+        <w:rPr>
+          <w:rFonts w:ascii="Times New Roman" w:hAnsi="Times New Roman" w:cs="Times New Roman"/>
+        </w:rPr>
+        <w:t>time interval between events. Burstiness determines whether transitions occur randomly</w:t>
+      </w:r>
+      <w:r>
+        <w:rPr>
+          <w:rFonts w:ascii="Times New Roman" w:hAnsi="Times New Roman" w:cs="Times New Roman"/>
+        </w:rPr>
+        <w:t>, evenly spaced,</w:t>
+      </w:r>
+      <w:r>
+        <w:rPr>
+          <w:rFonts w:ascii="Times New Roman" w:hAnsi="Times New Roman" w:cs="Times New Roman"/>
+        </w:rPr>
+        <w:t xml:space="preserve"> </w:t>
+      </w:r>
+      <w:r>
+        <w:rPr>
+          <w:rFonts w:ascii="Times New Roman" w:hAnsi="Times New Roman" w:cs="Times New Roman"/>
+        </w:rPr>
+        <w:t>or</w:t>
+      </w:r>
+      <w:r>
+        <w:rPr>
+          <w:rFonts w:ascii="Times New Roman" w:hAnsi="Times New Roman" w:cs="Times New Roman"/>
+        </w:rPr>
+        <w:t xml:space="preserve"> aggregated in time. </w:t>
       </w:r>
       <w:r>
         <w:rPr>
           <w:rFonts w:ascii="Times New Roman" w:hAnsi="Times New Roman" w:cs="Times New Roman"/>
         </w:rPr>
         <w:lastRenderedPageBreak/>
-        <w:t>two are correlated. We also calculated the burstiness, memory, and rate of state transitions to determine the temporal spacing patterns of events and time interval between events. Burstiness determines whether transitions occur randomly vs. evenly spaced vs. aggregated in time. Memory indicates how intervals between events are correlated. And rate indicates the average speed at which transitions cumulate over time.</w:t>
-      </w:r>
-    </w:p>
-    <w:p>
-      <w:pPr>
-        <w:spacing w:line="480" w:lineRule="auto"/>
-        <w:rPr>
-          <w:rFonts w:ascii="Times New Roman" w:hAnsi="Times New Roman" w:cs="Times New Roman"/>
-        </w:rPr>
-      </w:pPr>
+        <w:t xml:space="preserve">Memory indicates how intervals between events are correlated. </w:t>
+      </w:r>
+      <w:r>
+        <w:rPr>
+          <w:rFonts w:ascii="Times New Roman" w:hAnsi="Times New Roman" w:cs="Times New Roman"/>
+        </w:rPr>
+        <w:t xml:space="preserve">Event </w:t>
+      </w:r>
+      <w:r>
+        <w:rPr>
+          <w:rFonts w:ascii="Times New Roman" w:hAnsi="Times New Roman" w:cs="Times New Roman"/>
+        </w:rPr>
+        <w:t xml:space="preserve">rate </w:t>
+      </w:r>
+      <w:r>
+        <w:rPr>
+          <w:rFonts w:ascii="Times New Roman" w:hAnsi="Times New Roman" w:cs="Times New Roman"/>
+        </w:rPr>
+        <w:t xml:space="preserve">quantifies </w:t>
+      </w:r>
+      <w:r>
+        <w:rPr>
+          <w:rFonts w:ascii="Times New Roman" w:hAnsi="Times New Roman" w:cs="Times New Roman"/>
+        </w:rPr>
+        <w:t>the average speed at which transitions cumulate over time.</w:t>
+      </w:r>
+      <w:r>
+        <w:rPr>
+          <w:rFonts w:ascii="Times New Roman" w:hAnsi="Times New Roman" w:cs="Times New Roman"/>
+        </w:rPr>
+        <w:t xml:space="preserve"> </w:t>
+      </w:r>
+      <w:r>
+        <w:rPr>
+          <w:rFonts w:ascii="Times New Roman" w:hAnsi="Times New Roman" w:cs="Times New Roman"/>
+        </w:rPr>
+        <w:t xml:space="preserve">To </w:t>
+      </w:r>
+      <w:r>
+        <w:rPr>
+          <w:rFonts w:ascii="Times New Roman" w:hAnsi="Times New Roman" w:cs="Times New Roman"/>
+        </w:rPr>
+        <w:t xml:space="preserve">further </w:t>
+      </w:r>
+      <w:r>
+        <w:rPr>
+          <w:rFonts w:ascii="Times New Roman" w:hAnsi="Times New Roman" w:cs="Times New Roman"/>
+        </w:rPr>
+        <w:t xml:space="preserve">quantify </w:t>
+      </w:r>
+      <w:r>
+        <w:rPr>
+          <w:rFonts w:ascii="Times New Roman" w:hAnsi="Times New Roman" w:cs="Times New Roman"/>
+        </w:rPr>
+        <w:t xml:space="preserve">the </w:t>
+      </w:r>
+      <w:r>
+        <w:rPr>
+          <w:rFonts w:ascii="Times New Roman" w:hAnsi="Times New Roman" w:cs="Times New Roman"/>
+        </w:rPr>
+        <w:t xml:space="preserve">transitions patterns </w:t>
+      </w:r>
+      <w:r>
+        <w:rPr>
+          <w:rFonts w:ascii="Times New Roman" w:hAnsi="Times New Roman" w:cs="Times New Roman"/>
+        </w:rPr>
+        <w:t xml:space="preserve">between community states, </w:t>
+      </w:r>
+      <w:r>
+        <w:rPr>
+          <w:rFonts w:ascii="Times New Roman" w:hAnsi="Times New Roman" w:cs="Times New Roman"/>
+        </w:rPr>
+        <w:t>we converted the daily transition networks into a</w:t>
+      </w:r>
+      <w:r>
+        <w:rPr>
+          <w:rFonts w:ascii="Times New Roman" w:hAnsi="Times New Roman" w:cs="Times New Roman"/>
+        </w:rPr>
+        <w:t>n annual</w:t>
+      </w:r>
+      <w:r>
+        <w:rPr>
+          <w:rFonts w:ascii="Times New Roman" w:hAnsi="Times New Roman" w:cs="Times New Roman"/>
+        </w:rPr>
+        <w:t xml:space="preserve"> Markov transition network, where each link between nodes is directed and </w:t>
+      </w:r>
+      <w:proofErr w:type="gramStart"/>
+      <w:r>
+        <w:rPr>
+          <w:rFonts w:ascii="Times New Roman" w:hAnsi="Times New Roman" w:cs="Times New Roman"/>
+        </w:rPr>
+        <w:t>weighted</w:t>
+      </w:r>
+      <w:proofErr w:type="gramEnd"/>
+      <w:r>
+        <w:rPr>
+          <w:rFonts w:ascii="Times New Roman" w:hAnsi="Times New Roman" w:cs="Times New Roman"/>
+        </w:rPr>
+        <w:t xml:space="preserve"> by the frequency of its occurrence</w:t>
+      </w:r>
+      <w:r>
+        <w:rPr>
+          <w:rFonts w:ascii="Times New Roman" w:hAnsi="Times New Roman" w:cs="Times New Roman"/>
+        </w:rPr>
+        <w:t xml:space="preserve">. </w:t>
+      </w:r>
+      <w:r>
+        <w:rPr>
+          <w:rFonts w:ascii="Times New Roman" w:hAnsi="Times New Roman" w:cs="Times New Roman"/>
+        </w:rPr>
+        <w:t>For each network</w:t>
+      </w:r>
+      <w:r>
+        <w:rPr>
+          <w:rFonts w:ascii="Times New Roman" w:hAnsi="Times New Roman" w:cs="Times New Roman"/>
+        </w:rPr>
+        <w:t>,</w:t>
+      </w:r>
+      <w:r>
+        <w:rPr>
+          <w:rFonts w:ascii="Times New Roman" w:hAnsi="Times New Roman" w:cs="Times New Roman"/>
+        </w:rPr>
+        <w:t xml:space="preserve"> we calculated </w:t>
+      </w:r>
+      <w:r>
+        <w:rPr>
+          <w:rFonts w:ascii="Times New Roman" w:hAnsi="Times New Roman" w:cs="Times New Roman"/>
+        </w:rPr>
+        <w:t xml:space="preserve">several key </w:t>
+      </w:r>
+      <w:r>
+        <w:rPr>
+          <w:rFonts w:ascii="Times New Roman" w:hAnsi="Times New Roman" w:cs="Times New Roman"/>
+        </w:rPr>
+        <w:t xml:space="preserve">metrics to quantify </w:t>
+      </w:r>
+      <w:r>
+        <w:rPr>
+          <w:rFonts w:ascii="Times New Roman" w:hAnsi="Times New Roman" w:cs="Times New Roman"/>
+        </w:rPr>
+        <w:t xml:space="preserve">network </w:t>
+      </w:r>
+      <w:r>
+        <w:rPr>
+          <w:rFonts w:ascii="Times New Roman" w:hAnsi="Times New Roman" w:cs="Times New Roman"/>
+        </w:rPr>
+        <w:t xml:space="preserve">structure </w:t>
+      </w:r>
+      <w:r>
+        <w:rPr>
+          <w:rFonts w:ascii="Times New Roman" w:hAnsi="Times New Roman" w:cs="Times New Roman"/>
+        </w:rPr>
+        <w:t>(</w:t>
+      </w:r>
+      <w:r>
+        <w:rPr>
+          <w:rFonts w:ascii="Times New Roman" w:hAnsi="Times New Roman" w:cs="Times New Roman"/>
+        </w:rPr>
+        <w:t>the number of unique nodes, connectance, modularity, mean distance, and betweenness weighted by edge frequency</w:t>
+      </w:r>
+      <w:r>
+        <w:rPr>
+          <w:rFonts w:ascii="Times New Roman" w:hAnsi="Times New Roman" w:cs="Times New Roman"/>
+        </w:rPr>
+        <w:t>),</w:t>
+      </w:r>
+      <w:r>
+        <w:rPr>
+          <w:rFonts w:ascii="Times New Roman" w:hAnsi="Times New Roman" w:cs="Times New Roman"/>
+        </w:rPr>
+        <w:t xml:space="preserve"> node</w:t>
+      </w:r>
+      <w:r>
+        <w:rPr>
+          <w:rFonts w:ascii="Times New Roman" w:hAnsi="Times New Roman" w:cs="Times New Roman"/>
+        </w:rPr>
+        <w:t>s</w:t>
+      </w:r>
+      <w:r>
+        <w:rPr>
+          <w:rFonts w:ascii="Times New Roman" w:hAnsi="Times New Roman" w:cs="Times New Roman"/>
+        </w:rPr>
+        <w:t xml:space="preserve"> </w:t>
+      </w:r>
+      <w:r>
+        <w:rPr>
+          <w:rFonts w:ascii="Times New Roman" w:hAnsi="Times New Roman" w:cs="Times New Roman"/>
+        </w:rPr>
+        <w:t>(</w:t>
+      </w:r>
+      <w:r>
+        <w:rPr>
+          <w:rFonts w:ascii="Times New Roman" w:hAnsi="Times New Roman" w:cs="Times New Roman"/>
+        </w:rPr>
+        <w:t>average number of node occurrence, average and skewness of node duration</w:t>
+      </w:r>
+      <w:r>
+        <w:rPr>
+          <w:rFonts w:ascii="Times New Roman" w:hAnsi="Times New Roman" w:cs="Times New Roman"/>
+        </w:rPr>
+        <w:t>)</w:t>
+      </w:r>
+      <w:r>
+        <w:rPr>
+          <w:rFonts w:ascii="Times New Roman" w:hAnsi="Times New Roman" w:cs="Times New Roman"/>
+        </w:rPr>
+        <w:t>,</w:t>
+      </w:r>
+      <w:r>
+        <w:rPr>
+          <w:rFonts w:ascii="Times New Roman" w:hAnsi="Times New Roman" w:cs="Times New Roman"/>
+        </w:rPr>
+        <w:t xml:space="preserve"> and edge</w:t>
+      </w:r>
+      <w:r>
+        <w:rPr>
+          <w:rFonts w:ascii="Times New Roman" w:hAnsi="Times New Roman" w:cs="Times New Roman"/>
+        </w:rPr>
+        <w:t>s</w:t>
+      </w:r>
+      <w:r>
+        <w:rPr>
+          <w:rFonts w:ascii="Times New Roman" w:hAnsi="Times New Roman" w:cs="Times New Roman"/>
+        </w:rPr>
+        <w:t xml:space="preserve"> (</w:t>
+      </w:r>
+      <w:r>
+        <w:rPr>
+          <w:rFonts w:ascii="Times New Roman" w:hAnsi="Times New Roman" w:cs="Times New Roman"/>
+        </w:rPr>
+        <w:t>total number of edges; average and skewness of edge frequency</w:t>
+      </w:r>
+      <w:r>
+        <w:rPr>
+          <w:rFonts w:ascii="Times New Roman" w:hAnsi="Times New Roman" w:cs="Times New Roman"/>
+        </w:rPr>
+        <w:t>)</w:t>
+      </w:r>
+      <w:r>
+        <w:rPr>
+          <w:rFonts w:ascii="Times New Roman" w:hAnsi="Times New Roman" w:cs="Times New Roman"/>
+        </w:rPr>
+        <w:t xml:space="preserve">. Together, these </w:t>
+      </w:r>
+      <w:r>
+        <w:rPr>
+          <w:rFonts w:ascii="Times New Roman" w:hAnsi="Times New Roman" w:cs="Times New Roman"/>
+        </w:rPr>
+        <w:t xml:space="preserve">four groups of </w:t>
+      </w:r>
+      <w:r>
+        <w:rPr>
+          <w:rFonts w:ascii="Times New Roman" w:hAnsi="Times New Roman" w:cs="Times New Roman"/>
+        </w:rPr>
+        <w:t xml:space="preserve">metrics </w:t>
+      </w:r>
+      <w:r>
+        <w:rPr>
+          <w:rFonts w:ascii="Times New Roman" w:hAnsi="Times New Roman" w:cs="Times New Roman"/>
+        </w:rPr>
+        <w:t xml:space="preserve">(Table 1) </w:t>
+      </w:r>
+      <w:r>
+        <w:rPr>
+          <w:rFonts w:ascii="Times New Roman" w:hAnsi="Times New Roman" w:cs="Times New Roman"/>
+        </w:rPr>
+        <w:t xml:space="preserve">provide a detailed picture of how the temporal </w:t>
+      </w:r>
       <w:r>
         <w:rPr>
           <w:rFonts w:ascii="Times New Roman" w:hAnsi="Times New Roman" w:cs="Times New Roman"/>
@@ -5230,416 +7329,13 @@
           <w:noProof/>
         </w:rPr>
         <w:drawing>
-          <wp:anchor distT="0" distB="0" distL="114300" distR="114300" simplePos="0" relativeHeight="251662336" behindDoc="1" locked="0" layoutInCell="1" allowOverlap="1" wp14:anchorId="5ECFBA19" wp14:editId="536A568D">
-            <wp:simplePos x="0" y="0"/>
-            <wp:positionH relativeFrom="column">
-              <wp:posOffset>3409950</wp:posOffset>
-            </wp:positionH>
-            <wp:positionV relativeFrom="paragraph">
-              <wp:posOffset>2965450</wp:posOffset>
-            </wp:positionV>
-            <wp:extent cx="2543175" cy="2543175"/>
-            <wp:effectExtent l="0" t="0" r="9525" b="9525"/>
-            <wp:wrapTight wrapText="bothSides">
-              <wp:wrapPolygon edited="0">
-                <wp:start x="0" y="0"/>
-                <wp:lineTo x="0" y="21519"/>
-                <wp:lineTo x="21519" y="21519"/>
-                <wp:lineTo x="21519" y="0"/>
-                <wp:lineTo x="0" y="0"/>
-              </wp:wrapPolygon>
-            </wp:wrapTight>
-            <wp:docPr id="498053717" name="Picture 2" descr="A diagram of the weather conditions&#10;&#10;AI-generated content may be incorrect."/>
-            <wp:cNvGraphicFramePr>
-              <a:graphicFrameLocks xmlns:a="http://schemas.openxmlformats.org/drawingml/2006/main" noChangeAspect="1"/>
-            </wp:cNvGraphicFramePr>
-            <a:graphic xmlns:a="http://schemas.openxmlformats.org/drawingml/2006/main">
-              <a:graphicData uri="http://schemas.openxmlformats.org/drawingml/2006/picture">
-                <pic:pic xmlns:pic="http://schemas.openxmlformats.org/drawingml/2006/picture">
-                  <pic:nvPicPr>
-                    <pic:cNvPr id="498053717" name="Picture 2" descr="A diagram of the weather conditions&#10;&#10;AI-generated content may be incorrect."/>
-                    <pic:cNvPicPr/>
-                  </pic:nvPicPr>
-                  <pic:blipFill>
-                    <a:blip r:embed="rId9" cstate="print">
-                      <a:extLst>
-                        <a:ext uri="{28A0092B-C50C-407E-A947-70E740481C1C}">
-                          <a14:useLocalDpi xmlns:a14="http://schemas.microsoft.com/office/drawing/2010/main" val="0"/>
-                        </a:ext>
-                      </a:extLst>
-                    </a:blip>
-                    <a:stretch>
-                      <a:fillRect/>
-                    </a:stretch>
-                  </pic:blipFill>
-                  <pic:spPr>
-                    <a:xfrm>
-                      <a:off x="0" y="0"/>
-                      <a:ext cx="2543175" cy="2543175"/>
-                    </a:xfrm>
-                    <a:prstGeom prst="rect">
-                      <a:avLst/>
-                    </a:prstGeom>
-                  </pic:spPr>
-                </pic:pic>
-              </a:graphicData>
-            </a:graphic>
-            <wp14:sizeRelH relativeFrom="page">
-              <wp14:pctWidth>0</wp14:pctWidth>
-            </wp14:sizeRelH>
-            <wp14:sizeRelV relativeFrom="page">
-              <wp14:pctHeight>0</wp14:pctHeight>
-            </wp14:sizeRelV>
-          </wp:anchor>
-        </w:drawing>
-      </w:r>
-      <w:r>
-        <w:rPr>
-          <w:rFonts w:ascii="Times New Roman" w:hAnsi="Times New Roman" w:cs="Times New Roman"/>
-          <w:b/>
-          <w:bCs/>
-          <w:i/>
-          <w:iCs/>
-          <w:noProof/>
-        </w:rPr>
-        <w:drawing>
-          <wp:anchor distT="0" distB="0" distL="114300" distR="114300" simplePos="0" relativeHeight="251661312" behindDoc="1" locked="0" layoutInCell="1" allowOverlap="1" wp14:anchorId="22B88601" wp14:editId="7B5B19B7">
-            <wp:simplePos x="0" y="0"/>
-            <wp:positionH relativeFrom="column">
-              <wp:posOffset>0</wp:posOffset>
-            </wp:positionH>
-            <wp:positionV relativeFrom="paragraph">
-              <wp:posOffset>790575</wp:posOffset>
-            </wp:positionV>
-            <wp:extent cx="5572125" cy="5572125"/>
-            <wp:effectExtent l="0" t="0" r="9525" b="9525"/>
-            <wp:wrapThrough wrapText="bothSides">
-              <wp:wrapPolygon edited="0">
-                <wp:start x="0" y="0"/>
-                <wp:lineTo x="0" y="21563"/>
-                <wp:lineTo x="21563" y="21563"/>
-                <wp:lineTo x="21563" y="0"/>
-                <wp:lineTo x="0" y="0"/>
-              </wp:wrapPolygon>
-            </wp:wrapThrough>
-            <wp:docPr id="98672870" name="Picture 1" descr="A diagram of a graph&#10;&#10;AI-generated content may be incorrect."/>
-            <wp:cNvGraphicFramePr>
-              <a:graphicFrameLocks xmlns:a="http://schemas.openxmlformats.org/drawingml/2006/main" noChangeAspect="1"/>
-            </wp:cNvGraphicFramePr>
-            <a:graphic xmlns:a="http://schemas.openxmlformats.org/drawingml/2006/main">
-              <a:graphicData uri="http://schemas.openxmlformats.org/drawingml/2006/picture">
-                <pic:pic xmlns:pic="http://schemas.openxmlformats.org/drawingml/2006/picture">
-                  <pic:nvPicPr>
-                    <pic:cNvPr id="98672870" name="Picture 1" descr="A diagram of a graph&#10;&#10;AI-generated content may be incorrect."/>
-                    <pic:cNvPicPr/>
-                  </pic:nvPicPr>
-                  <pic:blipFill>
-                    <a:blip r:embed="rId10" cstate="print">
-                      <a:extLst>
-                        <a:ext uri="{28A0092B-C50C-407E-A947-70E740481C1C}">
-                          <a14:useLocalDpi xmlns:a14="http://schemas.microsoft.com/office/drawing/2010/main" val="0"/>
-                        </a:ext>
-                      </a:extLst>
-                    </a:blip>
-                    <a:stretch>
-                      <a:fillRect/>
-                    </a:stretch>
-                  </pic:blipFill>
-                  <pic:spPr>
-                    <a:xfrm>
-                      <a:off x="0" y="0"/>
-                      <a:ext cx="5572125" cy="5572125"/>
-                    </a:xfrm>
-                    <a:prstGeom prst="rect">
-                      <a:avLst/>
-                    </a:prstGeom>
-                  </pic:spPr>
-                </pic:pic>
-              </a:graphicData>
-            </a:graphic>
-            <wp14:sizeRelH relativeFrom="page">
-              <wp14:pctWidth>0</wp14:pctWidth>
-            </wp14:sizeRelH>
-            <wp14:sizeRelV relativeFrom="page">
-              <wp14:pctHeight>0</wp14:pctHeight>
-            </wp14:sizeRelV>
-          </wp:anchor>
-        </w:drawing>
-      </w:r>
-      <w:r>
-        <w:rPr>
-          <w:rFonts w:ascii="Times New Roman" w:hAnsi="Times New Roman" w:cs="Times New Roman"/>
-        </w:rPr>
-        <w:t xml:space="preserve">To </w:t>
-      </w:r>
-      <w:r>
-        <w:rPr>
-          <w:rFonts w:ascii="Times New Roman" w:hAnsi="Times New Roman" w:cs="Times New Roman"/>
-        </w:rPr>
-        <w:t xml:space="preserve">further </w:t>
-      </w:r>
-      <w:r>
-        <w:rPr>
-          <w:rFonts w:ascii="Times New Roman" w:hAnsi="Times New Roman" w:cs="Times New Roman"/>
-        </w:rPr>
-        <w:t xml:space="preserve">quantify </w:t>
-      </w:r>
-      <w:r>
-        <w:rPr>
-          <w:rFonts w:ascii="Times New Roman" w:hAnsi="Times New Roman" w:cs="Times New Roman"/>
-        </w:rPr>
-        <w:t xml:space="preserve">the </w:t>
-      </w:r>
-      <w:r>
-        <w:rPr>
-          <w:rFonts w:ascii="Times New Roman" w:hAnsi="Times New Roman" w:cs="Times New Roman"/>
-        </w:rPr>
-        <w:t xml:space="preserve">transitions patterns </w:t>
-      </w:r>
-      <w:r>
-        <w:rPr>
-          <w:rFonts w:ascii="Times New Roman" w:hAnsi="Times New Roman" w:cs="Times New Roman"/>
-        </w:rPr>
-        <w:t xml:space="preserve">between community states, </w:t>
-      </w:r>
-      <w:r>
-        <w:rPr>
-          <w:rFonts w:ascii="Times New Roman" w:hAnsi="Times New Roman" w:cs="Times New Roman"/>
-        </w:rPr>
-        <w:t>we converted the daily transition networks into a</w:t>
-      </w:r>
-      <w:r>
-        <w:rPr>
-          <w:rFonts w:ascii="Times New Roman" w:hAnsi="Times New Roman" w:cs="Times New Roman"/>
-        </w:rPr>
-        <w:t>n annual</w:t>
-      </w:r>
-      <w:r>
-        <w:rPr>
-          <w:rFonts w:ascii="Times New Roman" w:hAnsi="Times New Roman" w:cs="Times New Roman"/>
-        </w:rPr>
-        <w:t xml:space="preserve"> Markov transition network, where each link between nodes is </w:t>
-      </w:r>
-      <w:r>
-        <w:rPr>
-          <w:rFonts w:ascii="Times New Roman" w:hAnsi="Times New Roman" w:cs="Times New Roman"/>
-        </w:rPr>
-        <w:lastRenderedPageBreak/>
-        <w:t xml:space="preserve">directed and </w:t>
-      </w:r>
-      <w:proofErr w:type="gramStart"/>
-      <w:r>
-        <w:rPr>
-          <w:rFonts w:ascii="Times New Roman" w:hAnsi="Times New Roman" w:cs="Times New Roman"/>
-        </w:rPr>
-        <w:t>weighted</w:t>
-      </w:r>
-      <w:proofErr w:type="gramEnd"/>
-      <w:r>
-        <w:rPr>
-          <w:rFonts w:ascii="Times New Roman" w:hAnsi="Times New Roman" w:cs="Times New Roman"/>
-        </w:rPr>
-        <w:t xml:space="preserve"> by the frequency of its occurrence</w:t>
-      </w:r>
-      <w:r>
-        <w:rPr>
-          <w:rFonts w:ascii="Times New Roman" w:hAnsi="Times New Roman" w:cs="Times New Roman"/>
-        </w:rPr>
-        <w:t xml:space="preserve">. </w:t>
-      </w:r>
-      <w:r>
-        <w:rPr>
-          <w:rFonts w:ascii="Times New Roman" w:hAnsi="Times New Roman" w:cs="Times New Roman"/>
-        </w:rPr>
-        <w:t>For each network</w:t>
-      </w:r>
-      <w:r>
-        <w:rPr>
-          <w:rFonts w:ascii="Times New Roman" w:hAnsi="Times New Roman" w:cs="Times New Roman"/>
-        </w:rPr>
-        <w:t>,</w:t>
-      </w:r>
-      <w:r>
-        <w:rPr>
-          <w:rFonts w:ascii="Times New Roman" w:hAnsi="Times New Roman" w:cs="Times New Roman"/>
-        </w:rPr>
-        <w:t xml:space="preserve"> we calculated </w:t>
-      </w:r>
-      <w:r>
-        <w:rPr>
-          <w:rFonts w:ascii="Times New Roman" w:hAnsi="Times New Roman" w:cs="Times New Roman"/>
-        </w:rPr>
-        <w:t xml:space="preserve">several key </w:t>
-      </w:r>
-      <w:r>
-        <w:rPr>
-          <w:rFonts w:ascii="Times New Roman" w:hAnsi="Times New Roman" w:cs="Times New Roman"/>
-        </w:rPr>
-        <w:t xml:space="preserve">metrics to quantify </w:t>
-      </w:r>
-      <w:r>
-        <w:rPr>
-          <w:rFonts w:ascii="Times New Roman" w:hAnsi="Times New Roman" w:cs="Times New Roman"/>
-        </w:rPr>
-        <w:t xml:space="preserve">network </w:t>
-      </w:r>
-      <w:r>
-        <w:rPr>
-          <w:rFonts w:ascii="Times New Roman" w:hAnsi="Times New Roman" w:cs="Times New Roman"/>
-        </w:rPr>
-        <w:t xml:space="preserve">structure </w:t>
-      </w:r>
-      <w:commentRangeStart w:id="1"/>
-      <w:r>
-        <w:rPr>
-          <w:rFonts w:ascii="Times New Roman" w:hAnsi="Times New Roman" w:cs="Times New Roman"/>
-        </w:rPr>
-        <w:t>(</w:t>
-      </w:r>
-      <w:r>
-        <w:rPr>
-          <w:rFonts w:ascii="Times New Roman" w:hAnsi="Times New Roman" w:cs="Times New Roman"/>
-        </w:rPr>
-        <w:t>the number of unique nodes, connectance, modularity, mean distance, and betweenness weighted by edge frequency</w:t>
-      </w:r>
-      <w:r>
-        <w:rPr>
-          <w:rFonts w:ascii="Times New Roman" w:hAnsi="Times New Roman" w:cs="Times New Roman"/>
-        </w:rPr>
-        <w:t>),</w:t>
-      </w:r>
-      <w:r>
-        <w:rPr>
-          <w:rFonts w:ascii="Times New Roman" w:hAnsi="Times New Roman" w:cs="Times New Roman"/>
-        </w:rPr>
-        <w:t xml:space="preserve"> node</w:t>
-      </w:r>
-      <w:r>
-        <w:rPr>
-          <w:rFonts w:ascii="Times New Roman" w:hAnsi="Times New Roman" w:cs="Times New Roman"/>
-        </w:rPr>
-        <w:t>s</w:t>
-      </w:r>
-      <w:r>
-        <w:rPr>
-          <w:rFonts w:ascii="Times New Roman" w:hAnsi="Times New Roman" w:cs="Times New Roman"/>
-        </w:rPr>
-        <w:t xml:space="preserve"> </w:t>
-      </w:r>
-      <w:r>
-        <w:rPr>
-          <w:rFonts w:ascii="Times New Roman" w:hAnsi="Times New Roman" w:cs="Times New Roman"/>
-        </w:rPr>
-        <w:t>(</w:t>
-      </w:r>
-      <w:r>
-        <w:rPr>
-          <w:rFonts w:ascii="Times New Roman" w:hAnsi="Times New Roman" w:cs="Times New Roman"/>
-        </w:rPr>
-        <w:t>average number of node occurrence, average and skewness of node duration</w:t>
-      </w:r>
-      <w:r>
-        <w:rPr>
-          <w:rFonts w:ascii="Times New Roman" w:hAnsi="Times New Roman" w:cs="Times New Roman"/>
-        </w:rPr>
-        <w:t>)</w:t>
-      </w:r>
-      <w:r>
-        <w:rPr>
-          <w:rFonts w:ascii="Times New Roman" w:hAnsi="Times New Roman" w:cs="Times New Roman"/>
-        </w:rPr>
-        <w:t>,</w:t>
-      </w:r>
-      <w:r>
-        <w:rPr>
-          <w:rFonts w:ascii="Times New Roman" w:hAnsi="Times New Roman" w:cs="Times New Roman"/>
-        </w:rPr>
-        <w:t xml:space="preserve"> and edge</w:t>
-      </w:r>
-      <w:r>
-        <w:rPr>
-          <w:rFonts w:ascii="Times New Roman" w:hAnsi="Times New Roman" w:cs="Times New Roman"/>
-        </w:rPr>
-        <w:t>s</w:t>
-      </w:r>
-      <w:r>
-        <w:rPr>
-          <w:rFonts w:ascii="Times New Roman" w:hAnsi="Times New Roman" w:cs="Times New Roman"/>
-        </w:rPr>
-        <w:t xml:space="preserve"> (</w:t>
-      </w:r>
-      <w:r>
-        <w:rPr>
-          <w:rFonts w:ascii="Times New Roman" w:hAnsi="Times New Roman" w:cs="Times New Roman"/>
-        </w:rPr>
-        <w:t>total number of edges; average and skewness of edge frequency</w:t>
-      </w:r>
-      <w:r>
-        <w:rPr>
-          <w:rFonts w:ascii="Times New Roman" w:hAnsi="Times New Roman" w:cs="Times New Roman"/>
-        </w:rPr>
-        <w:t>)</w:t>
-      </w:r>
-      <w:r>
-        <w:rPr>
-          <w:rFonts w:ascii="Times New Roman" w:hAnsi="Times New Roman" w:cs="Times New Roman"/>
-        </w:rPr>
-        <w:t xml:space="preserve">. </w:t>
-      </w:r>
-      <w:commentRangeEnd w:id="1"/>
-      <w:r>
-        <w:rPr>
-          <w:rStyle w:val="CommentReference"/>
-        </w:rPr>
-        <w:commentReference w:id="1"/>
-      </w:r>
-      <w:r>
-        <w:rPr>
-          <w:rFonts w:ascii="Times New Roman" w:hAnsi="Times New Roman" w:cs="Times New Roman"/>
-        </w:rPr>
-        <w:t xml:space="preserve">Together, these </w:t>
-      </w:r>
-      <w:r>
-        <w:rPr>
-          <w:rFonts w:ascii="Times New Roman" w:hAnsi="Times New Roman" w:cs="Times New Roman"/>
-        </w:rPr>
-        <w:t xml:space="preserve">four groups of </w:t>
-      </w:r>
-      <w:r>
-        <w:rPr>
-          <w:rFonts w:ascii="Times New Roman" w:hAnsi="Times New Roman" w:cs="Times New Roman"/>
-        </w:rPr>
-        <w:t xml:space="preserve">metrics </w:t>
-      </w:r>
-      <w:r>
-        <w:rPr>
-          <w:rFonts w:ascii="Times New Roman" w:hAnsi="Times New Roman" w:cs="Times New Roman"/>
-        </w:rPr>
-        <w:t xml:space="preserve">from daily and annual networks (Table 1) </w:t>
-      </w:r>
-      <w:r>
-        <w:rPr>
-          <w:rFonts w:ascii="Times New Roman" w:hAnsi="Times New Roman" w:cs="Times New Roman"/>
-        </w:rPr>
-        <w:t xml:space="preserve">provide a detailed picture of how the temporal structure of </w:t>
-      </w:r>
-      <w:r>
-        <w:rPr>
-          <w:rFonts w:ascii="Times New Roman" w:hAnsi="Times New Roman" w:cs="Times New Roman"/>
-          <w:b/>
-          <w:bCs/>
-          <w:i/>
-          <w:iCs/>
-          <w:noProof/>
-        </w:rPr>
-        <w:drawing>
-          <wp:anchor distT="0" distB="0" distL="114300" distR="114300" simplePos="0" relativeHeight="251678720" behindDoc="1" locked="0" layoutInCell="1" allowOverlap="1" wp14:anchorId="42CF3E56" wp14:editId="6A64FD56">
+          <wp:anchor distT="0" distB="0" distL="114300" distR="114300" simplePos="0" relativeHeight="251678720" behindDoc="1" locked="0" layoutInCell="1" allowOverlap="1" wp14:anchorId="42CF3E56" wp14:editId="7EEF7ECC">
             <wp:simplePos x="0" y="0"/>
             <wp:positionH relativeFrom="column">
               <wp:posOffset>28575</wp:posOffset>
             </wp:positionH>
             <wp:positionV relativeFrom="paragraph">
-              <wp:posOffset>2444750</wp:posOffset>
+              <wp:posOffset>3468421</wp:posOffset>
             </wp:positionV>
             <wp:extent cx="5943600" cy="2971800"/>
             <wp:effectExtent l="0" t="0" r="0" b="0"/>
@@ -5664,7 +7360,7 @@
                     <pic:cNvPicPr/>
                   </pic:nvPicPr>
                   <pic:blipFill>
-                    <a:blip r:embed="rId11" cstate="print">
+                    <a:blip r:embed="rId13" cstate="print">
                       <a:extLst>
                         <a:ext uri="{28A0092B-C50C-407E-A947-70E740481C1C}">
                           <a14:useLocalDpi xmlns:a14="http://schemas.microsoft.com/office/drawing/2010/main" val="0"/>
@@ -5700,7 +7396,21 @@
         <w:rPr>
           <w:rFonts w:ascii="Times New Roman" w:hAnsi="Times New Roman" w:cs="Times New Roman"/>
         </w:rPr>
-        <w:t>communities changes over a cycle at a given site and year.</w:t>
+        <w:t xml:space="preserve">structure of </w:t>
+      </w:r>
+      <w:proofErr w:type="gramStart"/>
+      <w:r>
+        <w:rPr>
+          <w:rFonts w:ascii="Times New Roman" w:hAnsi="Times New Roman" w:cs="Times New Roman"/>
+        </w:rPr>
+        <w:t>communities</w:t>
+      </w:r>
+      <w:proofErr w:type="gramEnd"/>
+      <w:r>
+        <w:rPr>
+          <w:rFonts w:ascii="Times New Roman" w:hAnsi="Times New Roman" w:cs="Times New Roman"/>
+        </w:rPr>
+        <w:t xml:space="preserve"> changes over a cycle at a given site and year.</w:t>
       </w:r>
       <w:r>
         <w:rPr>
@@ -5888,7 +7598,14 @@
         <w:rPr>
           <w:rFonts w:ascii="Times New Roman" w:hAnsi="Times New Roman" w:cs="Times New Roman"/>
         </w:rPr>
-        <w:t xml:space="preserve">the first </w:t>
+        <w:t xml:space="preserve">the </w:t>
+      </w:r>
+      <w:r>
+        <w:rPr>
+          <w:rFonts w:ascii="Times New Roman" w:hAnsi="Times New Roman" w:cs="Times New Roman"/>
+        </w:rPr>
+        <w:lastRenderedPageBreak/>
+        <w:t xml:space="preserve">first </w:t>
       </w:r>
       <w:r>
         <w:rPr>
@@ -6014,14 +7731,7 @@
         <w:rPr>
           <w:rFonts w:ascii="Times New Roman" w:hAnsi="Times New Roman" w:cs="Times New Roman"/>
         </w:rPr>
-        <w:t xml:space="preserve">network metrics as response </w:t>
-      </w:r>
-      <w:r>
-        <w:rPr>
-          <w:rFonts w:ascii="Times New Roman" w:hAnsi="Times New Roman" w:cs="Times New Roman"/>
-        </w:rPr>
-        <w:lastRenderedPageBreak/>
-        <w:t>variables</w:t>
+        <w:t>network metrics as response variables</w:t>
       </w:r>
       <w:r>
         <w:rPr>
@@ -6121,8 +7831,7 @@
           <w:bCs/>
         </w:rPr>
       </w:pPr>
-      <w:commentRangeStart w:id="2"/>
-      <w:commentRangeStart w:id="3"/>
+      <w:commentRangeStart w:id="0"/>
       <w:r>
         <w:rPr>
           <w:rFonts w:ascii="Times New Roman" w:hAnsi="Times New Roman" w:cs="Times New Roman"/>
@@ -6131,19 +7840,12 @@
         </w:rPr>
         <w:t>Results</w:t>
       </w:r>
-      <w:commentRangeEnd w:id="2"/>
+      <w:commentRangeEnd w:id="0"/>
       <w:r>
         <w:rPr>
           <w:rStyle w:val="CommentReference"/>
         </w:rPr>
-        <w:commentReference w:id="2"/>
-      </w:r>
-      <w:commentRangeEnd w:id="3"/>
-      <w:r>
-        <w:rPr>
-          <w:rStyle w:val="CommentReference"/>
-        </w:rPr>
-        <w:commentReference w:id="3"/>
+        <w:commentReference w:id="0"/>
       </w:r>
       <w:r>
         <w:rPr>
@@ -6159,36 +7861,986 @@
         <w:spacing w:line="480" w:lineRule="auto"/>
         <w:rPr>
           <w:rFonts w:ascii="Times New Roman" w:hAnsi="Times New Roman" w:cs="Times New Roman"/>
+          <w:i/>
+          <w:iCs/>
+        </w:rPr>
+      </w:pPr>
+      <w:r>
+        <w:rPr>
+          <w:rFonts w:ascii="Times New Roman" w:hAnsi="Times New Roman" w:cs="Times New Roman"/>
+          <w:i/>
+          <w:iCs/>
+        </w:rPr>
+        <w:t>T</w:t>
+      </w:r>
+      <w:r>
+        <w:rPr>
+          <w:rFonts w:ascii="Times New Roman" w:hAnsi="Times New Roman" w:cs="Times New Roman"/>
+          <w:i/>
+          <w:iCs/>
+        </w:rPr>
+        <w:t xml:space="preserve">emporal </w:t>
+      </w:r>
+      <w:r>
+        <w:rPr>
+          <w:rFonts w:ascii="Times New Roman" w:hAnsi="Times New Roman" w:cs="Times New Roman"/>
+          <w:i/>
+          <w:iCs/>
+        </w:rPr>
+        <w:t xml:space="preserve">structure </w:t>
+      </w:r>
+      <w:r>
+        <w:rPr>
+          <w:rFonts w:ascii="Times New Roman" w:hAnsi="Times New Roman" w:cs="Times New Roman"/>
+          <w:i/>
+          <w:iCs/>
+        </w:rPr>
+        <w:t xml:space="preserve">of community </w:t>
+      </w:r>
+      <w:r>
+        <w:rPr>
+          <w:rFonts w:ascii="Times New Roman" w:hAnsi="Times New Roman" w:cs="Times New Roman"/>
+          <w:i/>
+          <w:iCs/>
+        </w:rPr>
+        <w:t>transitions</w:t>
+      </w:r>
+    </w:p>
+    <w:p>
+      <w:pPr>
+        <w:spacing w:line="480" w:lineRule="auto"/>
+        <w:ind w:firstLine="720"/>
+        <w:rPr>
+          <w:rFonts w:ascii="Times New Roman" w:hAnsi="Times New Roman" w:cs="Times New Roman"/>
+        </w:rPr>
+      </w:pPr>
+      <w:r>
+        <w:rPr>
+          <w:rFonts w:ascii="Times New Roman" w:hAnsi="Times New Roman" w:cs="Times New Roman"/>
+        </w:rPr>
+        <w:t>The seasonal structure of communities varied substantially over time and across the different local pond communities</w:t>
+      </w:r>
+      <w:r>
+        <w:rPr>
+          <w:rFonts w:ascii="Times New Roman" w:hAnsi="Times New Roman" w:cs="Times New Roman"/>
+        </w:rPr>
+        <w:t xml:space="preserve"> (Fig x)</w:t>
+      </w:r>
+      <w:r>
+        <w:rPr>
+          <w:rFonts w:ascii="Times New Roman" w:hAnsi="Times New Roman" w:cs="Times New Roman"/>
+        </w:rPr>
+        <w:t xml:space="preserve">. </w:t>
+      </w:r>
+      <w:r>
+        <w:rPr>
+          <w:rFonts w:ascii="Times New Roman" w:hAnsi="Times New Roman" w:cs="Times New Roman"/>
+        </w:rPr>
+        <w:t xml:space="preserve">Community composition </w:t>
+      </w:r>
+      <w:r>
+        <w:rPr>
+          <w:rFonts w:ascii="Times New Roman" w:hAnsi="Times New Roman" w:cs="Times New Roman"/>
+        </w:rPr>
+        <w:t>in each</w:t>
+      </w:r>
+      <w:r>
+        <w:rPr>
+          <w:rFonts w:ascii="Times New Roman" w:hAnsi="Times New Roman" w:cs="Times New Roman"/>
+        </w:rPr>
+        <w:t xml:space="preserve"> pond was </w:t>
+      </w:r>
+      <w:r>
+        <w:rPr>
+          <w:rFonts w:ascii="Times New Roman" w:hAnsi="Times New Roman" w:cs="Times New Roman"/>
+        </w:rPr>
+        <w:t xml:space="preserve">highly </w:t>
+      </w:r>
+      <w:r>
+        <w:rPr>
+          <w:rFonts w:ascii="Times New Roman" w:hAnsi="Times New Roman" w:cs="Times New Roman"/>
+        </w:rPr>
+        <w:lastRenderedPageBreak/>
+        <w:t xml:space="preserve">diverse and </w:t>
+      </w:r>
+      <w:r>
+        <w:rPr>
+          <w:rFonts w:ascii="Times New Roman" w:hAnsi="Times New Roman" w:cs="Times New Roman"/>
+        </w:rPr>
+        <w:t>dynamic</w:t>
+      </w:r>
+      <w:r>
+        <w:rPr>
+          <w:rFonts w:ascii="Times New Roman" w:hAnsi="Times New Roman" w:cs="Times New Roman"/>
+        </w:rPr>
+        <w:t>, with an average of</w:t>
+      </w:r>
+      <w:r>
+        <w:rPr>
+          <w:rFonts w:ascii="Times New Roman" w:hAnsi="Times New Roman" w:cs="Times New Roman"/>
+        </w:rPr>
+        <w:t xml:space="preserve"> </w:t>
+      </w:r>
+      <w:r>
+        <w:rPr>
+          <w:rFonts w:ascii="Times New Roman" w:hAnsi="Times New Roman" w:cs="Times New Roman"/>
+        </w:rPr>
+        <w:t xml:space="preserve">20.3 (±0.73 SE) </w:t>
+      </w:r>
+      <w:r>
+        <w:rPr>
+          <w:rFonts w:ascii="Times New Roman" w:hAnsi="Times New Roman" w:cs="Times New Roman"/>
+        </w:rPr>
+        <w:t xml:space="preserve">unique </w:t>
+      </w:r>
+      <w:r>
+        <w:rPr>
+          <w:rFonts w:ascii="Times New Roman" w:hAnsi="Times New Roman" w:cs="Times New Roman"/>
+        </w:rPr>
+        <w:t>states</w:t>
+      </w:r>
+      <w:r>
+        <w:rPr>
+          <w:rFonts w:ascii="Times New Roman" w:hAnsi="Times New Roman" w:cs="Times New Roman"/>
+        </w:rPr>
+        <w:t xml:space="preserve"> and </w:t>
+      </w:r>
+      <w:r>
+        <w:rPr>
+          <w:rFonts w:ascii="Times New Roman" w:hAnsi="Times New Roman" w:cs="Times New Roman"/>
+        </w:rPr>
+        <w:t xml:space="preserve">88 </w:t>
+      </w:r>
+      <w:r>
+        <w:rPr>
+          <w:rFonts w:ascii="Times New Roman" w:hAnsi="Times New Roman" w:cs="Times New Roman"/>
+        </w:rPr>
+        <w:t xml:space="preserve">(±1.99 SE) </w:t>
+      </w:r>
+      <w:r>
+        <w:rPr>
+          <w:rFonts w:ascii="Times New Roman" w:hAnsi="Times New Roman" w:cs="Times New Roman"/>
+        </w:rPr>
+        <w:t xml:space="preserve">transitions </w:t>
+      </w:r>
+      <w:r>
+        <w:rPr>
+          <w:rFonts w:ascii="Times New Roman" w:hAnsi="Times New Roman" w:cs="Times New Roman"/>
+        </w:rPr>
+        <w:t>in a single annual cycle</w:t>
+      </w:r>
+      <w:r>
+        <w:rPr>
+          <w:rFonts w:ascii="Times New Roman" w:hAnsi="Times New Roman" w:cs="Times New Roman"/>
+        </w:rPr>
+        <w:t xml:space="preserve">, with up to </w:t>
+      </w:r>
+      <w:r>
+        <w:rPr>
+          <w:rFonts w:ascii="Times New Roman" w:hAnsi="Times New Roman" w:cs="Times New Roman"/>
+        </w:rPr>
+        <w:t>5</w:t>
+      </w:r>
+      <w:r>
+        <w:rPr>
+          <w:rFonts w:ascii="Times New Roman" w:hAnsi="Times New Roman" w:cs="Times New Roman"/>
+        </w:rPr>
+        <w:t>1</w:t>
+      </w:r>
+      <w:r>
+        <w:rPr>
+          <w:rFonts w:ascii="Times New Roman" w:hAnsi="Times New Roman" w:cs="Times New Roman"/>
+        </w:rPr>
+        <w:t xml:space="preserve"> unique </w:t>
+      </w:r>
+      <w:r>
+        <w:rPr>
+          <w:rFonts w:ascii="Times New Roman" w:hAnsi="Times New Roman" w:cs="Times New Roman"/>
+        </w:rPr>
+        <w:t xml:space="preserve">community </w:t>
+      </w:r>
+      <w:r>
+        <w:rPr>
+          <w:rFonts w:ascii="Times New Roman" w:hAnsi="Times New Roman" w:cs="Times New Roman"/>
+        </w:rPr>
+        <w:t xml:space="preserve">states </w:t>
+      </w:r>
+      <w:r>
+        <w:rPr>
+          <w:rFonts w:ascii="Times New Roman" w:hAnsi="Times New Roman" w:cs="Times New Roman"/>
+        </w:rPr>
+        <w:t xml:space="preserve">and </w:t>
+      </w:r>
+      <w:r>
+        <w:rPr>
+          <w:rFonts w:ascii="Times New Roman" w:hAnsi="Times New Roman" w:cs="Times New Roman"/>
+        </w:rPr>
+        <w:t>158 transitions</w:t>
+      </w:r>
+      <w:r>
+        <w:rPr>
+          <w:rFonts w:ascii="Times New Roman" w:hAnsi="Times New Roman" w:cs="Times New Roman"/>
+        </w:rPr>
+        <w:t xml:space="preserve"> (Fig x)</w:t>
+      </w:r>
+      <w:r>
+        <w:rPr>
+          <w:rFonts w:ascii="Times New Roman" w:hAnsi="Times New Roman" w:cs="Times New Roman"/>
+        </w:rPr>
+        <w:t xml:space="preserve">. </w:t>
+      </w:r>
+      <w:r>
+        <w:rPr>
+          <w:rFonts w:ascii="Times New Roman" w:hAnsi="Times New Roman" w:cs="Times New Roman"/>
+        </w:rPr>
+        <w:t>This diversity of states and transitions was possible because e</w:t>
+      </w:r>
+      <w:r>
+        <w:rPr>
+          <w:rFonts w:ascii="Times New Roman" w:hAnsi="Times New Roman" w:cs="Times New Roman"/>
+        </w:rPr>
+        <w:t xml:space="preserve">ach state </w:t>
+      </w:r>
+      <w:r>
+        <w:rPr>
+          <w:rFonts w:ascii="Times New Roman" w:hAnsi="Times New Roman" w:cs="Times New Roman"/>
+        </w:rPr>
+        <w:t xml:space="preserve">lasted </w:t>
+      </w:r>
+      <w:r>
+        <w:rPr>
+          <w:rFonts w:ascii="Times New Roman" w:hAnsi="Times New Roman" w:cs="Times New Roman"/>
+        </w:rPr>
+        <w:t>on average for only 3.1 days (±0.05</w:t>
+      </w:r>
+      <w:r>
+        <w:rPr>
+          <w:rFonts w:ascii="Times New Roman" w:hAnsi="Times New Roman" w:cs="Times New Roman"/>
+        </w:rPr>
+        <w:t xml:space="preserve"> </w:t>
+      </w:r>
+      <w:r>
+        <w:rPr>
+          <w:rFonts w:ascii="Times New Roman" w:hAnsi="Times New Roman" w:cs="Times New Roman"/>
+        </w:rPr>
+        <w:t>SE</w:t>
+      </w:r>
+      <w:r>
+        <w:rPr>
+          <w:rFonts w:ascii="Times New Roman" w:hAnsi="Times New Roman" w:cs="Times New Roman"/>
+        </w:rPr>
+        <w:t>)</w:t>
+      </w:r>
+      <w:r>
+        <w:rPr>
+          <w:rFonts w:ascii="Times New Roman" w:hAnsi="Times New Roman" w:cs="Times New Roman"/>
+        </w:rPr>
+        <w:t>, with few long-lasting states</w:t>
+      </w:r>
+      <w:r>
+        <w:rPr>
+          <w:rFonts w:ascii="Times New Roman" w:hAnsi="Times New Roman" w:cs="Times New Roman"/>
+        </w:rPr>
+        <w:t>. D</w:t>
+      </w:r>
+      <w:r>
+        <w:rPr>
+          <w:rFonts w:ascii="Times New Roman" w:hAnsi="Times New Roman" w:cs="Times New Roman"/>
+        </w:rPr>
+        <w:t>uration</w:t>
+      </w:r>
+      <w:r>
+        <w:rPr>
+          <w:rFonts w:ascii="Times New Roman" w:hAnsi="Times New Roman" w:cs="Times New Roman"/>
+        </w:rPr>
+        <w:t>s</w:t>
+      </w:r>
+      <w:r>
+        <w:rPr>
+          <w:rFonts w:ascii="Times New Roman" w:hAnsi="Times New Roman" w:cs="Times New Roman"/>
+        </w:rPr>
+        <w:t xml:space="preserve"> followed a negative exponential probability </w:t>
+      </w:r>
+      <w:r>
+        <w:rPr>
+          <w:rFonts w:ascii="Times New Roman" w:hAnsi="Times New Roman" w:cs="Times New Roman"/>
+        </w:rPr>
+        <w:t>density function</w:t>
+      </w:r>
+      <w:r>
+        <w:rPr>
+          <w:rFonts w:ascii="Times New Roman" w:hAnsi="Times New Roman" w:cs="Times New Roman"/>
+        </w:rPr>
+        <w:t xml:space="preserve">, suggesting </w:t>
+      </w:r>
+      <w:r>
+        <w:rPr>
+          <w:rFonts w:ascii="Times New Roman" w:hAnsi="Times New Roman" w:cs="Times New Roman"/>
+        </w:rPr>
+        <w:t>that duration is driven by external factors independent of the node</w:t>
+      </w:r>
+      <w:r>
+        <w:rPr>
+          <w:rFonts w:ascii="Times New Roman" w:hAnsi="Times New Roman" w:cs="Times New Roman"/>
+        </w:rPr>
+        <w:t xml:space="preserve">. </w:t>
+      </w:r>
+      <w:r>
+        <w:rPr>
+          <w:rFonts w:ascii="Times New Roman" w:hAnsi="Times New Roman" w:cs="Times New Roman"/>
+        </w:rPr>
+        <w:t>The transitions between states were significantly and moderately bursty (mean</w:t>
+      </w:r>
+      <w:r>
+        <w:rPr>
+          <w:rFonts w:ascii="Times New Roman" w:hAnsi="Times New Roman" w:cs="Times New Roman"/>
+        </w:rPr>
+        <w:t xml:space="preserve"> </w:t>
+      </w:r>
+      <w:r>
+        <w:rPr>
+          <w:rFonts w:ascii="Times New Roman" w:hAnsi="Times New Roman" w:cs="Times New Roman"/>
+        </w:rPr>
+        <w:t>=</w:t>
+      </w:r>
+      <w:r>
+        <w:rPr>
+          <w:rFonts w:ascii="Times New Roman" w:hAnsi="Times New Roman" w:cs="Times New Roman"/>
+        </w:rPr>
+        <w:t xml:space="preserve"> </w:t>
+      </w:r>
+      <w:r>
+        <w:rPr>
+          <w:rFonts w:ascii="Times New Roman" w:hAnsi="Times New Roman" w:cs="Times New Roman"/>
+        </w:rPr>
+        <w:t xml:space="preserve">0.21 </w:t>
+      </w:r>
+      <w:r>
+        <w:rPr>
+          <w:rFonts w:ascii="Times New Roman" w:hAnsi="Times New Roman" w:cs="Times New Roman"/>
+        </w:rPr>
+        <w:t>±</w:t>
+      </w:r>
+      <w:r>
+        <w:rPr>
+          <w:rFonts w:ascii="Times New Roman" w:hAnsi="Times New Roman" w:cs="Times New Roman"/>
+        </w:rPr>
+        <w:t>0.01SE</w:t>
+      </w:r>
+      <w:r>
+        <w:rPr>
+          <w:rFonts w:ascii="Times New Roman" w:hAnsi="Times New Roman" w:cs="Times New Roman"/>
+        </w:rPr>
+        <w:t>, Fig x</w:t>
+      </w:r>
+      <w:r>
+        <w:rPr>
+          <w:rFonts w:ascii="Times New Roman" w:hAnsi="Times New Roman" w:cs="Times New Roman"/>
+        </w:rPr>
+        <w:t>), indicating that community changes were typically clustered in time, separated by longer periods without transitions</w:t>
+      </w:r>
+      <w:r>
+        <w:rPr>
+          <w:rFonts w:ascii="Times New Roman" w:hAnsi="Times New Roman" w:cs="Times New Roman"/>
+        </w:rPr>
+        <w:t>. T</w:t>
+      </w:r>
+      <w:r>
+        <w:rPr>
+          <w:rFonts w:ascii="Times New Roman" w:hAnsi="Times New Roman" w:cs="Times New Roman"/>
+        </w:rPr>
+        <w:t>emporal memory</w:t>
+      </w:r>
+      <w:r>
+        <w:rPr>
+          <w:rFonts w:ascii="Times New Roman" w:hAnsi="Times New Roman" w:cs="Times New Roman"/>
+        </w:rPr>
+        <w:t xml:space="preserve"> </w:t>
+      </w:r>
+      <w:r>
+        <w:rPr>
+          <w:rFonts w:ascii="Times New Roman" w:hAnsi="Times New Roman" w:cs="Times New Roman"/>
+        </w:rPr>
+        <w:t xml:space="preserve">was only weakly negative </w:t>
+      </w:r>
+      <w:r>
+        <w:rPr>
+          <w:rFonts w:ascii="Times New Roman" w:hAnsi="Times New Roman" w:cs="Times New Roman"/>
+        </w:rPr>
+        <w:t xml:space="preserve">(mean -0.04, </w:t>
+      </w:r>
+      <w:r>
+        <w:rPr>
+          <w:rFonts w:ascii="Times New Roman" w:hAnsi="Times New Roman" w:cs="Times New Roman"/>
+        </w:rPr>
+        <w:t>±</w:t>
+      </w:r>
+      <w:r>
+        <w:rPr>
+          <w:rFonts w:ascii="Times New Roman" w:hAnsi="Times New Roman" w:cs="Times New Roman"/>
+        </w:rPr>
+        <w:t>0.001</w:t>
+      </w:r>
+      <w:r>
+        <w:rPr>
+          <w:rFonts w:ascii="Times New Roman" w:hAnsi="Times New Roman" w:cs="Times New Roman"/>
+        </w:rPr>
+        <w:t>, Fig X</w:t>
+      </w:r>
+      <w:r>
+        <w:rPr>
+          <w:rFonts w:ascii="Times New Roman" w:hAnsi="Times New Roman" w:cs="Times New Roman"/>
+        </w:rPr>
+        <w:t>), indicating low predictability of duration between events</w:t>
+      </w:r>
+      <w:r>
+        <w:rPr>
+          <w:rFonts w:ascii="Times New Roman" w:hAnsi="Times New Roman" w:cs="Times New Roman"/>
+        </w:rPr>
+        <w:t>.</w:t>
+      </w:r>
+      <w:r>
+        <w:rPr>
+          <w:rFonts w:ascii="Times New Roman" w:hAnsi="Times New Roman" w:cs="Times New Roman"/>
+        </w:rPr>
+        <w:t xml:space="preserve"> Together, these metrics indicate that these seasonal communities are highly volatile and stochastic, with temporally clustered transitions between typically short, ephemeral community states, </w:t>
+      </w:r>
+      <w:r>
+        <w:rPr>
+          <w:rFonts w:ascii="Times New Roman" w:hAnsi="Times New Roman" w:cs="Times New Roman"/>
+        </w:rPr>
+        <w:t>characterized by low predictability for the timing and duration of, and between,</w:t>
+      </w:r>
+      <w:r>
+        <w:rPr>
+          <w:rFonts w:ascii="Times New Roman" w:hAnsi="Times New Roman" w:cs="Times New Roman"/>
+        </w:rPr>
+        <w:t xml:space="preserve"> events.</w:t>
+      </w:r>
+    </w:p>
+    <w:p>
+      <w:pPr>
+        <w:spacing w:line="480" w:lineRule="auto"/>
+        <w:ind w:firstLine="720"/>
+        <w:rPr>
+          <w:rFonts w:ascii="Times New Roman" w:hAnsi="Times New Roman" w:cs="Times New Roman"/>
+        </w:rPr>
+      </w:pPr>
+      <w:r>
+        <w:rPr>
+          <w:rFonts w:ascii="Times New Roman" w:hAnsi="Times New Roman" w:cs="Times New Roman"/>
+        </w:rPr>
+        <w:t>I</w:t>
+      </w:r>
+      <w:r>
+        <w:rPr>
+          <w:rFonts w:ascii="Times New Roman" w:hAnsi="Times New Roman" w:cs="Times New Roman"/>
+        </w:rPr>
+        <w:t xml:space="preserve">nstead of a </w:t>
+      </w:r>
+      <w:r>
+        <w:rPr>
+          <w:rFonts w:ascii="Times New Roman" w:hAnsi="Times New Roman" w:cs="Times New Roman"/>
+        </w:rPr>
+        <w:t xml:space="preserve">clear </w:t>
+      </w:r>
+      <w:r>
+        <w:rPr>
+          <w:rFonts w:ascii="Times New Roman" w:hAnsi="Times New Roman" w:cs="Times New Roman"/>
+        </w:rPr>
+        <w:t xml:space="preserve">linear seasonal transition between states, </w:t>
+      </w:r>
+      <w:r>
+        <w:rPr>
+          <w:rFonts w:ascii="Times New Roman" w:hAnsi="Times New Roman" w:cs="Times New Roman"/>
+        </w:rPr>
+        <w:t>transition networks were more complex and interconnected, characterized by repeated transitions between states. The network structure was typically modular (mean= 0.32, ±1.03 SE</w:t>
+      </w:r>
+      <w:r>
+        <w:rPr>
+          <w:rFonts w:ascii="Times New Roman" w:hAnsi="Times New Roman" w:cs="Times New Roman"/>
+        </w:rPr>
+        <w:t xml:space="preserve">), revealing </w:t>
+      </w:r>
+      <w:r>
+        <w:rPr>
+          <w:rFonts w:ascii="Times New Roman" w:hAnsi="Times New Roman" w:cs="Times New Roman"/>
+        </w:rPr>
+        <w:t xml:space="preserve">that states grouped in more interconnected </w:t>
+      </w:r>
+      <w:r>
+        <w:rPr>
+          <w:rFonts w:ascii="Times New Roman" w:hAnsi="Times New Roman" w:cs="Times New Roman"/>
+        </w:rPr>
+        <w:t>seasonal clusters</w:t>
+      </w:r>
+      <w:r>
+        <w:rPr>
+          <w:rFonts w:ascii="Times New Roman" w:hAnsi="Times New Roman" w:cs="Times New Roman"/>
+        </w:rPr>
+        <w:t>. O</w:t>
+      </w:r>
+      <w:r>
+        <w:rPr>
+          <w:rFonts w:ascii="Times New Roman" w:hAnsi="Times New Roman" w:cs="Times New Roman"/>
+        </w:rPr>
+        <w:t xml:space="preserve">n average, </w:t>
+      </w:r>
+      <w:r>
+        <w:rPr>
+          <w:rFonts w:ascii="Times New Roman" w:hAnsi="Times New Roman" w:cs="Times New Roman"/>
+        </w:rPr>
+        <w:t xml:space="preserve">networks had </w:t>
+      </w:r>
+      <w:r>
+        <w:rPr>
+          <w:rFonts w:ascii="Times New Roman" w:hAnsi="Times New Roman" w:cs="Times New Roman"/>
+        </w:rPr>
+        <w:t xml:space="preserve">low connectance (0.15 </w:t>
+      </w:r>
+      <w:r>
+        <w:rPr>
+          <w:rFonts w:ascii="Times New Roman" w:hAnsi="Times New Roman" w:cs="Times New Roman"/>
+        </w:rPr>
+        <w:t>±</w:t>
+      </w:r>
+      <w:r>
+        <w:rPr>
+          <w:rFonts w:ascii="Times New Roman" w:hAnsi="Times New Roman" w:cs="Times New Roman"/>
+        </w:rPr>
+        <w:t>0.006</w:t>
+      </w:r>
+      <w:r>
+        <w:rPr>
+          <w:rFonts w:ascii="Times New Roman" w:hAnsi="Times New Roman" w:cs="Times New Roman"/>
+        </w:rPr>
+        <w:t>SE</w:t>
+      </w:r>
+      <w:r>
+        <w:rPr>
+          <w:rFonts w:ascii="Times New Roman" w:hAnsi="Times New Roman" w:cs="Times New Roman"/>
+        </w:rPr>
+        <w:t>) relative to the high node diversity</w:t>
+      </w:r>
+      <w:r>
+        <w:rPr>
+          <w:rFonts w:ascii="Times New Roman" w:hAnsi="Times New Roman" w:cs="Times New Roman"/>
+        </w:rPr>
+        <w:t xml:space="preserve">, with </w:t>
+      </w:r>
+      <w:r>
+        <w:rPr>
+          <w:rFonts w:ascii="Times New Roman" w:hAnsi="Times New Roman" w:cs="Times New Roman"/>
+        </w:rPr>
+        <w:t xml:space="preserve">the </w:t>
+      </w:r>
+      <w:r>
+        <w:rPr>
+          <w:rFonts w:ascii="Times New Roman" w:hAnsi="Times New Roman" w:cs="Times New Roman"/>
+        </w:rPr>
+        <w:t xml:space="preserve">short average distance between nodes (mean=2.18 </w:t>
+      </w:r>
+      <w:r>
+        <w:rPr>
+          <w:rFonts w:ascii="Times New Roman" w:hAnsi="Times New Roman" w:cs="Times New Roman"/>
+        </w:rPr>
+        <w:t>±</w:t>
+      </w:r>
+      <w:r>
+        <w:rPr>
+          <w:rFonts w:ascii="Times New Roman" w:hAnsi="Times New Roman" w:cs="Times New Roman"/>
+        </w:rPr>
+        <w:t xml:space="preserve">0.07SE), and a </w:t>
+      </w:r>
+      <w:r>
+        <w:rPr>
+          <w:rFonts w:ascii="Times New Roman" w:hAnsi="Times New Roman" w:cs="Times New Roman"/>
+        </w:rPr>
+        <w:t xml:space="preserve">high betweenness (0.49, </w:t>
+      </w:r>
+      <w:r>
+        <w:rPr>
+          <w:rFonts w:ascii="Times New Roman" w:hAnsi="Times New Roman" w:cs="Times New Roman"/>
+        </w:rPr>
+        <w:t>±</w:t>
+      </w:r>
+      <w:r>
+        <w:rPr>
+          <w:rFonts w:ascii="Times New Roman" w:hAnsi="Times New Roman" w:cs="Times New Roman"/>
+        </w:rPr>
+        <w:t>0.001SE)</w:t>
+      </w:r>
+      <w:r>
+        <w:rPr>
+          <w:rFonts w:ascii="Times New Roman" w:hAnsi="Times New Roman" w:cs="Times New Roman"/>
+        </w:rPr>
+        <w:t xml:space="preserve">. This indicates </w:t>
+      </w:r>
+      <w:r>
+        <w:rPr>
+          <w:rFonts w:ascii="Times New Roman" w:hAnsi="Times New Roman" w:cs="Times New Roman"/>
+        </w:rPr>
+        <w:t>“</w:t>
+      </w:r>
+      <w:proofErr w:type="gramStart"/>
+      <w:r>
+        <w:rPr>
+          <w:rFonts w:ascii="Times New Roman" w:hAnsi="Times New Roman" w:cs="Times New Roman"/>
+        </w:rPr>
+        <w:t>small-world</w:t>
+      </w:r>
+      <w:proofErr w:type="gramEnd"/>
+      <w:r>
+        <w:rPr>
+          <w:rFonts w:ascii="Times New Roman" w:hAnsi="Times New Roman" w:cs="Times New Roman"/>
+        </w:rPr>
+        <w:t>” networks</w:t>
+      </w:r>
+      <w:r>
+        <w:rPr>
+          <w:rFonts w:ascii="Times New Roman" w:hAnsi="Times New Roman" w:cs="Times New Roman"/>
+        </w:rPr>
+        <w:t xml:space="preserve"> with </w:t>
+      </w:r>
+      <w:r>
+        <w:rPr>
+          <w:rFonts w:ascii="Times New Roman" w:hAnsi="Times New Roman" w:cs="Times New Roman"/>
+        </w:rPr>
+        <w:t xml:space="preserve">a </w:t>
+      </w:r>
+      <w:r>
+        <w:rPr>
+          <w:rFonts w:ascii="Times New Roman" w:hAnsi="Times New Roman" w:cs="Times New Roman"/>
+        </w:rPr>
+        <w:t>high path dependency</w:t>
+      </w:r>
+      <w:r>
+        <w:rPr>
+          <w:rFonts w:ascii="Times New Roman" w:hAnsi="Times New Roman" w:cs="Times New Roman"/>
+        </w:rPr>
+        <w:t xml:space="preserve">, where </w:t>
+      </w:r>
+      <w:r>
+        <w:rPr>
+          <w:rFonts w:ascii="Times New Roman" w:hAnsi="Times New Roman" w:cs="Times New Roman"/>
+        </w:rPr>
+        <w:t xml:space="preserve">transitions between nodes </w:t>
+      </w:r>
+      <w:r>
+        <w:rPr>
+          <w:rFonts w:ascii="Times New Roman" w:hAnsi="Times New Roman" w:cs="Times New Roman"/>
+        </w:rPr>
+        <w:t xml:space="preserve">pass </w:t>
+      </w:r>
+      <w:r>
+        <w:rPr>
+          <w:rFonts w:ascii="Times New Roman" w:hAnsi="Times New Roman" w:cs="Times New Roman"/>
+        </w:rPr>
+        <w:t xml:space="preserve">through a small number of central </w:t>
+      </w:r>
+      <w:r>
+        <w:rPr>
+          <w:rFonts w:ascii="Times New Roman" w:hAnsi="Times New Roman" w:cs="Times New Roman"/>
+        </w:rPr>
+        <w:t xml:space="preserve">or </w:t>
+      </w:r>
+      <w:r>
+        <w:rPr>
+          <w:rFonts w:ascii="Times New Roman" w:hAnsi="Times New Roman" w:cs="Times New Roman"/>
+        </w:rPr>
+        <w:t>“bridge” nodes.</w:t>
+      </w:r>
+      <w:r>
+        <w:rPr>
+          <w:rFonts w:ascii="Times New Roman" w:hAnsi="Times New Roman" w:cs="Times New Roman"/>
+        </w:rPr>
+        <w:t xml:space="preserve"> A closer inspection of individual networks revealed that these central nodes were typically </w:t>
+      </w:r>
+      <w:r>
+        <w:rPr>
+          <w:rFonts w:ascii="Times New Roman" w:hAnsi="Times New Roman" w:cs="Times New Roman"/>
+        </w:rPr>
+        <w:t xml:space="preserve">either “empty” (no active species present) or a single species states, representing species characterized by </w:t>
+      </w:r>
+      <w:r>
+        <w:rPr>
+          <w:rFonts w:ascii="Times New Roman" w:hAnsi="Times New Roman" w:cs="Times New Roman"/>
+        </w:rPr>
+        <w:t>disproportionately</w:t>
+      </w:r>
+      <w:r>
+        <w:rPr>
+          <w:rFonts w:ascii="Times New Roman" w:hAnsi="Times New Roman" w:cs="Times New Roman"/>
+        </w:rPr>
+        <w:t xml:space="preserve"> </w:t>
+      </w:r>
+      <w:r>
+        <w:rPr>
+          <w:rFonts w:ascii="Times New Roman" w:hAnsi="Times New Roman" w:cs="Times New Roman"/>
+        </w:rPr>
+        <w:t xml:space="preserve">long breeding seasons.  </w:t>
+      </w:r>
+    </w:p>
+    <w:p>
+      <w:pPr>
+        <w:spacing w:line="480" w:lineRule="auto"/>
+        <w:rPr>
+          <w:rFonts w:ascii="Times New Roman" w:hAnsi="Times New Roman" w:cs="Times New Roman"/>
+          <w:i/>
+          <w:iCs/>
+        </w:rPr>
+      </w:pPr>
+      <w:r>
+        <w:rPr>
+          <w:rFonts w:ascii="Times New Roman" w:hAnsi="Times New Roman" w:cs="Times New Roman"/>
+          <w:i/>
+          <w:iCs/>
+        </w:rPr>
+        <w:t>Temporal structure across space and time</w:t>
+      </w:r>
+    </w:p>
+    <w:p>
+      <w:pPr>
+        <w:spacing w:line="480" w:lineRule="auto"/>
+        <w:ind w:firstLine="720"/>
+        <w:rPr>
+          <w:rFonts w:ascii="Times New Roman" w:hAnsi="Times New Roman" w:cs="Times New Roman"/>
+        </w:rPr>
+      </w:pPr>
+      <w:r>
+        <w:rPr>
+          <w:rFonts w:ascii="Times New Roman" w:hAnsi="Times New Roman" w:cs="Times New Roman"/>
+        </w:rPr>
+        <w:lastRenderedPageBreak/>
+        <w:t>Nearly all aspects (metrics) of the seasonal structure differed significantly across sites and over time. For instance, the number of unique nodes (community states) varied by an order of magnitude (5-5</w:t>
+      </w:r>
+      <w:r>
+        <w:rPr>
+          <w:rFonts w:ascii="Times New Roman" w:hAnsi="Times New Roman" w:cs="Times New Roman"/>
+        </w:rPr>
+        <w:t>1</w:t>
+      </w:r>
+      <w:r>
+        <w:rPr>
+          <w:rFonts w:ascii="Times New Roman" w:hAnsi="Times New Roman" w:cs="Times New Roman"/>
+        </w:rPr>
+        <w:t xml:space="preserve">) across </w:t>
+      </w:r>
+      <w:r>
+        <w:rPr>
+          <w:rFonts w:ascii="Times New Roman" w:hAnsi="Times New Roman" w:cs="Times New Roman"/>
+        </w:rPr>
+        <w:t>all observations</w:t>
+      </w:r>
+      <w:r>
+        <w:rPr>
+          <w:rFonts w:ascii="Times New Roman" w:hAnsi="Times New Roman" w:cs="Times New Roman"/>
+        </w:rPr>
+        <w:t xml:space="preserve">, and </w:t>
+      </w:r>
+      <w:r>
+        <w:rPr>
+          <w:rFonts w:ascii="Times New Roman" w:hAnsi="Times New Roman" w:cs="Times New Roman"/>
+        </w:rPr>
+        <w:t>up to fivefold</w:t>
+      </w:r>
+      <w:r>
+        <w:rPr>
+          <w:rFonts w:ascii="Times New Roman" w:hAnsi="Times New Roman" w:cs="Times New Roman"/>
+        </w:rPr>
+        <w:t xml:space="preserve"> within ponds across years</w:t>
+      </w:r>
+      <w:r>
+        <w:rPr>
+          <w:rFonts w:ascii="Times New Roman" w:hAnsi="Times New Roman" w:cs="Times New Roman"/>
+        </w:rPr>
+        <w:t xml:space="preserve">. </w:t>
+      </w:r>
+      <w:r>
+        <w:rPr>
+          <w:rFonts w:ascii="Times New Roman" w:hAnsi="Times New Roman" w:cs="Times New Roman"/>
+        </w:rPr>
+        <w:t xml:space="preserve">This </w:t>
+      </w:r>
+      <w:r>
+        <w:rPr>
+          <w:rFonts w:ascii="Times New Roman" w:hAnsi="Times New Roman" w:cs="Times New Roman"/>
+        </w:rPr>
+        <w:t>variation in node</w:t>
+      </w:r>
+      <w:r>
+        <w:rPr>
+          <w:rFonts w:ascii="Times New Roman" w:hAnsi="Times New Roman" w:cs="Times New Roman"/>
+        </w:rPr>
+        <w:t xml:space="preserve"> diversity</w:t>
+      </w:r>
+      <w:r>
+        <w:rPr>
+          <w:rFonts w:ascii="Times New Roman" w:hAnsi="Times New Roman" w:cs="Times New Roman"/>
+        </w:rPr>
+        <w:t xml:space="preserve"> </w:t>
+      </w:r>
+      <w:r>
+        <w:rPr>
+          <w:rFonts w:ascii="Times New Roman" w:hAnsi="Times New Roman" w:cs="Times New Roman"/>
+        </w:rPr>
+        <w:t xml:space="preserve">was largely driven by variation in the number of active species </w:t>
+      </w:r>
+      <w:proofErr w:type="gramStart"/>
+      <w:r>
+        <w:rPr>
+          <w:rFonts w:ascii="Times New Roman" w:hAnsi="Times New Roman" w:cs="Times New Roman"/>
+        </w:rPr>
+        <w:t>in a given year</w:t>
+      </w:r>
+      <w:proofErr w:type="gramEnd"/>
+      <w:r>
+        <w:rPr>
+          <w:rFonts w:ascii="Times New Roman" w:hAnsi="Times New Roman" w:cs="Times New Roman"/>
+        </w:rPr>
+        <w:t xml:space="preserve">, which scaled log-linearly with the number of unique nodes, (roughly by a factor of 2.7, so 10 active species on average gives 27 unique states). This relationship </w:t>
+      </w:r>
+      <w:r>
+        <w:rPr>
+          <w:rFonts w:ascii="Times New Roman" w:hAnsi="Times New Roman" w:cs="Times New Roman"/>
+        </w:rPr>
+        <w:t xml:space="preserve">did not vary significantly across </w:t>
+      </w:r>
+      <w:r>
+        <w:rPr>
+          <w:rFonts w:ascii="Times New Roman" w:hAnsi="Times New Roman" w:cs="Times New Roman"/>
+        </w:rPr>
+        <w:t>ponds</w:t>
+      </w:r>
+      <w:r>
+        <w:rPr>
+          <w:rFonts w:ascii="Times New Roman" w:hAnsi="Times New Roman" w:cs="Times New Roman"/>
+        </w:rPr>
+        <w:t xml:space="preserve">, </w:t>
+      </w:r>
+      <w:r>
+        <w:rPr>
+          <w:rFonts w:ascii="Times New Roman" w:hAnsi="Times New Roman" w:cs="Times New Roman"/>
+        </w:rPr>
+        <w:t xml:space="preserve">suggesting that how </w:t>
+      </w:r>
+      <w:r>
+        <w:rPr>
+          <w:rFonts w:ascii="Times New Roman" w:hAnsi="Times New Roman" w:cs="Times New Roman"/>
+        </w:rPr>
+        <w:t xml:space="preserve">species diversity </w:t>
+      </w:r>
+      <w:r>
+        <w:rPr>
+          <w:rFonts w:ascii="Times New Roman" w:hAnsi="Times New Roman" w:cs="Times New Roman"/>
+        </w:rPr>
+        <w:t xml:space="preserve">translates to community diversity </w:t>
+      </w:r>
+      <w:r>
+        <w:rPr>
+          <w:rFonts w:ascii="Times New Roman" w:hAnsi="Times New Roman" w:cs="Times New Roman"/>
+        </w:rPr>
+        <w:t>follows a general, non-random scaling rule</w:t>
+      </w:r>
+      <w:r>
+        <w:rPr>
+          <w:rFonts w:ascii="Times New Roman" w:hAnsi="Times New Roman" w:cs="Times New Roman"/>
+        </w:rPr>
+        <w:t xml:space="preserve">. </w:t>
+      </w:r>
+    </w:p>
+    <w:p>
+      <w:pPr>
+        <w:spacing w:line="480" w:lineRule="auto"/>
+        <w:rPr>
+          <w:rFonts w:ascii="Times New Roman" w:hAnsi="Times New Roman" w:cs="Times New Roman"/>
+        </w:rPr>
+      </w:pPr>
+      <w:r>
+        <w:rPr>
+          <w:rFonts w:ascii="Times New Roman" w:hAnsi="Times New Roman" w:cs="Times New Roman"/>
+        </w:rPr>
+        <w:t>However, even after accounting for the number of active species, sites still significantly differed in most of their temporal structure metrics and how they varied across years</w:t>
+      </w:r>
+      <w:r>
+        <w:rPr>
+          <w:rFonts w:ascii="Times New Roman" w:hAnsi="Times New Roman" w:cs="Times New Roman"/>
+        </w:rPr>
+        <w:t xml:space="preserve">. </w:t>
+      </w:r>
+      <w:r>
+        <w:rPr>
+          <w:rFonts w:ascii="Times New Roman" w:hAnsi="Times New Roman" w:cs="Times New Roman"/>
+        </w:rPr>
+        <w:t xml:space="preserve">The average duration of community states was also significantly positively correlated with </w:t>
+      </w:r>
+      <w:r>
+        <w:rPr>
+          <w:rFonts w:ascii="Times New Roman" w:hAnsi="Times New Roman" w:cs="Times New Roman"/>
+        </w:rPr>
+        <w:t>their</w:t>
+      </w:r>
+      <w:r>
+        <w:rPr>
+          <w:rFonts w:ascii="Times New Roman" w:hAnsi="Times New Roman" w:cs="Times New Roman"/>
+        </w:rPr>
+        <w:t xml:space="preserve"> frequency of occurrence</w:t>
+      </w:r>
+      <w:r>
+        <w:rPr>
+          <w:rFonts w:ascii="Times New Roman" w:hAnsi="Times New Roman" w:cs="Times New Roman"/>
+        </w:rPr>
+        <w:t xml:space="preserve"> </w:t>
+      </w:r>
+      <w:r>
+        <w:rPr>
+          <w:rFonts w:ascii="Times New Roman" w:hAnsi="Times New Roman" w:cs="Times New Roman"/>
+        </w:rPr>
+        <w:t>each year</w:t>
+      </w:r>
+      <w:r>
+        <w:rPr>
+          <w:rFonts w:ascii="Times New Roman" w:hAnsi="Times New Roman" w:cs="Times New Roman"/>
+        </w:rPr>
+        <w:t xml:space="preserve">, and while this correlation varied substantially across years, the magnitude was </w:t>
+      </w:r>
+      <w:proofErr w:type="gramStart"/>
+      <w:r>
+        <w:rPr>
+          <w:rFonts w:ascii="Times New Roman" w:hAnsi="Times New Roman" w:cs="Times New Roman"/>
+        </w:rPr>
+        <w:t>fairly similar</w:t>
+      </w:r>
+      <w:proofErr w:type="gramEnd"/>
+      <w:r>
+        <w:rPr>
+          <w:rFonts w:ascii="Times New Roman" w:hAnsi="Times New Roman" w:cs="Times New Roman"/>
+        </w:rPr>
+        <w:t xml:space="preserve"> across ponds (r</w:t>
+      </w:r>
+      <w:r>
+        <w:rPr>
+          <w:rFonts w:ascii="Times New Roman" w:hAnsi="Times New Roman" w:cs="Times New Roman"/>
+          <w:vertAlign w:val="superscript"/>
+        </w:rPr>
+        <w:t>2</w:t>
+      </w:r>
+      <w:r>
+        <w:rPr>
+          <w:rFonts w:ascii="Times New Roman" w:hAnsi="Times New Roman" w:cs="Times New Roman"/>
+        </w:rPr>
+        <w:t xml:space="preserve"> mean = 0.561, range= 0.522-0.601, Fig. SX).</w:t>
+      </w:r>
+    </w:p>
+    <w:p>
+      <w:pPr>
+        <w:spacing w:line="480" w:lineRule="auto"/>
+        <w:rPr>
+          <w:rFonts w:ascii="Times New Roman" w:hAnsi="Times New Roman" w:cs="Times New Roman"/>
           <w:b/>
           <w:bCs/>
         </w:rPr>
       </w:pPr>
-      <w:r>
-        <w:rPr>
-          <w:rFonts w:ascii="Times New Roman" w:hAnsi="Times New Roman" w:cs="Times New Roman"/>
-          <w:b/>
-          <w:bCs/>
-        </w:rPr>
-        <w:t xml:space="preserve">Need to think about structure, e.g. could start at node &amp; edge level (duration, frequency, correlation </w:t>
-      </w:r>
-      <w:proofErr w:type="spellStart"/>
-      <w:r>
-        <w:rPr>
-          <w:rFonts w:ascii="Times New Roman" w:hAnsi="Times New Roman" w:cs="Times New Roman"/>
-          <w:b/>
-          <w:bCs/>
-        </w:rPr>
-        <w:t>etc</w:t>
-      </w:r>
-      <w:proofErr w:type="spellEnd"/>
-      <w:r>
-        <w:rPr>
-          <w:rFonts w:ascii="Times New Roman" w:hAnsi="Times New Roman" w:cs="Times New Roman"/>
-          <w:b/>
-          <w:bCs/>
-        </w:rPr>
-        <w:t xml:space="preserve">), then go to network structure. Could first talk about general patterns and variation among ponds and years, or something. </w:t>
-      </w:r>
     </w:p>
     <w:p>
       <w:pPr>
@@ -6241,7 +8893,7 @@
                     <pic:cNvPicPr/>
                   </pic:nvPicPr>
                   <pic:blipFill>
-                    <a:blip r:embed="rId12" cstate="print">
+                    <a:blip r:embed="rId18" cstate="print">
                       <a:extLst>
                         <a:ext uri="{28A0092B-C50C-407E-A947-70E740481C1C}">
                           <a14:useLocalDpi xmlns:a14="http://schemas.microsoft.com/office/drawing/2010/main" val="0"/>
@@ -6300,7 +8952,7 @@
                 <wp:cNvGraphicFramePr/>
                 <a:graphic xmlns:a="http://schemas.openxmlformats.org/drawingml/2006/main">
                   <a:graphicData uri="http://schemas.microsoft.com/office/word/2010/wordprocessingInk">
-                    <w14:contentPart bwMode="auto" r:id="rId13">
+                    <w14:contentPart bwMode="auto" r:id="rId19">
                       <w14:nvContentPartPr>
                         <w14:cNvContentPartPr/>
                       </w14:nvContentPartPr>
@@ -6336,7 +8988,7 @@
                 <o:lock v:ext="edit" aspectratio="t"/>
               </v:shapetype>
               <v:shape id="Ink 6" o:spid="_x0000_s1026" type="#_x0000_t75" style="position:absolute;margin-left:337pt;margin-top:51.2pt;width:1.15pt;height:1.05pt;z-index:251664384;visibility:visible;mso-wrap-style:square;mso-wrap-distance-left:9pt;mso-wrap-distance-top:0;mso-wrap-distance-right:9pt;mso-wrap-distance-bottom:0;mso-position-horizontal:absolute;mso-position-horizontal-relative:text;mso-position-vertical:absolute;mso-position-vertical-relative:text" o:gfxdata="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">
-                <v:imagedata r:id="rId14" o:title=""/>
+                <v:imagedata r:id="rId20" o:title=""/>
               </v:shape>
             </w:pict>
           </mc:Fallback>
@@ -7125,7 +9777,7 @@
                           </pic:cNvPicPr>
                         </pic:nvPicPr>
                         <pic:blipFill>
-                          <a:blip r:embed="rId15" cstate="print">
+                          <a:blip r:embed="rId21" cstate="print">
                             <a:extLst>
                               <a:ext uri="{28A0092B-C50C-407E-A947-70E740481C1C}">
                                 <a14:useLocalDpi xmlns:a14="http://schemas.microsoft.com/office/drawing/2010/main" val="0"/>
@@ -7287,7 +9939,7 @@
                   <o:lock v:ext="edit" aspectratio="t"/>
                 </v:shapetype>
                 <v:shape id="Picture 2" o:spid="_x0000_s1027" type="#_x0000_t75" alt="A screenshot of a graph&#10;&#10;AI-generated content may be incorrect." style="position:absolute;width:59436;height:29718;visibility:visible;mso-wrap-style:square" o:gfxdata="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">
-                  <v:imagedata r:id="rId16" o:title="A screenshot of a graph&#10;&#10;AI-generated content may be incorrect"/>
+                  <v:imagedata r:id="rId22" o:title="A screenshot of a graph&#10;&#10;AI-generated content may be incorrect"/>
                 </v:shape>
                 <v:line id="Straight Connector 3" o:spid="_x0000_s1028" style="position:absolute;visibility:visible;mso-wrap-style:square" from="4096,3325" to="4096,10153" o:connectortype="straight" o:gfxdata="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" strokecolor="black [3200]" strokeweight="1.5pt">
                   <v:stroke joinstyle="miter"/>
@@ -7371,13 +10023,13 @@
           <w:rFonts w:ascii="Times New Roman" w:hAnsi="Times New Roman" w:cs="Times New Roman"/>
         </w:rPr>
       </w:pPr>
-      <w:commentRangeStart w:id="4"/>
-      <w:commentRangeEnd w:id="4"/>
+      <w:commentRangeStart w:id="1"/>
+      <w:commentRangeEnd w:id="1"/>
       <w:r>
         <w:rPr>
           <w:rStyle w:val="CommentReference"/>
         </w:rPr>
-        <w:commentReference w:id="4"/>
+        <w:commentReference w:id="1"/>
       </w:r>
     </w:p>
     <w:p>
@@ -7492,7 +10144,7 @@
                     <pic:cNvPicPr/>
                   </pic:nvPicPr>
                   <pic:blipFill>
-                    <a:blip r:embed="rId17"/>
+                    <a:blip r:embed="rId23"/>
                     <a:stretch>
                       <a:fillRect/>
                     </a:stretch>
@@ -7556,7 +10208,7 @@
                     <pic:cNvPicPr/>
                   </pic:nvPicPr>
                   <pic:blipFill>
-                    <a:blip r:embed="rId18"/>
+                    <a:blip r:embed="rId24"/>
                     <a:stretch>
                       <a:fillRect/>
                     </a:stretch>
@@ -7708,16 +10360,25 @@
         <w:ind w:left="720" w:hanging="720"/>
       </w:pPr>
       <w:r>
-        <w:t xml:space="preserve">Carter, S.K. &amp; Rudolf, V.H.W. (2019). Shifts in phenological mean and synchrony interact to shape competitive outcomes. </w:t>
+        <w:t>CaraDonna, P.J., Burkle, L.A., Schwarz, B., Resasco, J., Knight, T.M., Benadi, G.</w:t>
       </w:r>
       <w:r>
         <w:rPr>
           <w:i/>
         </w:rPr>
-        <w:t>Ecology</w:t>
-      </w:r>
-      <w:r>
-        <w:t>, 100, e02826.</w:t>
+        <w:t xml:space="preserve"> et al.</w:t>
+      </w:r>
+      <w:r>
+        <w:t xml:space="preserve"> (2021). Seeing through the static: the temporal dimension of plant–animal mutualistic interactions. </w:t>
+      </w:r>
+      <w:r>
+        <w:rPr>
+          <w:i/>
+        </w:rPr>
+        <w:t>Ecology Letters</w:t>
+      </w:r>
+      <w:r>
+        <w:t>, 24, 149–161.</w:t>
       </w:r>
     </w:p>
     <w:p>
@@ -7736,16 +10397,16 @@
         <w:ind w:left="720" w:hanging="720"/>
       </w:pPr>
       <w:r>
-        <w:t xml:space="preserve">Carter, S.K., Saenz, D. &amp; Rudolf, V.H. (2018). Shifts in phenological distributions reshape interaction potential in natural communities. </w:t>
+        <w:t xml:space="preserve">CaraDonna, P.J., Iler, A.M. &amp; Inouye, D.W. (2014). Shifts in flowering phenology reshape a subalpine plant community. </w:t>
       </w:r>
       <w:r>
         <w:rPr>
           <w:i/>
         </w:rPr>
-        <w:t>Ecology Letters</w:t>
-      </w:r>
-      <w:r>
-        <w:t>, 21, 1143–1151.</w:t>
+        <w:t>Proceedings of the National Academy of Sciences of the United States of America</w:t>
+      </w:r>
+      <w:r>
+        <w:t>, 111, 4916–4921.</w:t>
       </w:r>
     </w:p>
     <w:p>
@@ -7764,16 +10425,16 @@
         <w:ind w:left="720" w:hanging="720"/>
       </w:pPr>
       <w:r>
-        <w:t xml:space="preserve">Cohen, J.M., Lajeunesse, M.J. &amp; Rohr, J.R. (2018). A global synthesis of animal phenological responses to climate change. </w:t>
+        <w:t xml:space="preserve">Carter, S.K. &amp; Rudolf, V.H.W. (2019). Shifts in phenological mean and synchrony interact to shape competitive outcomes. </w:t>
       </w:r>
       <w:r>
         <w:rPr>
           <w:i/>
         </w:rPr>
-        <w:t>Nature Climate Change</w:t>
-      </w:r>
-      <w:r>
-        <w:t>, 8, 224–228.</w:t>
+        <w:t>Ecology</w:t>
+      </w:r>
+      <w:r>
+        <w:t>, 100, e02826.</w:t>
       </w:r>
     </w:p>
     <w:p>
@@ -7782,6 +10443,7 @@
         <w:ind w:left="720" w:hanging="720"/>
       </w:pPr>
       <w:r>
+        <w:lastRenderedPageBreak/>
         <w:t>5.</w:t>
       </w:r>
     </w:p>
@@ -7792,26 +10454,16 @@
         <w:ind w:left="720" w:hanging="720"/>
       </w:pPr>
       <w:r>
-        <w:lastRenderedPageBreak/>
-        <w:t>Luedtke, J.A., Chanson, J., Neam, K., Hobin, L., Maciel, A.O., Catenazzi, A.</w:t>
+        <w:t xml:space="preserve">Carter, S.K., Saenz, D. &amp; Rudolf, V.H. (2018). Shifts in phenological distributions reshape interaction potential in natural communities. </w:t>
       </w:r>
       <w:r>
         <w:rPr>
           <w:i/>
         </w:rPr>
-        <w:t xml:space="preserve"> et al.</w:t>
-      </w:r>
-      <w:r>
-        <w:t xml:space="preserve"> (2023). Ongoing declines for the world’s amphibians in the face of emerging threats. </w:t>
-      </w:r>
-      <w:r>
-        <w:rPr>
-          <w:i/>
-        </w:rPr>
-        <w:t>Nature</w:t>
-      </w:r>
-      <w:r>
-        <w:t>, 622, 308–314.</w:t>
+        <w:t>Ecology Letters</w:t>
+      </w:r>
+      <w:r>
+        <w:t>, 21, 1143–1151.</w:t>
       </w:r>
     </w:p>
     <w:p>
@@ -7830,16 +10482,16 @@
         <w:ind w:left="720" w:hanging="720"/>
       </w:pPr>
       <w:r>
-        <w:t xml:space="preserve">Oseen, K.L. &amp; Wassersug, R.J. (2002). Environmental factors influencing calling in sympatric anurans. </w:t>
+        <w:t xml:space="preserve">Cohen, J.M., Lajeunesse, M.J. &amp; Rohr, J.R. (2018). A global synthesis of animal phenological responses to climate change. </w:t>
       </w:r>
       <w:r>
         <w:rPr>
           <w:i/>
         </w:rPr>
-        <w:t>Oecologia</w:t>
-      </w:r>
-      <w:r>
-        <w:t>, 133, 616–625.</w:t>
+        <w:t>Nature Climate Change</w:t>
+      </w:r>
+      <w:r>
+        <w:t>, 8, 224–228.</w:t>
       </w:r>
     </w:p>
     <w:p>
@@ -7858,16 +10510,16 @@
         <w:ind w:left="720" w:hanging="720"/>
       </w:pPr>
       <w:r>
-        <w:t xml:space="preserve">Parmesan, C. (2007). Influences of species, latitudes and methodologies on estimates of phenological response to global warming. </w:t>
+        <w:t xml:space="preserve">Inouye, D.W. (2022). Climate change and phenology. </w:t>
       </w:r>
       <w:r>
         <w:rPr>
           <w:i/>
         </w:rPr>
-        <w:t>Global Change Biology</w:t>
-      </w:r>
-      <w:r>
-        <w:t>, 13, 1860–1872.</w:t>
+        <w:t>WIREs Climate Change</w:t>
+      </w:r>
+      <w:r>
+        <w:t>, 13, e764.</w:t>
       </w:r>
     </w:p>
     <w:p>
@@ -7886,16 +10538,16 @@
         <w:ind w:left="720" w:hanging="720"/>
       </w:pPr>
       <w:r>
-        <w:t xml:space="preserve">Saenz, D., Fitzgerald, L.A., Baum, K.A. &amp; Conner, R.N. (2006). Abiotic correlates of anuran calling phenology: The importance of rain, temperature, and season. </w:t>
+        <w:t xml:space="preserve">IPCC (2023). Climate Change 2023: Synthesis Report. Contribution of Working Groups I, II and III to the Sixth Assessment Report of the Intergovernmental Panel on Climate Change In: </w:t>
       </w:r>
       <w:r>
         <w:rPr>
           <w:i/>
         </w:rPr>
-        <w:t>Herpetological Monographs</w:t>
-      </w:r>
-      <w:r>
-        <w:t>, 64–82.</w:t>
+        <w:t>IPCC</w:t>
+      </w:r>
+      <w:r>
+        <w:t xml:space="preserve"> (eds. Lee, H &amp; Romero, J) Geneva, Switzerland.</w:t>
       </w:r>
     </w:p>
     <w:p>
@@ -7914,16 +10566,25 @@
         <w:ind w:left="720" w:hanging="720"/>
       </w:pPr>
       <w:r>
-        <w:t xml:space="preserve">Thompson, M.M., Rowley, J.J., Poore, A.G. &amp; Callaghan, C.T. (2022). Citizen science reveals meteorological determinants of frog calling at a continental scale. </w:t>
+        <w:t>Kharouba, H.M., Ehrlén, J., Gelman, A., Bolmgren, K., Allen, J.M., Travers, S.E.</w:t>
       </w:r>
       <w:r>
         <w:rPr>
           <w:i/>
         </w:rPr>
-        <w:t>Diversity and Distributions</w:t>
-      </w:r>
-      <w:r>
-        <w:t>, 28, 2375–2387.</w:t>
+        <w:t xml:space="preserve"> et al.</w:t>
+      </w:r>
+      <w:r>
+        <w:t xml:space="preserve"> (2018). Global shifts in the phenological synchrony of species interactions over recent decades. </w:t>
+      </w:r>
+      <w:r>
+        <w:rPr>
+          <w:i/>
+        </w:rPr>
+        <w:t>Proceedings of the National Academy of Sciences</w:t>
+      </w:r>
+      <w:r>
+        <w:t>, 115, 5211–5216.</w:t>
       </w:r>
     </w:p>
     <w:p>
@@ -7938,6 +10599,435 @@
     <w:p>
       <w:pPr>
         <w:pStyle w:val="EndNoteBibliography"/>
+        <w:spacing w:after="0"/>
+        <w:ind w:left="720" w:hanging="720"/>
+      </w:pPr>
+      <w:r>
+        <w:t>Luedtke, J.A., Chanson, J., Neam, K., Hobin, L., Maciel, A.O., Catenazzi, A.</w:t>
+      </w:r>
+      <w:r>
+        <w:rPr>
+          <w:i/>
+        </w:rPr>
+        <w:t xml:space="preserve"> et al.</w:t>
+      </w:r>
+      <w:r>
+        <w:t xml:space="preserve"> (2023). Ongoing declines for the world’s amphibians in the face of emerging threats. </w:t>
+      </w:r>
+      <w:r>
+        <w:rPr>
+          <w:i/>
+        </w:rPr>
+        <w:t>Nature</w:t>
+      </w:r>
+      <w:r>
+        <w:t>, 622, 308–314.</w:t>
+      </w:r>
+    </w:p>
+    <w:p>
+      <w:pPr>
+        <w:pStyle w:val="EndNoteBibliography"/>
+        <w:ind w:left="720" w:hanging="720"/>
+      </w:pPr>
+      <w:r>
+        <w:t>11.</w:t>
+      </w:r>
+    </w:p>
+    <w:p>
+      <w:pPr>
+        <w:pStyle w:val="EndNoteBibliography"/>
+        <w:spacing w:after="0"/>
+        <w:ind w:left="720" w:hanging="720"/>
+      </w:pPr>
+      <w:r>
+        <w:t xml:space="preserve">Olesen, J.M., Bascompte, J., Elberling, H. &amp; Jordano, P. (2008). Temporal dynamics in a pollination network. </w:t>
+      </w:r>
+      <w:r>
+        <w:rPr>
+          <w:i/>
+        </w:rPr>
+        <w:t>Ecology</w:t>
+      </w:r>
+      <w:r>
+        <w:t>, 89, 1573–1582.</w:t>
+      </w:r>
+    </w:p>
+    <w:p>
+      <w:pPr>
+        <w:pStyle w:val="EndNoteBibliography"/>
+        <w:ind w:left="720" w:hanging="720"/>
+      </w:pPr>
+      <w:r>
+        <w:t>12.</w:t>
+      </w:r>
+    </w:p>
+    <w:p>
+      <w:pPr>
+        <w:pStyle w:val="EndNoteBibliography"/>
+        <w:spacing w:after="0"/>
+        <w:ind w:left="720" w:hanging="720"/>
+      </w:pPr>
+      <w:r>
+        <w:t xml:space="preserve">Oseen, K.L. &amp; Wassersug, R.J. (2002). Environmental factors influencing calling in sympatric anurans. </w:t>
+      </w:r>
+      <w:r>
+        <w:rPr>
+          <w:i/>
+        </w:rPr>
+        <w:t>Oecologia</w:t>
+      </w:r>
+      <w:r>
+        <w:t>, 133, 616–625.</w:t>
+      </w:r>
+    </w:p>
+    <w:p>
+      <w:pPr>
+        <w:pStyle w:val="EndNoteBibliography"/>
+        <w:ind w:left="720" w:hanging="720"/>
+      </w:pPr>
+      <w:r>
+        <w:t>13.</w:t>
+      </w:r>
+    </w:p>
+    <w:p>
+      <w:pPr>
+        <w:pStyle w:val="EndNoteBibliography"/>
+        <w:spacing w:after="0"/>
+        <w:ind w:left="720" w:hanging="720"/>
+      </w:pPr>
+      <w:r>
+        <w:t>Ovaskainen, O., Skorokhodova, S., Yakovleva, M., Sukhov, A., Kutenkov, A., Kutenkova, N.</w:t>
+      </w:r>
+      <w:r>
+        <w:rPr>
+          <w:i/>
+        </w:rPr>
+        <w:t xml:space="preserve"> et al.</w:t>
+      </w:r>
+      <w:r>
+        <w:t xml:space="preserve"> (2013). Community-level phenological response to climate change. </w:t>
+      </w:r>
+      <w:r>
+        <w:rPr>
+          <w:i/>
+        </w:rPr>
+        <w:t>Proceedings of the National Academy of Sciences</w:t>
+      </w:r>
+      <w:r>
+        <w:t>, 110, 13434–13439.</w:t>
+      </w:r>
+    </w:p>
+    <w:p>
+      <w:pPr>
+        <w:pStyle w:val="EndNoteBibliography"/>
+        <w:ind w:left="720" w:hanging="720"/>
+      </w:pPr>
+      <w:r>
+        <w:t>14.</w:t>
+      </w:r>
+    </w:p>
+    <w:p>
+      <w:pPr>
+        <w:pStyle w:val="EndNoteBibliography"/>
+        <w:spacing w:after="0"/>
+        <w:ind w:left="720" w:hanging="720"/>
+      </w:pPr>
+      <w:r>
+        <w:t xml:space="preserve">Parmesan, C. (2007). Influences of species, latitudes and methodologies on estimates of phenological response to global warming. </w:t>
+      </w:r>
+      <w:r>
+        <w:rPr>
+          <w:i/>
+        </w:rPr>
+        <w:t>Global Change Biology</w:t>
+      </w:r>
+      <w:r>
+        <w:t>, 13, 1860–1872.</w:t>
+      </w:r>
+    </w:p>
+    <w:p>
+      <w:pPr>
+        <w:pStyle w:val="EndNoteBibliography"/>
+        <w:ind w:left="720" w:hanging="720"/>
+      </w:pPr>
+      <w:r>
+        <w:t>15.</w:t>
+      </w:r>
+    </w:p>
+    <w:p>
+      <w:pPr>
+        <w:pStyle w:val="EndNoteBibliography"/>
+        <w:spacing w:after="0"/>
+        <w:ind w:left="720" w:hanging="720"/>
+      </w:pPr>
+      <w:r>
+        <w:t>Prather, R.M., Dalton, R.M., barr, b., Blumstein, D.T., Boggs, C.L., Brody, A.K.</w:t>
+      </w:r>
+      <w:r>
+        <w:rPr>
+          <w:i/>
+        </w:rPr>
+        <w:t xml:space="preserve"> et al.</w:t>
+      </w:r>
+      <w:r>
+        <w:t xml:space="preserve"> (2023). Current and lagged climate affects phenology across diverse taxonomic groups. </w:t>
+      </w:r>
+      <w:r>
+        <w:rPr>
+          <w:i/>
+        </w:rPr>
+        <w:t>Proceedings of the Royal Society B-Biological Sciences</w:t>
+      </w:r>
+      <w:r>
+        <w:t>, 290, 20222181.</w:t>
+      </w:r>
+    </w:p>
+    <w:p>
+      <w:pPr>
+        <w:pStyle w:val="EndNoteBibliography"/>
+        <w:ind w:left="720" w:hanging="720"/>
+      </w:pPr>
+      <w:r>
+        <w:t>16.</w:t>
+      </w:r>
+    </w:p>
+    <w:p>
+      <w:pPr>
+        <w:pStyle w:val="EndNoteBibliography"/>
+        <w:spacing w:after="0"/>
+        <w:ind w:left="720" w:hanging="720"/>
+      </w:pPr>
+      <w:r>
+        <w:lastRenderedPageBreak/>
+        <w:t xml:space="preserve">Saenz, D., Fitzgerald, L.A., Baum, K.A. &amp; Conner, R.N. (2006). Abiotic correlates of anuran calling phenology: The importance of rain, temperature, and season. </w:t>
+      </w:r>
+      <w:r>
+        <w:rPr>
+          <w:i/>
+        </w:rPr>
+        <w:t>Herpetological Monographs</w:t>
+      </w:r>
+      <w:r>
+        <w:t>, 64–82.</w:t>
+      </w:r>
+    </w:p>
+    <w:p>
+      <w:pPr>
+        <w:pStyle w:val="EndNoteBibliography"/>
+        <w:ind w:left="720" w:hanging="720"/>
+      </w:pPr>
+      <w:r>
+        <w:t>17.</w:t>
+      </w:r>
+    </w:p>
+    <w:p>
+      <w:pPr>
+        <w:pStyle w:val="EndNoteBibliography"/>
+        <w:spacing w:after="0"/>
+        <w:ind w:left="720" w:hanging="720"/>
+      </w:pPr>
+      <w:r>
+        <w:t>Schwarz, B., Vázquez, D.P., CaraDonna, P.J., Knight, T.M., Benadi, G., Dormann, C.F.</w:t>
+      </w:r>
+      <w:r>
+        <w:rPr>
+          <w:i/>
+        </w:rPr>
+        <w:t xml:space="preserve"> et al.</w:t>
+      </w:r>
+      <w:r>
+        <w:t xml:space="preserve"> (2020). Temporal scale-dependence of plant–pollinator networks. </w:t>
+      </w:r>
+      <w:r>
+        <w:rPr>
+          <w:i/>
+        </w:rPr>
+        <w:t>Oikos</w:t>
+      </w:r>
+      <w:r>
+        <w:t>, 129, 1289–1302.</w:t>
+      </w:r>
+    </w:p>
+    <w:p>
+      <w:pPr>
+        <w:pStyle w:val="EndNoteBibliography"/>
+        <w:ind w:left="720" w:hanging="720"/>
+      </w:pPr>
+      <w:r>
+        <w:t>18.</w:t>
+      </w:r>
+    </w:p>
+    <w:p>
+      <w:pPr>
+        <w:pStyle w:val="EndNoteBibliography"/>
+        <w:spacing w:after="0"/>
+        <w:ind w:left="720" w:hanging="720"/>
+      </w:pPr>
+      <w:r>
+        <w:t xml:space="preserve">Suzuki, S.S., Baba, Y.G. &amp; Toju, H. (2023). Dynamics of species-rich predator–prey networks and seasonal alternations of core species. </w:t>
+      </w:r>
+      <w:r>
+        <w:rPr>
+          <w:i/>
+        </w:rPr>
+        <w:t>Nature Ecology &amp; Evolution</w:t>
+      </w:r>
+      <w:r>
+        <w:t>, 7, 1432–1443.</w:t>
+      </w:r>
+    </w:p>
+    <w:p>
+      <w:pPr>
+        <w:pStyle w:val="EndNoteBibliography"/>
+        <w:ind w:left="720" w:hanging="720"/>
+      </w:pPr>
+      <w:r>
+        <w:t>19.</w:t>
+      </w:r>
+    </w:p>
+    <w:p>
+      <w:pPr>
+        <w:pStyle w:val="EndNoteBibliography"/>
+        <w:spacing w:after="0"/>
+        <w:ind w:left="720" w:hanging="720"/>
+      </w:pPr>
+      <w:r>
+        <w:t xml:space="preserve">Thompson, M.M., Rowley, J.J., Poore, A.G. &amp; Callaghan, C.T. (2022). Citizen science reveals meteorological determinants of frog calling at a continental scale. </w:t>
+      </w:r>
+      <w:r>
+        <w:rPr>
+          <w:i/>
+        </w:rPr>
+        <w:t>Diversity and Distributions</w:t>
+      </w:r>
+      <w:r>
+        <w:t>, 28, 2375–2387.</w:t>
+      </w:r>
+    </w:p>
+    <w:p>
+      <w:pPr>
+        <w:pStyle w:val="EndNoteBibliography"/>
+        <w:ind w:left="720" w:hanging="720"/>
+      </w:pPr>
+      <w:r>
+        <w:t>20.</w:t>
+      </w:r>
+    </w:p>
+    <w:p>
+      <w:pPr>
+        <w:pStyle w:val="EndNoteBibliography"/>
+        <w:spacing w:after="0"/>
+        <w:ind w:left="720" w:hanging="720"/>
+      </w:pPr>
+      <w:r>
+        <w:t xml:space="preserve">Tonkin, J.D., Bogan, M.T., Bonada, N., Rios-Touma, B. &amp; Lytle, D.A. (2017). Seasonality and predictability shape temporal species diversity. </w:t>
+      </w:r>
+      <w:r>
+        <w:rPr>
+          <w:i/>
+        </w:rPr>
+        <w:t>Ecology</w:t>
+      </w:r>
+      <w:r>
+        <w:t>, 98, 1201–1216.</w:t>
+      </w:r>
+    </w:p>
+    <w:p>
+      <w:pPr>
+        <w:pStyle w:val="EndNoteBibliography"/>
+        <w:ind w:left="720" w:hanging="720"/>
+      </w:pPr>
+      <w:r>
+        <w:t>21.</w:t>
+      </w:r>
+    </w:p>
+    <w:p>
+      <w:pPr>
+        <w:pStyle w:val="EndNoteBibliography"/>
+        <w:spacing w:after="0"/>
+        <w:ind w:left="720" w:hanging="720"/>
+      </w:pPr>
+      <w:r>
+        <w:t xml:space="preserve">Winemiller, K.O. (1990). Spatial and temporal variation in tropical fish trophic networks. </w:t>
+      </w:r>
+      <w:r>
+        <w:rPr>
+          <w:i/>
+        </w:rPr>
+        <w:t>Ecological Monographs</w:t>
+      </w:r>
+      <w:r>
+        <w:t>, 60, 331–367.</w:t>
+      </w:r>
+    </w:p>
+    <w:p>
+      <w:pPr>
+        <w:pStyle w:val="EndNoteBibliography"/>
+        <w:ind w:left="720" w:hanging="720"/>
+      </w:pPr>
+      <w:r>
+        <w:t>22.</w:t>
+      </w:r>
+    </w:p>
+    <w:p>
+      <w:pPr>
+        <w:pStyle w:val="EndNoteBibliography"/>
+        <w:spacing w:after="0"/>
+        <w:ind w:left="720" w:hanging="720"/>
+      </w:pPr>
+      <w:r>
+        <w:t xml:space="preserve">Wolkovich, E.M., Cook, B.I., McLauchlan, K.K. &amp; Davies, T.J. (2014). Temporal ecology in the Anthropocene. </w:t>
+      </w:r>
+      <w:r>
+        <w:rPr>
+          <w:i/>
+        </w:rPr>
+        <w:t>Ecology Letters</w:t>
+      </w:r>
+      <w:r>
+        <w:t>, 17, 1365–1379.</w:t>
+      </w:r>
+    </w:p>
+    <w:p>
+      <w:pPr>
+        <w:pStyle w:val="EndNoteBibliography"/>
+        <w:ind w:left="720" w:hanging="720"/>
+      </w:pPr>
+      <w:r>
+        <w:t>23.</w:t>
+      </w:r>
+    </w:p>
+    <w:p>
+      <w:pPr>
+        <w:pStyle w:val="EndNoteBibliography"/>
+        <w:spacing w:after="0"/>
+        <w:ind w:left="720" w:hanging="720"/>
+      </w:pPr>
+      <w:r>
+        <w:t xml:space="preserve">Yang, L.H. (2020). Toward a more temporally explicit framework for community ecology. </w:t>
+      </w:r>
+      <w:r>
+        <w:rPr>
+          <w:i/>
+        </w:rPr>
+        <w:t>Ecological Research</w:t>
+      </w:r>
+      <w:r>
+        <w:t>, 35, 445–462.</w:t>
+      </w:r>
+    </w:p>
+    <w:p>
+      <w:pPr>
+        <w:pStyle w:val="EndNoteBibliography"/>
+        <w:ind w:left="720" w:hanging="720"/>
+      </w:pPr>
+      <w:r>
+        <w:t>24.</w:t>
+      </w:r>
+    </w:p>
+    <w:p>
+      <w:pPr>
+        <w:pStyle w:val="EndNoteBibliography"/>
         <w:ind w:left="720" w:hanging="720"/>
       </w:pPr>
       <w:r>
@@ -8019,31 +11109,7 @@
         <w:rPr>
           <w:rFonts w:ascii="Times New Roman" w:hAnsi="Times New Roman" w:cs="Times New Roman"/>
         </w:rPr>
-        <w:t>) between the average duration of a community state and the frequency of occurrence of a state. Individual colored points indicate the average for a given year, and t</w:t>
-      </w:r>
-      <w:r>
-        <w:rPr>
-          <w:rFonts w:ascii="Times New Roman" w:hAnsi="Times New Roman" w:cs="Times New Roman"/>
-        </w:rPr>
-        <w:t xml:space="preserve">he size of the point indicates the number of community states observed </w:t>
-      </w:r>
-      <w:r>
-        <w:rPr>
-          <w:rFonts w:ascii="Times New Roman" w:hAnsi="Times New Roman" w:cs="Times New Roman"/>
-        </w:rPr>
-        <w:t xml:space="preserve">during a </w:t>
-      </w:r>
-      <w:r>
-        <w:rPr>
-          <w:rFonts w:ascii="Times New Roman" w:hAnsi="Times New Roman" w:cs="Times New Roman"/>
-        </w:rPr>
-        <w:t>given year</w:t>
-      </w:r>
-      <w:r>
-        <w:rPr>
-          <w:rFonts w:ascii="Times New Roman" w:hAnsi="Times New Roman" w:cs="Times New Roman"/>
-        </w:rPr>
-        <w:t xml:space="preserve">. Large black points indicate mean ±1SE across years for a given pond. </w:t>
+        <w:t xml:space="preserve">) between the average duration of a community state and the frequency of occurrence of a state. Individual colored points indicate the average for a given year, and the size of the point indicates the number of community states observed during a given year. Large black points indicate mean ±1SE across years for a given pond. </w:t>
       </w:r>
     </w:p>
     <w:p>
@@ -8074,7 +11140,7 @@
                     <pic:cNvPicPr/>
                   </pic:nvPicPr>
                   <pic:blipFill>
-                    <a:blip r:embed="rId19" cstate="print">
+                    <a:blip r:embed="rId25" cstate="print">
                       <a:extLst>
                         <a:ext uri="{28A0092B-C50C-407E-A947-70E740481C1C}">
                           <a14:useLocalDpi xmlns:a14="http://schemas.microsoft.com/office/drawing/2010/main" val="0"/>
@@ -8119,26 +11185,14 @@
         <w:rPr>
           <w:rFonts w:ascii="Times New Roman" w:hAnsi="Times New Roman" w:cs="Times New Roman"/>
         </w:rPr>
-        <w:t xml:space="preserve">mean </w:t>
-      </w:r>
-      <w:r>
-        <w:rPr>
-          <w:rFonts w:ascii="Times New Roman" w:hAnsi="Times New Roman" w:cs="Times New Roman"/>
-        </w:rPr>
-        <w:t>±</w:t>
+        <w:t>mean ±</w:t>
       </w:r>
       <w:proofErr w:type="gramEnd"/>
       <w:r>
         <w:rPr>
           <w:rFonts w:ascii="Times New Roman" w:hAnsi="Times New Roman" w:cs="Times New Roman"/>
         </w:rPr>
-        <w:t>1SE</w:t>
-      </w:r>
-      <w:r>
-        <w:rPr>
-          <w:rFonts w:ascii="Times New Roman" w:hAnsi="Times New Roman" w:cs="Times New Roman"/>
-        </w:rPr>
-        <w:t xml:space="preserve"> (across annual cycles), and small points indicate the respective metric for a given year by pond combination with color indicating the respective annual cycle. </w:t>
+        <w:t xml:space="preserve">1SE (across annual cycles), and small points indicate the respective metric for a given year by pond combination with color indicating the respective annual cycle. </w:t>
       </w:r>
     </w:p>
     <w:p>
@@ -8170,7 +11224,7 @@
                     <pic:cNvPicPr/>
                   </pic:nvPicPr>
                   <pic:blipFill>
-                    <a:blip r:embed="rId20" cstate="print">
+                    <a:blip r:embed="rId26" cstate="print">
                       <a:extLst>
                         <a:ext uri="{28A0092B-C50C-407E-A947-70E740481C1C}">
                           <a14:useLocalDpi xmlns:a14="http://schemas.microsoft.com/office/drawing/2010/main" val="0"/>
@@ -8250,19 +11304,19 @@
         </w:rPr>
         <w:t xml:space="preserve"> cycle is from a lack of fit test indicating whether adding a pond specific smoothing term significantly improves the fit of the respective GAM. Cycle identifies if there is a general trend that is shared across all </w:t>
       </w:r>
-      <w:commentRangeStart w:id="5"/>
+      <w:commentRangeStart w:id="2"/>
       <w:r>
         <w:rPr>
           <w:rFonts w:ascii="Times New Roman" w:hAnsi="Times New Roman" w:cs="Times New Roman"/>
         </w:rPr>
         <w:t>ponds</w:t>
       </w:r>
-      <w:commentRangeEnd w:id="5"/>
+      <w:commentRangeEnd w:id="2"/>
       <w:r>
         <w:rPr>
           <w:rStyle w:val="CommentReference"/>
         </w:rPr>
-        <w:commentReference w:id="5"/>
+        <w:commentReference w:id="2"/>
       </w:r>
       <w:r>
         <w:rPr>
@@ -13749,6 +16803,92 @@
         </w:rPr>
       </w:pPr>
     </w:p>
+    <w:p>
+      <w:pPr>
+        <w:spacing w:line="480" w:lineRule="auto"/>
+        <w:rPr>
+          <w:rFonts w:ascii="Times New Roman" w:hAnsi="Times New Roman" w:cs="Times New Roman"/>
+        </w:rPr>
+      </w:pPr>
+    </w:p>
+    <w:p>
+      <w:pPr>
+        <w:spacing w:line="480" w:lineRule="auto"/>
+        <w:rPr>
+          <w:rFonts w:ascii="Times New Roman" w:hAnsi="Times New Roman" w:cs="Times New Roman"/>
+        </w:rPr>
+      </w:pPr>
+    </w:p>
+    <w:p>
+      <w:pPr>
+        <w:spacing w:line="480" w:lineRule="auto"/>
+        <w:rPr>
+          <w:rFonts w:ascii="Times New Roman" w:hAnsi="Times New Roman" w:cs="Times New Roman"/>
+        </w:rPr>
+      </w:pPr>
+      <w:r>
+        <w:rPr>
+          <w:rFonts w:ascii="Times New Roman" w:hAnsi="Times New Roman" w:cs="Times New Roman"/>
+        </w:rPr>
+        <w:lastRenderedPageBreak/>
+        <w:t xml:space="preserve">Number of unique community states (nodes) </w:t>
+      </w:r>
+      <w:proofErr w:type="gramStart"/>
+      <w:r>
+        <w:rPr>
+          <w:rFonts w:ascii="Times New Roman" w:hAnsi="Times New Roman" w:cs="Times New Roman"/>
+        </w:rPr>
+        <w:t>in a given</w:t>
+      </w:r>
+      <w:proofErr w:type="gramEnd"/>
+      <w:r>
+        <w:rPr>
+          <w:rFonts w:ascii="Times New Roman" w:hAnsi="Times New Roman" w:cs="Times New Roman"/>
+        </w:rPr>
+        <w:t xml:space="preserve"> annual network at a pond as a function of the number of active species observed in the corresponding hear. The red line indicates the number of all possible unique states for a given number of species. Points indicate observed data at a given pond and year. The blue line indicates a second-order polynomial model fit to the data.</w:t>
+      </w:r>
+      <w:r>
+        <w:rPr>
+          <w:rFonts w:ascii="Times New Roman" w:hAnsi="Times New Roman" w:cs="Times New Roman"/>
+          <w:noProof/>
+        </w:rPr>
+        <w:drawing>
+          <wp:inline distT="0" distB="0" distL="0" distR="0" wp14:anchorId="62DABB4D" wp14:editId="45B0E130">
+            <wp:extent cx="5943600" cy="3283585"/>
+            <wp:effectExtent l="0" t="0" r="0" b="0"/>
+            <wp:docPr id="659881535" name="Picture 1" descr="A graph with a red line&#10;&#10;AI-generated content may be incorrect."/>
+            <wp:cNvGraphicFramePr>
+              <a:graphicFrameLocks xmlns:a="http://schemas.openxmlformats.org/drawingml/2006/main" noChangeAspect="1"/>
+            </wp:cNvGraphicFramePr>
+            <a:graphic xmlns:a="http://schemas.openxmlformats.org/drawingml/2006/main">
+              <a:graphicData uri="http://schemas.openxmlformats.org/drawingml/2006/picture">
+                <pic:pic xmlns:pic="http://schemas.openxmlformats.org/drawingml/2006/picture">
+                  <pic:nvPicPr>
+                    <pic:cNvPr id="659881535" name="Picture 1" descr="A graph with a red line&#10;&#10;AI-generated content may be incorrect."/>
+                    <pic:cNvPicPr/>
+                  </pic:nvPicPr>
+                  <pic:blipFill>
+                    <a:blip r:embed="rId27"/>
+                    <a:stretch>
+                      <a:fillRect/>
+                    </a:stretch>
+                  </pic:blipFill>
+                  <pic:spPr>
+                    <a:xfrm>
+                      <a:off x="0" y="0"/>
+                      <a:ext cx="5943600" cy="3283585"/>
+                    </a:xfrm>
+                    <a:prstGeom prst="rect">
+                      <a:avLst/>
+                    </a:prstGeom>
+                  </pic:spPr>
+                </pic:pic>
+              </a:graphicData>
+            </a:graphic>
+          </wp:inline>
+        </w:drawing>
+      </w:r>
+    </w:p>
     <w:sectPr>
       <w:pgSz w:w="12240" w:h="15840"/>
       <w:pgMar w:top="1440" w:right="1440" w:bottom="1440" w:left="1440" w:header="720" w:footer="720" w:gutter="0"/>
@@ -13761,39 +16901,7 @@
 
 <file path=word/comments.xml><?xml version="1.0" encoding="utf-8"?>
 <w:comments xmlns:wpc="http://schemas.microsoft.com/office/word/2010/wordprocessingCanvas" xmlns:cx="http://schemas.microsoft.com/office/drawing/2014/chartex" xmlns:cx1="http://schemas.microsoft.com/office/drawing/2015/9/8/chartex" xmlns:cx2="http://schemas.microsoft.com/office/drawing/2015/10/21/chartex" xmlns:cx3="http://schemas.microsoft.com/office/drawing/2016/5/9/chartex" xmlns:cx4="http://schemas.microsoft.com/office/drawing/2016/5/10/chartex" xmlns:cx5="http://schemas.microsoft.com/office/drawing/2016/5/11/chartex" xmlns:cx6="http://schemas.microsoft.com/office/drawing/2016/5/12/chartex" xmlns:cx7="http://schemas.microsoft.com/office/drawing/2016/5/13/chartex" xmlns:cx8="http://schemas.microsoft.com/office/drawing/2016/5/14/chartex" xmlns:mc="http://schemas.openxmlformats.org/markup-compatibility/2006" xmlns:aink="http://schemas.microsoft.com/office/drawing/2016/ink" xmlns:am3d="http://schemas.microsoft.com/office/drawing/2017/model3d" xmlns:o="urn:schemas-microsoft-com:office:office" xmlns:oel="http://schemas.microsoft.com/office/2019/extlst" xmlns:r="http://schemas.openxmlformats.org/officeDocument/2006/relationships" xmlns:m="http://schemas.openxmlformats.org/officeDocument/2006/math" xmlns:v="urn:schemas-microsoft-com:vml" xmlns:wp14="http://schemas.microsoft.com/office/word/2010/wordprocessingDrawing" xmlns:wp="http://schemas.openxmlformats.org/drawingml/2006/wordprocessingDrawing" xmlns:w10="urn:schemas-microsoft-com:office:word" xmlns:w="http://schemas.openxmlformats.org/wordprocessingml/2006/main" xmlns:w14="http://schemas.microsoft.com/office/word/2010/wordml" xmlns:w15="http://schemas.microsoft.com/office/word/2012/wordml" xmlns:w16cex="http://schemas.microsoft.com/office/word/2018/wordml/cex" xmlns:w16cid="http://schemas.microsoft.com/office/word/2016/wordml/cid" xmlns:w16="http://schemas.microsoft.com/office/word/2018/wordml" xmlns:w16du="http://schemas.microsoft.com/office/word/2023/wordml/word16du" xmlns:w16sdtdh="http://schemas.microsoft.com/office/word/2020/wordml/sdtdatahash" xmlns:w16sdtfl="http://schemas.microsoft.com/office/word/2024/wordml/sdtformatlock" xmlns:w16se="http://schemas.microsoft.com/office/word/2015/wordml/symex" xmlns:wpg="http://schemas.microsoft.com/office/word/2010/wordprocessingGroup" xmlns:wpi="http://schemas.microsoft.com/office/word/2010/wordprocessingInk" xmlns:wne="http://schemas.microsoft.com/office/word/2006/wordml" xmlns:wps="http://schemas.microsoft.com/office/word/2010/wordprocessingShape" mc:Ignorable="w14 w15 w16se w16cid w16 w16cex w16sdtdh w16sdtfl w16du wp14">
-  <w:comment w:id="0" w:author="Volker Rudolf" w:date="2025-11-04T13:19:00Z" w:initials="VR">
-    <w:p>
-      <w:pPr>
-        <w:pStyle w:val="CommentText"/>
-      </w:pPr>
-      <w:r>
-        <w:rPr>
-          <w:rStyle w:val="CommentReference"/>
-        </w:rPr>
-        <w:annotationRef/>
-      </w:r>
-      <w:r>
-        <w:t>Missing a take home message here...</w:t>
-      </w:r>
-    </w:p>
-  </w:comment>
-  <w:comment w:id="1" w:author="Volker Rudolf" w:date="2025-12-11T15:25:00Z" w:initials="VR">
-    <w:p>
-      <w:pPr>
-        <w:pStyle w:val="CommentText"/>
-      </w:pPr>
-      <w:r>
-        <w:rPr>
-          <w:rStyle w:val="CommentReference"/>
-        </w:rPr>
-        <w:annotationRef/>
-      </w:r>
-      <w:r>
-        <w:t>ALL IN THE TABLE</w:t>
-      </w:r>
-    </w:p>
-  </w:comment>
-  <w:comment w:id="2" w:author="Volker Rudolf" w:date="2025-11-05T10:12:00Z" w:initials="VR">
+  <w:comment w:id="0" w:author="Volker Rudolf" w:date="2025-11-05T10:12:00Z" w:initials="VR">
     <w:p>
       <w:pPr>
         <w:pStyle w:val="CommentText"/>
@@ -13820,7 +16928,7 @@
       </w:r>
     </w:p>
   </w:comment>
-  <w:comment w:id="3" w:author="Volker Rudolf" w:date="2025-12-11T17:13:00Z" w:initials="VR">
+  <w:comment w:id="1" w:author="Volker Rudolf" w:date="2025-12-17T16:35:00Z" w:initials="VR">
     <w:p>
       <w:pPr>
         <w:pStyle w:val="CommentText"/>
@@ -13832,35 +16940,11 @@
         <w:annotationRef/>
       </w:r>
       <w:r>
-        <w:t>Question, should I first talk about general node transition patterns, e.g. diversity of community states, duration of states, fact that they fit exponential distribution, how they scale with species diversity, correlation of duration and frequency etc?</w:t>
-      </w:r>
-    </w:p>
-    <w:p>
-      <w:pPr>
-        <w:pStyle w:val="CommentText"/>
-      </w:pPr>
-      <w:r>
-        <w:t>Also, should I have separate analysis that quantifies the effect of pond and cycle to test how much temporal structure varies across space and time? This would help emphasize how different these patterns are,...</w:t>
+        <w:t>This seems like a missing analysis. E.g. test how much of the differences in unique community states is driven by a loss of multi-species states, and how this is linked to duration of species phenologies. Missing analysis?</w:t>
       </w:r>
     </w:p>
   </w:comment>
-  <w:comment w:id="4" w:author="Volker Rudolf" w:date="2025-12-17T16:35:00Z" w:initials="VR">
-    <w:p>
-      <w:pPr>
-        <w:pStyle w:val="CommentText"/>
-      </w:pPr>
-      <w:r>
-        <w:rPr>
-          <w:rStyle w:val="CommentReference"/>
-        </w:rPr>
-        <w:annotationRef/>
-      </w:r>
-      <w:r>
-        <w:t>This seems like a missing analysis. E.g. test how much of the differences in unique community states is driven by a loss of multi-species states, and how this is linked to duration of species phenologies. Missing analysis?</w:t>
-      </w:r>
-    </w:p>
-  </w:comment>
-  <w:comment w:id="5" w:author="Volker Rudolf" w:date="2026-01-07T16:48:00Z" w:initials="VR">
+  <w:comment w:id="2" w:author="Volker Rudolf" w:date="2026-01-07T16:48:00Z" w:initials="VR">
     <w:p>
       <w:pPr>
         <w:pStyle w:val="CommentText"/>
@@ -13927,10 +17011,7 @@
 
 <file path=word/commentsExtended.xml><?xml version="1.0" encoding="utf-8"?>
 <w15:commentsEx xmlns:wpc="http://schemas.microsoft.com/office/word/2010/wordprocessingCanvas" xmlns:cx="http://schemas.microsoft.com/office/drawing/2014/chartex" xmlns:cx1="http://schemas.microsoft.com/office/drawing/2015/9/8/chartex" xmlns:cx2="http://schemas.microsoft.com/office/drawing/2015/10/21/chartex" xmlns:cx3="http://schemas.microsoft.com/office/drawing/2016/5/9/chartex" xmlns:cx4="http://schemas.microsoft.com/office/drawing/2016/5/10/chartex" xmlns:cx5="http://schemas.microsoft.com/office/drawing/2016/5/11/chartex" xmlns:cx6="http://schemas.microsoft.com/office/drawing/2016/5/12/chartex" xmlns:cx7="http://schemas.microsoft.com/office/drawing/2016/5/13/chartex" xmlns:cx8="http://schemas.microsoft.com/office/drawing/2016/5/14/chartex" xmlns:mc="http://schemas.openxmlformats.org/markup-compatibility/2006" xmlns:aink="http://schemas.microsoft.com/office/drawing/2016/ink" xmlns:am3d="http://schemas.microsoft.com/office/drawing/2017/model3d" xmlns:o="urn:schemas-microsoft-com:office:office" xmlns:oel="http://schemas.microsoft.com/office/2019/extlst" xmlns:r="http://schemas.openxmlformats.org/officeDocument/2006/relationships" xmlns:m="http://schemas.openxmlformats.org/officeDocument/2006/math" xmlns:v="urn:schemas-microsoft-com:vml" xmlns:wp14="http://schemas.microsoft.com/office/word/2010/wordprocessingDrawing" xmlns:wp="http://schemas.openxmlformats.org/drawingml/2006/wordprocessingDrawing" xmlns:w10="urn:schemas-microsoft-com:office:word" xmlns:w="http://schemas.openxmlformats.org/wordprocessingml/2006/main" xmlns:w14="http://schemas.microsoft.com/office/word/2010/wordml" xmlns:w15="http://schemas.microsoft.com/office/word/2012/wordml" xmlns:w16cex="http://schemas.microsoft.com/office/word/2018/wordml/cex" xmlns:w16cid="http://schemas.microsoft.com/office/word/2016/wordml/cid" xmlns:w16="http://schemas.microsoft.com/office/word/2018/wordml" xmlns:w16du="http://schemas.microsoft.com/office/word/2023/wordml/word16du" xmlns:w16sdtdh="http://schemas.microsoft.com/office/word/2020/wordml/sdtdatahash" xmlns:w16sdtfl="http://schemas.microsoft.com/office/word/2024/wordml/sdtformatlock" xmlns:w16se="http://schemas.microsoft.com/office/word/2015/wordml/symex" xmlns:wpg="http://schemas.microsoft.com/office/word/2010/wordprocessingGroup" xmlns:wpi="http://schemas.microsoft.com/office/word/2010/wordprocessingInk" xmlns:wne="http://schemas.microsoft.com/office/word/2006/wordml" xmlns:wps="http://schemas.microsoft.com/office/word/2010/wordprocessingShape" mc:Ignorable="w14 w15 w16se w16cid w16 w16cex w16sdtdh w16sdtfl w16du wp14">
-  <w15:commentEx w15:paraId="47D268E1" w15:done="0"/>
-  <w15:commentEx w15:paraId="2478F37B" w15:done="0"/>
   <w15:commentEx w15:paraId="167E4D40" w15:done="0"/>
-  <w15:commentEx w15:paraId="47117C85" w15:done="0"/>
   <w15:commentEx w15:paraId="0C647CD6" w15:done="0"/>
   <w15:commentEx w15:paraId="6EE71B23" w15:done="0"/>
 </w15:commentsEx>
@@ -13938,10 +17019,7 @@
 
 <file path=word/commentsExtensible.xml><?xml version="1.0" encoding="utf-8"?>
 <w16cex:commentsExtensible xmlns:wpc="http://schemas.microsoft.com/office/word/2010/wordprocessingCanvas" xmlns:cx="http://schemas.microsoft.com/office/drawing/2014/chartex" xmlns:cx1="http://schemas.microsoft.com/office/drawing/2015/9/8/chartex" xmlns:cx2="http://schemas.microsoft.com/office/drawing/2015/10/21/chartex" xmlns:cx3="http://schemas.microsoft.com/office/drawing/2016/5/9/chartex" xmlns:cx4="http://schemas.microsoft.com/office/drawing/2016/5/10/chartex" xmlns:cx5="http://schemas.microsoft.com/office/drawing/2016/5/11/chartex" xmlns:cx6="http://schemas.microsoft.com/office/drawing/2016/5/12/chartex" xmlns:cx7="http://schemas.microsoft.com/office/drawing/2016/5/13/chartex" xmlns:cx8="http://schemas.microsoft.com/office/drawing/2016/5/14/chartex" xmlns:cr="http://schemas.microsoft.com/office/comments/2020/reactions" xmlns:mc="http://schemas.openxmlformats.org/markup-compatibility/2006" xmlns:aink="http://schemas.microsoft.com/office/drawing/2016/ink" xmlns:am3d="http://schemas.microsoft.com/office/drawing/2017/model3d" xmlns:o="urn:schemas-microsoft-com:office:office" xmlns:oel="http://schemas.microsoft.com/office/2019/extlst" xmlns:r="http://schemas.openxmlformats.org/officeDocument/2006/relationships" xmlns:m="http://schemas.openxmlformats.org/officeDocument/2006/math" xmlns:v="urn:schemas-microsoft-com:vml" xmlns:wp14="http://schemas.microsoft.com/office/word/2010/wordprocessingDrawing" xmlns:wp="http://schemas.openxmlformats.org/drawingml/2006/wordprocessingDrawing" xmlns:w10="urn:schemas-microsoft-com:office:word" xmlns:w="http://schemas.openxmlformats.org/wordprocessingml/2006/main" xmlns:w14="http://schemas.microsoft.com/office/word/2010/wordml" xmlns:w15="http://schemas.microsoft.com/office/word/2012/wordml" xmlns:w16cex="http://schemas.microsoft.com/office/word/2018/wordml/cex" xmlns:w16cid="http://schemas.microsoft.com/office/word/2016/wordml/cid" xmlns:w16="http://schemas.microsoft.com/office/word/2018/wordml" xmlns:w16du="http://schemas.microsoft.com/office/word/2023/wordml/word16du" xmlns:w16sdtdh="http://schemas.microsoft.com/office/word/2020/wordml/sdtdatahash" xmlns:w16sdtfl="http://schemas.microsoft.com/office/word/2024/wordml/sdtformatlock" xmlns:w16se="http://schemas.microsoft.com/office/word/2015/wordml/symex" xmlns:wpg="http://schemas.microsoft.com/office/word/2010/wordprocessingGroup" xmlns:wpi="http://schemas.microsoft.com/office/word/2010/wordprocessingInk" xmlns:wne="http://schemas.microsoft.com/office/word/2006/wordml" xmlns:wps="http://schemas.microsoft.com/office/word/2010/wordprocessingShape" mc:Ignorable="w14 w15 w16se w16cid w16 w16cex w16sdtdh w16sdtfl cr w16du wp14">
-  <w16cex:commentExtensible w16cex:durableId="0663976E" w16cex:dateUtc="2025-11-04T19:19:00Z"/>
-  <w16cex:commentExtensible w16cex:durableId="3F776CFB" w16cex:dateUtc="2025-12-11T21:25:00Z"/>
   <w16cex:commentExtensible w16cex:durableId="33BDE223" w16cex:dateUtc="2025-11-05T16:12:00Z"/>
-  <w16cex:commentExtensible w16cex:durableId="78B8C934" w16cex:dateUtc="2025-12-11T23:13:00Z"/>
   <w16cex:commentExtensible w16cex:durableId="19A7627A" w16cex:dateUtc="2025-12-17T22:35:00Z"/>
   <w16cex:commentExtensible w16cex:durableId="60C706AF" w16cex:dateUtc="2026-01-07T22:48:00Z"/>
 </w16cex:commentsExtensible>
@@ -13949,10 +17027,7 @@
 
 <file path=word/commentsIds.xml><?xml version="1.0" encoding="utf-8"?>
 <w16cid:commentsIds xmlns:wpc="http://schemas.microsoft.com/office/word/2010/wordprocessingCanvas" xmlns:cx="http://schemas.microsoft.com/office/drawing/2014/chartex" xmlns:cx1="http://schemas.microsoft.com/office/drawing/2015/9/8/chartex" xmlns:cx2="http://schemas.microsoft.com/office/drawing/2015/10/21/chartex" xmlns:cx3="http://schemas.microsoft.com/office/drawing/2016/5/9/chartex" xmlns:cx4="http://schemas.microsoft.com/office/drawing/2016/5/10/chartex" xmlns:cx5="http://schemas.microsoft.com/office/drawing/2016/5/11/chartex" xmlns:cx6="http://schemas.microsoft.com/office/drawing/2016/5/12/chartex" xmlns:cx7="http://schemas.microsoft.com/office/drawing/2016/5/13/chartex" xmlns:cx8="http://schemas.microsoft.com/office/drawing/2016/5/14/chartex" xmlns:mc="http://schemas.openxmlformats.org/markup-compatibility/2006" xmlns:aink="http://schemas.microsoft.com/office/drawing/2016/ink" xmlns:am3d="http://schemas.microsoft.com/office/drawing/2017/model3d" xmlns:o="urn:schemas-microsoft-com:office:office" xmlns:oel="http://schemas.microsoft.com/office/2019/extlst" xmlns:r="http://schemas.openxmlformats.org/officeDocument/2006/relationships" xmlns:m="http://schemas.openxmlformats.org/officeDocument/2006/math" xmlns:v="urn:schemas-microsoft-com:vml" xmlns:wp14="http://schemas.microsoft.com/office/word/2010/wordprocessingDrawing" xmlns:wp="http://schemas.openxmlformats.org/drawingml/2006/wordprocessingDrawing" xmlns:w10="urn:schemas-microsoft-com:office:word" xmlns:w="http://schemas.openxmlformats.org/wordprocessingml/2006/main" xmlns:w14="http://schemas.microsoft.com/office/word/2010/wordml" xmlns:w15="http://schemas.microsoft.com/office/word/2012/wordml" xmlns:w16cex="http://schemas.microsoft.com/office/word/2018/wordml/cex" xmlns:w16cid="http://schemas.microsoft.com/office/word/2016/wordml/cid" xmlns:w16="http://schemas.microsoft.com/office/word/2018/wordml" xmlns:w16du="http://schemas.microsoft.com/office/word/2023/wordml/word16du" xmlns:w16sdtdh="http://schemas.microsoft.com/office/word/2020/wordml/sdtdatahash" xmlns:w16sdtfl="http://schemas.microsoft.com/office/word/2024/wordml/sdtformatlock" xmlns:w16se="http://schemas.microsoft.com/office/word/2015/wordml/symex" xmlns:wpg="http://schemas.microsoft.com/office/word/2010/wordprocessingGroup" xmlns:wpi="http://schemas.microsoft.com/office/word/2010/wordprocessingInk" xmlns:wne="http://schemas.microsoft.com/office/word/2006/wordml" xmlns:wps="http://schemas.microsoft.com/office/word/2010/wordprocessingShape" mc:Ignorable="w14 w15 w16se w16cid w16 w16cex w16sdtdh w16sdtfl w16du wp14">
-  <w16cid:commentId w16cid:paraId="47D268E1" w16cid:durableId="0663976E"/>
-  <w16cid:commentId w16cid:paraId="2478F37B" w16cid:durableId="3F776CFB"/>
   <w16cid:commentId w16cid:paraId="167E4D40" w16cid:durableId="33BDE223"/>
-  <w16cid:commentId w16cid:paraId="47117C85" w16cid:durableId="78B8C934"/>
   <w16cid:commentId w16cid:paraId="0C647CD6" w16cid:durableId="19A7627A"/>
   <w16cid:commentId w16cid:paraId="6EE71B23" w16cid:durableId="60C706AF"/>
 </w16cid:commentsIds>
@@ -14689,7 +17764,6 @@
   <w:style w:type="character" w:default="1" w:styleId="DefaultParagraphFont">
     <w:name w:val="Default Paragraph Font"/>
     <w:uiPriority w:val="1"/>
-    <w:semiHidden/>
     <w:unhideWhenUsed/>
   </w:style>
   <w:style w:type="table" w:default="1" w:styleId="TableNormal">

--- a/Climate effects on seasonal community transitions9-30.docx
+++ b/Climate effects on seasonal community transitions9-30.docx
@@ -2528,19 +2528,19 @@
         <w:rPr>
           <w:rFonts w:ascii="Times New Roman" w:hAnsi="Times New Roman" w:cs="Times New Roman"/>
         </w:rPr>
-        <w:t xml:space="preserve">requires long-term </w:t>
-      </w:r>
-      <w:r>
-        <w:rPr>
-          <w:rFonts w:ascii="Times New Roman" w:hAnsi="Times New Roman" w:cs="Times New Roman"/>
-        </w:rPr>
-        <w:t xml:space="preserve">community </w:t>
-      </w:r>
-      <w:r>
-        <w:rPr>
-          <w:rFonts w:ascii="Times New Roman" w:hAnsi="Times New Roman" w:cs="Times New Roman"/>
-        </w:rPr>
-        <w:t xml:space="preserve">data sets with </w:t>
+        <w:t xml:space="preserve">requires long-term data sets </w:t>
+      </w:r>
+      <w:r>
+        <w:rPr>
+          <w:rFonts w:ascii="Times New Roman" w:hAnsi="Times New Roman" w:cs="Times New Roman"/>
+        </w:rPr>
+        <w:t xml:space="preserve">on multiple communities </w:t>
+      </w:r>
+      <w:r>
+        <w:rPr>
+          <w:rFonts w:ascii="Times New Roman" w:hAnsi="Times New Roman" w:cs="Times New Roman"/>
+        </w:rPr>
+        <w:t xml:space="preserve">with </w:t>
       </w:r>
       <w:r>
         <w:rPr>
@@ -2576,7 +2576,7 @@
         <w:rPr>
           <w:rFonts w:ascii="Times New Roman" w:hAnsi="Times New Roman" w:cs="Times New Roman"/>
         </w:rPr>
-        <w:t xml:space="preserve">.  </w:t>
+        <w:t xml:space="preserve">. </w:t>
       </w:r>
       <w:r>
         <w:rPr>
@@ -4493,59 +4493,53 @@
           <w:i/>
           <w:iCs/>
         </w:rPr>
-        <w:t xml:space="preserve">Acris </w:t>
-      </w:r>
-      <w:proofErr w:type="spellStart"/>
+        <w:t>Acris crepitans</w:t>
+      </w:r>
+      <w:r>
+        <w:rPr>
+          <w:rFonts w:ascii="Times New Roman" w:hAnsi="Times New Roman" w:cs="Times New Roman"/>
+        </w:rPr>
+        <w:t xml:space="preserve">, </w:t>
+      </w:r>
       <w:r>
         <w:rPr>
           <w:rFonts w:ascii="Times New Roman" w:hAnsi="Times New Roman" w:cs="Times New Roman"/>
           <w:i/>
           <w:iCs/>
         </w:rPr>
-        <w:t>crepitans</w:t>
-      </w:r>
-      <w:proofErr w:type="spellEnd"/>
-      <w:r>
-        <w:rPr>
-          <w:rFonts w:ascii="Times New Roman" w:hAnsi="Times New Roman" w:cs="Times New Roman"/>
-        </w:rPr>
-        <w:t xml:space="preserve">, </w:t>
-      </w:r>
-      <w:proofErr w:type="spellStart"/>
+        <w:t xml:space="preserve">Gastrophryne caroliensis, </w:t>
+      </w:r>
       <w:r>
         <w:rPr>
           <w:rFonts w:ascii="Times New Roman" w:hAnsi="Times New Roman" w:cs="Times New Roman"/>
           <w:i/>
           <w:iCs/>
         </w:rPr>
-        <w:t>Gastrophryne</w:t>
-      </w:r>
-      <w:proofErr w:type="spellEnd"/>
+        <w:t>Hyla versicolor, Hyla cineri</w:t>
+      </w:r>
       <w:r>
         <w:rPr>
           <w:rFonts w:ascii="Times New Roman" w:hAnsi="Times New Roman" w:cs="Times New Roman"/>
           <w:i/>
           <w:iCs/>
         </w:rPr>
-        <w:t xml:space="preserve"> </w:t>
-      </w:r>
-      <w:proofErr w:type="spellStart"/>
+        <w:t>a</w:t>
+      </w:r>
       <w:r>
         <w:rPr>
           <w:rFonts w:ascii="Times New Roman" w:hAnsi="Times New Roman" w:cs="Times New Roman"/>
           <w:i/>
           <w:iCs/>
         </w:rPr>
-        <w:t>caroliensis</w:t>
-      </w:r>
-      <w:proofErr w:type="spellEnd"/>
+        <w:t xml:space="preserve">, Incilius (Bufo) valliceps, Anaxyrus (Bufo) </w:t>
+      </w:r>
       <w:r>
         <w:rPr>
           <w:rFonts w:ascii="Times New Roman" w:hAnsi="Times New Roman" w:cs="Times New Roman"/>
           <w:i/>
           <w:iCs/>
         </w:rPr>
-        <w:t xml:space="preserve">, </w:t>
+        <w:t>w</w:t>
       </w:r>
       <w:r>
         <w:rPr>
@@ -4553,184 +4547,22 @@
           <w:i/>
           <w:iCs/>
         </w:rPr>
-        <w:t xml:space="preserve">Hyla versicolor, Hyla </w:t>
-      </w:r>
-      <w:proofErr w:type="spellStart"/>
+        <w:t>oodhousii</w:t>
+      </w:r>
+      <w:r>
+        <w:rPr>
+          <w:rFonts w:ascii="Times New Roman" w:hAnsi="Times New Roman" w:cs="Times New Roman"/>
+        </w:rPr>
+        <w:t xml:space="preserve">, </w:t>
+      </w:r>
       <w:r>
         <w:rPr>
           <w:rFonts w:ascii="Times New Roman" w:hAnsi="Times New Roman" w:cs="Times New Roman"/>
           <w:i/>
           <w:iCs/>
         </w:rPr>
-        <w:t>cineri</w:t>
-      </w:r>
-      <w:r>
-        <w:rPr>
-          <w:rFonts w:ascii="Times New Roman" w:hAnsi="Times New Roman" w:cs="Times New Roman"/>
-          <w:i/>
-          <w:iCs/>
-        </w:rPr>
-        <w:t>a</w:t>
-      </w:r>
-      <w:proofErr w:type="spellEnd"/>
-      <w:r>
-        <w:rPr>
-          <w:rFonts w:ascii="Times New Roman" w:hAnsi="Times New Roman" w:cs="Times New Roman"/>
-          <w:i/>
-          <w:iCs/>
-        </w:rPr>
-        <w:t xml:space="preserve">, </w:t>
-      </w:r>
-      <w:proofErr w:type="spellStart"/>
-      <w:r>
-        <w:rPr>
-          <w:rFonts w:ascii="Times New Roman" w:hAnsi="Times New Roman" w:cs="Times New Roman"/>
-          <w:i/>
-          <w:iCs/>
-        </w:rPr>
-        <w:t>Incilius</w:t>
-      </w:r>
-      <w:proofErr w:type="spellEnd"/>
-      <w:r>
-        <w:rPr>
-          <w:rFonts w:ascii="Times New Roman" w:hAnsi="Times New Roman" w:cs="Times New Roman"/>
-          <w:i/>
-          <w:iCs/>
-        </w:rPr>
-        <w:t xml:space="preserve"> (Bufo) </w:t>
-      </w:r>
-      <w:proofErr w:type="spellStart"/>
-      <w:r>
-        <w:rPr>
-          <w:rFonts w:ascii="Times New Roman" w:hAnsi="Times New Roman" w:cs="Times New Roman"/>
-          <w:i/>
-          <w:iCs/>
-        </w:rPr>
-        <w:t>valliceps</w:t>
-      </w:r>
-      <w:proofErr w:type="spellEnd"/>
-      <w:r>
-        <w:rPr>
-          <w:rFonts w:ascii="Times New Roman" w:hAnsi="Times New Roman" w:cs="Times New Roman"/>
-          <w:i/>
-          <w:iCs/>
-        </w:rPr>
-        <w:t xml:space="preserve">, </w:t>
-      </w:r>
-      <w:proofErr w:type="spellStart"/>
-      <w:r>
-        <w:rPr>
-          <w:rFonts w:ascii="Times New Roman" w:hAnsi="Times New Roman" w:cs="Times New Roman"/>
-          <w:i/>
-          <w:iCs/>
-        </w:rPr>
-        <w:t>Anaxyrus</w:t>
-      </w:r>
-      <w:proofErr w:type="spellEnd"/>
-      <w:r>
-        <w:rPr>
-          <w:rFonts w:ascii="Times New Roman" w:hAnsi="Times New Roman" w:cs="Times New Roman"/>
-          <w:i/>
-          <w:iCs/>
-        </w:rPr>
-        <w:t xml:space="preserve"> (Bufo) </w:t>
-      </w:r>
-      <w:proofErr w:type="spellStart"/>
-      <w:r>
-        <w:rPr>
-          <w:rFonts w:ascii="Times New Roman" w:hAnsi="Times New Roman" w:cs="Times New Roman"/>
-          <w:i/>
-          <w:iCs/>
-        </w:rPr>
-        <w:t>w</w:t>
-      </w:r>
-      <w:r>
-        <w:rPr>
-          <w:rFonts w:ascii="Times New Roman" w:hAnsi="Times New Roman" w:cs="Times New Roman"/>
-          <w:i/>
-          <w:iCs/>
-        </w:rPr>
-        <w:t>oodhousii</w:t>
-      </w:r>
-      <w:proofErr w:type="spellEnd"/>
-      <w:r>
-        <w:rPr>
-          <w:rFonts w:ascii="Times New Roman" w:hAnsi="Times New Roman" w:cs="Times New Roman"/>
-        </w:rPr>
-        <w:t xml:space="preserve">, </w:t>
-      </w:r>
-      <w:r>
-        <w:rPr>
-          <w:rFonts w:ascii="Times New Roman" w:hAnsi="Times New Roman" w:cs="Times New Roman"/>
-          <w:i/>
-          <w:iCs/>
-        </w:rPr>
-        <w:t xml:space="preserve">Lithobates </w:t>
-      </w:r>
-      <w:proofErr w:type="spellStart"/>
-      <w:r>
-        <w:rPr>
-          <w:rFonts w:ascii="Times New Roman" w:hAnsi="Times New Roman" w:cs="Times New Roman"/>
-          <w:i/>
-          <w:iCs/>
-        </w:rPr>
-        <w:t>catesbeiana</w:t>
-      </w:r>
-      <w:proofErr w:type="spellEnd"/>
-      <w:r>
-        <w:rPr>
-          <w:rFonts w:ascii="Times New Roman" w:hAnsi="Times New Roman" w:cs="Times New Roman"/>
-          <w:i/>
-          <w:iCs/>
-        </w:rPr>
-        <w:t xml:space="preserve"> Lithobates </w:t>
-      </w:r>
-      <w:proofErr w:type="spellStart"/>
-      <w:r>
-        <w:rPr>
-          <w:rFonts w:ascii="Times New Roman" w:hAnsi="Times New Roman" w:cs="Times New Roman"/>
-          <w:i/>
-          <w:iCs/>
-        </w:rPr>
-        <w:t>clamitans</w:t>
-      </w:r>
-      <w:proofErr w:type="spellEnd"/>
-      <w:r>
-        <w:rPr>
-          <w:rFonts w:ascii="Times New Roman" w:hAnsi="Times New Roman" w:cs="Times New Roman"/>
-          <w:i/>
-          <w:iCs/>
-        </w:rPr>
-        <w:t xml:space="preserve">, Lithobates </w:t>
-      </w:r>
-      <w:proofErr w:type="spellStart"/>
-      <w:r>
-        <w:rPr>
-          <w:rFonts w:ascii="Times New Roman" w:hAnsi="Times New Roman" w:cs="Times New Roman"/>
-          <w:i/>
-          <w:iCs/>
-        </w:rPr>
-        <w:t>sphenocephala</w:t>
-      </w:r>
-      <w:proofErr w:type="spellEnd"/>
-      <w:r>
-        <w:rPr>
-          <w:rFonts w:ascii="Times New Roman" w:hAnsi="Times New Roman" w:cs="Times New Roman"/>
-          <w:i/>
-          <w:iCs/>
-        </w:rPr>
-        <w:t xml:space="preserve">, Lithobates palustris, Pseudacris crucifer, Pseudacris </w:t>
-      </w:r>
-      <w:proofErr w:type="spellStart"/>
-      <w:r>
-        <w:rPr>
-          <w:rFonts w:ascii="Times New Roman" w:hAnsi="Times New Roman" w:cs="Times New Roman"/>
-          <w:i/>
-          <w:iCs/>
-        </w:rPr>
-        <w:t>triseriata</w:t>
-      </w:r>
-      <w:proofErr w:type="spellEnd"/>
+        <w:t>Lithobates catesbeiana Lithobates clamitans, Lithobates sphenocephala, Lithobates palustris, Pseudacris crucifer, Pseudacris triseriata</w:t>
+      </w:r>
       <w:r>
         <w:rPr>
           <w:rFonts w:ascii="Times New Roman" w:hAnsi="Times New Roman" w:cs="Times New Roman"/>
@@ -4938,35 +4770,7 @@
         <w:rPr>
           <w:rFonts w:ascii="Times New Roman" w:hAnsi="Times New Roman" w:cs="Times New Roman"/>
         </w:rPr>
-        <w:t>), including daily precipitation (mm), and daily maximum (</w:t>
-      </w:r>
-      <w:proofErr w:type="spellStart"/>
-      <w:r>
-        <w:rPr>
-          <w:rFonts w:ascii="Times New Roman" w:hAnsi="Times New Roman" w:cs="Times New Roman"/>
-        </w:rPr>
-        <w:t>Tmax</w:t>
-      </w:r>
-      <w:proofErr w:type="spellEnd"/>
-      <w:r>
-        <w:rPr>
-          <w:rFonts w:ascii="Times New Roman" w:hAnsi="Times New Roman" w:cs="Times New Roman"/>
-        </w:rPr>
-        <w:t>) and minimum (</w:t>
-      </w:r>
-      <w:proofErr w:type="spellStart"/>
-      <w:r>
-        <w:rPr>
-          <w:rFonts w:ascii="Times New Roman" w:hAnsi="Times New Roman" w:cs="Times New Roman"/>
-        </w:rPr>
-        <w:t>Tmin</w:t>
-      </w:r>
-      <w:proofErr w:type="spellEnd"/>
-      <w:r>
-        <w:rPr>
-          <w:rFonts w:ascii="Times New Roman" w:hAnsi="Times New Roman" w:cs="Times New Roman"/>
-        </w:rPr>
-        <w:t xml:space="preserve">) temperature. In addition, we obtained </w:t>
+        <w:t xml:space="preserve">), including daily precipitation (mm), and daily maximum (Tmax) and minimum (Tmin) temperature. In addition, we obtained </w:t>
       </w:r>
       <w:r>
         <w:rPr>
@@ -5148,109 +4952,37 @@
         <w:rPr>
           <w:rFonts w:ascii="Times New Roman" w:hAnsi="Times New Roman" w:cs="Times New Roman"/>
         </w:rPr>
-        <w:t>average highest and lowest daily temperature (</w:t>
-      </w:r>
-      <w:proofErr w:type="spellStart"/>
-      <w:r>
-        <w:rPr>
-          <w:rFonts w:ascii="Times New Roman" w:hAnsi="Times New Roman" w:cs="Times New Roman"/>
-        </w:rPr>
-        <w:t>meanTmax</w:t>
-      </w:r>
-      <w:proofErr w:type="spellEnd"/>
+        <w:t xml:space="preserve">average highest and lowest daily temperature (meanTmax, meanTmin), </w:t>
+      </w:r>
+      <w:r>
+        <w:rPr>
+          <w:rFonts w:ascii="Times New Roman" w:hAnsi="Times New Roman" w:cs="Times New Roman"/>
+        </w:rPr>
+        <w:t>the sum of extreme hot days (</w:t>
+      </w:r>
+      <w:r>
+        <w:rPr>
+          <w:rFonts w:ascii="Times New Roman" w:hAnsi="Times New Roman" w:cs="Times New Roman"/>
+        </w:rPr>
+        <w:t>HotDays</w:t>
+      </w:r>
       <w:r>
         <w:rPr>
           <w:rFonts w:ascii="Times New Roman" w:hAnsi="Times New Roman" w:cs="Times New Roman"/>
         </w:rPr>
         <w:t xml:space="preserve">, </w:t>
       </w:r>
-      <w:proofErr w:type="spellStart"/>
-      <w:r>
-        <w:rPr>
-          <w:rFonts w:ascii="Times New Roman" w:hAnsi="Times New Roman" w:cs="Times New Roman"/>
-        </w:rPr>
-        <w:t>meanTmin</w:t>
-      </w:r>
-      <w:proofErr w:type="spellEnd"/>
-      <w:r>
-        <w:rPr>
-          <w:rFonts w:ascii="Times New Roman" w:hAnsi="Times New Roman" w:cs="Times New Roman"/>
-        </w:rPr>
-        <w:t xml:space="preserve">), </w:t>
-      </w:r>
-      <w:r>
-        <w:rPr>
-          <w:rFonts w:ascii="Times New Roman" w:hAnsi="Times New Roman" w:cs="Times New Roman"/>
-        </w:rPr>
-        <w:t>the sum of extreme hot days (</w:t>
-      </w:r>
-      <w:proofErr w:type="spellStart"/>
-      <w:r>
-        <w:rPr>
-          <w:rFonts w:ascii="Times New Roman" w:hAnsi="Times New Roman" w:cs="Times New Roman"/>
-        </w:rPr>
-        <w:t>HotDays</w:t>
-      </w:r>
-      <w:proofErr w:type="spellEnd"/>
-      <w:r>
-        <w:rPr>
-          <w:rFonts w:ascii="Times New Roman" w:hAnsi="Times New Roman" w:cs="Times New Roman"/>
-        </w:rPr>
-        <w:t xml:space="preserve">, </w:t>
-      </w:r>
-      <w:r>
-        <w:rPr>
-          <w:rFonts w:ascii="Times New Roman" w:hAnsi="Times New Roman" w:cs="Times New Roman"/>
-        </w:rPr>
-        <w:t xml:space="preserve">i.e. daily </w:t>
-      </w:r>
-      <w:proofErr w:type="spellStart"/>
-      <w:r>
-        <w:rPr>
-          <w:rFonts w:ascii="Times New Roman" w:hAnsi="Times New Roman" w:cs="Times New Roman"/>
-        </w:rPr>
-        <w:t>Tmax</w:t>
-      </w:r>
-      <w:proofErr w:type="spellEnd"/>
-      <w:r>
-        <w:rPr>
-          <w:rFonts w:ascii="Times New Roman" w:hAnsi="Times New Roman" w:cs="Times New Roman"/>
-        </w:rPr>
-        <w:t xml:space="preserve"> &gt; 35ºC)</w:t>
-      </w:r>
-      <w:r>
-        <w:rPr>
-          <w:rFonts w:ascii="Times New Roman" w:hAnsi="Times New Roman" w:cs="Times New Roman"/>
-        </w:rPr>
-        <w:t>, average daily precipitation (</w:t>
-      </w:r>
-      <w:proofErr w:type="spellStart"/>
-      <w:r>
-        <w:rPr>
-          <w:rFonts w:ascii="Times New Roman" w:hAnsi="Times New Roman" w:cs="Times New Roman"/>
-        </w:rPr>
-        <w:t>meanPrec</w:t>
-      </w:r>
-      <w:proofErr w:type="spellEnd"/>
-      <w:r>
-        <w:rPr>
-          <w:rFonts w:ascii="Times New Roman" w:hAnsi="Times New Roman" w:cs="Times New Roman"/>
-        </w:rPr>
-        <w:t>), the burstiness of daily rainfall (</w:t>
-      </w:r>
-      <w:proofErr w:type="spellStart"/>
-      <w:r>
-        <w:rPr>
-          <w:rFonts w:ascii="Times New Roman" w:hAnsi="Times New Roman" w:cs="Times New Roman"/>
-        </w:rPr>
-        <w:t>BurstRain</w:t>
-      </w:r>
-      <w:proofErr w:type="spellEnd"/>
-      <w:r>
-        <w:rPr>
-          <w:rFonts w:ascii="Times New Roman" w:hAnsi="Times New Roman" w:cs="Times New Roman"/>
-        </w:rPr>
-        <w:t>) to capture variation in the number of days between rainfall events, and cumulative number of days without rain</w:t>
+      <w:r>
+        <w:rPr>
+          <w:rFonts w:ascii="Times New Roman" w:hAnsi="Times New Roman" w:cs="Times New Roman"/>
+        </w:rPr>
+        <w:t>i.e. daily Tmax &gt; 35ºC)</w:t>
+      </w:r>
+      <w:r>
+        <w:rPr>
+          <w:rFonts w:ascii="Times New Roman" w:hAnsi="Times New Roman" w:cs="Times New Roman"/>
+        </w:rPr>
+        <w:t>, average daily precipitation (meanPrec), the burstiness of daily rainfall (BurstRain) to capture variation in the number of days between rainfall events, and cumulative number of days without rain</w:t>
       </w:r>
       <w:r>
         <w:rPr>
@@ -5298,21 +5030,7 @@
         <w:rPr>
           <w:rFonts w:ascii="Times New Roman" w:hAnsi="Times New Roman" w:cs="Times New Roman"/>
         </w:rPr>
-        <w:t>(</w:t>
-      </w:r>
-      <w:proofErr w:type="spellStart"/>
-      <w:r>
-        <w:rPr>
-          <w:rFonts w:ascii="Times New Roman" w:hAnsi="Times New Roman" w:cs="Times New Roman"/>
-        </w:rPr>
-        <w:t>meanTmin</w:t>
-      </w:r>
-      <w:proofErr w:type="spellEnd"/>
-      <w:r>
-        <w:rPr>
-          <w:rFonts w:ascii="Times New Roman" w:hAnsi="Times New Roman" w:cs="Times New Roman"/>
-        </w:rPr>
-        <w:t xml:space="preserve">) and </w:t>
+        <w:t xml:space="preserve">(meanTmin) and </w:t>
       </w:r>
       <w:r>
         <w:rPr>
@@ -5324,21 +5042,7 @@
         <w:rPr>
           <w:rFonts w:ascii="Times New Roman" w:hAnsi="Times New Roman" w:cs="Times New Roman"/>
         </w:rPr>
-        <w:t>(</w:t>
-      </w:r>
-      <w:proofErr w:type="spellStart"/>
-      <w:r>
-        <w:rPr>
-          <w:rFonts w:ascii="Times New Roman" w:hAnsi="Times New Roman" w:cs="Times New Roman"/>
-        </w:rPr>
-        <w:t>meanTmax</w:t>
-      </w:r>
-      <w:proofErr w:type="spellEnd"/>
-      <w:r>
-        <w:rPr>
-          <w:rFonts w:ascii="Times New Roman" w:hAnsi="Times New Roman" w:cs="Times New Roman"/>
-        </w:rPr>
-        <w:t xml:space="preserve">) </w:t>
+        <w:t xml:space="preserve">(meanTmax) </w:t>
       </w:r>
       <w:r>
         <w:rPr>
@@ -5453,49 +5157,7 @@
         <w:rPr>
           <w:rFonts w:ascii="Times New Roman" w:hAnsi="Times New Roman" w:cs="Times New Roman"/>
         </w:rPr>
-        <w:t xml:space="preserve">versus precipitation: extreme hot years (years with 1 SD above the average mean </w:t>
-      </w:r>
-      <w:proofErr w:type="spellStart"/>
-      <w:r>
-        <w:rPr>
-          <w:rFonts w:ascii="Times New Roman" w:hAnsi="Times New Roman" w:cs="Times New Roman"/>
-        </w:rPr>
-        <w:t>Tmax</w:t>
-      </w:r>
-      <w:proofErr w:type="spellEnd"/>
-      <w:r>
-        <w:rPr>
-          <w:rFonts w:ascii="Times New Roman" w:hAnsi="Times New Roman" w:cs="Times New Roman"/>
-        </w:rPr>
-        <w:t xml:space="preserve"> or </w:t>
-      </w:r>
-      <w:proofErr w:type="spellStart"/>
-      <w:r>
-        <w:rPr>
-          <w:rFonts w:ascii="Times New Roman" w:hAnsi="Times New Roman" w:cs="Times New Roman"/>
-        </w:rPr>
-        <w:t>HotDays</w:t>
-      </w:r>
-      <w:proofErr w:type="spellEnd"/>
-      <w:r>
-        <w:rPr>
-          <w:rFonts w:ascii="Times New Roman" w:hAnsi="Times New Roman" w:cs="Times New Roman"/>
-        </w:rPr>
-        <w:t xml:space="preserve">) and extreme dry years (years with 1 SD below the average </w:t>
-      </w:r>
-      <w:proofErr w:type="spellStart"/>
-      <w:r>
-        <w:rPr>
-          <w:rFonts w:ascii="Times New Roman" w:hAnsi="Times New Roman" w:cs="Times New Roman"/>
-        </w:rPr>
-        <w:t>meanPrec</w:t>
-      </w:r>
-      <w:proofErr w:type="spellEnd"/>
-      <w:r>
-        <w:rPr>
-          <w:rFonts w:ascii="Times New Roman" w:hAnsi="Times New Roman" w:cs="Times New Roman"/>
-        </w:rPr>
-        <w:t xml:space="preserve"> or above the average number of DaysNoRain</w:t>
+        <w:t>versus precipitation: extreme hot years (years with 1 SD above the average mean Tmax or HotDays) and extreme dry years (years with 1 SD below the average meanPrec or above the average number of DaysNoRain</w:t>
       </w:r>
       <w:r>
         <w:rPr>
@@ -6749,7 +6411,7 @@
         <mc:AlternateContent>
           <mc:Choice Requires="wpg">
             <w:drawing>
-              <wp:anchor distT="0" distB="0" distL="114300" distR="114300" simplePos="0" relativeHeight="251662336" behindDoc="0" locked="0" layoutInCell="1" allowOverlap="1" wp14:anchorId="31B94C07" wp14:editId="21F92B21">
+              <wp:anchor distT="0" distB="0" distL="114300" distR="114300" simplePos="0" relativeHeight="251662336" behindDoc="0" locked="0" layoutInCell="1" allowOverlap="1" wp14:anchorId="31B94C07" wp14:editId="760EBDBC">
                 <wp:simplePos x="0" y="0"/>
                 <wp:positionH relativeFrom="column">
                   <wp:posOffset>0</wp:posOffset>
@@ -6840,7 +6502,7 @@
           </mc:Choice>
           <mc:Fallback>
             <w:pict>
-              <v:group w14:anchorId="4D101E7C" id="Group 1" o:spid="_x0000_s1026" style="position:absolute;margin-left:0;margin-top:208.25pt;width:469.3pt;height:438.75pt;z-index:251662336" coordsize="59601,55721" o:gfxdata="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">
+              <v:group w14:anchorId="647B7EC6" id="Group 1" o:spid="_x0000_s1026" style="position:absolute;margin-left:0;margin-top:208.25pt;width:469.3pt;height:438.75pt;z-index:251662336" coordsize="59601,55721" o:gfxdata="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">
                 <v:shapetype id="_x0000_t75" coordsize="21600,21600" o:spt="75" o:preferrelative="t" path="m@4@5l@4@11@9@11@9@5xe" filled="f" stroked="f">
                   <v:stroke joinstyle="miter"/>
                   <v:formulas>
@@ -6861,10 +6523,10 @@
                   <o:lock v:ext="edit" aspectratio="t"/>
                 </v:shapetype>
                 <v:shape id="Picture 1" o:spid="_x0000_s1027" type="#_x0000_t75" alt="A diagram of a graph&#10;&#10;AI-generated content may be incorrect." style="position:absolute;width:55721;height:55721;visibility:visible;mso-wrap-style:square" o:gfxdata="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">
-                  <v:imagedata r:id="rId11" o:title="A diagram of a graph&#10;&#10;AI-generated content may be incorrect"/>
+                  <v:imagedata r:id="rId7" o:title="A diagram of a graph&#10;&#10;AI-generated content may be incorrect"/>
                 </v:shape>
                 <v:shape id="Picture 2" o:spid="_x0000_s1028" type="#_x0000_t75" alt="A diagram of the weather conditions&#10;&#10;AI-generated content may be incorrect." style="position:absolute;left:34169;top:21656;width:25432;height:25432;visibility:visible;mso-wrap-style:square" o:gfxdata="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">
-                  <v:imagedata r:id="rId12" o:title="A diagram of the weather conditions&#10;&#10;AI-generated content may be incorrect"/>
+                  <v:imagedata r:id="rId8" o:title="A diagram of the weather conditions&#10;&#10;AI-generated content may be incorrect"/>
                 </v:shape>
                 <w10:wrap type="square"/>
               </v:group>
@@ -7135,21 +6797,7 @@
         <w:rPr>
           <w:rFonts w:ascii="Times New Roman" w:hAnsi="Times New Roman" w:cs="Times New Roman"/>
         </w:rPr>
-        <w:t xml:space="preserve"> Markov transition network, where each link between nodes is directed and </w:t>
-      </w:r>
-      <w:proofErr w:type="gramStart"/>
-      <w:r>
-        <w:rPr>
-          <w:rFonts w:ascii="Times New Roman" w:hAnsi="Times New Roman" w:cs="Times New Roman"/>
-        </w:rPr>
-        <w:t>weighted</w:t>
-      </w:r>
-      <w:proofErr w:type="gramEnd"/>
-      <w:r>
-        <w:rPr>
-          <w:rFonts w:ascii="Times New Roman" w:hAnsi="Times New Roman" w:cs="Times New Roman"/>
-        </w:rPr>
-        <w:t xml:space="preserve"> by the frequency of its occurrence</w:t>
+        <w:t xml:space="preserve"> Markov transition network, where each link between nodes is directed and weighted by the frequency of its occurrence</w:t>
       </w:r>
       <w:r>
         <w:rPr>
@@ -7360,7 +7008,7 @@
                     <pic:cNvPicPr/>
                   </pic:nvPicPr>
                   <pic:blipFill>
-                    <a:blip r:embed="rId13" cstate="print">
+                    <a:blip r:embed="rId9" cstate="print">
                       <a:extLst>
                         <a:ext uri="{28A0092B-C50C-407E-A947-70E740481C1C}">
                           <a14:useLocalDpi xmlns:a14="http://schemas.microsoft.com/office/drawing/2010/main" val="0"/>
@@ -7396,21 +7044,7 @@
         <w:rPr>
           <w:rFonts w:ascii="Times New Roman" w:hAnsi="Times New Roman" w:cs="Times New Roman"/>
         </w:rPr>
-        <w:t xml:space="preserve">structure of </w:t>
-      </w:r>
-      <w:proofErr w:type="gramStart"/>
-      <w:r>
-        <w:rPr>
-          <w:rFonts w:ascii="Times New Roman" w:hAnsi="Times New Roman" w:cs="Times New Roman"/>
-        </w:rPr>
-        <w:t>communities</w:t>
-      </w:r>
-      <w:proofErr w:type="gramEnd"/>
-      <w:r>
-        <w:rPr>
-          <w:rFonts w:ascii="Times New Roman" w:hAnsi="Times New Roman" w:cs="Times New Roman"/>
-        </w:rPr>
-        <w:t xml:space="preserve"> changes over a cycle at a given site and year.</w:t>
+        <w:t>structure of communities changes over a cycle at a given site and year.</w:t>
       </w:r>
       <w:r>
         <w:rPr>
@@ -7791,21 +7425,7 @@
         <w:rPr>
           <w:rFonts w:ascii="Times New Roman" w:hAnsi="Times New Roman" w:cs="Times New Roman"/>
         </w:rPr>
-        <w:t xml:space="preserve"> to improve model </w:t>
-      </w:r>
-      <w:proofErr w:type="gramStart"/>
-      <w:r>
-        <w:rPr>
-          <w:rFonts w:ascii="Times New Roman" w:hAnsi="Times New Roman" w:cs="Times New Roman"/>
-        </w:rPr>
-        <w:t>fit</w:t>
-      </w:r>
-      <w:proofErr w:type="gramEnd"/>
-      <w:r>
-        <w:rPr>
-          <w:rFonts w:ascii="Times New Roman" w:hAnsi="Times New Roman" w:cs="Times New Roman"/>
-        </w:rPr>
-        <w:t xml:space="preserve"> and error distribution assumptions. </w:t>
+        <w:t xml:space="preserve"> to improve model fit and error distribution assumptions. </w:t>
       </w:r>
     </w:p>
     <w:p>
@@ -7918,7 +7538,104 @@
         <w:rPr>
           <w:rFonts w:ascii="Times New Roman" w:hAnsi="Times New Roman" w:cs="Times New Roman"/>
         </w:rPr>
-        <w:t>The seasonal structure of communities varied substantially over time and across the different local pond communities</w:t>
+        <w:t xml:space="preserve">The 192 </w:t>
+      </w:r>
+      <w:r>
+        <w:rPr>
+          <w:rFonts w:ascii="Times New Roman" w:hAnsi="Times New Roman" w:cs="Times New Roman"/>
+        </w:rPr>
+        <w:t>different communities</w:t>
+      </w:r>
+      <w:r>
+        <w:rPr>
+          <w:rFonts w:ascii="Times New Roman" w:hAnsi="Times New Roman" w:cs="Times New Roman"/>
+        </w:rPr>
+        <w:t xml:space="preserve"> </w:t>
+      </w:r>
+      <w:r>
+        <w:rPr>
+          <w:rFonts w:ascii="Times New Roman" w:hAnsi="Times New Roman" w:cs="Times New Roman"/>
+        </w:rPr>
+        <w:t xml:space="preserve">showed a highly dynamic seasonal community structure, going through </w:t>
+      </w:r>
+      <w:r>
+        <w:rPr>
+          <w:rFonts w:ascii="Times New Roman" w:hAnsi="Times New Roman" w:cs="Times New Roman"/>
+        </w:rPr>
+        <w:t>an average of</w:t>
+      </w:r>
+      <w:r>
+        <w:rPr>
+          <w:rFonts w:ascii="Times New Roman" w:hAnsi="Times New Roman" w:cs="Times New Roman"/>
+        </w:rPr>
+        <w:t xml:space="preserve"> </w:t>
+      </w:r>
+      <w:r>
+        <w:rPr>
+          <w:rFonts w:ascii="Times New Roman" w:hAnsi="Times New Roman" w:cs="Times New Roman"/>
+        </w:rPr>
+        <w:t xml:space="preserve">20.3 (±0.73 SE) unique states and </w:t>
+      </w:r>
+      <w:r>
+        <w:rPr>
+          <w:rFonts w:ascii="Times New Roman" w:hAnsi="Times New Roman" w:cs="Times New Roman"/>
+        </w:rPr>
+        <w:t xml:space="preserve">88 </w:t>
+      </w:r>
+      <w:r>
+        <w:rPr>
+          <w:rFonts w:ascii="Times New Roman" w:hAnsi="Times New Roman" w:cs="Times New Roman"/>
+        </w:rPr>
+        <w:t xml:space="preserve">(±1.99 SE) </w:t>
+      </w:r>
+      <w:r>
+        <w:rPr>
+          <w:rFonts w:ascii="Times New Roman" w:hAnsi="Times New Roman" w:cs="Times New Roman"/>
+        </w:rPr>
+        <w:t xml:space="preserve">transitions in a </w:t>
+      </w:r>
+      <w:r>
+        <w:rPr>
+          <w:rFonts w:ascii="Times New Roman" w:hAnsi="Times New Roman" w:cs="Times New Roman"/>
+        </w:rPr>
+        <w:lastRenderedPageBreak/>
+        <w:t xml:space="preserve">single annual cycle, with up to </w:t>
+      </w:r>
+      <w:r>
+        <w:rPr>
+          <w:rFonts w:ascii="Times New Roman" w:hAnsi="Times New Roman" w:cs="Times New Roman"/>
+        </w:rPr>
+        <w:t>5</w:t>
+      </w:r>
+      <w:r>
+        <w:rPr>
+          <w:rFonts w:ascii="Times New Roman" w:hAnsi="Times New Roman" w:cs="Times New Roman"/>
+        </w:rPr>
+        <w:t>1</w:t>
+      </w:r>
+      <w:r>
+        <w:rPr>
+          <w:rFonts w:ascii="Times New Roman" w:hAnsi="Times New Roman" w:cs="Times New Roman"/>
+        </w:rPr>
+        <w:t xml:space="preserve"> unique </w:t>
+      </w:r>
+      <w:r>
+        <w:rPr>
+          <w:rFonts w:ascii="Times New Roman" w:hAnsi="Times New Roman" w:cs="Times New Roman"/>
+        </w:rPr>
+        <w:t xml:space="preserve">community </w:t>
+      </w:r>
+      <w:r>
+        <w:rPr>
+          <w:rFonts w:ascii="Times New Roman" w:hAnsi="Times New Roman" w:cs="Times New Roman"/>
+        </w:rPr>
+        <w:t xml:space="preserve">states </w:t>
+      </w:r>
+      <w:r>
+        <w:rPr>
+          <w:rFonts w:ascii="Times New Roman" w:hAnsi="Times New Roman" w:cs="Times New Roman"/>
+        </w:rPr>
+        <w:t>and 158 transitions</w:t>
       </w:r>
       <w:r>
         <w:rPr>
@@ -7936,44 +7653,67 @@
         <w:rPr>
           <w:rFonts w:ascii="Times New Roman" w:hAnsi="Times New Roman" w:cs="Times New Roman"/>
         </w:rPr>
-        <w:t xml:space="preserve">Community composition </w:t>
-      </w:r>
-      <w:r>
-        <w:rPr>
-          <w:rFonts w:ascii="Times New Roman" w:hAnsi="Times New Roman" w:cs="Times New Roman"/>
-        </w:rPr>
-        <w:t>in each</w:t>
-      </w:r>
-      <w:r>
-        <w:rPr>
-          <w:rFonts w:ascii="Times New Roman" w:hAnsi="Times New Roman" w:cs="Times New Roman"/>
-        </w:rPr>
-        <w:t xml:space="preserve"> pond was </w:t>
-      </w:r>
-      <w:r>
-        <w:rPr>
-          <w:rFonts w:ascii="Times New Roman" w:hAnsi="Times New Roman" w:cs="Times New Roman"/>
-        </w:rPr>
-        <w:t xml:space="preserve">highly </w:t>
-      </w:r>
-      <w:r>
-        <w:rPr>
-          <w:rFonts w:ascii="Times New Roman" w:hAnsi="Times New Roman" w:cs="Times New Roman"/>
-        </w:rPr>
-        <w:lastRenderedPageBreak/>
-        <w:t xml:space="preserve">diverse and </w:t>
-      </w:r>
-      <w:r>
-        <w:rPr>
-          <w:rFonts w:ascii="Times New Roman" w:hAnsi="Times New Roman" w:cs="Times New Roman"/>
-        </w:rPr>
-        <w:t>dynamic</w:t>
-      </w:r>
-      <w:r>
-        <w:rPr>
-          <w:rFonts w:ascii="Times New Roman" w:hAnsi="Times New Roman" w:cs="Times New Roman"/>
-        </w:rPr>
-        <w:t>, with an average of</w:t>
+        <w:t xml:space="preserve">This </w:t>
+      </w:r>
+      <w:r>
+        <w:rPr>
+          <w:rFonts w:ascii="Times New Roman" w:hAnsi="Times New Roman" w:cs="Times New Roman"/>
+        </w:rPr>
+        <w:t xml:space="preserve">striking </w:t>
+      </w:r>
+      <w:r>
+        <w:rPr>
+          <w:rFonts w:ascii="Times New Roman" w:hAnsi="Times New Roman" w:cs="Times New Roman"/>
+        </w:rPr>
+        <w:t>diversity of states and transitions was possible because e</w:t>
+      </w:r>
+      <w:r>
+        <w:rPr>
+          <w:rFonts w:ascii="Times New Roman" w:hAnsi="Times New Roman" w:cs="Times New Roman"/>
+        </w:rPr>
+        <w:t xml:space="preserve">ach state </w:t>
+      </w:r>
+      <w:r>
+        <w:rPr>
+          <w:rFonts w:ascii="Times New Roman" w:hAnsi="Times New Roman" w:cs="Times New Roman"/>
+        </w:rPr>
+        <w:t xml:space="preserve">lasted </w:t>
+      </w:r>
+      <w:r>
+        <w:rPr>
+          <w:rFonts w:ascii="Times New Roman" w:hAnsi="Times New Roman" w:cs="Times New Roman"/>
+        </w:rPr>
+        <w:t>on average for only 3.1 days (±0.05</w:t>
+      </w:r>
+      <w:r>
+        <w:rPr>
+          <w:rFonts w:ascii="Times New Roman" w:hAnsi="Times New Roman" w:cs="Times New Roman"/>
+        </w:rPr>
+        <w:t xml:space="preserve"> SE</w:t>
+      </w:r>
+      <w:r>
+        <w:rPr>
+          <w:rFonts w:ascii="Times New Roman" w:hAnsi="Times New Roman" w:cs="Times New Roman"/>
+        </w:rPr>
+        <w:t>)</w:t>
+      </w:r>
+      <w:r>
+        <w:rPr>
+          <w:rFonts w:ascii="Times New Roman" w:hAnsi="Times New Roman" w:cs="Times New Roman"/>
+        </w:rPr>
+        <w:t>. D</w:t>
+      </w:r>
+      <w:r>
+        <w:rPr>
+          <w:rFonts w:ascii="Times New Roman" w:hAnsi="Times New Roman" w:cs="Times New Roman"/>
+        </w:rPr>
+        <w:t>uration</w:t>
+      </w:r>
+      <w:r>
+        <w:rPr>
+          <w:rFonts w:ascii="Times New Roman" w:hAnsi="Times New Roman" w:cs="Times New Roman"/>
+        </w:rPr>
+        <w:t>s</w:t>
       </w:r>
       <w:r>
         <w:rPr>
@@ -7985,103 +7725,55 @@
         <w:rPr>
           <w:rFonts w:ascii="Times New Roman" w:hAnsi="Times New Roman" w:cs="Times New Roman"/>
         </w:rPr>
-        <w:t xml:space="preserve">20.3 (±0.73 SE) </w:t>
-      </w:r>
-      <w:r>
-        <w:rPr>
-          <w:rFonts w:ascii="Times New Roman" w:hAnsi="Times New Roman" w:cs="Times New Roman"/>
-        </w:rPr>
-        <w:t xml:space="preserve">unique </w:t>
-      </w:r>
-      <w:r>
-        <w:rPr>
-          <w:rFonts w:ascii="Times New Roman" w:hAnsi="Times New Roman" w:cs="Times New Roman"/>
-        </w:rPr>
-        <w:t>states</w:t>
-      </w:r>
-      <w:r>
-        <w:rPr>
-          <w:rFonts w:ascii="Times New Roman" w:hAnsi="Times New Roman" w:cs="Times New Roman"/>
-        </w:rPr>
-        <w:t xml:space="preserve"> and </w:t>
-      </w:r>
-      <w:r>
-        <w:rPr>
-          <w:rFonts w:ascii="Times New Roman" w:hAnsi="Times New Roman" w:cs="Times New Roman"/>
-        </w:rPr>
-        <w:t xml:space="preserve">88 </w:t>
-      </w:r>
-      <w:r>
-        <w:rPr>
-          <w:rFonts w:ascii="Times New Roman" w:hAnsi="Times New Roman" w:cs="Times New Roman"/>
-        </w:rPr>
-        <w:t xml:space="preserve">(±1.99 SE) </w:t>
-      </w:r>
-      <w:r>
-        <w:rPr>
-          <w:rFonts w:ascii="Times New Roman" w:hAnsi="Times New Roman" w:cs="Times New Roman"/>
-        </w:rPr>
-        <w:t xml:space="preserve">transitions </w:t>
-      </w:r>
-      <w:r>
-        <w:rPr>
-          <w:rFonts w:ascii="Times New Roman" w:hAnsi="Times New Roman" w:cs="Times New Roman"/>
-        </w:rPr>
-        <w:t>in a single annual cycle</w:t>
-      </w:r>
-      <w:r>
-        <w:rPr>
-          <w:rFonts w:ascii="Times New Roman" w:hAnsi="Times New Roman" w:cs="Times New Roman"/>
-        </w:rPr>
-        <w:t xml:space="preserve">, with up to </w:t>
-      </w:r>
-      <w:r>
-        <w:rPr>
-          <w:rFonts w:ascii="Times New Roman" w:hAnsi="Times New Roman" w:cs="Times New Roman"/>
-        </w:rPr>
-        <w:t>5</w:t>
-      </w:r>
-      <w:r>
-        <w:rPr>
-          <w:rFonts w:ascii="Times New Roman" w:hAnsi="Times New Roman" w:cs="Times New Roman"/>
-        </w:rPr>
-        <w:t>1</w:t>
-      </w:r>
-      <w:r>
-        <w:rPr>
-          <w:rFonts w:ascii="Times New Roman" w:hAnsi="Times New Roman" w:cs="Times New Roman"/>
-        </w:rPr>
-        <w:t xml:space="preserve"> unique </w:t>
-      </w:r>
-      <w:r>
-        <w:rPr>
-          <w:rFonts w:ascii="Times New Roman" w:hAnsi="Times New Roman" w:cs="Times New Roman"/>
-        </w:rPr>
-        <w:t xml:space="preserve">community </w:t>
-      </w:r>
-      <w:r>
-        <w:rPr>
-          <w:rFonts w:ascii="Times New Roman" w:hAnsi="Times New Roman" w:cs="Times New Roman"/>
-        </w:rPr>
-        <w:t xml:space="preserve">states </w:t>
-      </w:r>
-      <w:r>
-        <w:rPr>
-          <w:rFonts w:ascii="Times New Roman" w:hAnsi="Times New Roman" w:cs="Times New Roman"/>
-        </w:rPr>
-        <w:t xml:space="preserve">and </w:t>
-      </w:r>
-      <w:r>
-        <w:rPr>
-          <w:rFonts w:ascii="Times New Roman" w:hAnsi="Times New Roman" w:cs="Times New Roman"/>
-        </w:rPr>
-        <w:t>158 transitions</w:t>
-      </w:r>
-      <w:r>
-        <w:rPr>
-          <w:rFonts w:ascii="Times New Roman" w:hAnsi="Times New Roman" w:cs="Times New Roman"/>
-        </w:rPr>
-        <w:t xml:space="preserve"> (Fig x)</w:t>
+        <w:t xml:space="preserve">followed </w:t>
+      </w:r>
+      <w:r>
+        <w:rPr>
+          <w:rFonts w:ascii="Times New Roman" w:hAnsi="Times New Roman" w:cs="Times New Roman"/>
+        </w:rPr>
+        <w:t xml:space="preserve">a negative exponential probability </w:t>
+      </w:r>
+      <w:r>
+        <w:rPr>
+          <w:rFonts w:ascii="Times New Roman" w:hAnsi="Times New Roman" w:cs="Times New Roman"/>
+        </w:rPr>
+        <w:t>density function</w:t>
+      </w:r>
+      <w:r>
+        <w:rPr>
+          <w:rFonts w:ascii="Times New Roman" w:hAnsi="Times New Roman" w:cs="Times New Roman"/>
+        </w:rPr>
+        <w:t xml:space="preserve">, </w:t>
+      </w:r>
+      <w:r>
+        <w:rPr>
+          <w:rFonts w:ascii="Times New Roman" w:hAnsi="Times New Roman" w:cs="Times New Roman"/>
+        </w:rPr>
+        <w:t>suggesting</w:t>
+      </w:r>
+      <w:r>
+        <w:rPr>
+          <w:rFonts w:ascii="Times New Roman" w:hAnsi="Times New Roman" w:cs="Times New Roman"/>
+        </w:rPr>
+        <w:t xml:space="preserve"> </w:t>
+      </w:r>
+      <w:r>
+        <w:rPr>
+          <w:rFonts w:ascii="Times New Roman" w:hAnsi="Times New Roman" w:cs="Times New Roman"/>
+        </w:rPr>
+        <w:t xml:space="preserve">that </w:t>
+      </w:r>
+      <w:r>
+        <w:rPr>
+          <w:rFonts w:ascii="Times New Roman" w:hAnsi="Times New Roman" w:cs="Times New Roman"/>
+        </w:rPr>
+        <w:t xml:space="preserve">the duration of a community state </w:t>
+      </w:r>
+      <w:r>
+        <w:rPr>
+          <w:rFonts w:ascii="Times New Roman" w:hAnsi="Times New Roman" w:cs="Times New Roman"/>
+        </w:rPr>
+        <w:t>is driven by external factors independent of the node</w:t>
       </w:r>
       <w:r>
         <w:rPr>
@@ -8093,25 +7785,13 @@
         <w:rPr>
           <w:rFonts w:ascii="Times New Roman" w:hAnsi="Times New Roman" w:cs="Times New Roman"/>
         </w:rPr>
-        <w:t>This diversity of states and transitions was possible because e</w:t>
-      </w:r>
-      <w:r>
-        <w:rPr>
-          <w:rFonts w:ascii="Times New Roman" w:hAnsi="Times New Roman" w:cs="Times New Roman"/>
-        </w:rPr>
-        <w:t xml:space="preserve">ach state </w:t>
-      </w:r>
-      <w:r>
-        <w:rPr>
-          <w:rFonts w:ascii="Times New Roman" w:hAnsi="Times New Roman" w:cs="Times New Roman"/>
-        </w:rPr>
-        <w:t xml:space="preserve">lasted </w:t>
-      </w:r>
-      <w:r>
-        <w:rPr>
-          <w:rFonts w:ascii="Times New Roman" w:hAnsi="Times New Roman" w:cs="Times New Roman"/>
-        </w:rPr>
-        <w:t>on average for only 3.1 days (±0.05</w:t>
+        <w:t xml:space="preserve">States typically occurred more than once (mean = 4.37 ±0.089SE). </w:t>
+      </w:r>
+      <w:r>
+        <w:rPr>
+          <w:rFonts w:ascii="Times New Roman" w:hAnsi="Times New Roman" w:cs="Times New Roman"/>
+        </w:rPr>
+        <w:t>The transitions between states were significantly and moderately bursty (mean</w:t>
       </w:r>
       <w:r>
         <w:rPr>
@@ -8123,73 +7803,7 @@
         <w:rPr>
           <w:rFonts w:ascii="Times New Roman" w:hAnsi="Times New Roman" w:cs="Times New Roman"/>
         </w:rPr>
-        <w:t>SE</w:t>
-      </w:r>
-      <w:r>
-        <w:rPr>
-          <w:rFonts w:ascii="Times New Roman" w:hAnsi="Times New Roman" w:cs="Times New Roman"/>
-        </w:rPr>
-        <w:t>)</w:t>
-      </w:r>
-      <w:r>
-        <w:rPr>
-          <w:rFonts w:ascii="Times New Roman" w:hAnsi="Times New Roman" w:cs="Times New Roman"/>
-        </w:rPr>
-        <w:t>, with few long-lasting states</w:t>
-      </w:r>
-      <w:r>
-        <w:rPr>
-          <w:rFonts w:ascii="Times New Roman" w:hAnsi="Times New Roman" w:cs="Times New Roman"/>
-        </w:rPr>
-        <w:t>. D</w:t>
-      </w:r>
-      <w:r>
-        <w:rPr>
-          <w:rFonts w:ascii="Times New Roman" w:hAnsi="Times New Roman" w:cs="Times New Roman"/>
-        </w:rPr>
-        <w:t>uration</w:t>
-      </w:r>
-      <w:r>
-        <w:rPr>
-          <w:rFonts w:ascii="Times New Roman" w:hAnsi="Times New Roman" w:cs="Times New Roman"/>
-        </w:rPr>
-        <w:t>s</w:t>
-      </w:r>
-      <w:r>
-        <w:rPr>
-          <w:rFonts w:ascii="Times New Roman" w:hAnsi="Times New Roman" w:cs="Times New Roman"/>
-        </w:rPr>
-        <w:t xml:space="preserve"> followed a negative exponential probability </w:t>
-      </w:r>
-      <w:r>
-        <w:rPr>
-          <w:rFonts w:ascii="Times New Roman" w:hAnsi="Times New Roman" w:cs="Times New Roman"/>
-        </w:rPr>
-        <w:t>density function</w:t>
-      </w:r>
-      <w:r>
-        <w:rPr>
-          <w:rFonts w:ascii="Times New Roman" w:hAnsi="Times New Roman" w:cs="Times New Roman"/>
-        </w:rPr>
-        <w:t xml:space="preserve">, suggesting </w:t>
-      </w:r>
-      <w:r>
-        <w:rPr>
-          <w:rFonts w:ascii="Times New Roman" w:hAnsi="Times New Roman" w:cs="Times New Roman"/>
-        </w:rPr>
-        <w:t>that duration is driven by external factors independent of the node</w:t>
-      </w:r>
-      <w:r>
-        <w:rPr>
-          <w:rFonts w:ascii="Times New Roman" w:hAnsi="Times New Roman" w:cs="Times New Roman"/>
-        </w:rPr>
-        <w:t xml:space="preserve">. </w:t>
-      </w:r>
-      <w:r>
-        <w:rPr>
-          <w:rFonts w:ascii="Times New Roman" w:hAnsi="Times New Roman" w:cs="Times New Roman"/>
-        </w:rPr>
-        <w:t>The transitions between states were significantly and moderately bursty (mean</w:t>
+        <w:t>=</w:t>
       </w:r>
       <w:r>
         <w:rPr>
@@ -8201,31 +7815,7 @@
         <w:rPr>
           <w:rFonts w:ascii="Times New Roman" w:hAnsi="Times New Roman" w:cs="Times New Roman"/>
         </w:rPr>
-        <w:t>=</w:t>
-      </w:r>
-      <w:r>
-        <w:rPr>
-          <w:rFonts w:ascii="Times New Roman" w:hAnsi="Times New Roman" w:cs="Times New Roman"/>
-        </w:rPr>
-        <w:t xml:space="preserve"> </w:t>
-      </w:r>
-      <w:r>
-        <w:rPr>
-          <w:rFonts w:ascii="Times New Roman" w:hAnsi="Times New Roman" w:cs="Times New Roman"/>
-        </w:rPr>
-        <w:t xml:space="preserve">0.21 </w:t>
-      </w:r>
-      <w:r>
-        <w:rPr>
-          <w:rFonts w:ascii="Times New Roman" w:hAnsi="Times New Roman" w:cs="Times New Roman"/>
-        </w:rPr>
-        <w:t>±</w:t>
-      </w:r>
-      <w:r>
-        <w:rPr>
-          <w:rFonts w:ascii="Times New Roman" w:hAnsi="Times New Roman" w:cs="Times New Roman"/>
-        </w:rPr>
-        <w:t>0.01SE</w:t>
+        <w:t>0.21 ±0.01SE</w:t>
       </w:r>
       <w:r>
         <w:rPr>
@@ -8237,61 +7827,25 @@
         <w:rPr>
           <w:rFonts w:ascii="Times New Roman" w:hAnsi="Times New Roman" w:cs="Times New Roman"/>
         </w:rPr>
-        <w:t>), indicating that community changes were typically clustered in time, separated by longer periods without transitions</w:t>
-      </w:r>
-      <w:r>
-        <w:rPr>
-          <w:rFonts w:ascii="Times New Roman" w:hAnsi="Times New Roman" w:cs="Times New Roman"/>
-        </w:rPr>
-        <w:t>. T</w:t>
-      </w:r>
-      <w:r>
-        <w:rPr>
-          <w:rFonts w:ascii="Times New Roman" w:hAnsi="Times New Roman" w:cs="Times New Roman"/>
-        </w:rPr>
-        <w:t>emporal memory</w:t>
-      </w:r>
-      <w:r>
-        <w:rPr>
-          <w:rFonts w:ascii="Times New Roman" w:hAnsi="Times New Roman" w:cs="Times New Roman"/>
-        </w:rPr>
-        <w:t xml:space="preserve"> </w:t>
-      </w:r>
-      <w:r>
-        <w:rPr>
-          <w:rFonts w:ascii="Times New Roman" w:hAnsi="Times New Roman" w:cs="Times New Roman"/>
-        </w:rPr>
-        <w:t xml:space="preserve">was only weakly negative </w:t>
-      </w:r>
-      <w:r>
-        <w:rPr>
-          <w:rFonts w:ascii="Times New Roman" w:hAnsi="Times New Roman" w:cs="Times New Roman"/>
-        </w:rPr>
-        <w:t xml:space="preserve">(mean -0.04, </w:t>
-      </w:r>
-      <w:r>
-        <w:rPr>
-          <w:rFonts w:ascii="Times New Roman" w:hAnsi="Times New Roman" w:cs="Times New Roman"/>
-        </w:rPr>
-        <w:t>±</w:t>
-      </w:r>
-      <w:r>
-        <w:rPr>
-          <w:rFonts w:ascii="Times New Roman" w:hAnsi="Times New Roman" w:cs="Times New Roman"/>
-        </w:rPr>
-        <w:t>0.001</w:t>
-      </w:r>
-      <w:r>
-        <w:rPr>
-          <w:rFonts w:ascii="Times New Roman" w:hAnsi="Times New Roman" w:cs="Times New Roman"/>
-        </w:rPr>
-        <w:t>, Fig X</w:t>
-      </w:r>
-      <w:r>
-        <w:rPr>
-          <w:rFonts w:ascii="Times New Roman" w:hAnsi="Times New Roman" w:cs="Times New Roman"/>
-        </w:rPr>
-        <w:t>), indicating low predictability of duration between events</w:t>
+        <w:t xml:space="preserve">), </w:t>
+      </w:r>
+      <w:r>
+        <w:rPr>
+          <w:rFonts w:ascii="Times New Roman" w:hAnsi="Times New Roman" w:cs="Times New Roman"/>
+        </w:rPr>
+        <w:t xml:space="preserve">without a strong signal of temporal memory (mean -0.04, ±0.001, Fig </w:t>
+      </w:r>
+      <w:r>
+        <w:rPr>
+          <w:rFonts w:ascii="Times New Roman" w:hAnsi="Times New Roman" w:cs="Times New Roman"/>
+        </w:rPr>
+        <w:t>S</w:t>
+      </w:r>
+      <w:r>
+        <w:rPr>
+          <w:rFonts w:ascii="Times New Roman" w:hAnsi="Times New Roman" w:cs="Times New Roman"/>
+        </w:rPr>
+        <w:t>X)</w:t>
       </w:r>
       <w:r>
         <w:rPr>
@@ -8303,13 +7857,43 @@
         <w:rPr>
           <w:rFonts w:ascii="Times New Roman" w:hAnsi="Times New Roman" w:cs="Times New Roman"/>
         </w:rPr>
-        <w:t xml:space="preserve"> Together, these metrics indicate that these seasonal communities are highly volatile and stochastic, with temporally clustered transitions between typically short, ephemeral community states, </w:t>
-      </w:r>
-      <w:r>
-        <w:rPr>
-          <w:rFonts w:ascii="Times New Roman" w:hAnsi="Times New Roman" w:cs="Times New Roman"/>
-        </w:rPr>
-        <w:t>characterized by low predictability for the timing and duration of, and between,</w:t>
+        <w:t xml:space="preserve"> Together, these metrics indicate that these </w:t>
+      </w:r>
+      <w:r>
+        <w:rPr>
+          <w:rFonts w:ascii="Times New Roman" w:hAnsi="Times New Roman" w:cs="Times New Roman"/>
+        </w:rPr>
+        <w:t xml:space="preserve">anuran </w:t>
+      </w:r>
+      <w:r>
+        <w:rPr>
+          <w:rFonts w:ascii="Times New Roman" w:hAnsi="Times New Roman" w:cs="Times New Roman"/>
+        </w:rPr>
+        <w:t xml:space="preserve">communities are highly </w:t>
+      </w:r>
+      <w:r>
+        <w:rPr>
+          <w:rFonts w:ascii="Times New Roman" w:hAnsi="Times New Roman" w:cs="Times New Roman"/>
+        </w:rPr>
+        <w:t xml:space="preserve">diverse, </w:t>
+      </w:r>
+      <w:r>
+        <w:rPr>
+          <w:rFonts w:ascii="Times New Roman" w:hAnsi="Times New Roman" w:cs="Times New Roman"/>
+        </w:rPr>
+        <w:t xml:space="preserve">volatile and stochastic, with temporally clustered transitions between typically short, ephemeral community states, </w:t>
+      </w:r>
+      <w:r>
+        <w:rPr>
+          <w:rFonts w:ascii="Times New Roman" w:hAnsi="Times New Roman" w:cs="Times New Roman"/>
+        </w:rPr>
+        <w:t xml:space="preserve">with a </w:t>
+      </w:r>
+      <w:r>
+        <w:rPr>
+          <w:rFonts w:ascii="Times New Roman" w:hAnsi="Times New Roman" w:cs="Times New Roman"/>
+        </w:rPr>
+        <w:t>low predictability for the timing and duration of, and between,</w:t>
       </w:r>
       <w:r>
         <w:rPr>
@@ -8354,49 +7938,31 @@
         <w:rPr>
           <w:rFonts w:ascii="Times New Roman" w:hAnsi="Times New Roman" w:cs="Times New Roman"/>
         </w:rPr>
-        <w:t>transition networks were more complex and interconnected, characterized by repeated transitions between states. The network structure was typically modular (mean= 0.32, ±1.03 SE</w:t>
-      </w:r>
-      <w:r>
-        <w:rPr>
-          <w:rFonts w:ascii="Times New Roman" w:hAnsi="Times New Roman" w:cs="Times New Roman"/>
-        </w:rPr>
-        <w:t xml:space="preserve">), revealing </w:t>
-      </w:r>
-      <w:r>
-        <w:rPr>
-          <w:rFonts w:ascii="Times New Roman" w:hAnsi="Times New Roman" w:cs="Times New Roman"/>
-        </w:rPr>
-        <w:t xml:space="preserve">that states grouped in more interconnected </w:t>
-      </w:r>
-      <w:r>
-        <w:rPr>
-          <w:rFonts w:ascii="Times New Roman" w:hAnsi="Times New Roman" w:cs="Times New Roman"/>
-        </w:rPr>
-        <w:t>seasonal clusters</w:t>
-      </w:r>
-      <w:r>
-        <w:rPr>
-          <w:rFonts w:ascii="Times New Roman" w:hAnsi="Times New Roman" w:cs="Times New Roman"/>
-        </w:rPr>
-        <w:t>. O</w:t>
-      </w:r>
-      <w:r>
-        <w:rPr>
-          <w:rFonts w:ascii="Times New Roman" w:hAnsi="Times New Roman" w:cs="Times New Roman"/>
-        </w:rPr>
-        <w:t xml:space="preserve">n average, </w:t>
-      </w:r>
-      <w:r>
-        <w:rPr>
-          <w:rFonts w:ascii="Times New Roman" w:hAnsi="Times New Roman" w:cs="Times New Roman"/>
-        </w:rPr>
-        <w:t xml:space="preserve">networks had </w:t>
-      </w:r>
-      <w:r>
-        <w:rPr>
-          <w:rFonts w:ascii="Times New Roman" w:hAnsi="Times New Roman" w:cs="Times New Roman"/>
-        </w:rPr>
-        <w:t xml:space="preserve">low connectance (0.15 </w:t>
+        <w:t xml:space="preserve">transition networks were more complex and interconnected, characterized by repeated transitions between </w:t>
+      </w:r>
+      <w:r>
+        <w:rPr>
+          <w:rFonts w:ascii="Times New Roman" w:hAnsi="Times New Roman" w:cs="Times New Roman"/>
+        </w:rPr>
+        <w:t>node pairs</w:t>
+      </w:r>
+      <w:r>
+        <w:rPr>
+          <w:rFonts w:ascii="Times New Roman" w:hAnsi="Times New Roman" w:cs="Times New Roman"/>
+        </w:rPr>
+        <w:t xml:space="preserve">. The network structure was typically modular (mean= 0.32, ±1.03 SE), revealing that states grouped in more interconnected seasonal clusters. On average, networks had low connectance (0.15 ±0.006SE) relative to the high node diversity, with </w:t>
+      </w:r>
+      <w:r>
+        <w:rPr>
+          <w:rFonts w:ascii="Times New Roman" w:hAnsi="Times New Roman" w:cs="Times New Roman"/>
+        </w:rPr>
+        <w:t xml:space="preserve">the </w:t>
+      </w:r>
+      <w:r>
+        <w:rPr>
+          <w:rFonts w:ascii="Times New Roman" w:hAnsi="Times New Roman" w:cs="Times New Roman"/>
+        </w:rPr>
+        <w:t xml:space="preserve">short average distance between nodes (mean=2.18 </w:t>
       </w:r>
       <w:r>
         <w:rPr>
@@ -8408,37 +7974,13 @@
         <w:rPr>
           <w:rFonts w:ascii="Times New Roman" w:hAnsi="Times New Roman" w:cs="Times New Roman"/>
         </w:rPr>
-        <w:t>0.006</w:t>
-      </w:r>
-      <w:r>
-        <w:rPr>
-          <w:rFonts w:ascii="Times New Roman" w:hAnsi="Times New Roman" w:cs="Times New Roman"/>
-        </w:rPr>
-        <w:t>SE</w:t>
-      </w:r>
-      <w:r>
-        <w:rPr>
-          <w:rFonts w:ascii="Times New Roman" w:hAnsi="Times New Roman" w:cs="Times New Roman"/>
-        </w:rPr>
-        <w:t>) relative to the high node diversity</w:t>
-      </w:r>
-      <w:r>
-        <w:rPr>
-          <w:rFonts w:ascii="Times New Roman" w:hAnsi="Times New Roman" w:cs="Times New Roman"/>
-        </w:rPr>
-        <w:t xml:space="preserve">, with </w:t>
-      </w:r>
-      <w:r>
-        <w:rPr>
-          <w:rFonts w:ascii="Times New Roman" w:hAnsi="Times New Roman" w:cs="Times New Roman"/>
-        </w:rPr>
-        <w:t xml:space="preserve">the </w:t>
-      </w:r>
-      <w:r>
-        <w:rPr>
-          <w:rFonts w:ascii="Times New Roman" w:hAnsi="Times New Roman" w:cs="Times New Roman"/>
-        </w:rPr>
-        <w:t xml:space="preserve">short average distance between nodes (mean=2.18 </w:t>
+        <w:t xml:space="preserve">0.07SE), and a </w:t>
+      </w:r>
+      <w:r>
+        <w:rPr>
+          <w:rFonts w:ascii="Times New Roman" w:hAnsi="Times New Roman" w:cs="Times New Roman"/>
+        </w:rPr>
+        <w:t xml:space="preserve">high betweenness (0.49, </w:t>
       </w:r>
       <w:r>
         <w:rPr>
@@ -8450,24 +7992,6 @@
         <w:rPr>
           <w:rFonts w:ascii="Times New Roman" w:hAnsi="Times New Roman" w:cs="Times New Roman"/>
         </w:rPr>
-        <w:t xml:space="preserve">0.07SE), and a </w:t>
-      </w:r>
-      <w:r>
-        <w:rPr>
-          <w:rFonts w:ascii="Times New Roman" w:hAnsi="Times New Roman" w:cs="Times New Roman"/>
-        </w:rPr>
-        <w:t xml:space="preserve">high betweenness (0.49, </w:t>
-      </w:r>
-      <w:r>
-        <w:rPr>
-          <w:rFonts w:ascii="Times New Roman" w:hAnsi="Times New Roman" w:cs="Times New Roman"/>
-        </w:rPr>
-        <w:t>±</w:t>
-      </w:r>
-      <w:r>
-        <w:rPr>
-          <w:rFonts w:ascii="Times New Roman" w:hAnsi="Times New Roman" w:cs="Times New Roman"/>
-        </w:rPr>
         <w:t>0.001SE)</w:t>
       </w:r>
       <w:r>
@@ -8480,21 +8004,7 @@
         <w:rPr>
           <w:rFonts w:ascii="Times New Roman" w:hAnsi="Times New Roman" w:cs="Times New Roman"/>
         </w:rPr>
-        <w:t>“</w:t>
-      </w:r>
-      <w:proofErr w:type="gramStart"/>
-      <w:r>
-        <w:rPr>
-          <w:rFonts w:ascii="Times New Roman" w:hAnsi="Times New Roman" w:cs="Times New Roman"/>
-        </w:rPr>
-        <w:t>small-world</w:t>
-      </w:r>
-      <w:proofErr w:type="gramEnd"/>
-      <w:r>
-        <w:rPr>
-          <w:rFonts w:ascii="Times New Roman" w:hAnsi="Times New Roman" w:cs="Times New Roman"/>
-        </w:rPr>
-        <w:t>” networks</w:t>
+        <w:t>“small-world” networks</w:t>
       </w:r>
       <w:r>
         <w:rPr>
@@ -8506,13 +8016,7 @@
         <w:rPr>
           <w:rFonts w:ascii="Times New Roman" w:hAnsi="Times New Roman" w:cs="Times New Roman"/>
         </w:rPr>
-        <w:t xml:space="preserve">a </w:t>
-      </w:r>
-      <w:r>
-        <w:rPr>
-          <w:rFonts w:ascii="Times New Roman" w:hAnsi="Times New Roman" w:cs="Times New Roman"/>
-        </w:rPr>
-        <w:t>high path dependency</w:t>
+        <w:t>a high path dependency</w:t>
       </w:r>
       <w:r>
         <w:rPr>
@@ -8611,8 +8115,26 @@
         <w:rPr>
           <w:rFonts w:ascii="Times New Roman" w:hAnsi="Times New Roman" w:cs="Times New Roman"/>
         </w:rPr>
+        <w:t>Nearly all aspects (</w:t>
+      </w:r>
+      <w:r>
+        <w:rPr>
+          <w:rFonts w:ascii="Times New Roman" w:hAnsi="Times New Roman" w:cs="Times New Roman"/>
+        </w:rPr>
+        <w:t>Table 1</w:t>
+      </w:r>
+      <w:r>
+        <w:rPr>
+          <w:rFonts w:ascii="Times New Roman" w:hAnsi="Times New Roman" w:cs="Times New Roman"/>
+        </w:rPr>
+        <w:t xml:space="preserve">) of the seasonal structure differed significantly across sites and over time. For instance, the number of unique nodes (community states) varied by an order </w:t>
+      </w:r>
+      <w:r>
+        <w:rPr>
+          <w:rFonts w:ascii="Times New Roman" w:hAnsi="Times New Roman" w:cs="Times New Roman"/>
+        </w:rPr>
         <w:lastRenderedPageBreak/>
-        <w:t>Nearly all aspects (metrics) of the seasonal structure differed significantly across sites and over time. For instance, the number of unique nodes (community states) varied by an order of magnitude (5-5</w:t>
+        <w:t>of magnitude (5-5</w:t>
       </w:r>
       <w:r>
         <w:rPr>
@@ -8686,19 +8208,29 @@
         </w:rPr>
         <w:t xml:space="preserve">was largely driven by variation in the number of active species </w:t>
       </w:r>
-      <w:proofErr w:type="gramStart"/>
-      <w:r>
-        <w:rPr>
-          <w:rFonts w:ascii="Times New Roman" w:hAnsi="Times New Roman" w:cs="Times New Roman"/>
-        </w:rPr>
-        <w:t>in a given year</w:t>
-      </w:r>
-      <w:proofErr w:type="gramEnd"/>
-      <w:r>
-        <w:rPr>
-          <w:rFonts w:ascii="Times New Roman" w:hAnsi="Times New Roman" w:cs="Times New Roman"/>
-        </w:rPr>
-        <w:t xml:space="preserve">, which scaled log-linearly with the number of unique nodes, (roughly by a factor of 2.7, so 10 active species on average gives 27 unique states). This relationship </w:t>
+      <w:r>
+        <w:rPr>
+          <w:rFonts w:ascii="Times New Roman" w:hAnsi="Times New Roman" w:cs="Times New Roman"/>
+        </w:rPr>
+        <w:t>each year</w:t>
+      </w:r>
+      <w:r>
+        <w:rPr>
+          <w:rFonts w:ascii="Times New Roman" w:hAnsi="Times New Roman" w:cs="Times New Roman"/>
+        </w:rPr>
+        <w:t>, which scaled log-linearly with the number of unique nodes</w:t>
+      </w:r>
+      <w:r>
+        <w:rPr>
+          <w:rFonts w:ascii="Times New Roman" w:hAnsi="Times New Roman" w:cs="Times New Roman"/>
+        </w:rPr>
+        <w:t xml:space="preserve"> (Fig x)</w:t>
+      </w:r>
+      <w:r>
+        <w:rPr>
+          <w:rFonts w:ascii="Times New Roman" w:hAnsi="Times New Roman" w:cs="Times New Roman"/>
+        </w:rPr>
+        <w:t xml:space="preserve">. This relationship </w:t>
       </w:r>
       <w:r>
         <w:rPr>
@@ -8722,7 +8254,7 @@
         <w:rPr>
           <w:rFonts w:ascii="Times New Roman" w:hAnsi="Times New Roman" w:cs="Times New Roman"/>
         </w:rPr>
-        <w:t xml:space="preserve">suggesting that how </w:t>
+        <w:t xml:space="preserve">suggesting that </w:t>
       </w:r>
       <w:r>
         <w:rPr>
@@ -8734,13 +8266,43 @@
         <w:rPr>
           <w:rFonts w:ascii="Times New Roman" w:hAnsi="Times New Roman" w:cs="Times New Roman"/>
         </w:rPr>
-        <w:t xml:space="preserve">translates to community diversity </w:t>
-      </w:r>
-      <w:r>
-        <w:rPr>
-          <w:rFonts w:ascii="Times New Roman" w:hAnsi="Times New Roman" w:cs="Times New Roman"/>
-        </w:rPr>
-        <w:t>follows a general, non-random scaling rule</w:t>
+        <w:t xml:space="preserve">translates to community </w:t>
+      </w:r>
+      <w:r>
+        <w:rPr>
+          <w:rFonts w:ascii="Times New Roman" w:hAnsi="Times New Roman" w:cs="Times New Roman"/>
+        </w:rPr>
+        <w:t xml:space="preserve">state </w:t>
+      </w:r>
+      <w:r>
+        <w:rPr>
+          <w:rFonts w:ascii="Times New Roman" w:hAnsi="Times New Roman" w:cs="Times New Roman"/>
+        </w:rPr>
+        <w:t xml:space="preserve">diversity </w:t>
+      </w:r>
+      <w:r>
+        <w:rPr>
+          <w:rFonts w:ascii="Times New Roman" w:hAnsi="Times New Roman" w:cs="Times New Roman"/>
+        </w:rPr>
+        <w:t>follow</w:t>
+      </w:r>
+      <w:r>
+        <w:rPr>
+          <w:rFonts w:ascii="Times New Roman" w:hAnsi="Times New Roman" w:cs="Times New Roman"/>
+        </w:rPr>
+        <w:t>ing</w:t>
+      </w:r>
+      <w:r>
+        <w:rPr>
+          <w:rFonts w:ascii="Times New Roman" w:hAnsi="Times New Roman" w:cs="Times New Roman"/>
+        </w:rPr>
+        <w:t xml:space="preserve"> a general, non-random scaling rule</w:t>
+      </w:r>
+      <w:r>
+        <w:rPr>
+          <w:rFonts w:ascii="Times New Roman" w:hAnsi="Times New Roman" w:cs="Times New Roman"/>
+        </w:rPr>
+        <w:t xml:space="preserve"> in this system</w:t>
       </w:r>
       <w:r>
         <w:rPr>
@@ -8752,105 +8314,11 @@
     <w:p>
       <w:pPr>
         <w:spacing w:line="480" w:lineRule="auto"/>
-        <w:rPr>
-          <w:rFonts w:ascii="Times New Roman" w:hAnsi="Times New Roman" w:cs="Times New Roman"/>
-        </w:rPr>
-      </w:pPr>
-      <w:r>
-        <w:rPr>
-          <w:rFonts w:ascii="Times New Roman" w:hAnsi="Times New Roman" w:cs="Times New Roman"/>
-        </w:rPr>
-        <w:t>However, even after accounting for the number of active species, sites still significantly differed in most of their temporal structure metrics and how they varied across years</w:t>
-      </w:r>
-      <w:r>
-        <w:rPr>
-          <w:rFonts w:ascii="Times New Roman" w:hAnsi="Times New Roman" w:cs="Times New Roman"/>
-        </w:rPr>
-        <w:t xml:space="preserve">. </w:t>
-      </w:r>
-      <w:r>
-        <w:rPr>
-          <w:rFonts w:ascii="Times New Roman" w:hAnsi="Times New Roman" w:cs="Times New Roman"/>
-        </w:rPr>
-        <w:t xml:space="preserve">The average duration of community states was also significantly positively correlated with </w:t>
-      </w:r>
-      <w:r>
-        <w:rPr>
-          <w:rFonts w:ascii="Times New Roman" w:hAnsi="Times New Roman" w:cs="Times New Roman"/>
-        </w:rPr>
-        <w:t>their</w:t>
-      </w:r>
-      <w:r>
-        <w:rPr>
-          <w:rFonts w:ascii="Times New Roman" w:hAnsi="Times New Roman" w:cs="Times New Roman"/>
-        </w:rPr>
-        <w:t xml:space="preserve"> frequency of occurrence</w:t>
-      </w:r>
-      <w:r>
-        <w:rPr>
-          <w:rFonts w:ascii="Times New Roman" w:hAnsi="Times New Roman" w:cs="Times New Roman"/>
-        </w:rPr>
-        <w:t xml:space="preserve"> </w:t>
-      </w:r>
-      <w:r>
-        <w:rPr>
-          <w:rFonts w:ascii="Times New Roman" w:hAnsi="Times New Roman" w:cs="Times New Roman"/>
-        </w:rPr>
-        <w:t>each year</w:t>
-      </w:r>
-      <w:r>
-        <w:rPr>
-          <w:rFonts w:ascii="Times New Roman" w:hAnsi="Times New Roman" w:cs="Times New Roman"/>
-        </w:rPr>
-        <w:t xml:space="preserve">, and while this correlation varied substantially across years, the magnitude was </w:t>
-      </w:r>
-      <w:proofErr w:type="gramStart"/>
-      <w:r>
-        <w:rPr>
-          <w:rFonts w:ascii="Times New Roman" w:hAnsi="Times New Roman" w:cs="Times New Roman"/>
-        </w:rPr>
-        <w:t>fairly similar</w:t>
-      </w:r>
-      <w:proofErr w:type="gramEnd"/>
-      <w:r>
-        <w:rPr>
-          <w:rFonts w:ascii="Times New Roman" w:hAnsi="Times New Roman" w:cs="Times New Roman"/>
-        </w:rPr>
-        <w:t xml:space="preserve"> across ponds (r</w:t>
-      </w:r>
-      <w:r>
-        <w:rPr>
-          <w:rFonts w:ascii="Times New Roman" w:hAnsi="Times New Roman" w:cs="Times New Roman"/>
-          <w:vertAlign w:val="superscript"/>
-        </w:rPr>
-        <w:t>2</w:t>
-      </w:r>
-      <w:r>
-        <w:rPr>
-          <w:rFonts w:ascii="Times New Roman" w:hAnsi="Times New Roman" w:cs="Times New Roman"/>
-        </w:rPr>
-        <w:t xml:space="preserve"> mean = 0.561, range= 0.522-0.601, Fig. SX).</w:t>
-      </w:r>
-    </w:p>
-    <w:p>
-      <w:pPr>
-        <w:spacing w:line="480" w:lineRule="auto"/>
+        <w:ind w:firstLine="720"/>
         <w:rPr>
           <w:rFonts w:ascii="Times New Roman" w:hAnsi="Times New Roman" w:cs="Times New Roman"/>
           <w:b/>
           <w:bCs/>
-        </w:rPr>
-      </w:pPr>
-    </w:p>
-    <w:p>
-      <w:pPr>
-        <w:spacing w:line="480" w:lineRule="auto"/>
-        <w:rPr>
-          <w:rFonts w:ascii="Times New Roman" w:hAnsi="Times New Roman" w:cs="Times New Roman"/>
-          <w:b/>
-          <w:bCs/>
-          <w:i/>
-          <w:iCs/>
         </w:rPr>
       </w:pPr>
       <w:r>
@@ -8860,15 +8328,14 @@
           <w:bCs/>
           <w:noProof/>
         </w:rPr>
-        <w:lastRenderedPageBreak/>
         <w:drawing>
-          <wp:anchor distT="0" distB="0" distL="114300" distR="114300" simplePos="0" relativeHeight="251677696" behindDoc="1" locked="0" layoutInCell="1" allowOverlap="1" wp14:anchorId="63CDDF36" wp14:editId="0A4CB7D4">
+          <wp:anchor distT="0" distB="0" distL="114300" distR="114300" simplePos="0" relativeHeight="251677696" behindDoc="1" locked="0" layoutInCell="1" allowOverlap="1" wp14:anchorId="63CDDF36" wp14:editId="557AE1B8">
             <wp:simplePos x="0" y="0"/>
             <wp:positionH relativeFrom="column">
               <wp:posOffset>-19050</wp:posOffset>
             </wp:positionH>
             <wp:positionV relativeFrom="paragraph">
-              <wp:posOffset>300990</wp:posOffset>
+              <wp:posOffset>2639060</wp:posOffset>
             </wp:positionV>
             <wp:extent cx="5943600" cy="2971800"/>
             <wp:effectExtent l="0" t="0" r="0" b="0"/>
@@ -8893,7 +8360,7 @@
                     <pic:cNvPicPr/>
                   </pic:nvPicPr>
                   <pic:blipFill>
-                    <a:blip r:embed="rId18" cstate="print">
+                    <a:blip r:embed="rId14" cstate="print">
                       <a:extLst>
                         <a:ext uri="{28A0092B-C50C-407E-A947-70E740481C1C}">
                           <a14:useLocalDpi xmlns:a14="http://schemas.microsoft.com/office/drawing/2010/main" val="0"/>
@@ -8928,6 +8395,163 @@
       <w:r>
         <w:rPr>
           <w:rFonts w:ascii="Times New Roman" w:hAnsi="Times New Roman" w:cs="Times New Roman"/>
+        </w:rPr>
+        <w:t>However, even after accounting for the number of active species, sites still significantly differed in most of their temporal structure metrics and how they varied across years</w:t>
+      </w:r>
+      <w:r>
+        <w:rPr>
+          <w:rFonts w:ascii="Times New Roman" w:hAnsi="Times New Roman" w:cs="Times New Roman"/>
+        </w:rPr>
+        <w:t xml:space="preserve">. </w:t>
+      </w:r>
+      <w:r>
+        <w:rPr>
+          <w:rFonts w:ascii="Times New Roman" w:hAnsi="Times New Roman" w:cs="Times New Roman"/>
+        </w:rPr>
+        <w:t>Only betweenness, burstiness, and t</w:t>
+      </w:r>
+      <w:r>
+        <w:rPr>
+          <w:rFonts w:ascii="Times New Roman" w:hAnsi="Times New Roman" w:cs="Times New Roman"/>
+        </w:rPr>
+        <w:t xml:space="preserve">he </w:t>
+      </w:r>
+      <w:r>
+        <w:rPr>
+          <w:rFonts w:ascii="Times New Roman" w:hAnsi="Times New Roman" w:cs="Times New Roman"/>
+        </w:rPr>
+        <w:t xml:space="preserve">significant positive correlation between the </w:t>
+      </w:r>
+      <w:r>
+        <w:rPr>
+          <w:rFonts w:ascii="Times New Roman" w:hAnsi="Times New Roman" w:cs="Times New Roman"/>
+        </w:rPr>
+        <w:t xml:space="preserve">average duration of community states </w:t>
+      </w:r>
+      <w:r>
+        <w:rPr>
+          <w:rFonts w:ascii="Times New Roman" w:hAnsi="Times New Roman" w:cs="Times New Roman"/>
+        </w:rPr>
+        <w:t xml:space="preserve">and </w:t>
+      </w:r>
+      <w:r>
+        <w:rPr>
+          <w:rFonts w:ascii="Times New Roman" w:hAnsi="Times New Roman" w:cs="Times New Roman"/>
+        </w:rPr>
+        <w:t>their</w:t>
+      </w:r>
+      <w:r>
+        <w:rPr>
+          <w:rFonts w:ascii="Times New Roman" w:hAnsi="Times New Roman" w:cs="Times New Roman"/>
+        </w:rPr>
+        <w:t xml:space="preserve"> frequency of occurrence</w:t>
+      </w:r>
+      <w:r>
+        <w:rPr>
+          <w:rFonts w:ascii="Times New Roman" w:hAnsi="Times New Roman" w:cs="Times New Roman"/>
+        </w:rPr>
+        <w:t xml:space="preserve"> </w:t>
+      </w:r>
+      <w:r>
+        <w:rPr>
+          <w:rFonts w:ascii="Times New Roman" w:hAnsi="Times New Roman" w:cs="Times New Roman"/>
+        </w:rPr>
+        <w:t>each year</w:t>
+      </w:r>
+      <w:r>
+        <w:rPr>
+          <w:rFonts w:ascii="Times New Roman" w:hAnsi="Times New Roman" w:cs="Times New Roman"/>
+        </w:rPr>
+        <w:t xml:space="preserve">, appeared largely consistent </w:t>
+      </w:r>
+      <w:r>
+        <w:rPr>
+          <w:rFonts w:ascii="Times New Roman" w:hAnsi="Times New Roman" w:cs="Times New Roman"/>
+        </w:rPr>
+        <w:t>across ponds (r</w:t>
+      </w:r>
+      <w:r>
+        <w:rPr>
+          <w:rFonts w:ascii="Times New Roman" w:hAnsi="Times New Roman" w:cs="Times New Roman"/>
+          <w:vertAlign w:val="superscript"/>
+        </w:rPr>
+        <w:t>2</w:t>
+      </w:r>
+      <w:r>
+        <w:rPr>
+          <w:rFonts w:ascii="Times New Roman" w:hAnsi="Times New Roman" w:cs="Times New Roman"/>
+        </w:rPr>
+        <w:t xml:space="preserve"> mean = 0.561, range= 0.522-0.601, Fig. SX)</w:t>
+      </w:r>
+      <w:r>
+        <w:rPr>
+          <w:rFonts w:ascii="Times New Roman" w:hAnsi="Times New Roman" w:cs="Times New Roman"/>
+        </w:rPr>
+        <w:t xml:space="preserve">, but still varied substantially over time. </w:t>
+      </w:r>
+      <w:r>
+        <w:rPr>
+          <w:rFonts w:ascii="Times New Roman" w:hAnsi="Times New Roman" w:cs="Times New Roman"/>
+        </w:rPr>
+        <w:t xml:space="preserve">Thus, </w:t>
+      </w:r>
+      <w:r>
+        <w:rPr>
+          <w:rFonts w:ascii="Times New Roman" w:hAnsi="Times New Roman" w:cs="Times New Roman"/>
+        </w:rPr>
+        <w:t xml:space="preserve">many aspects of the temporal structure of community </w:t>
+      </w:r>
+      <w:r>
+        <w:rPr>
+          <w:rFonts w:ascii="Times New Roman" w:hAnsi="Times New Roman" w:cs="Times New Roman"/>
+        </w:rPr>
+        <w:t xml:space="preserve">transitions are shaped by </w:t>
+      </w:r>
+      <w:r>
+        <w:rPr>
+          <w:rFonts w:ascii="Times New Roman" w:hAnsi="Times New Roman" w:cs="Times New Roman"/>
+        </w:rPr>
+        <w:t>local environmental conditions and composition</w:t>
+      </w:r>
+      <w:r>
+        <w:rPr>
+          <w:rFonts w:ascii="Times New Roman" w:hAnsi="Times New Roman" w:cs="Times New Roman"/>
+        </w:rPr>
+        <w:t>, but this structure varies significantly over time</w:t>
+      </w:r>
+      <w:r>
+        <w:rPr>
+          <w:rFonts w:ascii="Times New Roman" w:hAnsi="Times New Roman" w:cs="Times New Roman"/>
+        </w:rPr>
+        <w:t>.</w:t>
+      </w:r>
+      <w:r>
+        <w:rPr>
+          <w:rFonts w:ascii="Times New Roman" w:hAnsi="Times New Roman" w:cs="Times New Roman"/>
+        </w:rPr>
+        <w:t xml:space="preserve"> </w:t>
+      </w:r>
+      <w:r>
+        <w:rPr>
+          <w:rFonts w:ascii="Times New Roman" w:hAnsi="Times New Roman" w:cs="Times New Roman"/>
+        </w:rPr>
+        <w:t xml:space="preserve"> </w:t>
+      </w:r>
+    </w:p>
+    <w:p>
+      <w:pPr>
+        <w:spacing w:line="480" w:lineRule="auto"/>
+        <w:rPr>
+          <w:rFonts w:ascii="Times New Roman" w:hAnsi="Times New Roman" w:cs="Times New Roman"/>
+          <w:b/>
+          <w:bCs/>
+          <w:i/>
+          <w:iCs/>
+        </w:rPr>
+      </w:pPr>
+      <w:r>
+        <w:rPr>
+          <w:rFonts w:ascii="Times New Roman" w:hAnsi="Times New Roman" w:cs="Times New Roman"/>
           <w:b/>
           <w:bCs/>
           <w:i/>
@@ -8952,7 +8576,7 @@
                 <wp:cNvGraphicFramePr/>
                 <a:graphic xmlns:a="http://schemas.openxmlformats.org/drawingml/2006/main">
                   <a:graphicData uri="http://schemas.microsoft.com/office/word/2010/wordprocessingInk">
-                    <w14:contentPart bwMode="auto" r:id="rId19">
+                    <w14:contentPart bwMode="auto" r:id="rId15">
                       <w14:nvContentPartPr>
                         <w14:cNvContentPartPr/>
                       </w14:nvContentPartPr>
@@ -8968,27 +8592,8 @@
           </mc:Choice>
           <mc:Fallback>
             <w:pict>
-              <v:shapetype w14:anchorId="1ACCD895" id="_x0000_t75" coordsize="21600,21600" o:spt="75" o:preferrelative="t" path="m@4@5l@4@11@9@11@9@5xe" filled="f" stroked="f">
-                <v:stroke joinstyle="miter"/>
-                <v:formulas>
-                  <v:f eqn="if lineDrawn pixelLineWidth 0"/>
-                  <v:f eqn="sum @0 1 0"/>
-                  <v:f eqn="sum 0 0 @1"/>
-                  <v:f eqn="prod @2 1 2"/>
-                  <v:f eqn="prod @3 21600 pixelWidth"/>
-                  <v:f eqn="prod @3 21600 pixelHeight"/>
-                  <v:f eqn="sum @0 0 1"/>
-                  <v:f eqn="prod @6 1 2"/>
-                  <v:f eqn="prod @7 21600 pixelWidth"/>
-                  <v:f eqn="sum @8 21600 0"/>
-                  <v:f eqn="prod @7 21600 pixelHeight"/>
-                  <v:f eqn="sum @10 21600 0"/>
-                </v:formulas>
-                <v:path o:extrusionok="f" gradientshapeok="t" o:connecttype="rect"/>
-                <o:lock v:ext="edit" aspectratio="t"/>
-              </v:shapetype>
-              <v:shape id="Ink 6" o:spid="_x0000_s1026" type="#_x0000_t75" style="position:absolute;margin-left:337pt;margin-top:51.2pt;width:1.15pt;height:1.05pt;z-index:251664384;visibility:visible;mso-wrap-style:square;mso-wrap-distance-left:9pt;mso-wrap-distance-top:0;mso-wrap-distance-right:9pt;mso-wrap-distance-bottom:0;mso-position-horizontal:absolute;mso-position-horizontal-relative:text;mso-position-vertical:absolute;mso-position-vertical-relative:text" o:gfxdata="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">
-                <v:imagedata r:id="rId20" o:title=""/>
+              <v:shape w14:anchorId="4BD1CFED" id="Ink 6" o:spid="_x0000_s1026" type="#_x0000_t75" style="position:absolute;margin-left:337pt;margin-top:51.2pt;width:1.15pt;height:1.05pt;z-index:251664384;visibility:visible;mso-wrap-style:square;mso-wrap-distance-left:9pt;mso-wrap-distance-top:0;mso-wrap-distance-right:9pt;mso-wrap-distance-bottom:0;mso-position-horizontal:absolute;mso-position-horizontal-relative:text;mso-position-vertical:absolute;mso-position-vertical-relative:text" o:gfxdata="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">
+                <v:imagedata r:id="rId16" o:title=""/>
               </v:shape>
             </w:pict>
           </mc:Fallback>
@@ -9038,6 +8643,7 @@
           <w:b/>
           <w:bCs/>
         </w:rPr>
+        <w:lastRenderedPageBreak/>
         <w:t xml:space="preserve">Figure x: </w:t>
       </w:r>
       <w:r>
@@ -9050,6 +8656,7 @@
     <w:p>
       <w:pPr>
         <w:spacing w:line="480" w:lineRule="auto"/>
+        <w:ind w:firstLine="720"/>
         <w:rPr>
           <w:rFonts w:ascii="Times New Roman" w:hAnsi="Times New Roman" w:cs="Times New Roman"/>
         </w:rPr>
@@ -9058,7 +8665,25 @@
         <w:rPr>
           <w:rFonts w:ascii="Times New Roman" w:hAnsi="Times New Roman" w:cs="Times New Roman"/>
         </w:rPr>
-        <w:t>C</w:t>
+        <w:t xml:space="preserve">We found that a significant part </w:t>
+      </w:r>
+      <w:r>
+        <w:rPr>
+          <w:rFonts w:ascii="Times New Roman" w:hAnsi="Times New Roman" w:cs="Times New Roman"/>
+        </w:rPr>
+        <w:t xml:space="preserve">of the temporal variation in </w:t>
+      </w:r>
+      <w:r>
+        <w:rPr>
+          <w:rFonts w:ascii="Times New Roman" w:hAnsi="Times New Roman" w:cs="Times New Roman"/>
+        </w:rPr>
+        <w:t xml:space="preserve">community structure could be attributed to </w:t>
+      </w:r>
+      <w:r>
+        <w:rPr>
+          <w:rFonts w:ascii="Times New Roman" w:hAnsi="Times New Roman" w:cs="Times New Roman"/>
+        </w:rPr>
+        <w:t>c</w:t>
       </w:r>
       <w:r>
         <w:rPr>
@@ -9070,196 +8695,127 @@
         <w:rPr>
           <w:rFonts w:ascii="Times New Roman" w:hAnsi="Times New Roman" w:cs="Times New Roman"/>
         </w:rPr>
-        <w:t>over the 24-year period were significantly associated with variations</w:t>
-      </w:r>
-      <w:r>
-        <w:rPr>
-          <w:rFonts w:ascii="Times New Roman" w:hAnsi="Times New Roman" w:cs="Times New Roman"/>
-        </w:rPr>
-        <w:t xml:space="preserve"> in </w:t>
-      </w:r>
-      <w:r>
-        <w:rPr>
-          <w:rFonts w:ascii="Times New Roman" w:hAnsi="Times New Roman" w:cs="Times New Roman"/>
-        </w:rPr>
-        <w:t>the temporal organization of communities</w:t>
+        <w:t>over the 24-year period</w:t>
+      </w:r>
+      <w:r>
+        <w:rPr>
+          <w:rFonts w:ascii="Times New Roman" w:hAnsi="Times New Roman" w:cs="Times New Roman"/>
+        </w:rPr>
+        <w:t>.</w:t>
+      </w:r>
+      <w:r>
+        <w:rPr>
+          <w:rFonts w:ascii="Times New Roman" w:hAnsi="Times New Roman" w:cs="Times New Roman"/>
+        </w:rPr>
+        <w:t xml:space="preserve"> </w:t>
+      </w:r>
+      <w:r>
+        <w:rPr>
+          <w:rFonts w:ascii="Times New Roman" w:hAnsi="Times New Roman" w:cs="Times New Roman"/>
+        </w:rPr>
+        <w:t>T</w:t>
+      </w:r>
+      <w:r>
+        <w:rPr>
+          <w:rFonts w:ascii="Times New Roman" w:hAnsi="Times New Roman" w:cs="Times New Roman"/>
+        </w:rPr>
+        <w:t xml:space="preserve">welve out of fourteen </w:t>
+      </w:r>
+      <w:r>
+        <w:rPr>
+          <w:rFonts w:ascii="Times New Roman" w:hAnsi="Times New Roman" w:cs="Times New Roman"/>
+        </w:rPr>
+        <w:t xml:space="preserve">community transition </w:t>
+      </w:r>
+      <w:r>
+        <w:rPr>
+          <w:rFonts w:ascii="Times New Roman" w:hAnsi="Times New Roman" w:cs="Times New Roman"/>
+        </w:rPr>
+        <w:t xml:space="preserve">network metrics </w:t>
+      </w:r>
+      <w:r>
+        <w:rPr>
+          <w:rFonts w:ascii="Times New Roman" w:hAnsi="Times New Roman" w:cs="Times New Roman"/>
+        </w:rPr>
+        <w:t xml:space="preserve">were </w:t>
+      </w:r>
+      <w:r>
+        <w:rPr>
+          <w:rFonts w:ascii="Times New Roman" w:hAnsi="Times New Roman" w:cs="Times New Roman"/>
+        </w:rPr>
+        <w:t>significantly</w:t>
+      </w:r>
+      <w:r>
+        <w:rPr>
+          <w:rFonts w:ascii="Times New Roman" w:hAnsi="Times New Roman" w:cs="Times New Roman"/>
+        </w:rPr>
+        <w:t xml:space="preserve"> </w:t>
+      </w:r>
+      <w:r>
+        <w:rPr>
+          <w:rFonts w:ascii="Times New Roman" w:hAnsi="Times New Roman" w:cs="Times New Roman"/>
+        </w:rPr>
+        <w:t xml:space="preserve">associated with at least one weather principal component </w:t>
+      </w:r>
+      <w:r>
+        <w:rPr>
+          <w:rFonts w:ascii="Times New Roman" w:hAnsi="Times New Roman" w:cs="Times New Roman"/>
+        </w:rPr>
+        <w:t>axis</w:t>
+      </w:r>
+      <w:r>
+        <w:rPr>
+          <w:rFonts w:ascii="Times New Roman" w:hAnsi="Times New Roman" w:cs="Times New Roman"/>
+        </w:rPr>
+        <w:t>,</w:t>
+      </w:r>
+      <w:r>
+        <w:rPr>
+          <w:rFonts w:ascii="Times New Roman" w:hAnsi="Times New Roman" w:cs="Times New Roman"/>
+        </w:rPr>
+        <w:t xml:space="preserve"> </w:t>
+      </w:r>
+      <w:r>
+        <w:rPr>
+          <w:rFonts w:ascii="Times New Roman" w:hAnsi="Times New Roman" w:cs="Times New Roman"/>
+        </w:rPr>
+        <w:t>including all metrics for network size and structure</w:t>
+      </w:r>
+      <w:r>
+        <w:rPr>
+          <w:rFonts w:ascii="Times New Roman" w:hAnsi="Times New Roman" w:cs="Times New Roman"/>
+        </w:rPr>
+        <w:t>,</w:t>
+      </w:r>
+      <w:r>
+        <w:rPr>
+          <w:rFonts w:ascii="Times New Roman" w:hAnsi="Times New Roman" w:cs="Times New Roman"/>
+        </w:rPr>
+        <w:t xml:space="preserve"> </w:t>
+      </w:r>
+      <w:r>
+        <w:rPr>
+          <w:rFonts w:ascii="Times New Roman" w:hAnsi="Times New Roman" w:cs="Times New Roman"/>
+        </w:rPr>
+        <w:t xml:space="preserve">as well as the </w:t>
+      </w:r>
+      <w:r>
+        <w:rPr>
+          <w:rFonts w:ascii="Times New Roman" w:hAnsi="Times New Roman" w:cs="Times New Roman"/>
+        </w:rPr>
+        <w:t>majority of node, edge, and temporal spacing metrics (Fig. X, Table SX)</w:t>
       </w:r>
       <w:r>
         <w:rPr>
           <w:rFonts w:ascii="Times New Roman" w:hAnsi="Times New Roman" w:cs="Times New Roman"/>
         </w:rPr>
         <w:t xml:space="preserve">. </w:t>
-      </w:r>
-      <w:r>
-        <w:rPr>
-          <w:rFonts w:ascii="Times New Roman" w:hAnsi="Times New Roman" w:cs="Times New Roman"/>
-        </w:rPr>
-        <w:t xml:space="preserve">Twelve out of fourteen </w:t>
-      </w:r>
-      <w:r>
-        <w:rPr>
-          <w:rFonts w:ascii="Times New Roman" w:hAnsi="Times New Roman" w:cs="Times New Roman"/>
-        </w:rPr>
-        <w:t xml:space="preserve">community transition </w:t>
-      </w:r>
-      <w:r>
-        <w:rPr>
-          <w:rFonts w:ascii="Times New Roman" w:hAnsi="Times New Roman" w:cs="Times New Roman"/>
-        </w:rPr>
-        <w:t xml:space="preserve">network metrics </w:t>
-      </w:r>
-      <w:r>
-        <w:rPr>
-          <w:rFonts w:ascii="Times New Roman" w:hAnsi="Times New Roman" w:cs="Times New Roman"/>
-        </w:rPr>
-        <w:t xml:space="preserve">were </w:t>
-      </w:r>
-      <w:r>
-        <w:rPr>
-          <w:rFonts w:ascii="Times New Roman" w:hAnsi="Times New Roman" w:cs="Times New Roman"/>
-        </w:rPr>
-        <w:t xml:space="preserve">significant </w:t>
-      </w:r>
-      <w:r>
-        <w:rPr>
-          <w:rFonts w:ascii="Times New Roman" w:hAnsi="Times New Roman" w:cs="Times New Roman"/>
-        </w:rPr>
-        <w:t xml:space="preserve">associated with at least one weather principal component </w:t>
-      </w:r>
-      <w:proofErr w:type="spellStart"/>
-      <w:r>
-        <w:rPr>
-          <w:rFonts w:ascii="Times New Roman" w:hAnsi="Times New Roman" w:cs="Times New Roman"/>
-        </w:rPr>
-        <w:t>aciss</w:t>
-      </w:r>
-      <w:proofErr w:type="spellEnd"/>
-      <w:r>
-        <w:rPr>
-          <w:rFonts w:ascii="Times New Roman" w:hAnsi="Times New Roman" w:cs="Times New Roman"/>
-        </w:rPr>
-        <w:t xml:space="preserve"> (Fig. X</w:t>
-      </w:r>
-      <w:proofErr w:type="gramStart"/>
-      <w:r>
-        <w:rPr>
-          <w:rFonts w:ascii="Times New Roman" w:hAnsi="Times New Roman" w:cs="Times New Roman"/>
-        </w:rPr>
-        <w:t>)</w:t>
-      </w:r>
-      <w:r>
-        <w:rPr>
-          <w:rFonts w:ascii="Times New Roman" w:hAnsi="Times New Roman" w:cs="Times New Roman"/>
-        </w:rPr>
-        <w:t>,</w:t>
-      </w:r>
-      <w:r>
-        <w:rPr>
-          <w:rFonts w:ascii="Times New Roman" w:hAnsi="Times New Roman" w:cs="Times New Roman"/>
-        </w:rPr>
-        <w:t xml:space="preserve"> </w:t>
-      </w:r>
-      <w:r>
-        <w:rPr>
-          <w:rFonts w:ascii="Times New Roman" w:hAnsi="Times New Roman" w:cs="Times New Roman"/>
-        </w:rPr>
-        <w:t xml:space="preserve"> including</w:t>
-      </w:r>
-      <w:proofErr w:type="gramEnd"/>
-      <w:r>
-        <w:rPr>
-          <w:rFonts w:ascii="Times New Roman" w:hAnsi="Times New Roman" w:cs="Times New Roman"/>
-        </w:rPr>
-        <w:t xml:space="preserve"> all metrics for network size and structure (Fig. x), the frequency of node occurrence and transitions and their asymmetry within networks, as well as the temporal burstiness and rate of changes in community composition</w:t>
-      </w:r>
-      <w:r>
-        <w:rPr>
-          <w:rFonts w:ascii="Times New Roman" w:hAnsi="Times New Roman" w:cs="Times New Roman"/>
-        </w:rPr>
-        <w:t xml:space="preserve">. </w:t>
-      </w:r>
-      <w:r>
-        <w:rPr>
-          <w:rFonts w:ascii="Times New Roman" w:hAnsi="Times New Roman" w:cs="Times New Roman"/>
-        </w:rPr>
-        <w:t xml:space="preserve">These results reveal that the temporal structure of communities </w:t>
-      </w:r>
-      <w:proofErr w:type="gramStart"/>
-      <w:r>
-        <w:rPr>
-          <w:rFonts w:ascii="Times New Roman" w:hAnsi="Times New Roman" w:cs="Times New Roman"/>
-        </w:rPr>
-        <w:t>are</w:t>
-      </w:r>
-      <w:proofErr w:type="gramEnd"/>
-      <w:r>
-        <w:rPr>
-          <w:rFonts w:ascii="Times New Roman" w:hAnsi="Times New Roman" w:cs="Times New Roman"/>
-        </w:rPr>
-        <w:t xml:space="preserve"> not </w:t>
-      </w:r>
-      <w:proofErr w:type="gramStart"/>
-      <w:r>
-        <w:rPr>
-          <w:rFonts w:ascii="Times New Roman" w:hAnsi="Times New Roman" w:cs="Times New Roman"/>
-        </w:rPr>
-        <w:t>constant, but</w:t>
-      </w:r>
-      <w:proofErr w:type="gramEnd"/>
-      <w:r>
-        <w:rPr>
-          <w:rFonts w:ascii="Times New Roman" w:hAnsi="Times New Roman" w:cs="Times New Roman"/>
-        </w:rPr>
-        <w:t xml:space="preserve"> </w:t>
-      </w:r>
-      <w:proofErr w:type="gramStart"/>
-      <w:r>
-        <w:rPr>
-          <w:rFonts w:ascii="Times New Roman" w:hAnsi="Times New Roman" w:cs="Times New Roman"/>
-        </w:rPr>
-        <w:t>instead</w:t>
-      </w:r>
-      <w:proofErr w:type="gramEnd"/>
-      <w:r>
-        <w:rPr>
-          <w:rFonts w:ascii="Times New Roman" w:hAnsi="Times New Roman" w:cs="Times New Roman"/>
-        </w:rPr>
-        <w:t xml:space="preserve"> </w:t>
-      </w:r>
-      <w:r>
-        <w:rPr>
-          <w:rFonts w:ascii="Times New Roman" w:hAnsi="Times New Roman" w:cs="Times New Roman"/>
-        </w:rPr>
-        <w:t xml:space="preserve">are shaped revealing climate shapes the temporal structure of communities by </w:t>
-      </w:r>
-      <w:r>
-        <w:rPr>
-          <w:rFonts w:ascii="Times New Roman" w:hAnsi="Times New Roman" w:cs="Times New Roman"/>
-        </w:rPr>
-        <w:t>climatic conditions</w:t>
-      </w:r>
-      <w:r>
-        <w:rPr>
-          <w:rFonts w:ascii="Times New Roman" w:hAnsi="Times New Roman" w:cs="Times New Roman"/>
-        </w:rPr>
-        <w:t xml:space="preserve"> and how they vary across years</w:t>
-      </w:r>
-      <w:r>
-        <w:rPr>
-          <w:rFonts w:ascii="Times New Roman" w:hAnsi="Times New Roman" w:cs="Times New Roman"/>
-        </w:rPr>
-        <w:t xml:space="preserve">. </w:t>
-      </w:r>
-      <w:r>
-        <w:rPr>
-          <w:rFonts w:ascii="Times New Roman" w:hAnsi="Times New Roman" w:cs="Times New Roman"/>
-        </w:rPr>
-        <w:t xml:space="preserve"> </w:t>
       </w:r>
     </w:p>
     <w:p>
       <w:pPr>
         <w:spacing w:line="480" w:lineRule="auto"/>
+        <w:ind w:firstLine="720"/>
         <w:rPr>
           <w:rFonts w:ascii="Times New Roman" w:hAnsi="Times New Roman" w:cs="Times New Roman"/>
         </w:rPr>
@@ -9274,124 +8830,452 @@
         <w:rPr>
           <w:rFonts w:ascii="Times New Roman" w:hAnsi="Times New Roman" w:cs="Times New Roman"/>
         </w:rPr>
-        <w:t xml:space="preserve">and interplay of the many different </w:t>
-      </w:r>
-      <w:r>
-        <w:rPr>
-          <w:rFonts w:ascii="Times New Roman" w:hAnsi="Times New Roman" w:cs="Times New Roman"/>
-        </w:rPr>
-        <w:t xml:space="preserve">weather variables </w:t>
-      </w:r>
-      <w:proofErr w:type="gramStart"/>
-      <w:r>
-        <w:rPr>
-          <w:rFonts w:ascii="Times New Roman" w:hAnsi="Times New Roman" w:cs="Times New Roman"/>
-        </w:rPr>
-        <w:t>makes</w:t>
-      </w:r>
-      <w:proofErr w:type="gramEnd"/>
-      <w:r>
-        <w:rPr>
-          <w:rFonts w:ascii="Times New Roman" w:hAnsi="Times New Roman" w:cs="Times New Roman"/>
-        </w:rPr>
-        <w:t xml:space="preserve"> it difficult to isolate the role of any individual climate variable, our analysis of extreme climatic events </w:t>
-      </w:r>
-      <w:r>
-        <w:rPr>
-          <w:rFonts w:ascii="Times New Roman" w:hAnsi="Times New Roman" w:cs="Times New Roman"/>
-        </w:rPr>
-        <w:t xml:space="preserve">helped </w:t>
+        <w:t xml:space="preserve">and </w:t>
+      </w:r>
+      <w:r>
+        <w:rPr>
+          <w:rFonts w:ascii="Times New Roman" w:hAnsi="Times New Roman" w:cs="Times New Roman"/>
+        </w:rPr>
+        <w:t xml:space="preserve">complex </w:t>
+      </w:r>
+      <w:r>
+        <w:rPr>
+          <w:rFonts w:ascii="Times New Roman" w:hAnsi="Times New Roman" w:cs="Times New Roman"/>
+        </w:rPr>
+        <w:t xml:space="preserve">interplay of the </w:t>
+      </w:r>
+      <w:r>
+        <w:rPr>
+          <w:rFonts w:ascii="Times New Roman" w:hAnsi="Times New Roman" w:cs="Times New Roman"/>
+        </w:rPr>
+        <w:t xml:space="preserve">various weather variables make it </w:t>
+      </w:r>
+      <w:r>
+        <w:rPr>
+          <w:rFonts w:ascii="Times New Roman" w:hAnsi="Times New Roman" w:cs="Times New Roman"/>
+        </w:rPr>
+        <w:t xml:space="preserve">challenging </w:t>
+      </w:r>
+      <w:r>
+        <w:rPr>
+          <w:rFonts w:ascii="Times New Roman" w:hAnsi="Times New Roman" w:cs="Times New Roman"/>
+        </w:rPr>
+        <w:t xml:space="preserve">to isolate the role of any individual climate variable, </w:t>
+      </w:r>
+      <w:r>
+        <w:rPr>
+          <w:rFonts w:ascii="Times New Roman" w:hAnsi="Times New Roman" w:cs="Times New Roman"/>
+        </w:rPr>
+        <w:t xml:space="preserve">we can </w:t>
+      </w:r>
+      <w:r>
+        <w:rPr>
+          <w:rFonts w:ascii="Times New Roman" w:hAnsi="Times New Roman" w:cs="Times New Roman"/>
+        </w:rPr>
+        <w:t>reveal some key drivers</w:t>
+      </w:r>
+      <w:r>
+        <w:rPr>
+          <w:rFonts w:ascii="Times New Roman" w:hAnsi="Times New Roman" w:cs="Times New Roman"/>
+        </w:rPr>
+        <w:t xml:space="preserve"> by focusing on extreme climatic events</w:t>
+      </w:r>
+      <w:r>
+        <w:rPr>
+          <w:rFonts w:ascii="Times New Roman" w:hAnsi="Times New Roman" w:cs="Times New Roman"/>
+        </w:rPr>
+        <w:t xml:space="preserve">. </w:t>
+      </w:r>
+      <w:r>
+        <w:rPr>
+          <w:rFonts w:ascii="Times New Roman" w:hAnsi="Times New Roman" w:cs="Times New Roman"/>
+        </w:rPr>
+        <w:t>Specifically, w</w:t>
+      </w:r>
+      <w:r>
+        <w:rPr>
+          <w:rFonts w:ascii="Times New Roman" w:hAnsi="Times New Roman" w:cs="Times New Roman"/>
+        </w:rPr>
+        <w:t xml:space="preserve">e found that the </w:t>
+      </w:r>
+      <w:r>
+        <w:rPr>
+          <w:rFonts w:ascii="Times New Roman" w:hAnsi="Times New Roman" w:cs="Times New Roman"/>
+        </w:rPr>
+        <w:t xml:space="preserve">changes in the </w:t>
+      </w:r>
+      <w:r>
+        <w:rPr>
+          <w:rFonts w:ascii="Times New Roman" w:hAnsi="Times New Roman" w:cs="Times New Roman"/>
+        </w:rPr>
+        <w:t xml:space="preserve">temporal </w:t>
+      </w:r>
+      <w:r>
+        <w:rPr>
+          <w:rFonts w:ascii="Times New Roman" w:hAnsi="Times New Roman" w:cs="Times New Roman"/>
+        </w:rPr>
+        <w:t xml:space="preserve">structure of </w:t>
+      </w:r>
+      <w:r>
+        <w:rPr>
+          <w:rFonts w:ascii="Times New Roman" w:hAnsi="Times New Roman" w:cs="Times New Roman"/>
+        </w:rPr>
+        <w:t>communit</w:t>
+      </w:r>
+      <w:r>
+        <w:rPr>
+          <w:rFonts w:ascii="Times New Roman" w:hAnsi="Times New Roman" w:cs="Times New Roman"/>
+        </w:rPr>
+        <w:t xml:space="preserve">ies </w:t>
+      </w:r>
+      <w:r>
+        <w:rPr>
+          <w:rFonts w:ascii="Times New Roman" w:hAnsi="Times New Roman" w:cs="Times New Roman"/>
+        </w:rPr>
+        <w:t>are amplified during more extreme climate events</w:t>
+      </w:r>
+      <w:r>
+        <w:rPr>
+          <w:rFonts w:ascii="Times New Roman" w:hAnsi="Times New Roman" w:cs="Times New Roman"/>
+        </w:rPr>
+        <w:t xml:space="preserve">, with </w:t>
+      </w:r>
+      <w:r>
+        <w:rPr>
+          <w:rFonts w:ascii="Times New Roman" w:hAnsi="Times New Roman" w:cs="Times New Roman"/>
+        </w:rPr>
+        <w:t xml:space="preserve">drought conditions (characterized by few rain days and low total precipitation) playing </w:t>
+      </w:r>
+      <w:r>
+        <w:rPr>
+          <w:rFonts w:ascii="Times New Roman" w:hAnsi="Times New Roman" w:cs="Times New Roman"/>
+        </w:rPr>
+        <w:t xml:space="preserve">a bigger role than </w:t>
+      </w:r>
+      <w:r>
+        <w:rPr>
+          <w:rFonts w:ascii="Times New Roman" w:hAnsi="Times New Roman" w:cs="Times New Roman"/>
+        </w:rPr>
+        <w:t xml:space="preserve">a hot climate (characterized by many unusually hot days) </w:t>
+      </w:r>
+      <w:r>
+        <w:rPr>
+          <w:rFonts w:ascii="Times New Roman" w:hAnsi="Times New Roman" w:cs="Times New Roman"/>
+        </w:rPr>
+        <w:t>(Fig. x)</w:t>
+      </w:r>
+      <w:r>
+        <w:rPr>
+          <w:rFonts w:ascii="Times New Roman" w:hAnsi="Times New Roman" w:cs="Times New Roman"/>
+        </w:rPr>
+        <w:t>.</w:t>
+      </w:r>
+      <w:r>
+        <w:rPr>
+          <w:rFonts w:ascii="Times New Roman" w:hAnsi="Times New Roman" w:cs="Times New Roman"/>
+        </w:rPr>
+        <w:t xml:space="preserve"> </w:t>
+      </w:r>
+      <w:r>
+        <w:rPr>
+          <w:rFonts w:ascii="Times New Roman" w:hAnsi="Times New Roman" w:cs="Times New Roman"/>
+        </w:rPr>
+        <w:t>Unusually hot years did not significantly alter most network metrics, but they caused significantly fewer and more bursty (temporally clustered) total transitions between states. However, e</w:t>
+      </w:r>
+      <w:r>
+        <w:rPr>
+          <w:rFonts w:ascii="Times New Roman" w:hAnsi="Times New Roman" w:cs="Times New Roman"/>
+        </w:rPr>
+        <w:t xml:space="preserve">xtreme dry years reduced the number of unique community states </w:t>
+      </w:r>
+      <w:r>
+        <w:rPr>
+          <w:rFonts w:ascii="Times New Roman" w:hAnsi="Times New Roman" w:cs="Times New Roman"/>
+        </w:rPr>
+        <w:t xml:space="preserve">(i.e. combination of species) </w:t>
+      </w:r>
+      <w:r>
+        <w:rPr>
+          <w:rFonts w:ascii="Times New Roman" w:hAnsi="Times New Roman" w:cs="Times New Roman"/>
+        </w:rPr>
+        <w:t xml:space="preserve">and thus network size. Importantly, this </w:t>
+      </w:r>
+      <w:r>
+        <w:rPr>
+          <w:rFonts w:ascii="Times New Roman" w:hAnsi="Times New Roman" w:cs="Times New Roman"/>
+        </w:rPr>
+        <w:t xml:space="preserve">pattern </w:t>
+      </w:r>
+      <w:r>
+        <w:rPr>
+          <w:rFonts w:ascii="Times New Roman" w:hAnsi="Times New Roman" w:cs="Times New Roman"/>
+        </w:rPr>
+        <w:t xml:space="preserve">was not driven by changes in the number of active species </w:t>
+      </w:r>
+      <w:r>
+        <w:rPr>
+          <w:rFonts w:ascii="Times New Roman" w:hAnsi="Times New Roman" w:cs="Times New Roman"/>
+        </w:rPr>
+        <w:t xml:space="preserve">in given </w:t>
+      </w:r>
+      <w:r>
+        <w:rPr>
+          <w:rFonts w:ascii="Times New Roman" w:hAnsi="Times New Roman" w:cs="Times New Roman"/>
+        </w:rPr>
+        <w:t xml:space="preserve">year to year, which </w:t>
+      </w:r>
+      <w:r>
+        <w:rPr>
+          <w:rFonts w:ascii="Times New Roman" w:hAnsi="Times New Roman" w:cs="Times New Roman"/>
+        </w:rPr>
+        <w:t>did not differ in dry years</w:t>
+      </w:r>
+      <w:r>
+        <w:rPr>
+          <w:rFonts w:ascii="Times New Roman" w:hAnsi="Times New Roman" w:cs="Times New Roman"/>
+        </w:rPr>
+        <w:t xml:space="preserve">. Indeed, including the number of </w:t>
+      </w:r>
+      <w:r>
+        <w:rPr>
+          <w:rFonts w:ascii="Times New Roman" w:hAnsi="Times New Roman" w:cs="Times New Roman"/>
+        </w:rPr>
+        <w:t xml:space="preserve">observed </w:t>
+      </w:r>
+      <w:r>
+        <w:rPr>
+          <w:rFonts w:ascii="Times New Roman" w:hAnsi="Times New Roman" w:cs="Times New Roman"/>
+        </w:rPr>
+        <w:t>species as a covariate in the analys</w:t>
+      </w:r>
+      <w:r>
+        <w:rPr>
+          <w:rFonts w:ascii="Times New Roman" w:hAnsi="Times New Roman" w:cs="Times New Roman"/>
+        </w:rPr>
+        <w:t>e</w:t>
+      </w:r>
+      <w:r>
+        <w:rPr>
+          <w:rFonts w:ascii="Times New Roman" w:hAnsi="Times New Roman" w:cs="Times New Roman"/>
+        </w:rPr>
+        <w:t xml:space="preserve">s only strengthened the difference between normal and extreme years. </w:t>
+      </w:r>
+      <w:r>
+        <w:rPr>
+          <w:rFonts w:ascii="Times New Roman" w:hAnsi="Times New Roman" w:cs="Times New Roman"/>
+        </w:rPr>
+        <w:t xml:space="preserve">Instead, </w:t>
+      </w:r>
+      <w:r>
+        <w:rPr>
+          <w:rFonts w:ascii="Times New Roman" w:hAnsi="Times New Roman" w:cs="Times New Roman"/>
+        </w:rPr>
+        <w:t xml:space="preserve">this was at least </w:t>
+      </w:r>
+      <w:r>
+        <w:rPr>
+          <w:rFonts w:ascii="Times New Roman" w:hAnsi="Times New Roman" w:cs="Times New Roman"/>
+        </w:rPr>
+        <w:t>partially</w:t>
+      </w:r>
+      <w:r>
+        <w:rPr>
+          <w:rFonts w:ascii="Times New Roman" w:hAnsi="Times New Roman" w:cs="Times New Roman"/>
+        </w:rPr>
+        <w:t xml:space="preserve"> driven by differences in community states. </w:t>
+      </w:r>
+      <w:r>
+        <w:rPr>
+          <w:rFonts w:ascii="Times New Roman" w:hAnsi="Times New Roman" w:cs="Times New Roman"/>
+        </w:rPr>
+        <w:t>Y</w:t>
+      </w:r>
+      <w:r>
+        <w:rPr>
+          <w:rFonts w:ascii="Times New Roman" w:hAnsi="Times New Roman" w:cs="Times New Roman"/>
+        </w:rPr>
+        <w:t xml:space="preserve">ears </w:t>
+      </w:r>
+      <w:r>
+        <w:rPr>
+          <w:rFonts w:ascii="Times New Roman" w:hAnsi="Times New Roman" w:cs="Times New Roman"/>
+        </w:rPr>
+        <w:t xml:space="preserve">with average climate conditions </w:t>
+      </w:r>
+      <w:r>
+        <w:rPr>
+          <w:rFonts w:ascii="Times New Roman" w:hAnsi="Times New Roman" w:cs="Times New Roman"/>
+        </w:rPr>
+        <w:t>experienced a much more diverse range of species combinations throughout the year and exhibited more sequential transitions between these community states, gradually</w:t>
+      </w:r>
+      <w:r>
+        <w:rPr>
+          <w:rFonts w:ascii="Times New Roman" w:hAnsi="Times New Roman" w:cs="Times New Roman"/>
+        </w:rPr>
+        <w:t xml:space="preserve"> </w:t>
       </w:r>
       <w:r>
         <w:rPr>
           <w:rFonts w:ascii="Times New Roman" w:hAnsi="Times New Roman" w:cs="Times New Roman"/>
         </w:rPr>
         <w:lastRenderedPageBreak/>
-        <w:t xml:space="preserve">reveal some key drivers. </w:t>
-      </w:r>
-      <w:r>
-        <w:rPr>
-          <w:rFonts w:ascii="Times New Roman" w:hAnsi="Times New Roman" w:cs="Times New Roman"/>
-        </w:rPr>
-        <w:t>Specifically, w</w:t>
-      </w:r>
-      <w:r>
-        <w:rPr>
-          <w:rFonts w:ascii="Times New Roman" w:hAnsi="Times New Roman" w:cs="Times New Roman"/>
-        </w:rPr>
-        <w:t xml:space="preserve">e found that the </w:t>
-      </w:r>
-      <w:r>
-        <w:rPr>
-          <w:rFonts w:ascii="Times New Roman" w:hAnsi="Times New Roman" w:cs="Times New Roman"/>
-        </w:rPr>
-        <w:t xml:space="preserve">changes in the </w:t>
-      </w:r>
-      <w:r>
-        <w:rPr>
-          <w:rFonts w:ascii="Times New Roman" w:hAnsi="Times New Roman" w:cs="Times New Roman"/>
-        </w:rPr>
-        <w:t xml:space="preserve">temporal </w:t>
-      </w:r>
-      <w:r>
-        <w:rPr>
-          <w:rFonts w:ascii="Times New Roman" w:hAnsi="Times New Roman" w:cs="Times New Roman"/>
-        </w:rPr>
-        <w:t xml:space="preserve">structure of </w:t>
-      </w:r>
-      <w:r>
-        <w:rPr>
-          <w:rFonts w:ascii="Times New Roman" w:hAnsi="Times New Roman" w:cs="Times New Roman"/>
-        </w:rPr>
-        <w:t>communit</w:t>
-      </w:r>
-      <w:r>
-        <w:rPr>
-          <w:rFonts w:ascii="Times New Roman" w:hAnsi="Times New Roman" w:cs="Times New Roman"/>
-        </w:rPr>
-        <w:t xml:space="preserve">ies </w:t>
-      </w:r>
-      <w:r>
-        <w:rPr>
-          <w:rFonts w:ascii="Times New Roman" w:hAnsi="Times New Roman" w:cs="Times New Roman"/>
-        </w:rPr>
-        <w:t>are amplified during more extreme climate events</w:t>
-      </w:r>
-      <w:r>
-        <w:rPr>
-          <w:rFonts w:ascii="Times New Roman" w:hAnsi="Times New Roman" w:cs="Times New Roman"/>
-        </w:rPr>
-        <w:t xml:space="preserve">, with </w:t>
-      </w:r>
-      <w:r>
-        <w:rPr>
-          <w:rFonts w:ascii="Times New Roman" w:hAnsi="Times New Roman" w:cs="Times New Roman"/>
-        </w:rPr>
-        <w:t xml:space="preserve">drought conditions (characterized by few rain days and low total precipitation) playing </w:t>
-      </w:r>
-      <w:r>
-        <w:rPr>
-          <w:rFonts w:ascii="Times New Roman" w:hAnsi="Times New Roman" w:cs="Times New Roman"/>
-        </w:rPr>
-        <w:t xml:space="preserve">a bigger role than </w:t>
-      </w:r>
-      <w:r>
-        <w:rPr>
-          <w:rFonts w:ascii="Times New Roman" w:hAnsi="Times New Roman" w:cs="Times New Roman"/>
-        </w:rPr>
-        <w:t xml:space="preserve">a hot climate (characterized by many unusually hot days) </w:t>
-      </w:r>
-      <w:r>
-        <w:rPr>
-          <w:rFonts w:ascii="Times New Roman" w:hAnsi="Times New Roman" w:cs="Times New Roman"/>
-        </w:rPr>
-        <w:t>(Fig. x)</w:t>
-      </w:r>
-      <w:r>
-        <w:rPr>
-          <w:rFonts w:ascii="Times New Roman" w:hAnsi="Times New Roman" w:cs="Times New Roman"/>
-        </w:rPr>
-        <w:t>.</w:t>
+        <w:t>increasing (or decreasing) the diversity of c</w:t>
+      </w:r>
+      <w:r>
+        <w:rPr>
+          <w:rFonts w:ascii="Times New Roman" w:hAnsi="Times New Roman" w:cs="Times New Roman"/>
+        </w:rPr>
+        <w:t>o</w:t>
+      </w:r>
+      <w:r>
+        <w:rPr>
+          <w:rFonts w:ascii="Times New Roman" w:hAnsi="Times New Roman" w:cs="Times New Roman"/>
+        </w:rPr>
+        <w:t>-</w:t>
+      </w:r>
+      <w:r>
+        <w:rPr>
+          <w:rFonts w:ascii="Times New Roman" w:hAnsi="Times New Roman" w:cs="Times New Roman"/>
+        </w:rPr>
+        <w:t>occurring</w:t>
+      </w:r>
+      <w:r>
+        <w:rPr>
+          <w:rFonts w:ascii="Times New Roman" w:hAnsi="Times New Roman" w:cs="Times New Roman"/>
+        </w:rPr>
+        <w:t xml:space="preserve"> species </w:t>
+      </w:r>
+      <w:r>
+        <w:rPr>
+          <w:rFonts w:ascii="Times New Roman" w:hAnsi="Times New Roman" w:cs="Times New Roman"/>
+        </w:rPr>
+        <w:t>over time</w:t>
+      </w:r>
+      <w:r>
+        <w:rPr>
+          <w:rFonts w:ascii="Times New Roman" w:hAnsi="Times New Roman" w:cs="Times New Roman"/>
+        </w:rPr>
+        <w:t xml:space="preserve"> (Fig. x)</w:t>
+      </w:r>
+      <w:r>
+        <w:rPr>
+          <w:rFonts w:ascii="Times New Roman" w:hAnsi="Times New Roman" w:cs="Times New Roman"/>
+        </w:rPr>
+        <w:t xml:space="preserve">. </w:t>
+      </w:r>
+      <w:r>
+        <w:rPr>
+          <w:rFonts w:ascii="Times New Roman" w:hAnsi="Times New Roman" w:cs="Times New Roman"/>
+        </w:rPr>
+        <w:t xml:space="preserve">In contrast, extreme years </w:t>
+      </w:r>
+      <w:r>
+        <w:rPr>
+          <w:rFonts w:ascii="Times New Roman" w:hAnsi="Times New Roman" w:cs="Times New Roman"/>
+        </w:rPr>
+        <w:t xml:space="preserve">had much fewer community states with multiple (e.g. three or more) co-occurring species and states were typically connected through </w:t>
+      </w:r>
+      <w:r>
+        <w:rPr>
+          <w:rFonts w:ascii="Times New Roman" w:hAnsi="Times New Roman" w:cs="Times New Roman"/>
+        </w:rPr>
+        <w:t>single-species and no-species states</w:t>
+      </w:r>
+      <w:r>
+        <w:rPr>
+          <w:rFonts w:ascii="Times New Roman" w:hAnsi="Times New Roman" w:cs="Times New Roman"/>
+        </w:rPr>
+        <w:t xml:space="preserve"> (Fig x)</w:t>
+      </w:r>
+      <w:r>
+        <w:rPr>
+          <w:rFonts w:ascii="Times New Roman" w:hAnsi="Times New Roman" w:cs="Times New Roman"/>
+        </w:rPr>
+        <w:t xml:space="preserve">. </w:t>
+      </w:r>
+      <w:r>
+        <w:rPr>
+          <w:rFonts w:ascii="Times New Roman" w:hAnsi="Times New Roman" w:cs="Times New Roman"/>
+        </w:rPr>
+        <w:t xml:space="preserve">This decrease in </w:t>
+      </w:r>
+      <w:r>
+        <w:rPr>
+          <w:rFonts w:ascii="Times New Roman" w:hAnsi="Times New Roman" w:cs="Times New Roman"/>
+        </w:rPr>
+        <w:t xml:space="preserve">network size in </w:t>
+      </w:r>
+      <w:r>
+        <w:rPr>
+          <w:rFonts w:ascii="Times New Roman" w:hAnsi="Times New Roman" w:cs="Times New Roman"/>
+        </w:rPr>
+        <w:t>dry years was correlated with an increase in connectance and betweenness, while modularity and mean distance between nodes decreased. Together with the increase in average number of transition</w:t>
+      </w:r>
+      <w:r>
+        <w:rPr>
+          <w:rFonts w:ascii="Times New Roman" w:hAnsi="Times New Roman" w:cs="Times New Roman"/>
+        </w:rPr>
+        <w:t>s</w:t>
+      </w:r>
+      <w:r>
+        <w:rPr>
+          <w:rFonts w:ascii="Times New Roman" w:hAnsi="Times New Roman" w:cs="Times New Roman"/>
+        </w:rPr>
+        <w:t xml:space="preserve"> between states, </w:t>
+      </w:r>
+      <w:r>
+        <w:rPr>
+          <w:rFonts w:ascii="Times New Roman" w:hAnsi="Times New Roman" w:cs="Times New Roman"/>
+        </w:rPr>
+        <w:t xml:space="preserve">this indicates </w:t>
+      </w:r>
+      <w:r>
+        <w:rPr>
+          <w:rFonts w:ascii="Times New Roman" w:hAnsi="Times New Roman" w:cs="Times New Roman"/>
+        </w:rPr>
+        <w:t xml:space="preserve">that </w:t>
+      </w:r>
+      <w:r>
+        <w:rPr>
+          <w:rFonts w:ascii="Times New Roman" w:hAnsi="Times New Roman" w:cs="Times New Roman"/>
+        </w:rPr>
+        <w:t xml:space="preserve">dry </w:t>
+      </w:r>
+      <w:r>
+        <w:rPr>
+          <w:rFonts w:ascii="Times New Roman" w:hAnsi="Times New Roman" w:cs="Times New Roman"/>
+        </w:rPr>
+        <w:t xml:space="preserve">conditions </w:t>
+      </w:r>
+      <w:r>
+        <w:rPr>
+          <w:rFonts w:ascii="Times New Roman" w:hAnsi="Times New Roman" w:cs="Times New Roman"/>
+        </w:rPr>
+        <w:t xml:space="preserve">create </w:t>
+      </w:r>
+      <w:r>
+        <w:rPr>
+          <w:rFonts w:ascii="Times New Roman" w:hAnsi="Times New Roman" w:cs="Times New Roman"/>
+        </w:rPr>
+        <w:t xml:space="preserve">smaller, more connected, and more centralized </w:t>
+      </w:r>
+      <w:r>
+        <w:rPr>
+          <w:rFonts w:ascii="Times New Roman" w:hAnsi="Times New Roman" w:cs="Times New Roman"/>
+        </w:rPr>
+        <w:t xml:space="preserve">community transition </w:t>
+      </w:r>
+      <w:r>
+        <w:rPr>
+          <w:rFonts w:ascii="Times New Roman" w:hAnsi="Times New Roman" w:cs="Times New Roman"/>
+        </w:rPr>
+        <w:t>networks, where a few</w:t>
+      </w:r>
+      <w:r>
+        <w:rPr>
+          <w:rFonts w:ascii="Times New Roman" w:hAnsi="Times New Roman" w:cs="Times New Roman"/>
+        </w:rPr>
+        <w:t>,</w:t>
       </w:r>
       <w:r>
         <w:rPr>
@@ -9399,332 +9283,6 @@
         </w:rPr>
         <w:t xml:space="preserve"> </w:t>
       </w:r>
-      <w:r>
-        <w:rPr>
-          <w:rFonts w:ascii="Times New Roman" w:hAnsi="Times New Roman" w:cs="Times New Roman"/>
-        </w:rPr>
-        <w:t xml:space="preserve">Unusually hot years did not significantly alter most network metrics, but they caused significantly fewer and more bursty (temporally clustered) total transitions between states. </w:t>
-      </w:r>
-    </w:p>
-    <w:p>
-      <w:pPr>
-        <w:spacing w:line="480" w:lineRule="auto"/>
-        <w:rPr>
-          <w:rFonts w:ascii="Times New Roman" w:hAnsi="Times New Roman" w:cs="Times New Roman"/>
-        </w:rPr>
-      </w:pPr>
-    </w:p>
-    <w:p>
-      <w:pPr>
-        <w:spacing w:line="480" w:lineRule="auto"/>
-        <w:rPr>
-          <w:rFonts w:ascii="Times New Roman" w:hAnsi="Times New Roman" w:cs="Times New Roman"/>
-        </w:rPr>
-      </w:pPr>
-      <w:r>
-        <w:rPr>
-          <w:rFonts w:ascii="Times New Roman" w:hAnsi="Times New Roman" w:cs="Times New Roman"/>
-        </w:rPr>
-        <w:t>However, e</w:t>
-      </w:r>
-      <w:r>
-        <w:rPr>
-          <w:rFonts w:ascii="Times New Roman" w:hAnsi="Times New Roman" w:cs="Times New Roman"/>
-        </w:rPr>
-        <w:t xml:space="preserve">xtreme dry years reduced the number of unique community states </w:t>
-      </w:r>
-      <w:r>
-        <w:rPr>
-          <w:rFonts w:ascii="Times New Roman" w:hAnsi="Times New Roman" w:cs="Times New Roman"/>
-        </w:rPr>
-        <w:t xml:space="preserve">(i.e. combination of species) </w:t>
-      </w:r>
-      <w:r>
-        <w:rPr>
-          <w:rFonts w:ascii="Times New Roman" w:hAnsi="Times New Roman" w:cs="Times New Roman"/>
-        </w:rPr>
-        <w:t xml:space="preserve">and thus network size. Importantly, this </w:t>
-      </w:r>
-      <w:r>
-        <w:rPr>
-          <w:rFonts w:ascii="Times New Roman" w:hAnsi="Times New Roman" w:cs="Times New Roman"/>
-        </w:rPr>
-        <w:t xml:space="preserve">pattern </w:t>
-      </w:r>
-      <w:r>
-        <w:rPr>
-          <w:rFonts w:ascii="Times New Roman" w:hAnsi="Times New Roman" w:cs="Times New Roman"/>
-        </w:rPr>
-        <w:t xml:space="preserve">was not driven by changes in the number of active species </w:t>
-      </w:r>
-      <w:r>
-        <w:rPr>
-          <w:rFonts w:ascii="Times New Roman" w:hAnsi="Times New Roman" w:cs="Times New Roman"/>
-        </w:rPr>
-        <w:t xml:space="preserve">in given </w:t>
-      </w:r>
-      <w:r>
-        <w:rPr>
-          <w:rFonts w:ascii="Times New Roman" w:hAnsi="Times New Roman" w:cs="Times New Roman"/>
-        </w:rPr>
-        <w:t xml:space="preserve">year to year, which </w:t>
-      </w:r>
-      <w:r>
-        <w:rPr>
-          <w:rFonts w:ascii="Times New Roman" w:hAnsi="Times New Roman" w:cs="Times New Roman"/>
-        </w:rPr>
-        <w:t>did not differ in dry years</w:t>
-      </w:r>
-      <w:r>
-        <w:rPr>
-          <w:rFonts w:ascii="Times New Roman" w:hAnsi="Times New Roman" w:cs="Times New Roman"/>
-        </w:rPr>
-        <w:t xml:space="preserve">. Indeed, including the number of </w:t>
-      </w:r>
-      <w:r>
-        <w:rPr>
-          <w:rFonts w:ascii="Times New Roman" w:hAnsi="Times New Roman" w:cs="Times New Roman"/>
-        </w:rPr>
-        <w:t xml:space="preserve">observed </w:t>
-      </w:r>
-      <w:r>
-        <w:rPr>
-          <w:rFonts w:ascii="Times New Roman" w:hAnsi="Times New Roman" w:cs="Times New Roman"/>
-        </w:rPr>
-        <w:t xml:space="preserve">species as a covariate in the analysis only strengthened the difference between normal and extreme years. </w:t>
-      </w:r>
-      <w:r>
-        <w:rPr>
-          <w:rFonts w:ascii="Times New Roman" w:hAnsi="Times New Roman" w:cs="Times New Roman"/>
-        </w:rPr>
-        <w:t>Instead, extreme dry years had much fewer community states with multiple (e.g. three or more) co-occurring species. Y</w:t>
-      </w:r>
-      <w:r>
-        <w:rPr>
-          <w:rFonts w:ascii="Times New Roman" w:hAnsi="Times New Roman" w:cs="Times New Roman"/>
-        </w:rPr>
-        <w:t xml:space="preserve">ears </w:t>
-      </w:r>
-      <w:r>
-        <w:rPr>
-          <w:rFonts w:ascii="Times New Roman" w:hAnsi="Times New Roman" w:cs="Times New Roman"/>
-        </w:rPr>
-        <w:t xml:space="preserve">with average climate conditions </w:t>
-      </w:r>
-      <w:r>
-        <w:rPr>
-          <w:rFonts w:ascii="Times New Roman" w:hAnsi="Times New Roman" w:cs="Times New Roman"/>
-        </w:rPr>
-        <w:t>experienced a much more diverse range of species combinations throughout the year and exhibited more sequential transitions between these community states, gradually</w:t>
-      </w:r>
-      <w:r>
-        <w:rPr>
-          <w:rFonts w:ascii="Times New Roman" w:hAnsi="Times New Roman" w:cs="Times New Roman"/>
-        </w:rPr>
-        <w:t xml:space="preserve"> </w:t>
-      </w:r>
-      <w:r>
-        <w:rPr>
-          <w:rFonts w:ascii="Times New Roman" w:hAnsi="Times New Roman" w:cs="Times New Roman"/>
-        </w:rPr>
-        <w:t>increasing (or decreasing) the diversity of c</w:t>
-      </w:r>
-      <w:r>
-        <w:rPr>
-          <w:rFonts w:ascii="Times New Roman" w:hAnsi="Times New Roman" w:cs="Times New Roman"/>
-        </w:rPr>
-        <w:t>o</w:t>
-      </w:r>
-      <w:r>
-        <w:rPr>
-          <w:rFonts w:ascii="Times New Roman" w:hAnsi="Times New Roman" w:cs="Times New Roman"/>
-        </w:rPr>
-        <w:t>-</w:t>
-      </w:r>
-      <w:r>
-        <w:rPr>
-          <w:rFonts w:ascii="Times New Roman" w:hAnsi="Times New Roman" w:cs="Times New Roman"/>
-        </w:rPr>
-        <w:t>occurring</w:t>
-      </w:r>
-      <w:r>
-        <w:rPr>
-          <w:rFonts w:ascii="Times New Roman" w:hAnsi="Times New Roman" w:cs="Times New Roman"/>
-        </w:rPr>
-        <w:t xml:space="preserve"> species </w:t>
-      </w:r>
-      <w:r>
-        <w:rPr>
-          <w:rFonts w:ascii="Times New Roman" w:hAnsi="Times New Roman" w:cs="Times New Roman"/>
-        </w:rPr>
-        <w:t xml:space="preserve">over time. </w:t>
-      </w:r>
-      <w:r>
-        <w:rPr>
-          <w:rFonts w:ascii="Times New Roman" w:hAnsi="Times New Roman" w:cs="Times New Roman"/>
-        </w:rPr>
-        <w:t xml:space="preserve">In contrast, extreme years mostly transition back and forth between single-species and </w:t>
-      </w:r>
-      <w:proofErr w:type="gramStart"/>
-      <w:r>
-        <w:rPr>
-          <w:rFonts w:ascii="Times New Roman" w:hAnsi="Times New Roman" w:cs="Times New Roman"/>
-        </w:rPr>
-        <w:t>no</w:t>
-      </w:r>
-      <w:proofErr w:type="gramEnd"/>
-      <w:r>
-        <w:rPr>
-          <w:rFonts w:ascii="Times New Roman" w:hAnsi="Times New Roman" w:cs="Times New Roman"/>
-        </w:rPr>
-        <w:t xml:space="preserve">-species states. </w:t>
-      </w:r>
-      <w:r>
-        <w:rPr>
-          <w:rFonts w:ascii="Times New Roman" w:hAnsi="Times New Roman" w:cs="Times New Roman"/>
-        </w:rPr>
-        <w:t xml:space="preserve">This decrease in </w:t>
-      </w:r>
-      <w:r>
-        <w:rPr>
-          <w:rFonts w:ascii="Times New Roman" w:hAnsi="Times New Roman" w:cs="Times New Roman"/>
-        </w:rPr>
-        <w:t xml:space="preserve">network size in </w:t>
-      </w:r>
-      <w:r>
-        <w:rPr>
-          <w:rFonts w:ascii="Times New Roman" w:hAnsi="Times New Roman" w:cs="Times New Roman"/>
-        </w:rPr>
-        <w:t>dry years was correlated with an increase in connectance and betweenness, while modularity and mean distance between nodes decreased. Together with the increase in average number of transition</w:t>
-      </w:r>
-      <w:r>
-        <w:rPr>
-          <w:rFonts w:ascii="Times New Roman" w:hAnsi="Times New Roman" w:cs="Times New Roman"/>
-        </w:rPr>
-        <w:t>s</w:t>
-      </w:r>
-      <w:r>
-        <w:rPr>
-          <w:rFonts w:ascii="Times New Roman" w:hAnsi="Times New Roman" w:cs="Times New Roman"/>
-        </w:rPr>
-        <w:t xml:space="preserve"> between states, </w:t>
-      </w:r>
-      <w:r>
-        <w:rPr>
-          <w:rFonts w:ascii="Times New Roman" w:hAnsi="Times New Roman" w:cs="Times New Roman"/>
-        </w:rPr>
-        <w:t xml:space="preserve">this indicates </w:t>
-      </w:r>
-      <w:r>
-        <w:rPr>
-          <w:rFonts w:ascii="Times New Roman" w:hAnsi="Times New Roman" w:cs="Times New Roman"/>
-        </w:rPr>
-        <w:t xml:space="preserve">that </w:t>
-      </w:r>
-      <w:r>
-        <w:rPr>
-          <w:rFonts w:ascii="Times New Roman" w:hAnsi="Times New Roman" w:cs="Times New Roman"/>
-        </w:rPr>
-        <w:t xml:space="preserve">dry </w:t>
-      </w:r>
-      <w:r>
-        <w:rPr>
-          <w:rFonts w:ascii="Times New Roman" w:hAnsi="Times New Roman" w:cs="Times New Roman"/>
-        </w:rPr>
-        <w:t xml:space="preserve">conditions </w:t>
-      </w:r>
-      <w:r>
-        <w:rPr>
-          <w:rFonts w:ascii="Times New Roman" w:hAnsi="Times New Roman" w:cs="Times New Roman"/>
-        </w:rPr>
-        <w:t xml:space="preserve">create </w:t>
-      </w:r>
-      <w:r>
-        <w:rPr>
-          <w:rFonts w:ascii="Times New Roman" w:hAnsi="Times New Roman" w:cs="Times New Roman"/>
-        </w:rPr>
-        <w:t xml:space="preserve">smaller, more connected, and more centralized </w:t>
-      </w:r>
-      <w:r>
-        <w:rPr>
-          <w:rFonts w:ascii="Times New Roman" w:hAnsi="Times New Roman" w:cs="Times New Roman"/>
-        </w:rPr>
-        <w:t xml:space="preserve">community transition </w:t>
-      </w:r>
-      <w:r>
-        <w:rPr>
-          <w:rFonts w:ascii="Times New Roman" w:hAnsi="Times New Roman" w:cs="Times New Roman"/>
-        </w:rPr>
-        <w:t xml:space="preserve">networks, where a few community states served as frequent </w:t>
-      </w:r>
-      <w:r>
-        <w:rPr>
-          <w:rFonts w:ascii="Times New Roman" w:hAnsi="Times New Roman" w:cs="Times New Roman"/>
-        </w:rPr>
-        <w:t xml:space="preserve">and </w:t>
-      </w:r>
-      <w:r>
-        <w:rPr>
-          <w:rFonts w:ascii="Times New Roman" w:hAnsi="Times New Roman" w:cs="Times New Roman"/>
-        </w:rPr>
-        <w:t xml:space="preserve">recurring </w:t>
-      </w:r>
-      <w:r>
-        <w:rPr>
-          <w:rFonts w:ascii="Times New Roman" w:hAnsi="Times New Roman" w:cs="Times New Roman"/>
-        </w:rPr>
-        <w:t>bridges</w:t>
-      </w:r>
-      <w:r>
-        <w:rPr>
-          <w:rFonts w:ascii="Times New Roman" w:hAnsi="Times New Roman" w:cs="Times New Roman"/>
-        </w:rPr>
-        <w:t xml:space="preserve"> or hub</w:t>
-      </w:r>
-      <w:r>
-        <w:rPr>
-          <w:rFonts w:ascii="Times New Roman" w:hAnsi="Times New Roman" w:cs="Times New Roman"/>
-        </w:rPr>
-        <w:t>s</w:t>
-      </w:r>
-      <w:r>
-        <w:rPr>
-          <w:rFonts w:ascii="Times New Roman" w:hAnsi="Times New Roman" w:cs="Times New Roman"/>
-        </w:rPr>
-        <w:t xml:space="preserve"> that connected </w:t>
-      </w:r>
-      <w:r>
-        <w:rPr>
-          <w:rFonts w:ascii="Times New Roman" w:hAnsi="Times New Roman" w:cs="Times New Roman"/>
-        </w:rPr>
-        <w:t xml:space="preserve">unique </w:t>
-      </w:r>
-      <w:r>
-        <w:rPr>
-          <w:rFonts w:ascii="Times New Roman" w:hAnsi="Times New Roman" w:cs="Times New Roman"/>
-        </w:rPr>
-        <w:t>community states</w:t>
-      </w:r>
-      <w:r>
-        <w:rPr>
-          <w:rFonts w:ascii="Times New Roman" w:hAnsi="Times New Roman" w:cs="Times New Roman"/>
-        </w:rPr>
-        <w:t xml:space="preserve"> of only a few co-occurring species</w:t>
-      </w:r>
-      <w:r>
-        <w:rPr>
-          <w:rFonts w:ascii="Times New Roman" w:hAnsi="Times New Roman" w:cs="Times New Roman"/>
-        </w:rPr>
-        <w:t xml:space="preserve">. </w:t>
-      </w:r>
-    </w:p>
-    <w:p>
-      <w:pPr>
-        <w:spacing w:line="480" w:lineRule="auto"/>
-        <w:rPr>
-          <w:rFonts w:ascii="Times New Roman" w:hAnsi="Times New Roman" w:cs="Times New Roman"/>
-        </w:rPr>
-      </w:pPr>
       <w:r>
         <w:rPr>
           <w:rFonts w:ascii="Times New Roman" w:hAnsi="Times New Roman" w:cs="Times New Roman"/>
@@ -9732,17 +9290,16 @@
           <w:bCs/>
           <w:noProof/>
         </w:rPr>
-        <w:lastRenderedPageBreak/>
         <mc:AlternateContent>
           <mc:Choice Requires="wpg">
             <w:drawing>
-              <wp:anchor distT="0" distB="0" distL="114300" distR="114300" simplePos="0" relativeHeight="251675648" behindDoc="1" locked="0" layoutInCell="1" allowOverlap="1" wp14:anchorId="2DBAF6D1" wp14:editId="3E9F3442">
+              <wp:anchor distT="0" distB="0" distL="114300" distR="114300" simplePos="0" relativeHeight="251675648" behindDoc="1" locked="0" layoutInCell="1" allowOverlap="1" wp14:anchorId="2DBAF6D1" wp14:editId="71D50701">
                 <wp:simplePos x="0" y="0"/>
                 <wp:positionH relativeFrom="column">
-                  <wp:posOffset>114300</wp:posOffset>
+                  <wp:posOffset>38937</wp:posOffset>
                 </wp:positionH>
                 <wp:positionV relativeFrom="paragraph">
-                  <wp:posOffset>1101725</wp:posOffset>
+                  <wp:posOffset>2781530</wp:posOffset>
                 </wp:positionV>
                 <wp:extent cx="5943600" cy="2971800"/>
                 <wp:effectExtent l="0" t="0" r="0" b="0"/>
@@ -9777,7 +9334,7 @@
                           </pic:cNvPicPr>
                         </pic:nvPicPr>
                         <pic:blipFill>
-                          <a:blip r:embed="rId21" cstate="print">
+                          <a:blip r:embed="rId17" cstate="print">
                             <a:extLst>
                               <a:ext uri="{28A0092B-C50C-407E-A947-70E740481C1C}">
                                 <a14:useLocalDpi xmlns:a14="http://schemas.microsoft.com/office/drawing/2010/main" val="0"/>
@@ -9918,28 +9475,9 @@
           </mc:Choice>
           <mc:Fallback>
             <w:pict>
-              <v:group w14:anchorId="0545BE4A" id="Group 4" o:spid="_x0000_s1026" style="position:absolute;margin-left:9pt;margin-top:86.75pt;width:468pt;height:234pt;z-index:-251640832" coordsize="59436,29718" o:gfxdata="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">
-                <v:shapetype id="_x0000_t75" coordsize="21600,21600" o:spt="75" o:preferrelative="t" path="m@4@5l@4@11@9@11@9@5xe" filled="f" stroked="f">
-                  <v:stroke joinstyle="miter"/>
-                  <v:formulas>
-                    <v:f eqn="if lineDrawn pixelLineWidth 0"/>
-                    <v:f eqn="sum @0 1 0"/>
-                    <v:f eqn="sum 0 0 @1"/>
-                    <v:f eqn="prod @2 1 2"/>
-                    <v:f eqn="prod @3 21600 pixelWidth"/>
-                    <v:f eqn="prod @3 21600 pixelHeight"/>
-                    <v:f eqn="sum @0 0 1"/>
-                    <v:f eqn="prod @6 1 2"/>
-                    <v:f eqn="prod @7 21600 pixelWidth"/>
-                    <v:f eqn="sum @8 21600 0"/>
-                    <v:f eqn="prod @7 21600 pixelHeight"/>
-                    <v:f eqn="sum @10 21600 0"/>
-                  </v:formulas>
-                  <v:path o:extrusionok="f" gradientshapeok="t" o:connecttype="rect"/>
-                  <o:lock v:ext="edit" aspectratio="t"/>
-                </v:shapetype>
+              <v:group w14:anchorId="7859B246" id="Group 4" o:spid="_x0000_s1026" style="position:absolute;margin-left:3.05pt;margin-top:219pt;width:468pt;height:234pt;z-index:-251640832" coordsize="59436,29718" o:gfxdata="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">
                 <v:shape id="Picture 2" o:spid="_x0000_s1027" type="#_x0000_t75" alt="A screenshot of a graph&#10;&#10;AI-generated content may be incorrect." style="position:absolute;width:59436;height:29718;visibility:visible;mso-wrap-style:square" o:gfxdata="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">
-                  <v:imagedata r:id="rId22" o:title="A screenshot of a graph&#10;&#10;AI-generated content may be incorrect"/>
+                  <v:imagedata r:id="rId18" o:title="A screenshot of a graph&#10;&#10;AI-generated content may be incorrect"/>
                 </v:shape>
                 <v:line id="Straight Connector 3" o:spid="_x0000_s1028" style="position:absolute;visibility:visible;mso-wrap-style:square" from="4096,3325" to="4096,10153" o:connectortype="straight" o:gfxdata="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" strokecolor="black [3200]" strokeweight="1.5pt">
                   <v:stroke joinstyle="miter"/>
@@ -9963,7 +9501,95 @@
         <w:rPr>
           <w:rFonts w:ascii="Times New Roman" w:hAnsi="Times New Roman" w:cs="Times New Roman"/>
         </w:rPr>
+        <w:t xml:space="preserve">species-poor </w:t>
+      </w:r>
+      <w:r>
+        <w:rPr>
+          <w:rFonts w:ascii="Times New Roman" w:hAnsi="Times New Roman" w:cs="Times New Roman"/>
+        </w:rPr>
+        <w:t xml:space="preserve">community states serve as </w:t>
+      </w:r>
+      <w:r>
+        <w:rPr>
+          <w:rFonts w:ascii="Times New Roman" w:hAnsi="Times New Roman" w:cs="Times New Roman"/>
+        </w:rPr>
+        <w:t xml:space="preserve">central </w:t>
+      </w:r>
+      <w:r>
+        <w:rPr>
+          <w:rFonts w:ascii="Times New Roman" w:hAnsi="Times New Roman" w:cs="Times New Roman"/>
+        </w:rPr>
+        <w:t>hub</w:t>
+      </w:r>
+      <w:r>
+        <w:rPr>
+          <w:rFonts w:ascii="Times New Roman" w:hAnsi="Times New Roman" w:cs="Times New Roman"/>
+        </w:rPr>
+        <w:t>s</w:t>
+      </w:r>
+      <w:r>
+        <w:rPr>
+          <w:rFonts w:ascii="Times New Roman" w:hAnsi="Times New Roman" w:cs="Times New Roman"/>
+        </w:rPr>
+        <w:t xml:space="preserve"> that connect </w:t>
+      </w:r>
+      <w:r>
+        <w:rPr>
+          <w:rFonts w:ascii="Times New Roman" w:hAnsi="Times New Roman" w:cs="Times New Roman"/>
+        </w:rPr>
+        <w:t xml:space="preserve">unique </w:t>
+      </w:r>
+      <w:r>
+        <w:rPr>
+          <w:rFonts w:ascii="Times New Roman" w:hAnsi="Times New Roman" w:cs="Times New Roman"/>
+        </w:rPr>
+        <w:t xml:space="preserve">community states. </w:t>
+      </w:r>
+    </w:p>
+    <w:p>
+      <w:pPr>
+        <w:spacing w:line="480" w:lineRule="auto"/>
+        <w:rPr>
+          <w:rFonts w:ascii="Times New Roman" w:hAnsi="Times New Roman" w:cs="Times New Roman"/>
+        </w:rPr>
+      </w:pPr>
+      <w:r>
+        <w:rPr>
+          <w:rFonts w:ascii="Times New Roman" w:hAnsi="Times New Roman" w:cs="Times New Roman"/>
+        </w:rPr>
         <w:t xml:space="preserve">Figure X: Differences in temporal structure of community states between extreme hot or dry years relative to normal years. See Table X for a detailed description of network metrics and Fig S for extreme years. </w:t>
+      </w:r>
+    </w:p>
+    <w:p>
+      <w:pPr>
+        <w:spacing w:line="480" w:lineRule="auto"/>
+        <w:rPr>
+          <w:rFonts w:ascii="Times New Roman" w:hAnsi="Times New Roman" w:cs="Times New Roman"/>
+          <w:b/>
+          <w:bCs/>
+        </w:rPr>
+      </w:pPr>
+      <w:r>
+        <w:rPr>
+          <w:rFonts w:ascii="Times New Roman" w:hAnsi="Times New Roman" w:cs="Times New Roman"/>
+          <w:b/>
+          <w:bCs/>
+        </w:rPr>
+        <w:t>Discussion</w:t>
+      </w:r>
+    </w:p>
+    <w:p>
+      <w:pPr>
+        <w:spacing w:line="480" w:lineRule="auto"/>
+        <w:rPr>
+          <w:rFonts w:ascii="Times New Roman" w:hAnsi="Times New Roman" w:cs="Times New Roman"/>
+        </w:rPr>
+      </w:pPr>
+      <w:r>
+        <w:rPr>
+          <w:rFonts w:ascii="Times New Roman" w:hAnsi="Times New Roman" w:cs="Times New Roman"/>
+        </w:rPr>
+        <w:t xml:space="preserve">Most analyses on community structure </w:t>
       </w:r>
     </w:p>
     <w:p>
@@ -9979,17 +9605,16 @@
         <w:spacing w:line="480" w:lineRule="auto"/>
         <w:rPr>
           <w:rFonts w:ascii="Times New Roman" w:hAnsi="Times New Roman" w:cs="Times New Roman"/>
-          <w:b/>
-          <w:bCs/>
         </w:rPr>
       </w:pPr>
-      <w:r>
-        <w:rPr>
-          <w:rFonts w:ascii="Times New Roman" w:hAnsi="Times New Roman" w:cs="Times New Roman"/>
-          <w:b/>
-          <w:bCs/>
-        </w:rPr>
-        <w:t>Discussion</w:t>
+      <w:commentRangeStart w:id="1"/>
+      <w:commentRangeEnd w:id="1"/>
+      <w:r>
+        <w:rPr>
+          <w:rStyle w:val="CommentReference"/>
+        </w:rPr>
+        <w:lastRenderedPageBreak/>
+        <w:commentReference w:id="1"/>
       </w:r>
     </w:p>
     <w:p>
@@ -10005,46 +9630,6 @@
         <w:spacing w:line="480" w:lineRule="auto"/>
         <w:rPr>
           <w:rFonts w:ascii="Times New Roman" w:hAnsi="Times New Roman" w:cs="Times New Roman"/>
-        </w:rPr>
-      </w:pPr>
-    </w:p>
-    <w:p>
-      <w:pPr>
-        <w:spacing w:line="480" w:lineRule="auto"/>
-        <w:rPr>
-          <w:rFonts w:ascii="Times New Roman" w:hAnsi="Times New Roman" w:cs="Times New Roman"/>
-        </w:rPr>
-      </w:pPr>
-    </w:p>
-    <w:p>
-      <w:pPr>
-        <w:spacing w:line="480" w:lineRule="auto"/>
-        <w:rPr>
-          <w:rFonts w:ascii="Times New Roman" w:hAnsi="Times New Roman" w:cs="Times New Roman"/>
-        </w:rPr>
-      </w:pPr>
-      <w:commentRangeStart w:id="1"/>
-      <w:commentRangeEnd w:id="1"/>
-      <w:r>
-        <w:rPr>
-          <w:rStyle w:val="CommentReference"/>
-        </w:rPr>
-        <w:commentReference w:id="1"/>
-      </w:r>
-    </w:p>
-    <w:p>
-      <w:pPr>
-        <w:spacing w:line="480" w:lineRule="auto"/>
-        <w:rPr>
-          <w:rFonts w:ascii="Times New Roman" w:hAnsi="Times New Roman" w:cs="Times New Roman"/>
-        </w:rPr>
-      </w:pPr>
-    </w:p>
-    <w:p>
-      <w:pPr>
-        <w:spacing w:line="480" w:lineRule="auto"/>
-        <w:rPr>
-          <w:rFonts w:ascii="Times New Roman" w:hAnsi="Times New Roman" w:cs="Times New Roman"/>
           <w:b/>
           <w:bCs/>
         </w:rPr>
@@ -10053,7 +9638,6 @@
         <w:rPr>
           <w:noProof/>
         </w:rPr>
-        <w:lastRenderedPageBreak/>
         <mc:AlternateContent>
           <mc:Choice Requires="wps">
             <w:drawing>
@@ -10113,7 +9697,7 @@
           </mc:Choice>
           <mc:Fallback>
             <w:pict>
-              <v:rect w14:anchorId="26C2EF79" id="Rectangle 2" o:spid="_x0000_s1026" style="width:24.2pt;height:24.2pt;visibility:visible;mso-wrap-style:square;mso-left-percent:-10001;mso-top-percent:-10001;mso-position-horizontal:absolute;mso-position-horizontal-relative:char;mso-position-vertical:absolute;mso-position-vertical-relative:line;mso-left-percent:-10001;mso-top-percent:-10001;v-text-anchor:top" o:gfxdata="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" filled="f" stroked="f">
+              <v:rect w14:anchorId="559C9F26" id="Rectangle 2" o:spid="_x0000_s1026" style="width:24.2pt;height:24.2pt;visibility:visible;mso-wrap-style:square;mso-left-percent:-10001;mso-top-percent:-10001;mso-position-horizontal:absolute;mso-position-horizontal-relative:char;mso-position-vertical:absolute;mso-position-vertical-relative:line;mso-left-percent:-10001;mso-top-percent:-10001;v-text-anchor:top" o:gfxdata="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" filled="f" stroked="f">
                 <o:lock v:ext="edit" aspectratio="t"/>
                 <w10:anchorlock/>
               </v:rect>
@@ -10144,7 +9728,7 @@
                     <pic:cNvPicPr/>
                   </pic:nvPicPr>
                   <pic:blipFill>
-                    <a:blip r:embed="rId23"/>
+                    <a:blip r:embed="rId19"/>
                     <a:stretch>
                       <a:fillRect/>
                     </a:stretch>
@@ -10208,7 +9792,7 @@
                     <pic:cNvPicPr/>
                   </pic:nvPicPr>
                   <pic:blipFill>
-                    <a:blip r:embed="rId24"/>
+                    <a:blip r:embed="rId20"/>
                     <a:stretch>
                       <a:fillRect/>
                     </a:stretch>
@@ -10260,18 +9844,8 @@
           <w:b/>
           <w:bCs/>
         </w:rPr>
-        <w:t>species (</w:t>
-      </w:r>
-      <w:proofErr w:type="gramStart"/>
-      <w:r>
-        <w:rPr>
-          <w:rFonts w:ascii="Times New Roman" w:hAnsi="Times New Roman" w:cs="Times New Roman"/>
-          <w:b/>
-          <w:bCs/>
-        </w:rPr>
-        <w:t>none</w:t>
-      </w:r>
-      <w:proofErr w:type="gramEnd"/>
+        <w:t>species (none</w:t>
+      </w:r>
       <w:r>
         <w:rPr>
           <w:rFonts w:ascii="Times New Roman" w:hAnsi="Times New Roman" w:cs="Times New Roman"/>
@@ -11140,7 +10714,7 @@
                     <pic:cNvPicPr/>
                   </pic:nvPicPr>
                   <pic:blipFill>
-                    <a:blip r:embed="rId25" cstate="print">
+                    <a:blip r:embed="rId21" cstate="print">
                       <a:extLst>
                         <a:ext uri="{28A0092B-C50C-407E-A947-70E740481C1C}">
                           <a14:useLocalDpi xmlns:a14="http://schemas.microsoft.com/office/drawing/2010/main" val="0"/>
@@ -11178,21 +10752,7 @@
         <w:rPr>
           <w:rFonts w:ascii="Times New Roman" w:hAnsi="Times New Roman" w:cs="Times New Roman"/>
         </w:rPr>
-        <w:t xml:space="preserve">Figure S2: Network metrics across ponds and annual cycles. Solic black points indicate pond </w:t>
-      </w:r>
-      <w:proofErr w:type="gramStart"/>
-      <w:r>
-        <w:rPr>
-          <w:rFonts w:ascii="Times New Roman" w:hAnsi="Times New Roman" w:cs="Times New Roman"/>
-        </w:rPr>
-        <w:t>mean ±</w:t>
-      </w:r>
-      <w:proofErr w:type="gramEnd"/>
-      <w:r>
-        <w:rPr>
-          <w:rFonts w:ascii="Times New Roman" w:hAnsi="Times New Roman" w:cs="Times New Roman"/>
-        </w:rPr>
-        <w:t xml:space="preserve">1SE (across annual cycles), and small points indicate the respective metric for a given year by pond combination with color indicating the respective annual cycle. </w:t>
+        <w:t xml:space="preserve">Figure S2: Network metrics across ponds and annual cycles. Solic black points indicate pond mean ±1SE (across annual cycles), and small points indicate the respective metric for a given year by pond combination with color indicating the respective annual cycle. </w:t>
       </w:r>
     </w:p>
     <w:p>
@@ -11224,7 +10784,7 @@
                     <pic:cNvPicPr/>
                   </pic:nvPicPr>
                   <pic:blipFill>
-                    <a:blip r:embed="rId26" cstate="print">
+                    <a:blip r:embed="rId22" cstate="print">
                       <a:extLst>
                         <a:ext uri="{28A0092B-C50C-407E-A947-70E740481C1C}">
                           <a14:useLocalDpi xmlns:a14="http://schemas.microsoft.com/office/drawing/2010/main" val="0"/>
@@ -11290,19 +10850,11 @@
         </w:rPr>
         <w:t xml:space="preserve">. </w:t>
       </w:r>
-      <w:proofErr w:type="gramStart"/>
-      <w:r>
-        <w:rPr>
-          <w:rFonts w:ascii="Times New Roman" w:hAnsi="Times New Roman" w:cs="Times New Roman"/>
-        </w:rPr>
-        <w:t>Pond :</w:t>
-      </w:r>
-      <w:proofErr w:type="gramEnd"/>
-      <w:r>
-        <w:rPr>
-          <w:rFonts w:ascii="Times New Roman" w:hAnsi="Times New Roman" w:cs="Times New Roman"/>
-        </w:rPr>
-        <w:t xml:space="preserve"> cycle is from a lack of fit test indicating whether adding a pond specific smoothing term significantly improves the fit of the respective GAM. Cycle identifies if there is a general trend that is shared across all </w:t>
+      <w:r>
+        <w:rPr>
+          <w:rFonts w:ascii="Times New Roman" w:hAnsi="Times New Roman" w:cs="Times New Roman"/>
+        </w:rPr>
+        <w:t xml:space="preserve">Pond : cycle is from a lack of fit test indicating whether adding a pond specific smoothing term significantly improves the fit of the respective GAM. Cycle identifies if there is a general trend that is shared across all </w:t>
       </w:r>
       <w:commentRangeStart w:id="2"/>
       <w:r>
@@ -11534,8 +11086,6 @@
                 <w:szCs w:val="22"/>
               </w:rPr>
             </w:pPr>
-            <w:proofErr w:type="spellStart"/>
-            <w:proofErr w:type="gramStart"/>
             <w:r>
               <w:rPr>
                 <w:rFonts w:ascii="Arial" w:eastAsia="Arial" w:hAnsi="Arial" w:cs="Arial"/>
@@ -11546,8 +11096,6 @@
               </w:rPr>
               <w:t>pond:cycle</w:t>
             </w:r>
-            <w:proofErr w:type="spellEnd"/>
-            <w:proofErr w:type="gramEnd"/>
           </w:p>
         </w:tc>
       </w:tr>
@@ -15446,19 +14994,8 @@
                 <w:sz w:val="22"/>
                 <w:szCs w:val="22"/>
               </w:rPr>
-              <w:t xml:space="preserve">Skewness edge </w:t>
+              <w:t>Skewness edge freq</w:t>
             </w:r>
-            <w:proofErr w:type="spellStart"/>
-            <w:r>
-              <w:rPr>
-                <w:rFonts w:ascii="Arial" w:eastAsia="Arial" w:hAnsi="Arial" w:cs="Arial"/>
-                <w:color w:val="000000"/>
-                <w:sz w:val="22"/>
-                <w:szCs w:val="22"/>
-              </w:rPr>
-              <w:t>freq</w:t>
-            </w:r>
-            <w:proofErr w:type="spellEnd"/>
           </w:p>
         </w:tc>
         <w:tc>
@@ -16831,21 +16368,7 @@
           <w:rFonts w:ascii="Times New Roman" w:hAnsi="Times New Roman" w:cs="Times New Roman"/>
         </w:rPr>
         <w:lastRenderedPageBreak/>
-        <w:t xml:space="preserve">Number of unique community states (nodes) </w:t>
-      </w:r>
-      <w:proofErr w:type="gramStart"/>
-      <w:r>
-        <w:rPr>
-          <w:rFonts w:ascii="Times New Roman" w:hAnsi="Times New Roman" w:cs="Times New Roman"/>
-        </w:rPr>
-        <w:t>in a given</w:t>
-      </w:r>
-      <w:proofErr w:type="gramEnd"/>
-      <w:r>
-        <w:rPr>
-          <w:rFonts w:ascii="Times New Roman" w:hAnsi="Times New Roman" w:cs="Times New Roman"/>
-        </w:rPr>
-        <w:t xml:space="preserve"> annual network at a pond as a function of the number of active species observed in the corresponding hear. The red line indicates the number of all possible unique states for a given number of species. Points indicate observed data at a given pond and year. The blue line indicates a second-order polynomial model fit to the data.</w:t>
+        <w:t>Number of unique community states (nodes) in a given annual network at a pond as a function of the number of active species observed in the corresponding hear. The red line indicates the number of all possible unique states for a given number of species. Points indicate observed data at a given pond and year. The blue line indicates a second-order polynomial model fit to the data.</w:t>
       </w:r>
       <w:r>
         <w:rPr>
@@ -16868,7 +16391,7 @@
                     <pic:cNvPicPr/>
                   </pic:nvPicPr>
                   <pic:blipFill>
-                    <a:blip r:embed="rId27"/>
+                    <a:blip r:embed="rId23"/>
                     <a:stretch>
                       <a:fillRect/>
                     </a:stretch>
@@ -17764,6 +17287,7 @@
   <w:style w:type="character" w:default="1" w:styleId="DefaultParagraphFont">
     <w:name w:val="Default Paragraph Font"/>
     <w:uiPriority w:val="1"/>
+    <w:semiHidden/>
     <w:unhideWhenUsed/>
   </w:style>
   <w:style w:type="table" w:default="1" w:styleId="TableNormal">
